--- a/docs/FoundryVTTDoc/Preparazione_Campagna.2022-10-27.docx
+++ b/docs/FoundryVTTDoc/Preparazione_Campagna.2022-10-27.docx
@@ -110,7 +110,6 @@
         </w:rPr>
         <w:t xml:space="preserve">regole base</w:t>
       </w:r>
-      <w:r/>
       <w:bookmarkEnd w:id="17"/>
       <w:r/>
       <w:r/>
@@ -196,6 +195,7 @@
             </w:r>
           </w:hyperlink>
           <w:r/>
+          <w:r/>
         </w:p>
         <w:p>
           <w:pPr>
@@ -204,6 +204,7 @@
               <w:tab w:val="right" w:pos="9638" w:leader="dot"/>
             </w:tabs>
           </w:pPr>
+          <w:r/>
           <w:hyperlink w:tooltip="#_Toc2" w:anchor="_Toc2" w:history="1">
             <w:r>
               <w:rPr>
@@ -240,6 +241,7 @@
             </w:r>
           </w:hyperlink>
           <w:r/>
+          <w:r/>
         </w:p>
         <w:p>
           <w:pPr>
@@ -248,6 +250,7 @@
               <w:tab w:val="right" w:pos="9638" w:leader="dot"/>
             </w:tabs>
           </w:pPr>
+          <w:r/>
           <w:hyperlink w:tooltip="#_Toc3" w:anchor="_Toc3" w:history="1">
             <w:r>
               <w:rPr>
@@ -284,6 +287,7 @@
             </w:r>
           </w:hyperlink>
           <w:r/>
+          <w:r/>
         </w:p>
         <w:p>
           <w:pPr>
@@ -292,6 +296,7 @@
               <w:tab w:val="right" w:pos="9638" w:leader="dot"/>
             </w:tabs>
           </w:pPr>
+          <w:r/>
           <w:hyperlink w:tooltip="#_Toc4" w:anchor="_Toc4" w:history="1">
             <w:r>
               <w:rPr>
@@ -335,6 +340,7 @@
             </w:r>
           </w:hyperlink>
           <w:r/>
+          <w:r/>
         </w:p>
         <w:p>
           <w:pPr>
@@ -346,6 +352,7 @@
               <w:rFonts w:ascii="Arial" w:hAnsi="Arial"/>
             </w:rPr>
           </w:pPr>
+          <w:r/>
           <w:hyperlink w:tooltip="#_Toc5" w:anchor="_Toc5" w:history="1">
             <w:r>
               <w:rPr>
@@ -385,6 +392,7 @@
               <w:rFonts w:ascii="Arial" w:hAnsi="Arial"/>
             </w:rPr>
           </w:r>
+          <w:r/>
         </w:p>
         <w:p>
           <w:pPr>
@@ -396,6 +404,7 @@
               <w:rFonts w:ascii="Calibri" w:hAnsi="Calibri"/>
             </w:rPr>
           </w:pPr>
+          <w:r/>
           <w:hyperlink w:tooltip="#_Toc6" w:anchor="_Toc6" w:history="1">
             <w:r>
               <w:rPr>
@@ -435,6 +444,7 @@
               <w:rFonts w:ascii="Calibri" w:hAnsi="Calibri"/>
             </w:rPr>
           </w:r>
+          <w:r/>
         </w:p>
         <w:p>
           <w:pPr>
@@ -446,6 +456,7 @@
               <w:rFonts w:ascii="Calibri" w:hAnsi="Calibri"/>
             </w:rPr>
           </w:pPr>
+          <w:r/>
           <w:hyperlink w:tooltip="#_Toc7" w:anchor="_Toc7" w:history="1">
             <w:r>
               <w:rPr>
@@ -484,6 +495,7 @@
               <w:rFonts w:ascii="Calibri" w:hAnsi="Calibri"/>
             </w:rPr>
           </w:r>
+          <w:r/>
         </w:p>
         <w:p>
           <w:pPr>
@@ -495,6 +507,7 @@
               <w:rFonts w:ascii="Calibri" w:hAnsi="Calibri"/>
             </w:rPr>
           </w:pPr>
+          <w:r/>
           <w:hyperlink w:tooltip="#_Toc8" w:anchor="_Toc8" w:history="1">
             <w:r>
               <w:rPr>
@@ -541,6 +554,7 @@
               <w:rFonts w:ascii="Calibri" w:hAnsi="Calibri"/>
             </w:rPr>
           </w:r>
+          <w:r/>
         </w:p>
         <w:p>
           <w:pPr>
@@ -552,6 +566,7 @@
               <w:rFonts w:ascii="Calibri" w:hAnsi="Calibri"/>
             </w:rPr>
           </w:pPr>
+          <w:r/>
           <w:hyperlink w:tooltip="#_Toc9" w:anchor="_Toc9" w:history="1">
             <w:r>
               <w:rPr>
@@ -599,6 +614,7 @@
               <w:rFonts w:ascii="Calibri" w:hAnsi="Calibri"/>
             </w:rPr>
           </w:r>
+          <w:r/>
         </w:p>
         <w:p>
           <w:pPr>
@@ -610,6 +626,7 @@
               <w:rFonts w:ascii="Calibri" w:hAnsi="Calibri"/>
             </w:rPr>
           </w:pPr>
+          <w:r/>
           <w:hyperlink w:tooltip="#_Toc10" w:anchor="_Toc10" w:history="1">
             <w:r>
               <w:rPr>
@@ -649,6 +666,7 @@
               <w:rFonts w:ascii="Calibri" w:hAnsi="Calibri"/>
             </w:rPr>
           </w:r>
+          <w:r/>
         </w:p>
         <w:p>
           <w:pPr>
@@ -657,6 +675,7 @@
               <w:tab w:val="right" w:pos="9638" w:leader="dot"/>
             </w:tabs>
           </w:pPr>
+          <w:r/>
           <w:hyperlink w:tooltip="#_Toc11" w:anchor="_Toc11" w:history="1">
             <w:r>
               <w:rPr>
@@ -691,6 +710,7 @@
             </w:r>
           </w:hyperlink>
           <w:r/>
+          <w:r/>
         </w:p>
         <w:p>
           <w:pPr>
@@ -698,11 +718,9 @@
               <w:rFonts w:ascii="Calibri" w:hAnsi="Calibri"/>
             </w:rPr>
           </w:pPr>
-          <w:r/>
           <w:r>
             <w:fldChar w:fldCharType="end"/>
           </w:r>
-          <w:r/>
           <w:r/>
         </w:p>
       </w:sdtContent>
@@ -852,7 +870,6 @@
         </w:rPr>
         <w:t xml:space="preserve">La lingua è inglese o italiano ?</w:t>
       </w:r>
-      <w:r/>
       <w:bookmarkEnd w:id="19"/>
       <w:r/>
       <w:r/>
@@ -1095,7 +1112,6 @@
       <w:r>
         <w:t xml:space="preserve"> da utilizzare ?</w:t>
       </w:r>
-      <w:r/>
       <w:bookmarkEnd w:id="20"/>
       <w:r/>
       <w:r/>
@@ -1400,7 +1416,6 @@
         </w:rPr>
         <w:t xml:space="preserve">Abilitare “WebGL”sul browser Chromium scelto</w:t>
       </w:r>
-      <w:r/>
       <w:bookmarkEnd w:id="21"/>
       <w:r/>
       <w:r/>
@@ -1703,7 +1718,6 @@
         </w:rPr>
         <w:t xml:space="preserve">Abilitare “Override software rendering list” sul browser chromium</w:t>
       </w:r>
-      <w:r/>
       <w:bookmarkEnd w:id="22"/>
       <w:r/>
       <w:r/>
@@ -2033,7 +2047,6 @@
       <w:r>
         <w:t xml:space="preserve">[OPZIONALE MA CONSIGLIATO] Installare l’addon di Chrome/Brave “CORS Unblock”</w:t>
       </w:r>
-      <w:r/>
       <w:bookmarkEnd w:id="23"/>
       <w:r/>
       <w:r/>
@@ -2605,7 +2618,6 @@
         </w:rPr>
         <w:t xml:space="preserve">Server fatti in casa</w:t>
       </w:r>
-      <w:r/>
       <w:bookmarkEnd w:id="24"/>
       <w:r/>
       <w:r/>
@@ -3119,7 +3131,6 @@
         </w:rPr>
         <w:t xml:space="preserve">Abilitare l’audio del Browser</w:t>
       </w:r>
-      <w:r/>
       <w:bookmarkEnd w:id="25"/>
       <w:r/>
       <w:r/>
@@ -3599,7 +3610,6 @@
         </w:rPr>
         <w:t xml:space="preserve">Come costruiamo il personaggio (Punti vita, tool ecc.)</w:t>
       </w:r>
-      <w:r/>
       <w:bookmarkEnd w:id="26"/>
       <w:r/>
       <w:r/>
@@ -3841,7 +3851,6 @@
       <w:r>
         <w:t xml:space="preserve">Creazione automatizzata del personaggio con il modulo Plutonium</w:t>
       </w:r>
-      <w:r/>
       <w:bookmarkEnd w:id="27"/>
       <w:r/>
       <w:r/>
@@ -3905,7 +3914,49 @@
           <w:szCs w:val="24"/>
           <w:lang w:val="en" w:eastAsia="zh-CN" w:bidi="hi-IN"/>
         </w:rPr>
-        <w:t xml:space="preserve">per la costruzione del personaggio è il tool di 5etools presente nel software di FoundryVTT. Chiamato plutonium (</w:t>
+        <w:t xml:space="preserve">per la costruzione </w:t>
+      </w:r>
+      <w:r>
+        <w:rPr>
+          <w:rFonts w:eastAsia="Arial" w:cs="Arial"/>
+          <w:i/>
+          <w:iCs/>
+          <w:color w:val="333333"/>
+          <w:sz w:val="24"/>
+          <w:szCs w:val="24"/>
+          <w:lang w:val="it-IT"/>
+        </w:rPr>
+        <w:t xml:space="preserve">“tecnica” </w:t>
+      </w:r>
+      <w:r>
+        <w:rPr>
+          <w:rFonts w:eastAsia="Arial" w:cs="Arial"/>
+          <w:color w:val="333333"/>
+          <w:sz w:val="24"/>
+          <w:szCs w:val="24"/>
+          <w:lang w:val="en" w:eastAsia="zh-CN" w:bidi="hi-IN"/>
+        </w:rPr>
+        <w:t xml:space="preserve">del personaggio è il tool di 5etools presente nel software di FoundryVTT</w:t>
+      </w:r>
+      <w:r>
+        <w:rPr>
+          <w:rFonts w:eastAsia="Arial" w:cs="Arial"/>
+          <w:color w:val="333333"/>
+          <w:sz w:val="24"/>
+          <w:szCs w:val="24"/>
+          <w:lang w:val="it-IT"/>
+        </w:rPr>
+        <w:t xml:space="preserve">, c</w:t>
+      </w:r>
+      <w:r>
+        <w:rPr>
+          <w:rFonts w:eastAsia="Arial" w:cs="Arial"/>
+          <w:color w:val="333333"/>
+          <w:sz w:val="24"/>
+          <w:szCs w:val="24"/>
+          <w:lang w:val="en" w:eastAsia="zh-CN" w:bidi="hi-IN"/>
+        </w:rPr>
+        <w:t xml:space="preserve">hiamato plutonium (</w:t>
       </w:r>
       <w:hyperlink r:id="rId35" w:tooltip="https://5etools-mirror-1.github.io/plutonium.html" w:history="1">
         <w:r>
@@ -3968,7 +4019,27 @@
           <w:szCs w:val="24"/>
           <w:lang w:val="en" w:eastAsia="zh-CN" w:bidi="hi-IN"/>
         </w:rPr>
-        <w:t xml:space="preserve">Di seguito i link ad alcuni video tutorial in italiano :</w:t>
+        <w:t xml:space="preserve">Di seguito i link ad alcuni video tutorial in italiano </w:t>
+      </w:r>
+      <w:r>
+        <w:rPr>
+          <w:rFonts w:eastAsia="Arial" w:cs="Arial"/>
+          <w:color w:val="333333"/>
+          <w:sz w:val="24"/>
+          <w:szCs w:val="24"/>
+          <w:lang w:val="it-IT"/>
+        </w:rPr>
+        <w:t xml:space="preserve">per darvi un’anteprima della cosa</w:t>
+      </w:r>
+      <w:r>
+        <w:rPr>
+          <w:rFonts w:eastAsia="Arial" w:cs="Arial"/>
+          <w:color w:val="333333"/>
+          <w:sz w:val="24"/>
+          <w:szCs w:val="24"/>
+          <w:lang w:val="en" w:eastAsia="zh-CN" w:bidi="hi-IN"/>
+        </w:rPr>
+        <w:t xml:space="preserve">:</w:t>
       </w:r>
       <w:r/>
     </w:p>
@@ -4015,20 +4086,17 @@
       </w:hyperlink>
       <w:r/>
       <w:r/>
-    </w:p>
-    <w:p>
-      <w:pPr>
-        <w:pStyle w:val="834"/>
-        <w:rPr>
-          <w:color w:val="333333"/>
-        </w:rPr>
-      </w:pPr>
       <w:r>
         <w:rPr>
           <w:color w:val="333333"/>
         </w:rPr>
       </w:r>
       <w:r/>
+      <w:r>
+        <w:rPr>
+          <w:color w:val="333333"/>
+        </w:rPr>
+      </w:r>
     </w:p>
     <w:p>
       <w:pPr>
@@ -4109,7 +4177,12 @@
         <w:jc w:val="left"/>
         <w:spacing w:before="0" w:after="140"/>
         <w:rPr>
+          <w:rFonts w:eastAsia="Arial" w:cs="Arial"/>
           <w:color w:val="333333"/>
+          <w:sz w:val="24"/>
+          <w:szCs w:val="24"/>
+          <w:highlight w:val="none"/>
+          <w:lang w:val="en" w:eastAsia="zh-CN" w:bidi="hi-IN"/>
         </w:rPr>
       </w:pPr>
       <w:r>
@@ -4195,6 +4268,3439 @@
         <w:t xml:space="preserve">.</w:t>
       </w:r>
       <w:r/>
+    </w:p>
+    <w:p>
+      <w:pPr>
+        <w:pStyle w:val="828"/>
+        <w:numPr>
+          <w:ilvl w:val="2"/>
+          <w:numId w:val="11"/>
+        </w:numPr>
+        <w:rPr>
+          <w:color w:val="333333"/>
+        </w:rPr>
+      </w:pPr>
+      <w:r>
+        <w:rPr>
+          <w:highlight w:val="none"/>
+        </w:rPr>
+      </w:r>
+      <w:r>
+        <w:rPr>
+          <w:highlight w:val="none"/>
+        </w:rPr>
+      </w:r>
+    </w:p>
+    <w:p>
+      <w:pPr>
+        <w:pStyle w:val="828"/>
+        <w:numPr>
+          <w:ilvl w:val="2"/>
+          <w:numId w:val="11"/>
+        </w:numPr>
+        <w:rPr>
+          <w:color w:val="333333"/>
+        </w:rPr>
+      </w:pPr>
+      <w:r/>
+      <w:r>
+        <w:t xml:space="preserve">Per i tiri delle statistiche cosa si usa ?</w:t>
+      </w:r>
+      <w:r/>
+    </w:p>
+    <w:p>
+      <w:pPr>
+        <w:pStyle w:val="834"/>
+        <w:jc w:val="left"/>
+        <w:spacing w:before="0" w:after="140"/>
+        <w:rPr>
+          <w:color w:val="333333"/>
+        </w:rPr>
+      </w:pPr>
+      <w:r>
+        <w:rPr>
+          <w:color w:val="333333"/>
+        </w:rPr>
+      </w:r>
+      <w:r>
+        <w:rPr>
+          <w:color w:val="333333"/>
+        </w:rPr>
+      </w:r>
+    </w:p>
+    <w:p>
+      <w:pPr>
+        <w:pStyle w:val="834"/>
+        <w:jc w:val="left"/>
+        <w:spacing w:before="0" w:after="140"/>
+        <w:rPr>
+          <w:rFonts w:eastAsia="Arial" w:cs="Arial"/>
+          <w:color w:val="333333"/>
+          <w:sz w:val="24"/>
+          <w:szCs w:val="24"/>
+          <w:highlight w:val="none"/>
+          <w:lang w:val="it-IT"/>
+        </w:rPr>
+      </w:pPr>
+      <w:r>
+        <w:rPr>
+          <w:rFonts w:eastAsia="Arial" w:cs="Arial"/>
+          <w:color w:val="333333"/>
+          <w:sz w:val="24"/>
+          <w:szCs w:val="24"/>
+          <w:highlight w:val="none"/>
+          <w:lang w:val="it-IT"/>
+        </w:rPr>
+        <w:t xml:space="preserve">I metodi  “</w:t>
+      </w:r>
+      <w:r>
+        <w:rPr>
+          <w:rFonts w:eastAsia="Arial" w:cs="Arial"/>
+          <w:i/>
+          <w:iCs/>
+          <w:color w:val="333333"/>
+          <w:sz w:val="24"/>
+          <w:szCs w:val="24"/>
+          <w:highlight w:val="none"/>
+          <w:lang w:val="it-IT"/>
+        </w:rPr>
+        <w:t xml:space="preserve">standard” accettati </w:t>
+      </w:r>
+      <w:r>
+        <w:rPr>
+          <w:rFonts w:eastAsia="Arial" w:cs="Arial"/>
+          <w:color w:val="333333"/>
+          <w:sz w:val="24"/>
+          <w:szCs w:val="24"/>
+          <w:highlight w:val="none"/>
+          <w:lang w:val="it-IT"/>
+        </w:rPr>
+        <w:t xml:space="preserve">sono i seguenti:</w:t>
+      </w:r>
+      <w:r>
+        <w:rPr>
+          <w:rFonts w:eastAsia="Arial" w:cs="Arial"/>
+          <w:color w:val="333333"/>
+          <w:sz w:val="24"/>
+          <w:szCs w:val="24"/>
+          <w:highlight w:val="none"/>
+          <w:lang w:val="en" w:eastAsia="zh-CN" w:bidi="hi-IN"/>
+        </w:rPr>
+      </w:r>
+    </w:p>
+    <w:p>
+      <w:pPr>
+        <w:pStyle w:val="834"/>
+        <w:numPr>
+          <w:ilvl w:val="0"/>
+          <w:numId w:val="12"/>
+        </w:numPr>
+        <w:jc w:val="left"/>
+        <w:spacing w:before="0" w:after="140"/>
+        <w:rPr>
+          <w:rFonts w:eastAsia="Arial" w:cs="Arial"/>
+          <w:color w:val="333333"/>
+          <w:sz w:val="24"/>
+          <w:szCs w:val="24"/>
+          <w:highlight w:val="none"/>
+          <w:lang w:val="it-IT"/>
+        </w:rPr>
+      </w:pPr>
+      <w:r>
+        <w:rPr>
+          <w:rFonts w:eastAsia="Arial" w:cs="Arial"/>
+          <w:color w:val="333333"/>
+          <w:sz w:val="24"/>
+          <w:szCs w:val="24"/>
+          <w:highlight w:val="none"/>
+          <w:lang w:val="it-IT"/>
+        </w:rPr>
+        <w:t xml:space="preserve">STANDARD ARRAY </w:t>
+      </w:r>
+      <w:r>
+        <w:rPr>
+          <w:rFonts w:eastAsia="Arial" w:cs="Arial"/>
+          <w:color w:val="333333"/>
+          <w:sz w:val="24"/>
+          <w:szCs w:val="24"/>
+          <w:highlight w:val="none"/>
+          <w:lang w:val="en" w:eastAsia="zh-CN" w:bidi="hi-IN"/>
+        </w:rPr>
+      </w:r>
+    </w:p>
+    <w:p>
+      <w:pPr>
+        <w:pStyle w:val="834"/>
+        <w:numPr>
+          <w:ilvl w:val="0"/>
+          <w:numId w:val="12"/>
+        </w:numPr>
+        <w:jc w:val="left"/>
+        <w:spacing w:before="0" w:after="140"/>
+        <w:rPr>
+          <w:rFonts w:eastAsia="Arial" w:cs="Arial"/>
+          <w:color w:val="333333"/>
+          <w:sz w:val="24"/>
+          <w:szCs w:val="24"/>
+          <w:highlight w:val="none"/>
+          <w:lang w:val="it-IT"/>
+        </w:rPr>
+      </w:pPr>
+      <w:r>
+        <w:rPr>
+          <w:rFonts w:eastAsia="Arial" w:cs="Arial"/>
+          <w:color w:val="333333"/>
+          <w:sz w:val="24"/>
+          <w:szCs w:val="24"/>
+          <w:highlight w:val="none"/>
+          <w:lang w:val="it-IT"/>
+        </w:rPr>
+        <w:t xml:space="preserve">POINT BUY</w:t>
+      </w:r>
+      <w:r>
+        <w:rPr>
+          <w:rFonts w:eastAsia="Arial" w:cs="Arial"/>
+          <w:color w:val="333333"/>
+          <w:sz w:val="24"/>
+          <w:szCs w:val="24"/>
+          <w:highlight w:val="none"/>
+          <w:lang w:val="en" w:eastAsia="zh-CN" w:bidi="hi-IN"/>
+        </w:rPr>
+      </w:r>
+    </w:p>
+    <w:p>
+      <w:pPr>
+        <w:pStyle w:val="834"/>
+        <w:numPr>
+          <w:ilvl w:val="0"/>
+          <w:numId w:val="12"/>
+        </w:numPr>
+        <w:jc w:val="left"/>
+        <w:spacing w:before="0" w:after="140"/>
+        <w:rPr>
+          <w:rFonts w:eastAsia="Arial" w:cs="Arial"/>
+          <w:color w:val="333333"/>
+          <w:sz w:val="24"/>
+          <w:szCs w:val="24"/>
+          <w:highlight w:val="none"/>
+          <w:lang w:val="it-IT"/>
+        </w:rPr>
+      </w:pPr>
+      <w:r>
+        <w:rPr>
+          <w:rFonts w:eastAsia="Arial" w:cs="Arial"/>
+          <w:color w:val="333333"/>
+          <w:sz w:val="24"/>
+          <w:szCs w:val="24"/>
+          <w:highlight w:val="none"/>
+          <w:lang w:val="it-IT"/>
+        </w:rPr>
+        <w:t xml:space="preserve">ROLL 4d6 rilancio degli uno  (</w:t>
+      </w:r>
+      <w:r>
+        <w:rPr>
+          <w:rFonts w:eastAsia="Arial" w:cs="Arial"/>
+          <w:color w:val="333333"/>
+          <w:sz w:val="24"/>
+          <w:szCs w:val="24"/>
+          <w:highlight w:val="none"/>
+          <w:lang w:val="it-IT"/>
+        </w:rPr>
+        <w:t xml:space="preserve">4d6dl1</w:t>
+      </w:r>
+      <w:r>
+        <w:rPr>
+          <w:rFonts w:eastAsia="Arial" w:cs="Arial"/>
+          <w:color w:val="333333"/>
+          <w:sz w:val="24"/>
+          <w:szCs w:val="24"/>
+          <w:highlight w:val="none"/>
+          <w:lang w:val="it-IT"/>
+        </w:rPr>
+        <w:t xml:space="preserve">)</w:t>
+      </w:r>
+      <w:r>
+        <w:rPr>
+          <w:rFonts w:eastAsia="Arial" w:cs="Arial"/>
+          <w:color w:val="333333"/>
+          <w:sz w:val="24"/>
+          <w:szCs w:val="24"/>
+          <w:highlight w:val="none"/>
+          <w:lang w:val="en" w:eastAsia="zh-CN" w:bidi="hi-IN"/>
+        </w:rPr>
+      </w:r>
+    </w:p>
+    <w:p>
+      <w:pPr>
+        <w:pStyle w:val="834"/>
+        <w:ind w:left="0" w:firstLine="0"/>
+        <w:jc w:val="left"/>
+        <w:spacing w:before="0" w:after="140"/>
+        <w:rPr>
+          <w:rFonts w:eastAsia="Arial" w:cs="Arial"/>
+          <w:color w:val="333333"/>
+          <w:sz w:val="24"/>
+          <w:szCs w:val="24"/>
+          <w:highlight w:val="none"/>
+          <w:lang w:val="en" w:eastAsia="zh-CN" w:bidi="hi-IN"/>
+        </w:rPr>
+      </w:pPr>
+      <w:r>
+        <w:rPr>
+          <w:rFonts w:eastAsia="Arial" w:cs="Arial"/>
+          <w:color w:val="333333"/>
+          <w:sz w:val="24"/>
+          <w:szCs w:val="24"/>
+          <w:highlight w:val="none"/>
+          <w:lang w:val="it-IT"/>
+        </w:rPr>
+        <w:t xml:space="preserve">Ci sono state discussioni su questo seriamente scegliete quello che preferite in fase di costruzione del personaggio offro comunque un’alternativa la “</w:t>
+      </w:r>
+      <w:r>
+        <w:rPr>
+          <w:rFonts w:eastAsia="Arial" w:cs="Arial"/>
+          <w:i/>
+          <w:iCs/>
+          <w:color w:val="333333"/>
+          <w:sz w:val="24"/>
+          <w:szCs w:val="24"/>
+          <w:highlight w:val="none"/>
+          <w:lang w:val="it-IT"/>
+        </w:rPr>
+        <w:t xml:space="preserve">Hard to die” formula del lancio dei tiri</w:t>
+      </w:r>
+      <w:r>
+        <w:rPr>
+          <w:rFonts w:eastAsia="Arial" w:cs="Arial"/>
+          <w:color w:val="333333"/>
+          <w:sz w:val="24"/>
+          <w:szCs w:val="24"/>
+          <w:highlight w:val="none"/>
+          <w:lang w:val="it-IT"/>
+        </w:rPr>
+        <w:t xml:space="preserve">:</w:t>
+      </w:r>
+      <w:r>
+        <w:rPr>
+          <w:rFonts w:eastAsia="Arial" w:cs="Arial"/>
+          <w:color w:val="333333"/>
+          <w:sz w:val="24"/>
+          <w:szCs w:val="24"/>
+          <w:highlight w:val="none"/>
+          <w:lang w:val="en" w:eastAsia="zh-CN" w:bidi="hi-IN"/>
+        </w:rPr>
+      </w:r>
+    </w:p>
+    <w:p>
+      <w:pPr>
+        <w:pStyle w:val="834"/>
+        <w:numPr>
+          <w:ilvl w:val="0"/>
+          <w:numId w:val="13"/>
+        </w:numPr>
+        <w:jc w:val="left"/>
+        <w:spacing w:before="0" w:after="140"/>
+        <w:rPr>
+          <w:rFonts w:eastAsia="Arial" w:cs="Arial"/>
+          <w:color w:val="333333"/>
+          <w:sz w:val="24"/>
+          <w:szCs w:val="24"/>
+          <w:highlight w:val="none"/>
+          <w:lang w:val="en" w:eastAsia="zh-CN" w:bidi="hi-IN"/>
+        </w:rPr>
+      </w:pPr>
+      <w:r>
+        <w:rPr>
+          <w:rFonts w:eastAsia="Arial" w:cs="Arial"/>
+          <w:color w:val="333333"/>
+          <w:sz w:val="24"/>
+          <w:szCs w:val="24"/>
+          <w:highlight w:val="none"/>
+          <w:lang w:val="it-IT"/>
+        </w:rPr>
+      </w:r>
+      <w:r>
+        <w:rPr>
+          <w:rFonts w:eastAsia="Arial" w:cs="Arial"/>
+          <w:color w:val="333333"/>
+          <w:sz w:val="24"/>
+          <w:szCs w:val="24"/>
+          <w:highlight w:val="none"/>
+          <w:lang w:val="it-IT"/>
+        </w:rPr>
+        <w:t xml:space="preserve">ROLL 4d6 rilancio dei numeri minori e uguali a tre e somma dei tre piu’ alti</w:t>
+      </w:r>
+      <w:r/>
+      <w:r>
+        <w:rPr>
+          <w:rFonts w:eastAsia="Arial" w:cs="Arial"/>
+          <w:color w:val="333333"/>
+          <w:sz w:val="24"/>
+          <w:szCs w:val="24"/>
+          <w:highlight w:val="none"/>
+          <w:lang w:val="it-IT"/>
+        </w:rPr>
+        <w:t xml:space="preserve"> (</w:t>
+      </w:r>
+      <w:r>
+        <w:rPr>
+          <w:rFonts w:eastAsia="Arial" w:cs="Arial"/>
+          <w:color w:val="333333"/>
+          <w:sz w:val="24"/>
+          <w:szCs w:val="24"/>
+          <w:highlight w:val="none"/>
+          <w:lang w:val="it-IT"/>
+        </w:rPr>
+        <w:t xml:space="preserve">4d6r&lt;3kh3</w:t>
+      </w:r>
+      <w:r>
+        <w:rPr>
+          <w:rFonts w:eastAsia="Arial" w:cs="Arial"/>
+          <w:color w:val="333333"/>
+          <w:sz w:val="24"/>
+          <w:szCs w:val="24"/>
+          <w:highlight w:val="none"/>
+          <w:lang w:val="it-IT"/>
+        </w:rPr>
+        <w:t xml:space="preserve">)</w:t>
+      </w:r>
+      <w:r>
+        <w:rPr>
+          <w:rFonts w:eastAsia="Arial" w:cs="Arial"/>
+          <w:color w:val="333333"/>
+          <w:sz w:val="24"/>
+          <w:szCs w:val="24"/>
+          <w:highlight w:val="none"/>
+          <w:lang w:val="en" w:eastAsia="zh-CN" w:bidi="hi-IN"/>
+        </w:rPr>
+      </w:r>
+    </w:p>
+    <w:p>
+      <w:pPr>
+        <w:pStyle w:val="834"/>
+        <w:ind w:left="0" w:firstLine="0"/>
+        <w:jc w:val="left"/>
+        <w:spacing w:before="0" w:after="140"/>
+        <w:rPr>
+          <w:rFonts w:eastAsia="Arial" w:cs="Arial"/>
+          <w:color w:val="333333"/>
+          <w:sz w:val="24"/>
+          <w:szCs w:val="24"/>
+          <w:highlight w:val="none"/>
+          <w:lang w:val="it-IT"/>
+        </w:rPr>
+      </w:pPr>
+      <w:r>
+        <w:rPr>
+          <w:rFonts w:eastAsia="Arial" w:cs="Arial"/>
+          <w:color w:val="333333"/>
+          <w:sz w:val="24"/>
+          <w:szCs w:val="24"/>
+          <w:highlight w:val="none"/>
+          <w:lang w:val="it-IT"/>
+        </w:rPr>
+        <w:t xml:space="preserve">Vi è la remota possibilità di avere meno che con il POINT BUY o lo STANDARD ARRAY, ma è qualcosa che dovete scegliere voi.</w:t>
+      </w:r>
+      <w:r>
+        <w:rPr>
+          <w:rFonts w:eastAsia="Arial" w:cs="Arial"/>
+          <w:color w:val="333333"/>
+          <w:sz w:val="24"/>
+          <w:szCs w:val="24"/>
+          <w:highlight w:val="none"/>
+          <w:lang w:val="en" w:eastAsia="zh-CN" w:bidi="hi-IN"/>
+        </w:rPr>
+      </w:r>
+    </w:p>
+    <w:p>
+      <w:pPr>
+        <w:pStyle w:val="834"/>
+        <w:ind w:left="0" w:firstLine="0"/>
+        <w:jc w:val="left"/>
+        <w:spacing w:before="0" w:after="140"/>
+        <w:rPr>
+          <w:rFonts w:eastAsia="Arial" w:cs="Arial"/>
+          <w:color w:val="333333"/>
+          <w:sz w:val="24"/>
+          <w:szCs w:val="24"/>
+          <w:highlight w:val="none"/>
+          <w:lang w:val="it-IT"/>
+        </w:rPr>
+      </w:pPr>
+      <w:r>
+        <w:rPr>
+          <w:rFonts w:eastAsia="Arial" w:cs="Arial"/>
+          <w:color w:val="333333"/>
+          <w:sz w:val="24"/>
+          <w:szCs w:val="24"/>
+          <w:highlight w:val="none"/>
+          <w:lang w:val="it-IT"/>
+        </w:rPr>
+        <w:t xml:space="preserve">In più per esperienza di un gioco più “relax” per chi vuole o non è esperto del gioco applico una regola homebrew, un’aggiunta fissa di 5 HP aggiuntivi ai personaggi all’atto della creazione (per chi li volesse) questo perchè in casi molto sfortunati due colpi buttano giù un player è si finisce in discussioni ...</w:t>
+      </w:r>
+      <w:r>
+        <w:rPr>
+          <w:rFonts w:eastAsia="Arial" w:cs="Arial"/>
+          <w:color w:val="333333"/>
+          <w:sz w:val="24"/>
+          <w:szCs w:val="24"/>
+          <w:highlight w:val="none"/>
+          <w:lang w:val="en" w:eastAsia="zh-CN" w:bidi="hi-IN"/>
+        </w:rPr>
+      </w:r>
+    </w:p>
+    <w:p>
+      <w:pPr>
+        <w:pStyle w:val="834"/>
+        <w:ind w:left="0" w:firstLine="0"/>
+        <w:jc w:val="left"/>
+        <w:spacing w:before="0" w:after="140"/>
+        <w:rPr>
+          <w:rFonts w:eastAsia="Arial" w:cs="Arial"/>
+          <w:color w:val="333333"/>
+          <w:sz w:val="24"/>
+          <w:szCs w:val="24"/>
+          <w:highlight w:val="none"/>
+          <w:lang w:val="en" w:eastAsia="zh-CN" w:bidi="hi-IN"/>
+        </w:rPr>
+      </w:pPr>
+      <w:r>
+        <w:rPr>
+          <w:rFonts w:eastAsia="Arial" w:cs="Arial"/>
+          <w:color w:val="333333"/>
+          <w:sz w:val="24"/>
+          <w:szCs w:val="24"/>
+          <w:highlight w:val="none"/>
+          <w:lang w:val="en" w:eastAsia="zh-CN" w:bidi="hi-IN"/>
+        </w:rPr>
+      </w:r>
+      <w:r>
+        <w:rPr>
+          <w:rFonts w:eastAsia="Arial" w:cs="Arial"/>
+          <w:color w:val="333333"/>
+          <w:sz w:val="24"/>
+          <w:szCs w:val="24"/>
+          <w:highlight w:val="none"/>
+          <w:lang w:val="en" w:eastAsia="zh-CN" w:bidi="hi-IN"/>
+        </w:rPr>
+      </w:r>
+    </w:p>
+    <w:p>
+      <w:pPr>
+        <w:pStyle w:val="828"/>
+        <w:rPr>
+          <w:color w:val="333333"/>
+          <w:lang w:val="en" w:eastAsia="zh-CN" w:bidi="hi-IN"/>
+        </w:rPr>
+      </w:pPr>
+      <w:r>
+        <w:rPr>
+          <w:rFonts w:eastAsia="Arial" w:cs="Arial"/>
+          <w:color w:val="333333"/>
+          <w:sz w:val="24"/>
+          <w:szCs w:val="24"/>
+          <w:highlight w:val="none"/>
+          <w:lang w:val="it-IT"/>
+        </w:rPr>
+        <w:t xml:space="preserve">Come scelgo il mio allineamento ?</w:t>
+      </w:r>
+      <w:r>
+        <w:rPr>
+          <w:rFonts w:eastAsia="Arial" w:cs="Arial"/>
+          <w:color w:val="333333"/>
+          <w:sz w:val="24"/>
+          <w:szCs w:val="24"/>
+          <w:highlight w:val="none"/>
+          <w:lang w:val="en" w:eastAsia="zh-CN" w:bidi="hi-IN"/>
+        </w:rPr>
+      </w:r>
+    </w:p>
+    <w:p>
+      <w:pPr>
+        <w:pStyle w:val="834"/>
+        <w:rPr>
+          <w:lang w:val="en" w:eastAsia="zh-CN" w:bidi="hi-IN"/>
+        </w:rPr>
+      </w:pPr>
+      <w:r>
+        <w:rPr>
+          <w:lang w:val="en" w:eastAsia="zh-CN" w:bidi="hi-IN"/>
+        </w:rPr>
+      </w:r>
+      <w:r>
+        <w:rPr>
+          <w:lang w:val="en" w:eastAsia="zh-CN" w:bidi="hi-IN"/>
+        </w:rPr>
+      </w:r>
+    </w:p>
+    <w:p>
+      <w:pPr>
+        <w:rPr>
+          <w:highlight w:val="none"/>
+          <w:lang w:val="it-IT"/>
+        </w:rPr>
+      </w:pPr>
+      <w:r>
+        <w:rPr>
+          <w:lang w:val="it-IT"/>
+        </w:rPr>
+        <w:t xml:space="preserve">Sembra incredibile, ma la gente a difficotà a decidere se essere un brava o una pessima persona ?</w:t>
+      </w:r>
+      <w:r>
+        <w:rPr>
+          <w:lang w:val="en" w:eastAsia="zh-CN" w:bidi="hi-IN"/>
+        </w:rPr>
+      </w:r>
+    </w:p>
+    <w:p>
+      <w:pPr>
+        <w:rPr>
+          <w:highlight w:val="none"/>
+          <w:lang w:val="it-IT"/>
+        </w:rPr>
+      </w:pPr>
+      <w:r>
+        <w:rPr>
+          <w:highlight w:val="none"/>
+          <w:lang w:val="it-IT"/>
+        </w:rPr>
+        <w:t xml:space="preserve">Vi facilito la vita qui trovate dei pdf da riempire per decidere l’allineamento del vostro personaggio in modo molto soft:</w:t>
+      </w:r>
+      <w:r>
+        <w:rPr>
+          <w:highlight w:val="none"/>
+          <w:lang w:val="en" w:eastAsia="zh-CN" w:bidi="hi-IN"/>
+        </w:rPr>
+      </w:r>
+    </w:p>
+    <w:p>
+      <w:pPr>
+        <w:rPr>
+          <w:lang w:val="en" w:eastAsia="zh-CN" w:bidi="hi-IN"/>
+        </w:rPr>
+      </w:pPr>
+      <w:r>
+        <w:rPr>
+          <w:lang w:val="en" w:eastAsia="zh-CN" w:bidi="hi-IN"/>
+        </w:rPr>
+      </w:r>
+      <w:r>
+        <w:rPr>
+          <w:lang w:val="en" w:eastAsia="zh-CN" w:bidi="hi-IN"/>
+        </w:rPr>
+      </w:r>
+    </w:p>
+    <w:p>
+      <w:pPr>
+        <w:rPr>
+          <w:highlight w:val="none"/>
+          <w:lang w:val="en" w:eastAsia="zh-CN" w:bidi="hi-IN"/>
+        </w:rPr>
+      </w:pPr>
+      <w:r>
+        <w:rPr>
+          <w:highlight w:val="none"/>
+          <w:lang w:val="en" w:eastAsia="zh-CN" w:bidi="hi-IN"/>
+        </w:rPr>
+      </w:r>
+      <w:r>
+        <w:rPr>
+          <w:highlight w:val="none"/>
+          <w:lang w:val="en" w:eastAsia="zh-CN" w:bidi="hi-IN"/>
+        </w:rPr>
+      </w:r>
+      <w:hyperlink r:id="rId39" w:tooltip="https://github.com/p4535992/taters/raw/master/docs/Alignment_Map_Directions.pdf" w:history="1">
+        <w:r>
+          <w:rPr>
+            <w:rStyle w:val="810"/>
+            <w:highlight w:val="none"/>
+            <w:lang w:val="en" w:eastAsia="zh-CN" w:bidi="hi-IN"/>
+          </w:rPr>
+          <w:t xml:space="preserve">https://github.com/p4535992/taters/raw/master/docs/Alignment_Map_Directions.pdf</w:t>
+        </w:r>
+        <w:r>
+          <w:rPr>
+            <w:rStyle w:val="810"/>
+            <w:highlight w:val="none"/>
+            <w:lang w:val="en" w:eastAsia="zh-CN" w:bidi="hi-IN"/>
+          </w:rPr>
+        </w:r>
+        <w:r>
+          <w:rPr>
+            <w:rStyle w:val="810"/>
+            <w:highlight w:val="none"/>
+            <w:lang w:val="en" w:eastAsia="zh-CN" w:bidi="hi-IN"/>
+          </w:rPr>
+        </w:r>
+      </w:hyperlink>
+      <w:r>
+        <w:rPr>
+          <w:highlight w:val="none"/>
+          <w:lang w:val="en" w:eastAsia="zh-CN" w:bidi="hi-IN"/>
+        </w:rPr>
+      </w:r>
+    </w:p>
+    <w:p>
+      <w:pPr>
+        <w:rPr>
+          <w:lang w:val="en" w:eastAsia="zh-CN" w:bidi="hi-IN"/>
+        </w:rPr>
+      </w:pPr>
+      <w:r>
+        <w:rPr>
+          <w:lang w:val="en" w:eastAsia="zh-CN" w:bidi="hi-IN"/>
+        </w:rPr>
+      </w:r>
+      <w:r>
+        <w:rPr>
+          <w:lang w:val="en" w:eastAsia="zh-CN" w:bidi="hi-IN"/>
+        </w:rPr>
+      </w:r>
+    </w:p>
+    <w:p>
+      <w:pPr>
+        <w:rPr>
+          <w:highlight w:val="none"/>
+          <w:lang w:val="en" w:eastAsia="zh-CN" w:bidi="hi-IN"/>
+        </w:rPr>
+      </w:pPr>
+      <w:r>
+        <w:rPr>
+          <w:highlight w:val="none"/>
+          <w:lang w:val="en" w:eastAsia="zh-CN" w:bidi="hi-IN"/>
+        </w:rPr>
+      </w:r>
+      <w:r>
+        <w:rPr>
+          <w:highlight w:val="none"/>
+          <w:lang w:val="en" w:eastAsia="zh-CN" w:bidi="hi-IN"/>
+        </w:rPr>
+      </w:r>
+      <w:hyperlink r:id="rId40" w:tooltip="https://github.com/p4535992/taters/raw/master/docs/Alignment_Map_FILLABLE.pdf" w:history="1">
+        <w:r>
+          <w:rPr>
+            <w:rStyle w:val="810"/>
+            <w:highlight w:val="none"/>
+            <w:lang w:val="en" w:eastAsia="zh-CN" w:bidi="hi-IN"/>
+          </w:rPr>
+          <w:t xml:space="preserve">https://github.com/p4535992/taters/raw/master/docs/Alignment_Map_FILLABLE.pdf</w:t>
+        </w:r>
+        <w:r>
+          <w:rPr>
+            <w:rStyle w:val="810"/>
+            <w:highlight w:val="none"/>
+            <w:lang w:val="en" w:eastAsia="zh-CN" w:bidi="hi-IN"/>
+          </w:rPr>
+        </w:r>
+        <w:r>
+          <w:rPr>
+            <w:rStyle w:val="810"/>
+            <w:highlight w:val="none"/>
+            <w:lang w:val="en" w:eastAsia="zh-CN" w:bidi="hi-IN"/>
+          </w:rPr>
+        </w:r>
+      </w:hyperlink>
+      <w:r>
+        <w:rPr>
+          <w:highlight w:val="none"/>
+          <w:lang w:val="en" w:eastAsia="zh-CN" w:bidi="hi-IN"/>
+        </w:rPr>
+      </w:r>
+    </w:p>
+    <w:p>
+      <w:pPr>
+        <w:rPr>
+          <w:lang w:val="en" w:eastAsia="zh-CN" w:bidi="hi-IN"/>
+        </w:rPr>
+      </w:pPr>
+      <w:r>
+        <w:rPr>
+          <w:lang w:val="en" w:eastAsia="zh-CN" w:bidi="hi-IN"/>
+        </w:rPr>
+      </w:r>
+      <w:r>
+        <w:rPr>
+          <w:lang w:val="en" w:eastAsia="zh-CN" w:bidi="hi-IN"/>
+        </w:rPr>
+      </w:r>
+    </w:p>
+    <w:p>
+      <w:pPr>
+        <w:rPr>
+          <w:lang w:val="en" w:eastAsia="zh-CN" w:bidi="hi-IN"/>
+        </w:rPr>
+      </w:pPr>
+      <w:r>
+        <w:rPr>
+          <w:lang w:val="en" w:eastAsia="zh-CN" w:bidi="hi-IN"/>
+        </w:rPr>
+      </w:r>
+      <w:r>
+        <w:rPr>
+          <w:lang w:val="en" w:eastAsia="zh-CN" w:bidi="hi-IN"/>
+        </w:rPr>
+      </w:r>
+    </w:p>
+    <w:p>
+      <w:pPr>
+        <w:pStyle w:val="828"/>
+        <w:rPr>
+          <w:lang w:val="en" w:eastAsia="zh-CN" w:bidi="hi-IN"/>
+        </w:rPr>
+      </w:pPr>
+      <w:r>
+        <w:rPr>
+          <w:highlight w:val="none"/>
+          <w:lang w:val="it-IT"/>
+        </w:rPr>
+        <w:t xml:space="preserve">Quali risorse vengono usate ? </w:t>
+      </w:r>
+      <w:r>
+        <w:rPr>
+          <w:highlight w:val="none"/>
+          <w:lang w:val="en" w:eastAsia="zh-CN" w:bidi="hi-IN"/>
+        </w:rPr>
+      </w:r>
+    </w:p>
+    <w:p>
+      <w:pPr>
+        <w:rPr>
+          <w:lang w:val="en" w:eastAsia="zh-CN" w:bidi="hi-IN"/>
+        </w:rPr>
+      </w:pPr>
+      <w:r>
+        <w:rPr>
+          <w:lang w:val="en" w:eastAsia="zh-CN" w:bidi="hi-IN"/>
+        </w:rPr>
+      </w:r>
+      <w:r>
+        <w:rPr>
+          <w:lang w:val="en" w:eastAsia="zh-CN" w:bidi="hi-IN"/>
+        </w:rPr>
+      </w:r>
+    </w:p>
+    <w:p>
+      <w:pPr>
+        <w:rPr>
+          <w:bCs w:val="0"/>
+          <w:highlight w:val="none"/>
+        </w:rPr>
+      </w:pPr>
+      <w:r>
+        <w:rPr>
+          <w:lang w:val="it-IT"/>
+        </w:rPr>
+        <w:t xml:space="preserve">Accetto senza problemi tutto quello che deriva dalle risorse ufficiali, tranne </w:t>
+      </w:r>
+      <w:r>
+        <w:rPr>
+          <w:i/>
+          <w:iCs/>
+          <w:lang w:val="it-IT"/>
+        </w:rPr>
+        <w:t xml:space="preserve">“Spelljammer”</w:t>
+      </w:r>
+      <w:r>
+        <w:rPr>
+          <w:lang w:val="it-IT"/>
+        </w:rPr>
+        <w:t xml:space="preserve"> e </w:t>
+      </w:r>
+      <w:r>
+        <w:rPr>
+          <w:i/>
+          <w:iCs/>
+          <w:lang w:val="it-IT"/>
+        </w:rPr>
+        <w:t xml:space="preserve">“Creature from the multiverse”,</w:t>
+      </w:r>
+      <w:r>
+        <w:rPr>
+          <w:i w:val="0"/>
+          <w:iCs w:val="0"/>
+          <w:lang w:val="it-IT"/>
+        </w:rPr>
+        <w:t xml:space="preserve"> qui trovate un’ottima lista delle risorse </w:t>
+      </w:r>
+      <w:r>
+        <w:rPr>
+          <w:bCs w:val="0"/>
+          <w:i w:val="0"/>
+          <w:highlight w:val="none"/>
+        </w:rPr>
+      </w:r>
+      <w:r>
+        <w:rPr>
+          <w:bCs w:val="0"/>
+          <w:i w:val="0"/>
+          <w:highlight w:val="none"/>
+        </w:rPr>
+        <w:t xml:space="preserve">https://5e.tools/books.html</w:t>
+      </w:r>
+      <w:r>
+        <w:rPr>
+          <w:bCs w:val="0"/>
+          <w:i w:val="0"/>
+          <w:highlight w:val="none"/>
+        </w:rPr>
+      </w:r>
+      <w:r/>
+    </w:p>
+    <w:p>
+      <w:pPr>
+        <w:rPr>
+          <w:bCs/>
+          <w:i/>
+          <w:highlight w:val="none"/>
+        </w:rPr>
+      </w:pPr>
+      <w:r>
+        <w:rPr>
+          <w:i/>
+          <w:highlight w:val="none"/>
+        </w:rPr>
+      </w:r>
+      <w:r>
+        <w:rPr>
+          <w:i/>
+          <w:highlight w:val="none"/>
+        </w:rPr>
+      </w:r>
+    </w:p>
+    <w:p>
+      <w:pPr>
+        <w:rPr>
+          <w:bCs/>
+          <w:i/>
+          <w:highlight w:val="none"/>
+        </w:rPr>
+      </w:pPr>
+      <w:r>
+        <w:rPr>
+          <w:lang w:val="it-IT"/>
+        </w:rPr>
+        <w:t xml:space="preserve">Per maggiore chiarezza di seguito una lista delle risorse (che conosco e che accetto):</w:t>
+      </w:r>
+      <w:r>
+        <w:rPr>
+          <w:i/>
+          <w:iCs/>
+          <w:lang w:val="en" w:eastAsia="zh-CN" w:bidi="hi-IN"/>
+        </w:rPr>
+      </w:r>
+    </w:p>
+    <w:p>
+      <w:pPr>
+        <w:rPr>
+          <w:lang w:val="en" w:eastAsia="zh-CN" w:bidi="hi-IN"/>
+        </w:rPr>
+      </w:pPr>
+      <w:r>
+        <w:rPr>
+          <w:lang w:val="en" w:eastAsia="zh-CN" w:bidi="hi-IN"/>
+        </w:rPr>
+      </w:r>
+      <w:r>
+        <w:rPr>
+          <w:lang w:val="en" w:eastAsia="zh-CN" w:bidi="hi-IN"/>
+        </w:rPr>
+      </w:r>
+    </w:p>
+    <w:tbl>
+      <w:tblPr>
+        <w:tblStyle w:val="684"/>
+        <w:tblW w:w="0" w:type="auto"/>
+        <w:tblInd w:w="0" w:type="dxa"/>
+        <w:tblBorders>
+          <w:top w:val="none" w:color="000000" w:sz="4" w:space="0"/>
+          <w:left w:val="none" w:color="000000" w:sz="4" w:space="0"/>
+          <w:bottom w:val="none" w:color="000000" w:sz="4" w:space="0"/>
+          <w:right w:val="none" w:color="000000" w:sz="4" w:space="0"/>
+          <w:insideH w:val="none" w:color="000000" w:sz="4" w:space="0"/>
+          <w:insideV w:val="none" w:color="000000" w:sz="4" w:space="0"/>
+        </w:tblBorders>
+        <w:tblLayout w:type="autofit"/>
+        <w:tblLook w:val="04A0" w:firstRow="1" w:lastRow="0" w:firstColumn="1" w:lastColumn="0" w:noHBand="0" w:noVBand="1"/>
+      </w:tblPr>
+      <w:tblGrid>
+        <w:gridCol w:w="4673"/>
+        <w:gridCol w:w="4681"/>
+      </w:tblGrid>
+      <w:tr>
+        <w:trPr/>
+        <w:tc>
+          <w:tcPr>
+            <w:shd w:val="clear" w:color="cbbfaa" w:fill="cbbfaa"/>
+            <w:tcBorders>
+              <w:top w:val="none" w:color="000000" w:sz="4" w:space="0"/>
+              <w:left w:val="none" w:color="000000" w:sz="4" w:space="0"/>
+              <w:bottom w:val="none" w:color="000000" w:sz="4" w:space="0"/>
+              <w:right w:val="none" w:color="000000" w:sz="4" w:space="0"/>
+            </w:tcBorders>
+            <w:tcMar>
+              <w:left w:w="63" w:type="dxa"/>
+              <w:top w:w="15" w:type="dxa"/>
+              <w:right w:w="63" w:type="dxa"/>
+              <w:bottom w:w="15" w:type="dxa"/>
+            </w:tcMar>
+            <w:tcW w:w="4673" w:type="dxa"/>
+            <w:vAlign w:val="center"/>
+            <w:textDirection w:val="lrTb"/>
+            <w:noWrap w:val="false"/>
+          </w:tcPr>
+          <w:p>
+            <w:pPr>
+              <w:spacing w:before="0" w:after="0" w:line="57" w:lineRule="atLeast"/>
+            </w:pPr>
+            <w:r>
+              <w:rPr>
+                <w:rFonts w:ascii="Arial" w:hAnsi="Arial" w:eastAsia="Arial" w:cs="Arial"/>
+                <w:color w:val="333333"/>
+                <w:sz w:val="21"/>
+              </w:rPr>
+              <w:t xml:space="preserve">Acquisitions Incorporated</w:t>
+            </w:r>
+            <w:r/>
+          </w:p>
+        </w:tc>
+        <w:tc>
+          <w:tcPr>
+            <w:shd w:val="clear" w:color="cbbfaa" w:fill="cbbfaa"/>
+            <w:tcBorders>
+              <w:top w:val="none" w:color="000000" w:sz="4" w:space="0"/>
+              <w:left w:val="none" w:color="000000" w:sz="4" w:space="0"/>
+              <w:bottom w:val="none" w:color="000000" w:sz="4" w:space="0"/>
+              <w:right w:val="none" w:color="000000" w:sz="4" w:space="0"/>
+            </w:tcBorders>
+            <w:tcMar>
+              <w:left w:w="63" w:type="dxa"/>
+              <w:top w:w="15" w:type="dxa"/>
+              <w:right w:w="63" w:type="dxa"/>
+              <w:bottom w:w="15" w:type="dxa"/>
+            </w:tcMar>
+            <w:tcW w:w="4681" w:type="dxa"/>
+            <w:vAlign w:val="center"/>
+            <w:textDirection w:val="lrTb"/>
+            <w:noWrap w:val="false"/>
+          </w:tcPr>
+          <w:p>
+            <w:pPr>
+              <w:spacing w:before="0" w:after="0" w:line="57" w:lineRule="atLeast"/>
+            </w:pPr>
+            <w:r>
+              <w:rPr>
+                <w:rFonts w:ascii="Arial" w:hAnsi="Arial" w:eastAsia="Arial" w:cs="Arial"/>
+                <w:color w:val="333333"/>
+                <w:sz w:val="21"/>
+              </w:rPr>
+              <w:t xml:space="preserve">AI</w:t>
+            </w:r>
+            <w:r/>
+          </w:p>
+        </w:tc>
+      </w:tr>
+      <w:tr>
+        <w:trPr/>
+        <w:tc>
+          <w:tcPr>
+            <w:tcBorders>
+              <w:top w:val="none" w:color="000000" w:sz="4" w:space="0"/>
+              <w:left w:val="none" w:color="000000" w:sz="4" w:space="0"/>
+              <w:bottom w:val="none" w:color="000000" w:sz="4" w:space="0"/>
+              <w:right w:val="none" w:color="000000" w:sz="4" w:space="0"/>
+            </w:tcBorders>
+            <w:tcMar>
+              <w:left w:w="63" w:type="dxa"/>
+              <w:top w:w="15" w:type="dxa"/>
+              <w:right w:w="63" w:type="dxa"/>
+              <w:bottom w:w="15" w:type="dxa"/>
+            </w:tcMar>
+            <w:tcW w:w="4673" w:type="dxa"/>
+            <w:vAlign w:val="center"/>
+            <w:textDirection w:val="lrTb"/>
+            <w:noWrap w:val="false"/>
+          </w:tcPr>
+          <w:p>
+            <w:pPr>
+              <w:spacing w:before="0" w:after="0" w:line="57" w:lineRule="atLeast"/>
+            </w:pPr>
+            <w:r>
+              <w:rPr>
+                <w:rFonts w:ascii="Arial" w:hAnsi="Arial" w:eastAsia="Arial" w:cs="Arial"/>
+                <w:color w:val="333333"/>
+                <w:sz w:val="21"/>
+              </w:rPr>
+              <w:t xml:space="preserve">Baldur's Gate: Descent into Avernus</w:t>
+            </w:r>
+            <w:r/>
+          </w:p>
+        </w:tc>
+        <w:tc>
+          <w:tcPr>
+            <w:tcBorders>
+              <w:top w:val="none" w:color="000000" w:sz="4" w:space="0"/>
+              <w:left w:val="none" w:color="000000" w:sz="4" w:space="0"/>
+              <w:bottom w:val="none" w:color="000000" w:sz="4" w:space="0"/>
+              <w:right w:val="none" w:color="000000" w:sz="4" w:space="0"/>
+            </w:tcBorders>
+            <w:tcMar>
+              <w:left w:w="63" w:type="dxa"/>
+              <w:top w:w="15" w:type="dxa"/>
+              <w:right w:w="63" w:type="dxa"/>
+              <w:bottom w:w="15" w:type="dxa"/>
+            </w:tcMar>
+            <w:tcW w:w="4681" w:type="dxa"/>
+            <w:vAlign w:val="center"/>
+            <w:textDirection w:val="lrTb"/>
+            <w:noWrap w:val="false"/>
+          </w:tcPr>
+          <w:p>
+            <w:pPr>
+              <w:spacing w:before="0" w:after="0" w:line="57" w:lineRule="atLeast"/>
+            </w:pPr>
+            <w:r>
+              <w:rPr>
+                <w:rFonts w:ascii="Arial" w:hAnsi="Arial" w:eastAsia="Arial" w:cs="Arial"/>
+                <w:color w:val="333333"/>
+                <w:sz w:val="21"/>
+              </w:rPr>
+              <w:t xml:space="preserve">BGDIA</w:t>
+            </w:r>
+            <w:r/>
+          </w:p>
+        </w:tc>
+      </w:tr>
+      <w:tr>
+        <w:trPr/>
+        <w:tc>
+          <w:tcPr>
+            <w:shd w:val="clear" w:color="cbbfaa" w:fill="cbbfaa"/>
+            <w:tcBorders>
+              <w:top w:val="none" w:color="000000" w:sz="4" w:space="0"/>
+              <w:left w:val="none" w:color="000000" w:sz="4" w:space="0"/>
+              <w:bottom w:val="none" w:color="000000" w:sz="4" w:space="0"/>
+              <w:right w:val="none" w:color="000000" w:sz="4" w:space="0"/>
+            </w:tcBorders>
+            <w:tcMar>
+              <w:left w:w="63" w:type="dxa"/>
+              <w:top w:w="15" w:type="dxa"/>
+              <w:right w:w="63" w:type="dxa"/>
+              <w:bottom w:w="15" w:type="dxa"/>
+            </w:tcMar>
+            <w:tcW w:w="4673" w:type="dxa"/>
+            <w:vAlign w:val="center"/>
+            <w:textDirection w:val="lrTb"/>
+            <w:noWrap w:val="false"/>
+          </w:tcPr>
+          <w:p>
+            <w:pPr>
+              <w:spacing w:before="0" w:after="0" w:line="57" w:lineRule="atLeast"/>
+            </w:pPr>
+            <w:r>
+              <w:rPr>
+                <w:rFonts w:ascii="Arial" w:hAnsi="Arial" w:eastAsia="Arial" w:cs="Arial"/>
+                <w:color w:val="333333"/>
+                <w:sz w:val="21"/>
+              </w:rPr>
+              <w:t xml:space="preserve">Candlekeep Mysteries</w:t>
+            </w:r>
+            <w:r/>
+          </w:p>
+        </w:tc>
+        <w:tc>
+          <w:tcPr>
+            <w:shd w:val="clear" w:color="cbbfaa" w:fill="cbbfaa"/>
+            <w:tcBorders>
+              <w:top w:val="none" w:color="000000" w:sz="4" w:space="0"/>
+              <w:left w:val="none" w:color="000000" w:sz="4" w:space="0"/>
+              <w:bottom w:val="none" w:color="000000" w:sz="4" w:space="0"/>
+              <w:right w:val="none" w:color="000000" w:sz="4" w:space="0"/>
+            </w:tcBorders>
+            <w:tcMar>
+              <w:left w:w="63" w:type="dxa"/>
+              <w:top w:w="15" w:type="dxa"/>
+              <w:right w:w="63" w:type="dxa"/>
+              <w:bottom w:w="15" w:type="dxa"/>
+            </w:tcMar>
+            <w:tcW w:w="4681" w:type="dxa"/>
+            <w:vAlign w:val="center"/>
+            <w:textDirection w:val="lrTb"/>
+            <w:noWrap w:val="false"/>
+          </w:tcPr>
+          <w:p>
+            <w:pPr>
+              <w:spacing w:before="0" w:after="0" w:line="57" w:lineRule="atLeast"/>
+            </w:pPr>
+            <w:r>
+              <w:rPr>
+                <w:rFonts w:ascii="Arial" w:hAnsi="Arial" w:eastAsia="Arial" w:cs="Arial"/>
+                <w:color w:val="333333"/>
+                <w:sz w:val="21"/>
+              </w:rPr>
+              <w:t xml:space="preserve">CM</w:t>
+            </w:r>
+            <w:r/>
+          </w:p>
+        </w:tc>
+      </w:tr>
+      <w:tr>
+        <w:trPr/>
+        <w:tc>
+          <w:tcPr>
+            <w:tcBorders>
+              <w:top w:val="none" w:color="000000" w:sz="4" w:space="0"/>
+              <w:left w:val="none" w:color="000000" w:sz="4" w:space="0"/>
+              <w:bottom w:val="none" w:color="000000" w:sz="4" w:space="0"/>
+              <w:right w:val="none" w:color="000000" w:sz="4" w:space="0"/>
+            </w:tcBorders>
+            <w:tcMar>
+              <w:left w:w="63" w:type="dxa"/>
+              <w:top w:w="15" w:type="dxa"/>
+              <w:right w:w="63" w:type="dxa"/>
+              <w:bottom w:w="15" w:type="dxa"/>
+            </w:tcMar>
+            <w:tcW w:w="4673" w:type="dxa"/>
+            <w:vAlign w:val="center"/>
+            <w:textDirection w:val="lrTb"/>
+            <w:noWrap w:val="false"/>
+          </w:tcPr>
+          <w:p>
+            <w:pPr>
+              <w:spacing w:before="0" w:after="0" w:line="57" w:lineRule="atLeast"/>
+            </w:pPr>
+            <w:r>
+              <w:rPr>
+                <w:rFonts w:ascii="Arial" w:hAnsi="Arial" w:eastAsia="Arial" w:cs="Arial"/>
+                <w:color w:val="333333"/>
+                <w:sz w:val="21"/>
+              </w:rPr>
+              <w:t xml:space="preserve">Curse of Strahd</w:t>
+            </w:r>
+            <w:r/>
+          </w:p>
+        </w:tc>
+        <w:tc>
+          <w:tcPr>
+            <w:tcBorders>
+              <w:top w:val="none" w:color="000000" w:sz="4" w:space="0"/>
+              <w:left w:val="none" w:color="000000" w:sz="4" w:space="0"/>
+              <w:bottom w:val="none" w:color="000000" w:sz="4" w:space="0"/>
+              <w:right w:val="none" w:color="000000" w:sz="4" w:space="0"/>
+            </w:tcBorders>
+            <w:tcMar>
+              <w:left w:w="63" w:type="dxa"/>
+              <w:top w:w="15" w:type="dxa"/>
+              <w:right w:w="63" w:type="dxa"/>
+              <w:bottom w:w="15" w:type="dxa"/>
+            </w:tcMar>
+            <w:tcW w:w="4681" w:type="dxa"/>
+            <w:vAlign w:val="center"/>
+            <w:textDirection w:val="lrTb"/>
+            <w:noWrap w:val="false"/>
+          </w:tcPr>
+          <w:p>
+            <w:pPr>
+              <w:spacing w:before="0" w:after="0" w:line="57" w:lineRule="atLeast"/>
+            </w:pPr>
+            <w:r>
+              <w:rPr>
+                <w:rFonts w:ascii="Arial" w:hAnsi="Arial" w:eastAsia="Arial" w:cs="Arial"/>
+                <w:color w:val="333333"/>
+                <w:sz w:val="21"/>
+              </w:rPr>
+              <w:t xml:space="preserve">CoS</w:t>
+            </w:r>
+            <w:r/>
+          </w:p>
+        </w:tc>
+      </w:tr>
+      <w:tr>
+        <w:trPr/>
+        <w:tc>
+          <w:tcPr>
+            <w:shd w:val="clear" w:color="cbbfaa" w:fill="cbbfaa"/>
+            <w:tcBorders>
+              <w:top w:val="none" w:color="000000" w:sz="4" w:space="0"/>
+              <w:left w:val="none" w:color="000000" w:sz="4" w:space="0"/>
+              <w:bottom w:val="none" w:color="000000" w:sz="4" w:space="0"/>
+              <w:right w:val="none" w:color="000000" w:sz="4" w:space="0"/>
+            </w:tcBorders>
+            <w:tcMar>
+              <w:left w:w="63" w:type="dxa"/>
+              <w:top w:w="15" w:type="dxa"/>
+              <w:right w:w="63" w:type="dxa"/>
+              <w:bottom w:w="15" w:type="dxa"/>
+            </w:tcMar>
+            <w:tcW w:w="4673" w:type="dxa"/>
+            <w:vAlign w:val="center"/>
+            <w:textDirection w:val="lrTb"/>
+            <w:noWrap w:val="false"/>
+          </w:tcPr>
+          <w:p>
+            <w:pPr>
+              <w:spacing w:before="0" w:after="0" w:line="57" w:lineRule="atLeast"/>
+            </w:pPr>
+            <w:r>
+              <w:rPr>
+                <w:rFonts w:ascii="Arial" w:hAnsi="Arial" w:eastAsia="Arial" w:cs="Arial"/>
+                <w:color w:val="333333"/>
+                <w:sz w:val="21"/>
+              </w:rPr>
+              <w:t xml:space="preserve">Dungeon Master's Guide</w:t>
+            </w:r>
+            <w:r/>
+          </w:p>
+        </w:tc>
+        <w:tc>
+          <w:tcPr>
+            <w:shd w:val="clear" w:color="cbbfaa" w:fill="cbbfaa"/>
+            <w:tcBorders>
+              <w:top w:val="none" w:color="000000" w:sz="4" w:space="0"/>
+              <w:left w:val="none" w:color="000000" w:sz="4" w:space="0"/>
+              <w:bottom w:val="none" w:color="000000" w:sz="4" w:space="0"/>
+              <w:right w:val="none" w:color="000000" w:sz="4" w:space="0"/>
+            </w:tcBorders>
+            <w:tcMar>
+              <w:left w:w="63" w:type="dxa"/>
+              <w:top w:w="15" w:type="dxa"/>
+              <w:right w:w="63" w:type="dxa"/>
+              <w:bottom w:w="15" w:type="dxa"/>
+            </w:tcMar>
+            <w:tcW w:w="4681" w:type="dxa"/>
+            <w:vAlign w:val="center"/>
+            <w:textDirection w:val="lrTb"/>
+            <w:noWrap w:val="false"/>
+          </w:tcPr>
+          <w:p>
+            <w:pPr>
+              <w:spacing w:before="0" w:after="0" w:line="57" w:lineRule="atLeast"/>
+            </w:pPr>
+            <w:r>
+              <w:rPr>
+                <w:rFonts w:ascii="Arial" w:hAnsi="Arial" w:eastAsia="Arial" w:cs="Arial"/>
+                <w:color w:val="333333"/>
+                <w:sz w:val="21"/>
+              </w:rPr>
+              <w:t xml:space="preserve">DMG</w:t>
+            </w:r>
+            <w:r/>
+          </w:p>
+        </w:tc>
+      </w:tr>
+      <w:tr>
+        <w:trPr/>
+        <w:tc>
+          <w:tcPr>
+            <w:tcBorders>
+              <w:top w:val="none" w:color="000000" w:sz="4" w:space="0"/>
+              <w:left w:val="none" w:color="000000" w:sz="4" w:space="0"/>
+              <w:bottom w:val="none" w:color="000000" w:sz="4" w:space="0"/>
+              <w:right w:val="none" w:color="000000" w:sz="4" w:space="0"/>
+            </w:tcBorders>
+            <w:tcMar>
+              <w:left w:w="63" w:type="dxa"/>
+              <w:top w:w="15" w:type="dxa"/>
+              <w:right w:w="63" w:type="dxa"/>
+              <w:bottom w:w="15" w:type="dxa"/>
+            </w:tcMar>
+            <w:tcW w:w="4673" w:type="dxa"/>
+            <w:vAlign w:val="center"/>
+            <w:textDirection w:val="lrTb"/>
+            <w:noWrap w:val="false"/>
+          </w:tcPr>
+          <w:p>
+            <w:pPr>
+              <w:spacing w:before="0" w:after="0" w:line="57" w:lineRule="atLeast"/>
+            </w:pPr>
+            <w:r>
+              <w:rPr>
+                <w:rFonts w:ascii="Arial" w:hAnsi="Arial" w:eastAsia="Arial" w:cs="Arial"/>
+                <w:color w:val="333333"/>
+                <w:sz w:val="21"/>
+              </w:rPr>
+              <w:t xml:space="preserve">Eberron: Rising From The Last War</w:t>
+            </w:r>
+            <w:r/>
+          </w:p>
+        </w:tc>
+        <w:tc>
+          <w:tcPr>
+            <w:tcBorders>
+              <w:top w:val="none" w:color="000000" w:sz="4" w:space="0"/>
+              <w:left w:val="none" w:color="000000" w:sz="4" w:space="0"/>
+              <w:bottom w:val="none" w:color="000000" w:sz="4" w:space="0"/>
+              <w:right w:val="none" w:color="000000" w:sz="4" w:space="0"/>
+            </w:tcBorders>
+            <w:tcMar>
+              <w:left w:w="63" w:type="dxa"/>
+              <w:top w:w="15" w:type="dxa"/>
+              <w:right w:w="63" w:type="dxa"/>
+              <w:bottom w:w="15" w:type="dxa"/>
+            </w:tcMar>
+            <w:tcW w:w="4681" w:type="dxa"/>
+            <w:vAlign w:val="center"/>
+            <w:textDirection w:val="lrTb"/>
+            <w:noWrap w:val="false"/>
+          </w:tcPr>
+          <w:p>
+            <w:pPr>
+              <w:spacing w:before="0" w:after="0" w:line="57" w:lineRule="atLeast"/>
+            </w:pPr>
+            <w:r>
+              <w:rPr>
+                <w:rFonts w:ascii="Arial" w:hAnsi="Arial" w:eastAsia="Arial" w:cs="Arial"/>
+                <w:color w:val="333333"/>
+                <w:sz w:val="21"/>
+              </w:rPr>
+              <w:t xml:space="preserve">ERLW</w:t>
+            </w:r>
+            <w:r/>
+          </w:p>
+        </w:tc>
+      </w:tr>
+      <w:tr>
+        <w:trPr/>
+        <w:tc>
+          <w:tcPr>
+            <w:shd w:val="clear" w:color="cbbfaa" w:fill="cbbfaa"/>
+            <w:tcBorders>
+              <w:top w:val="none" w:color="000000" w:sz="4" w:space="0"/>
+              <w:left w:val="none" w:color="000000" w:sz="4" w:space="0"/>
+              <w:bottom w:val="none" w:color="000000" w:sz="4" w:space="0"/>
+              <w:right w:val="none" w:color="000000" w:sz="4" w:space="0"/>
+            </w:tcBorders>
+            <w:tcMar>
+              <w:left w:w="63" w:type="dxa"/>
+              <w:top w:w="15" w:type="dxa"/>
+              <w:right w:w="63" w:type="dxa"/>
+              <w:bottom w:w="15" w:type="dxa"/>
+            </w:tcMar>
+            <w:tcW w:w="4673" w:type="dxa"/>
+            <w:vAlign w:val="center"/>
+            <w:textDirection w:val="lrTb"/>
+            <w:noWrap w:val="false"/>
+          </w:tcPr>
+          <w:p>
+            <w:pPr>
+              <w:spacing w:before="0" w:after="0" w:line="57" w:lineRule="atLeast"/>
+            </w:pPr>
+            <w:r>
+              <w:rPr>
+                <w:rFonts w:ascii="Arial" w:hAnsi="Arial" w:eastAsia="Arial" w:cs="Arial"/>
+                <w:color w:val="333333"/>
+                <w:sz w:val="21"/>
+              </w:rPr>
+              <w:t xml:space="preserve">Explorer's Guide to Wildemount</w:t>
+            </w:r>
+            <w:r/>
+          </w:p>
+        </w:tc>
+        <w:tc>
+          <w:tcPr>
+            <w:shd w:val="clear" w:color="cbbfaa" w:fill="cbbfaa"/>
+            <w:tcBorders>
+              <w:top w:val="none" w:color="000000" w:sz="4" w:space="0"/>
+              <w:left w:val="none" w:color="000000" w:sz="4" w:space="0"/>
+              <w:bottom w:val="none" w:color="000000" w:sz="4" w:space="0"/>
+              <w:right w:val="none" w:color="000000" w:sz="4" w:space="0"/>
+            </w:tcBorders>
+            <w:tcMar>
+              <w:left w:w="63" w:type="dxa"/>
+              <w:top w:w="15" w:type="dxa"/>
+              <w:right w:w="63" w:type="dxa"/>
+              <w:bottom w:w="15" w:type="dxa"/>
+            </w:tcMar>
+            <w:tcW w:w="4681" w:type="dxa"/>
+            <w:vAlign w:val="center"/>
+            <w:textDirection w:val="lrTb"/>
+            <w:noWrap w:val="false"/>
+          </w:tcPr>
+          <w:p>
+            <w:pPr>
+              <w:spacing w:before="0" w:after="0" w:line="57" w:lineRule="atLeast"/>
+            </w:pPr>
+            <w:r>
+              <w:rPr>
+                <w:rFonts w:ascii="Arial" w:hAnsi="Arial" w:eastAsia="Arial" w:cs="Arial"/>
+                <w:color w:val="333333"/>
+                <w:sz w:val="21"/>
+              </w:rPr>
+              <w:t xml:space="preserve">EGW</w:t>
+            </w:r>
+            <w:r/>
+          </w:p>
+        </w:tc>
+      </w:tr>
+      <w:tr>
+        <w:trPr/>
+        <w:tc>
+          <w:tcPr>
+            <w:tcBorders>
+              <w:top w:val="none" w:color="000000" w:sz="4" w:space="0"/>
+              <w:left w:val="none" w:color="000000" w:sz="4" w:space="0"/>
+              <w:bottom w:val="none" w:color="000000" w:sz="4" w:space="0"/>
+              <w:right w:val="none" w:color="000000" w:sz="4" w:space="0"/>
+            </w:tcBorders>
+            <w:tcMar>
+              <w:left w:w="63" w:type="dxa"/>
+              <w:top w:w="15" w:type="dxa"/>
+              <w:right w:w="63" w:type="dxa"/>
+              <w:bottom w:w="15" w:type="dxa"/>
+            </w:tcMar>
+            <w:tcW w:w="4673" w:type="dxa"/>
+            <w:vAlign w:val="center"/>
+            <w:textDirection w:val="lrTb"/>
+            <w:noWrap w:val="false"/>
+          </w:tcPr>
+          <w:p>
+            <w:pPr>
+              <w:spacing w:before="0" w:after="0" w:line="57" w:lineRule="atLeast"/>
+            </w:pPr>
+            <w:r>
+              <w:rPr>
+                <w:rFonts w:ascii="Arial" w:hAnsi="Arial" w:eastAsia="Arial" w:cs="Arial"/>
+                <w:color w:val="333333"/>
+                <w:sz w:val="21"/>
+              </w:rPr>
+              <w:t xml:space="preserve">Fizban's Treasury of Dragons</w:t>
+            </w:r>
+            <w:r/>
+          </w:p>
+        </w:tc>
+        <w:tc>
+          <w:tcPr>
+            <w:tcBorders>
+              <w:top w:val="none" w:color="000000" w:sz="4" w:space="0"/>
+              <w:left w:val="none" w:color="000000" w:sz="4" w:space="0"/>
+              <w:bottom w:val="none" w:color="000000" w:sz="4" w:space="0"/>
+              <w:right w:val="none" w:color="000000" w:sz="4" w:space="0"/>
+            </w:tcBorders>
+            <w:tcMar>
+              <w:left w:w="63" w:type="dxa"/>
+              <w:top w:w="15" w:type="dxa"/>
+              <w:right w:w="63" w:type="dxa"/>
+              <w:bottom w:w="15" w:type="dxa"/>
+            </w:tcMar>
+            <w:tcW w:w="4681" w:type="dxa"/>
+            <w:vAlign w:val="center"/>
+            <w:textDirection w:val="lrTb"/>
+            <w:noWrap w:val="false"/>
+          </w:tcPr>
+          <w:p>
+            <w:pPr>
+              <w:spacing w:before="0" w:after="0" w:line="57" w:lineRule="atLeast"/>
+            </w:pPr>
+            <w:r>
+              <w:rPr>
+                <w:rFonts w:ascii="Arial" w:hAnsi="Arial" w:eastAsia="Arial" w:cs="Arial"/>
+                <w:color w:val="333333"/>
+                <w:sz w:val="21"/>
+              </w:rPr>
+              <w:t xml:space="preserve">FTD</w:t>
+            </w:r>
+            <w:r/>
+          </w:p>
+        </w:tc>
+      </w:tr>
+      <w:tr>
+        <w:trPr/>
+        <w:tc>
+          <w:tcPr>
+            <w:shd w:val="clear" w:color="cbbfaa" w:fill="cbbfaa"/>
+            <w:tcBorders>
+              <w:top w:val="none" w:color="000000" w:sz="4" w:space="0"/>
+              <w:left w:val="none" w:color="000000" w:sz="4" w:space="0"/>
+              <w:bottom w:val="none" w:color="000000" w:sz="4" w:space="0"/>
+              <w:right w:val="none" w:color="000000" w:sz="4" w:space="0"/>
+            </w:tcBorders>
+            <w:tcMar>
+              <w:left w:w="63" w:type="dxa"/>
+              <w:top w:w="15" w:type="dxa"/>
+              <w:right w:w="63" w:type="dxa"/>
+              <w:bottom w:w="15" w:type="dxa"/>
+            </w:tcMar>
+            <w:tcW w:w="4673" w:type="dxa"/>
+            <w:vAlign w:val="center"/>
+            <w:textDirection w:val="lrTb"/>
+            <w:noWrap w:val="false"/>
+          </w:tcPr>
+          <w:p>
+            <w:pPr>
+              <w:spacing w:before="0" w:after="0" w:line="57" w:lineRule="atLeast"/>
+            </w:pPr>
+            <w:r>
+              <w:rPr>
+                <w:rFonts w:ascii="Arial" w:hAnsi="Arial" w:eastAsia="Arial" w:cs="Arial"/>
+                <w:color w:val="333333"/>
+                <w:sz w:val="21"/>
+              </w:rPr>
+              <w:t xml:space="preserve">Ghosts of Saltmarsh</w:t>
+            </w:r>
+            <w:r/>
+          </w:p>
+        </w:tc>
+        <w:tc>
+          <w:tcPr>
+            <w:shd w:val="clear" w:color="cbbfaa" w:fill="cbbfaa"/>
+            <w:tcBorders>
+              <w:top w:val="none" w:color="000000" w:sz="4" w:space="0"/>
+              <w:left w:val="none" w:color="000000" w:sz="4" w:space="0"/>
+              <w:bottom w:val="none" w:color="000000" w:sz="4" w:space="0"/>
+              <w:right w:val="none" w:color="000000" w:sz="4" w:space="0"/>
+            </w:tcBorders>
+            <w:tcMar>
+              <w:left w:w="63" w:type="dxa"/>
+              <w:top w:w="15" w:type="dxa"/>
+              <w:right w:w="63" w:type="dxa"/>
+              <w:bottom w:w="15" w:type="dxa"/>
+            </w:tcMar>
+            <w:tcW w:w="4681" w:type="dxa"/>
+            <w:vAlign w:val="center"/>
+            <w:textDirection w:val="lrTb"/>
+            <w:noWrap w:val="false"/>
+          </w:tcPr>
+          <w:p>
+            <w:pPr>
+              <w:spacing w:before="0" w:after="0" w:line="57" w:lineRule="atLeast"/>
+            </w:pPr>
+            <w:r>
+              <w:rPr>
+                <w:rFonts w:ascii="Arial" w:hAnsi="Arial" w:eastAsia="Arial" w:cs="Arial"/>
+                <w:color w:val="333333"/>
+                <w:sz w:val="21"/>
+              </w:rPr>
+              <w:t xml:space="preserve">GS</w:t>
+            </w:r>
+            <w:r/>
+          </w:p>
+        </w:tc>
+      </w:tr>
+      <w:tr>
+        <w:trPr/>
+        <w:tc>
+          <w:tcPr>
+            <w:tcBorders>
+              <w:top w:val="none" w:color="000000" w:sz="4" w:space="0"/>
+              <w:left w:val="none" w:color="000000" w:sz="4" w:space="0"/>
+              <w:bottom w:val="none" w:color="000000" w:sz="4" w:space="0"/>
+              <w:right w:val="none" w:color="000000" w:sz="4" w:space="0"/>
+            </w:tcBorders>
+            <w:tcMar>
+              <w:left w:w="63" w:type="dxa"/>
+              <w:top w:w="15" w:type="dxa"/>
+              <w:right w:w="63" w:type="dxa"/>
+              <w:bottom w:w="15" w:type="dxa"/>
+            </w:tcMar>
+            <w:tcW w:w="4673" w:type="dxa"/>
+            <w:vAlign w:val="center"/>
+            <w:textDirection w:val="lrTb"/>
+            <w:noWrap w:val="false"/>
+          </w:tcPr>
+          <w:p>
+            <w:pPr>
+              <w:spacing w:before="0" w:after="0" w:line="57" w:lineRule="atLeast"/>
+            </w:pPr>
+            <w:r>
+              <w:rPr>
+                <w:rFonts w:ascii="Arial" w:hAnsi="Arial" w:eastAsia="Arial" w:cs="Arial"/>
+                <w:color w:val="333333"/>
+                <w:sz w:val="21"/>
+              </w:rPr>
+              <w:t xml:space="preserve">Guildmaster's Guide to Ravnica</w:t>
+            </w:r>
+            <w:r/>
+          </w:p>
+        </w:tc>
+        <w:tc>
+          <w:tcPr>
+            <w:tcBorders>
+              <w:top w:val="none" w:color="000000" w:sz="4" w:space="0"/>
+              <w:left w:val="none" w:color="000000" w:sz="4" w:space="0"/>
+              <w:bottom w:val="none" w:color="000000" w:sz="4" w:space="0"/>
+              <w:right w:val="none" w:color="000000" w:sz="4" w:space="0"/>
+            </w:tcBorders>
+            <w:tcMar>
+              <w:left w:w="63" w:type="dxa"/>
+              <w:top w:w="15" w:type="dxa"/>
+              <w:right w:w="63" w:type="dxa"/>
+              <w:bottom w:w="15" w:type="dxa"/>
+            </w:tcMar>
+            <w:tcW w:w="4681" w:type="dxa"/>
+            <w:vAlign w:val="center"/>
+            <w:textDirection w:val="lrTb"/>
+            <w:noWrap w:val="false"/>
+          </w:tcPr>
+          <w:p>
+            <w:pPr>
+              <w:spacing w:before="0" w:after="0" w:line="57" w:lineRule="atLeast"/>
+            </w:pPr>
+            <w:r>
+              <w:rPr>
+                <w:rFonts w:ascii="Arial" w:hAnsi="Arial" w:eastAsia="Arial" w:cs="Arial"/>
+                <w:color w:val="333333"/>
+                <w:sz w:val="21"/>
+              </w:rPr>
+              <w:t xml:space="preserve">GGR</w:t>
+            </w:r>
+            <w:r/>
+          </w:p>
+        </w:tc>
+      </w:tr>
+      <w:tr>
+        <w:trPr/>
+        <w:tc>
+          <w:tcPr>
+            <w:shd w:val="clear" w:color="cbbfaa" w:fill="cbbfaa"/>
+            <w:tcBorders>
+              <w:top w:val="none" w:color="000000" w:sz="4" w:space="0"/>
+              <w:left w:val="none" w:color="000000" w:sz="4" w:space="0"/>
+              <w:bottom w:val="none" w:color="000000" w:sz="4" w:space="0"/>
+              <w:right w:val="none" w:color="000000" w:sz="4" w:space="0"/>
+            </w:tcBorders>
+            <w:tcMar>
+              <w:left w:w="63" w:type="dxa"/>
+              <w:top w:w="15" w:type="dxa"/>
+              <w:right w:w="63" w:type="dxa"/>
+              <w:bottom w:w="15" w:type="dxa"/>
+            </w:tcMar>
+            <w:tcW w:w="4673" w:type="dxa"/>
+            <w:vAlign w:val="center"/>
+            <w:textDirection w:val="lrTb"/>
+            <w:noWrap w:val="false"/>
+          </w:tcPr>
+          <w:p>
+            <w:pPr>
+              <w:spacing w:before="0" w:after="0" w:line="57" w:lineRule="atLeast"/>
+            </w:pPr>
+            <w:r>
+              <w:rPr>
+                <w:rFonts w:ascii="Arial" w:hAnsi="Arial" w:eastAsia="Arial" w:cs="Arial"/>
+                <w:color w:val="333333"/>
+                <w:sz w:val="21"/>
+              </w:rPr>
+              <w:t xml:space="preserve">Hoard of the Dragon Queen</w:t>
+            </w:r>
+            <w:r/>
+          </w:p>
+        </w:tc>
+        <w:tc>
+          <w:tcPr>
+            <w:shd w:val="clear" w:color="cbbfaa" w:fill="cbbfaa"/>
+            <w:tcBorders>
+              <w:top w:val="none" w:color="000000" w:sz="4" w:space="0"/>
+              <w:left w:val="none" w:color="000000" w:sz="4" w:space="0"/>
+              <w:bottom w:val="none" w:color="000000" w:sz="4" w:space="0"/>
+              <w:right w:val="none" w:color="000000" w:sz="4" w:space="0"/>
+            </w:tcBorders>
+            <w:tcMar>
+              <w:left w:w="63" w:type="dxa"/>
+              <w:top w:w="15" w:type="dxa"/>
+              <w:right w:w="63" w:type="dxa"/>
+              <w:bottom w:w="15" w:type="dxa"/>
+            </w:tcMar>
+            <w:tcW w:w="4681" w:type="dxa"/>
+            <w:vAlign w:val="center"/>
+            <w:textDirection w:val="lrTb"/>
+            <w:noWrap w:val="false"/>
+          </w:tcPr>
+          <w:p>
+            <w:pPr>
+              <w:spacing w:before="0" w:after="0" w:line="57" w:lineRule="atLeast"/>
+            </w:pPr>
+            <w:r>
+              <w:rPr>
+                <w:rFonts w:ascii="Arial" w:hAnsi="Arial" w:eastAsia="Arial" w:cs="Arial"/>
+                <w:color w:val="333333"/>
+                <w:sz w:val="21"/>
+              </w:rPr>
+              <w:t xml:space="preserve">HotDQ</w:t>
+            </w:r>
+            <w:r/>
+          </w:p>
+        </w:tc>
+      </w:tr>
+      <w:tr>
+        <w:trPr/>
+        <w:tc>
+          <w:tcPr>
+            <w:tcBorders>
+              <w:top w:val="none" w:color="000000" w:sz="4" w:space="0"/>
+              <w:left w:val="none" w:color="000000" w:sz="4" w:space="0"/>
+              <w:bottom w:val="none" w:color="000000" w:sz="4" w:space="0"/>
+              <w:right w:val="none" w:color="000000" w:sz="4" w:space="0"/>
+            </w:tcBorders>
+            <w:tcMar>
+              <w:left w:w="63" w:type="dxa"/>
+              <w:top w:w="15" w:type="dxa"/>
+              <w:right w:w="63" w:type="dxa"/>
+              <w:bottom w:w="15" w:type="dxa"/>
+            </w:tcMar>
+            <w:tcW w:w="4673" w:type="dxa"/>
+            <w:vAlign w:val="center"/>
+            <w:textDirection w:val="lrTb"/>
+            <w:noWrap w:val="false"/>
+          </w:tcPr>
+          <w:p>
+            <w:pPr>
+              <w:spacing w:before="0" w:after="0" w:line="57" w:lineRule="atLeast"/>
+            </w:pPr>
+            <w:r>
+              <w:rPr>
+                <w:rFonts w:ascii="Arial" w:hAnsi="Arial" w:eastAsia="Arial" w:cs="Arial"/>
+                <w:color w:val="333333"/>
+                <w:sz w:val="21"/>
+              </w:rPr>
+              <w:t xml:space="preserve">Icewind Dale: Rime of the Frostmaiden</w:t>
+            </w:r>
+            <w:r/>
+          </w:p>
+        </w:tc>
+        <w:tc>
+          <w:tcPr>
+            <w:tcBorders>
+              <w:top w:val="none" w:color="000000" w:sz="4" w:space="0"/>
+              <w:left w:val="none" w:color="000000" w:sz="4" w:space="0"/>
+              <w:bottom w:val="none" w:color="000000" w:sz="4" w:space="0"/>
+              <w:right w:val="none" w:color="000000" w:sz="4" w:space="0"/>
+            </w:tcBorders>
+            <w:tcMar>
+              <w:left w:w="63" w:type="dxa"/>
+              <w:top w:w="15" w:type="dxa"/>
+              <w:right w:w="63" w:type="dxa"/>
+              <w:bottom w:w="15" w:type="dxa"/>
+            </w:tcMar>
+            <w:tcW w:w="4681" w:type="dxa"/>
+            <w:vAlign w:val="center"/>
+            <w:textDirection w:val="lrTb"/>
+            <w:noWrap w:val="false"/>
+          </w:tcPr>
+          <w:p>
+            <w:pPr>
+              <w:spacing w:before="0" w:after="0" w:line="57" w:lineRule="atLeast"/>
+            </w:pPr>
+            <w:r>
+              <w:rPr>
+                <w:rFonts w:ascii="Arial" w:hAnsi="Arial" w:eastAsia="Arial" w:cs="Arial"/>
+                <w:color w:val="333333"/>
+                <w:sz w:val="21"/>
+              </w:rPr>
+              <w:t xml:space="preserve">IDRotF</w:t>
+            </w:r>
+            <w:r/>
+          </w:p>
+        </w:tc>
+      </w:tr>
+      <w:tr>
+        <w:trPr/>
+        <w:tc>
+          <w:tcPr>
+            <w:shd w:val="clear" w:color="cbbfaa" w:fill="cbbfaa"/>
+            <w:tcBorders>
+              <w:top w:val="none" w:color="000000" w:sz="4" w:space="0"/>
+              <w:left w:val="none" w:color="000000" w:sz="4" w:space="0"/>
+              <w:bottom w:val="none" w:color="000000" w:sz="4" w:space="0"/>
+              <w:right w:val="none" w:color="000000" w:sz="4" w:space="0"/>
+            </w:tcBorders>
+            <w:tcMar>
+              <w:left w:w="63" w:type="dxa"/>
+              <w:top w:w="15" w:type="dxa"/>
+              <w:right w:w="63" w:type="dxa"/>
+              <w:bottom w:w="15" w:type="dxa"/>
+            </w:tcMar>
+            <w:tcW w:w="4673" w:type="dxa"/>
+            <w:vAlign w:val="center"/>
+            <w:textDirection w:val="lrTb"/>
+            <w:noWrap w:val="false"/>
+          </w:tcPr>
+          <w:p>
+            <w:pPr>
+              <w:spacing w:before="0" w:after="0" w:line="57" w:lineRule="atLeast"/>
+            </w:pPr>
+            <w:r>
+              <w:rPr>
+                <w:rFonts w:ascii="Arial" w:hAnsi="Arial" w:eastAsia="Arial" w:cs="Arial"/>
+                <w:color w:val="333333"/>
+                <w:sz w:val="21"/>
+              </w:rPr>
+              <w:t xml:space="preserve">Infernal Machine Rebuild</w:t>
+            </w:r>
+            <w:r/>
+          </w:p>
+        </w:tc>
+        <w:tc>
+          <w:tcPr>
+            <w:shd w:val="clear" w:color="cbbfaa" w:fill="cbbfaa"/>
+            <w:tcBorders>
+              <w:top w:val="none" w:color="000000" w:sz="4" w:space="0"/>
+              <w:left w:val="none" w:color="000000" w:sz="4" w:space="0"/>
+              <w:bottom w:val="none" w:color="000000" w:sz="4" w:space="0"/>
+              <w:right w:val="none" w:color="000000" w:sz="4" w:space="0"/>
+            </w:tcBorders>
+            <w:tcMar>
+              <w:left w:w="63" w:type="dxa"/>
+              <w:top w:w="15" w:type="dxa"/>
+              <w:right w:w="63" w:type="dxa"/>
+              <w:bottom w:w="15" w:type="dxa"/>
+            </w:tcMar>
+            <w:tcW w:w="4681" w:type="dxa"/>
+            <w:vAlign w:val="center"/>
+            <w:textDirection w:val="lrTb"/>
+            <w:noWrap w:val="false"/>
+          </w:tcPr>
+          <w:p>
+            <w:pPr>
+              <w:spacing w:before="0" w:after="0" w:line="57" w:lineRule="atLeast"/>
+            </w:pPr>
+            <w:r>
+              <w:rPr>
+                <w:rFonts w:ascii="Arial" w:hAnsi="Arial" w:eastAsia="Arial" w:cs="Arial"/>
+                <w:color w:val="333333"/>
+                <w:sz w:val="21"/>
+              </w:rPr>
+              <w:t xml:space="preserve">IMR</w:t>
+            </w:r>
+            <w:r/>
+          </w:p>
+        </w:tc>
+      </w:tr>
+      <w:tr>
+        <w:trPr/>
+        <w:tc>
+          <w:tcPr>
+            <w:tcBorders>
+              <w:top w:val="none" w:color="000000" w:sz="4" w:space="0"/>
+              <w:left w:val="none" w:color="000000" w:sz="4" w:space="0"/>
+              <w:bottom w:val="none" w:color="000000" w:sz="4" w:space="0"/>
+              <w:right w:val="none" w:color="000000" w:sz="4" w:space="0"/>
+            </w:tcBorders>
+            <w:tcMar>
+              <w:left w:w="63" w:type="dxa"/>
+              <w:top w:w="15" w:type="dxa"/>
+              <w:right w:w="63" w:type="dxa"/>
+              <w:bottom w:w="15" w:type="dxa"/>
+            </w:tcMar>
+            <w:tcW w:w="4673" w:type="dxa"/>
+            <w:vAlign w:val="center"/>
+            <w:textDirection w:val="lrTb"/>
+            <w:noWrap w:val="false"/>
+          </w:tcPr>
+          <w:p>
+            <w:pPr>
+              <w:spacing w:before="0" w:after="0" w:line="57" w:lineRule="atLeast"/>
+            </w:pPr>
+            <w:r>
+              <w:rPr>
+                <w:rFonts w:ascii="Arial" w:hAnsi="Arial" w:eastAsia="Arial" w:cs="Arial"/>
+                <w:color w:val="333333"/>
+                <w:sz w:val="21"/>
+              </w:rPr>
+              <w:t xml:space="preserve">Lost Laboratory of Kwalish</w:t>
+            </w:r>
+            <w:r/>
+          </w:p>
+        </w:tc>
+        <w:tc>
+          <w:tcPr>
+            <w:tcBorders>
+              <w:top w:val="none" w:color="000000" w:sz="4" w:space="0"/>
+              <w:left w:val="none" w:color="000000" w:sz="4" w:space="0"/>
+              <w:bottom w:val="none" w:color="000000" w:sz="4" w:space="0"/>
+              <w:right w:val="none" w:color="000000" w:sz="4" w:space="0"/>
+            </w:tcBorders>
+            <w:tcMar>
+              <w:left w:w="63" w:type="dxa"/>
+              <w:top w:w="15" w:type="dxa"/>
+              <w:right w:w="63" w:type="dxa"/>
+              <w:bottom w:w="15" w:type="dxa"/>
+            </w:tcMar>
+            <w:tcW w:w="4681" w:type="dxa"/>
+            <w:vAlign w:val="center"/>
+            <w:textDirection w:val="lrTb"/>
+            <w:noWrap w:val="false"/>
+          </w:tcPr>
+          <w:p>
+            <w:pPr>
+              <w:spacing w:before="0" w:after="0" w:line="57" w:lineRule="atLeast"/>
+            </w:pPr>
+            <w:r>
+              <w:rPr>
+                <w:rFonts w:ascii="Arial" w:hAnsi="Arial" w:eastAsia="Arial" w:cs="Arial"/>
+                <w:color w:val="333333"/>
+                <w:sz w:val="21"/>
+              </w:rPr>
+              <w:t xml:space="preserve">LLK</w:t>
+            </w:r>
+            <w:r/>
+          </w:p>
+        </w:tc>
+      </w:tr>
+      <w:tr>
+        <w:trPr/>
+        <w:tc>
+          <w:tcPr>
+            <w:shd w:val="clear" w:color="cbbfaa" w:fill="cbbfaa"/>
+            <w:tcBorders>
+              <w:top w:val="none" w:color="000000" w:sz="4" w:space="0"/>
+              <w:left w:val="none" w:color="000000" w:sz="4" w:space="0"/>
+              <w:bottom w:val="none" w:color="000000" w:sz="4" w:space="0"/>
+              <w:right w:val="none" w:color="000000" w:sz="4" w:space="0"/>
+            </w:tcBorders>
+            <w:tcMar>
+              <w:left w:w="63" w:type="dxa"/>
+              <w:top w:w="15" w:type="dxa"/>
+              <w:right w:w="63" w:type="dxa"/>
+              <w:bottom w:w="15" w:type="dxa"/>
+            </w:tcMar>
+            <w:tcW w:w="4673" w:type="dxa"/>
+            <w:vAlign w:val="center"/>
+            <w:textDirection w:val="lrTb"/>
+            <w:noWrap w:val="false"/>
+          </w:tcPr>
+          <w:p>
+            <w:pPr>
+              <w:spacing w:before="0" w:after="0" w:line="57" w:lineRule="atLeast"/>
+            </w:pPr>
+            <w:r>
+              <w:rPr>
+                <w:rFonts w:ascii="Arial" w:hAnsi="Arial" w:eastAsia="Arial" w:cs="Arial"/>
+                <w:color w:val="333333"/>
+                <w:sz w:val="21"/>
+              </w:rPr>
+              <w:t xml:space="preserve">Lost Mine of Phandelver</w:t>
+            </w:r>
+            <w:r/>
+          </w:p>
+        </w:tc>
+        <w:tc>
+          <w:tcPr>
+            <w:shd w:val="clear" w:color="cbbfaa" w:fill="cbbfaa"/>
+            <w:tcBorders>
+              <w:top w:val="none" w:color="000000" w:sz="4" w:space="0"/>
+              <w:left w:val="none" w:color="000000" w:sz="4" w:space="0"/>
+              <w:bottom w:val="none" w:color="000000" w:sz="4" w:space="0"/>
+              <w:right w:val="none" w:color="000000" w:sz="4" w:space="0"/>
+            </w:tcBorders>
+            <w:tcMar>
+              <w:left w:w="63" w:type="dxa"/>
+              <w:top w:w="15" w:type="dxa"/>
+              <w:right w:w="63" w:type="dxa"/>
+              <w:bottom w:w="15" w:type="dxa"/>
+            </w:tcMar>
+            <w:tcW w:w="4681" w:type="dxa"/>
+            <w:vAlign w:val="center"/>
+            <w:textDirection w:val="lrTb"/>
+            <w:noWrap w:val="false"/>
+          </w:tcPr>
+          <w:p>
+            <w:pPr>
+              <w:spacing w:before="0" w:after="0" w:line="57" w:lineRule="atLeast"/>
+            </w:pPr>
+            <w:r>
+              <w:rPr>
+                <w:rFonts w:ascii="Arial" w:hAnsi="Arial" w:eastAsia="Arial" w:cs="Arial"/>
+                <w:color w:val="333333"/>
+                <w:sz w:val="21"/>
+              </w:rPr>
+              <w:t xml:space="preserve">LMoP</w:t>
+            </w:r>
+            <w:r/>
+          </w:p>
+        </w:tc>
+      </w:tr>
+      <w:tr>
+        <w:trPr/>
+        <w:tc>
+          <w:tcPr>
+            <w:tcBorders>
+              <w:top w:val="none" w:color="000000" w:sz="4" w:space="0"/>
+              <w:left w:val="none" w:color="000000" w:sz="4" w:space="0"/>
+              <w:bottom w:val="none" w:color="000000" w:sz="4" w:space="0"/>
+              <w:right w:val="none" w:color="000000" w:sz="4" w:space="0"/>
+            </w:tcBorders>
+            <w:tcMar>
+              <w:left w:w="63" w:type="dxa"/>
+              <w:top w:w="15" w:type="dxa"/>
+              <w:right w:w="63" w:type="dxa"/>
+              <w:bottom w:w="15" w:type="dxa"/>
+            </w:tcMar>
+            <w:tcW w:w="4673" w:type="dxa"/>
+            <w:vAlign w:val="center"/>
+            <w:textDirection w:val="lrTb"/>
+            <w:noWrap w:val="false"/>
+          </w:tcPr>
+          <w:p>
+            <w:pPr>
+              <w:spacing w:before="0" w:after="0" w:line="57" w:lineRule="atLeast"/>
+            </w:pPr>
+            <w:r>
+              <w:rPr>
+                <w:rFonts w:ascii="Arial" w:hAnsi="Arial" w:eastAsia="Arial" w:cs="Arial"/>
+                <w:color w:val="333333"/>
+                <w:sz w:val="21"/>
+              </w:rPr>
+              <w:t xml:space="preserve">Mordenkainen's Tome of Foes</w:t>
+            </w:r>
+            <w:r/>
+          </w:p>
+        </w:tc>
+        <w:tc>
+          <w:tcPr>
+            <w:tcBorders>
+              <w:top w:val="none" w:color="000000" w:sz="4" w:space="0"/>
+              <w:left w:val="none" w:color="000000" w:sz="4" w:space="0"/>
+              <w:bottom w:val="none" w:color="000000" w:sz="4" w:space="0"/>
+              <w:right w:val="none" w:color="000000" w:sz="4" w:space="0"/>
+            </w:tcBorders>
+            <w:tcMar>
+              <w:left w:w="63" w:type="dxa"/>
+              <w:top w:w="15" w:type="dxa"/>
+              <w:right w:w="63" w:type="dxa"/>
+              <w:bottom w:w="15" w:type="dxa"/>
+            </w:tcMar>
+            <w:tcW w:w="4681" w:type="dxa"/>
+            <w:vAlign w:val="center"/>
+            <w:textDirection w:val="lrTb"/>
+            <w:noWrap w:val="false"/>
+          </w:tcPr>
+          <w:p>
+            <w:pPr>
+              <w:spacing w:before="0" w:after="0" w:line="57" w:lineRule="atLeast"/>
+            </w:pPr>
+            <w:r>
+              <w:rPr>
+                <w:rFonts w:ascii="Arial" w:hAnsi="Arial" w:eastAsia="Arial" w:cs="Arial"/>
+                <w:color w:val="333333"/>
+                <w:sz w:val="21"/>
+              </w:rPr>
+              <w:t xml:space="preserve">MTF</w:t>
+            </w:r>
+            <w:r/>
+          </w:p>
+        </w:tc>
+      </w:tr>
+      <w:tr>
+        <w:trPr/>
+        <w:tc>
+          <w:tcPr>
+            <w:shd w:val="clear" w:color="cbbfaa" w:fill="cbbfaa"/>
+            <w:tcBorders>
+              <w:top w:val="none" w:color="000000" w:sz="4" w:space="0"/>
+              <w:left w:val="none" w:color="000000" w:sz="4" w:space="0"/>
+              <w:bottom w:val="none" w:color="000000" w:sz="4" w:space="0"/>
+              <w:right w:val="none" w:color="000000" w:sz="4" w:space="0"/>
+            </w:tcBorders>
+            <w:tcMar>
+              <w:left w:w="63" w:type="dxa"/>
+              <w:top w:w="15" w:type="dxa"/>
+              <w:right w:w="63" w:type="dxa"/>
+              <w:bottom w:w="15" w:type="dxa"/>
+            </w:tcMar>
+            <w:tcW w:w="4673" w:type="dxa"/>
+            <w:vAlign w:val="center"/>
+            <w:textDirection w:val="lrTb"/>
+            <w:noWrap w:val="false"/>
+          </w:tcPr>
+          <w:p>
+            <w:pPr>
+              <w:spacing w:before="0" w:after="0" w:line="57" w:lineRule="atLeast"/>
+            </w:pPr>
+            <w:r>
+              <w:rPr>
+                <w:rFonts w:ascii="Arial" w:hAnsi="Arial" w:eastAsia="Arial" w:cs="Arial"/>
+                <w:color w:val="333333"/>
+                <w:sz w:val="21"/>
+              </w:rPr>
+              <w:t xml:space="preserve">Mythic Odysseys of Theros</w:t>
+            </w:r>
+            <w:r/>
+          </w:p>
+        </w:tc>
+        <w:tc>
+          <w:tcPr>
+            <w:shd w:val="clear" w:color="cbbfaa" w:fill="cbbfaa"/>
+            <w:tcBorders>
+              <w:top w:val="none" w:color="000000" w:sz="4" w:space="0"/>
+              <w:left w:val="none" w:color="000000" w:sz="4" w:space="0"/>
+              <w:bottom w:val="none" w:color="000000" w:sz="4" w:space="0"/>
+              <w:right w:val="none" w:color="000000" w:sz="4" w:space="0"/>
+            </w:tcBorders>
+            <w:tcMar>
+              <w:left w:w="63" w:type="dxa"/>
+              <w:top w:w="15" w:type="dxa"/>
+              <w:right w:w="63" w:type="dxa"/>
+              <w:bottom w:w="15" w:type="dxa"/>
+            </w:tcMar>
+            <w:tcW w:w="4681" w:type="dxa"/>
+            <w:vAlign w:val="center"/>
+            <w:textDirection w:val="lrTb"/>
+            <w:noWrap w:val="false"/>
+          </w:tcPr>
+          <w:p>
+            <w:pPr>
+              <w:spacing w:before="0" w:after="0" w:line="57" w:lineRule="atLeast"/>
+            </w:pPr>
+            <w:r>
+              <w:rPr>
+                <w:rFonts w:ascii="Arial" w:hAnsi="Arial" w:eastAsia="Arial" w:cs="Arial"/>
+                <w:color w:val="333333"/>
+                <w:sz w:val="21"/>
+              </w:rPr>
+              <w:t xml:space="preserve">MOT</w:t>
+            </w:r>
+            <w:r/>
+          </w:p>
+        </w:tc>
+      </w:tr>
+      <w:tr>
+        <w:trPr/>
+        <w:tc>
+          <w:tcPr>
+            <w:tcBorders>
+              <w:top w:val="none" w:color="000000" w:sz="4" w:space="0"/>
+              <w:left w:val="none" w:color="000000" w:sz="4" w:space="0"/>
+              <w:bottom w:val="none" w:color="000000" w:sz="4" w:space="0"/>
+              <w:right w:val="none" w:color="000000" w:sz="4" w:space="0"/>
+            </w:tcBorders>
+            <w:tcMar>
+              <w:left w:w="63" w:type="dxa"/>
+              <w:top w:w="15" w:type="dxa"/>
+              <w:right w:w="63" w:type="dxa"/>
+              <w:bottom w:w="15" w:type="dxa"/>
+            </w:tcMar>
+            <w:tcW w:w="4673" w:type="dxa"/>
+            <w:vAlign w:val="center"/>
+            <w:textDirection w:val="lrTb"/>
+            <w:noWrap w:val="false"/>
+          </w:tcPr>
+          <w:p>
+            <w:pPr>
+              <w:spacing w:before="0" w:after="0" w:line="57" w:lineRule="atLeast"/>
+            </w:pPr>
+            <w:r>
+              <w:rPr>
+                <w:rFonts w:ascii="Arial" w:hAnsi="Arial" w:eastAsia="Arial" w:cs="Arial"/>
+                <w:color w:val="333333"/>
+                <w:sz w:val="21"/>
+              </w:rPr>
+              <w:t xml:space="preserve">Out of the Abyss</w:t>
+            </w:r>
+            <w:r/>
+          </w:p>
+        </w:tc>
+        <w:tc>
+          <w:tcPr>
+            <w:tcBorders>
+              <w:top w:val="none" w:color="000000" w:sz="4" w:space="0"/>
+              <w:left w:val="none" w:color="000000" w:sz="4" w:space="0"/>
+              <w:bottom w:val="none" w:color="000000" w:sz="4" w:space="0"/>
+              <w:right w:val="none" w:color="000000" w:sz="4" w:space="0"/>
+            </w:tcBorders>
+            <w:tcMar>
+              <w:left w:w="63" w:type="dxa"/>
+              <w:top w:w="15" w:type="dxa"/>
+              <w:right w:w="63" w:type="dxa"/>
+              <w:bottom w:w="15" w:type="dxa"/>
+            </w:tcMar>
+            <w:tcW w:w="4681" w:type="dxa"/>
+            <w:vAlign w:val="center"/>
+            <w:textDirection w:val="lrTb"/>
+            <w:noWrap w:val="false"/>
+          </w:tcPr>
+          <w:p>
+            <w:pPr>
+              <w:spacing w:before="0" w:after="0" w:line="57" w:lineRule="atLeast"/>
+            </w:pPr>
+            <w:r>
+              <w:rPr>
+                <w:rFonts w:ascii="Arial" w:hAnsi="Arial" w:eastAsia="Arial" w:cs="Arial"/>
+                <w:color w:val="333333"/>
+                <w:sz w:val="21"/>
+              </w:rPr>
+              <w:t xml:space="preserve">OotA</w:t>
+            </w:r>
+            <w:r/>
+          </w:p>
+        </w:tc>
+      </w:tr>
+      <w:tr>
+        <w:trPr/>
+        <w:tc>
+          <w:tcPr>
+            <w:shd w:val="clear" w:color="cbbfaa" w:fill="cbbfaa"/>
+            <w:tcBorders>
+              <w:top w:val="none" w:color="000000" w:sz="4" w:space="0"/>
+              <w:left w:val="none" w:color="000000" w:sz="4" w:space="0"/>
+              <w:bottom w:val="none" w:color="000000" w:sz="4" w:space="0"/>
+              <w:right w:val="none" w:color="000000" w:sz="4" w:space="0"/>
+            </w:tcBorders>
+            <w:tcMar>
+              <w:left w:w="63" w:type="dxa"/>
+              <w:top w:w="15" w:type="dxa"/>
+              <w:right w:w="63" w:type="dxa"/>
+              <w:bottom w:w="15" w:type="dxa"/>
+            </w:tcMar>
+            <w:tcW w:w="4673" w:type="dxa"/>
+            <w:vAlign w:val="center"/>
+            <w:textDirection w:val="lrTb"/>
+            <w:noWrap w:val="false"/>
+          </w:tcPr>
+          <w:p>
+            <w:pPr>
+              <w:spacing w:before="0" w:after="0" w:line="57" w:lineRule="atLeast"/>
+            </w:pPr>
+            <w:r>
+              <w:rPr>
+                <w:rFonts w:ascii="Arial" w:hAnsi="Arial" w:eastAsia="Arial" w:cs="Arial"/>
+                <w:color w:val="333333"/>
+                <w:sz w:val="21"/>
+              </w:rPr>
+              <w:t xml:space="preserve">Princes of the Apocalypse</w:t>
+            </w:r>
+            <w:r/>
+          </w:p>
+        </w:tc>
+        <w:tc>
+          <w:tcPr>
+            <w:shd w:val="clear" w:color="cbbfaa" w:fill="cbbfaa"/>
+            <w:tcBorders>
+              <w:top w:val="none" w:color="000000" w:sz="4" w:space="0"/>
+              <w:left w:val="none" w:color="000000" w:sz="4" w:space="0"/>
+              <w:bottom w:val="none" w:color="000000" w:sz="4" w:space="0"/>
+              <w:right w:val="none" w:color="000000" w:sz="4" w:space="0"/>
+            </w:tcBorders>
+            <w:tcMar>
+              <w:left w:w="63" w:type="dxa"/>
+              <w:top w:w="15" w:type="dxa"/>
+              <w:right w:w="63" w:type="dxa"/>
+              <w:bottom w:w="15" w:type="dxa"/>
+            </w:tcMar>
+            <w:tcW w:w="4681" w:type="dxa"/>
+            <w:vAlign w:val="center"/>
+            <w:textDirection w:val="lrTb"/>
+            <w:noWrap w:val="false"/>
+          </w:tcPr>
+          <w:p>
+            <w:pPr>
+              <w:spacing w:before="0" w:after="0" w:line="57" w:lineRule="atLeast"/>
+            </w:pPr>
+            <w:r>
+              <w:rPr>
+                <w:rFonts w:ascii="Arial" w:hAnsi="Arial" w:eastAsia="Arial" w:cs="Arial"/>
+                <w:color w:val="333333"/>
+                <w:sz w:val="21"/>
+              </w:rPr>
+              <w:t xml:space="preserve">PotA</w:t>
+            </w:r>
+            <w:r/>
+          </w:p>
+        </w:tc>
+      </w:tr>
+      <w:tr>
+        <w:trPr/>
+        <w:tc>
+          <w:tcPr>
+            <w:tcBorders>
+              <w:top w:val="none" w:color="000000" w:sz="4" w:space="0"/>
+              <w:left w:val="none" w:color="000000" w:sz="4" w:space="0"/>
+              <w:bottom w:val="none" w:color="000000" w:sz="4" w:space="0"/>
+              <w:right w:val="none" w:color="000000" w:sz="4" w:space="0"/>
+            </w:tcBorders>
+            <w:tcMar>
+              <w:left w:w="63" w:type="dxa"/>
+              <w:top w:w="15" w:type="dxa"/>
+              <w:right w:w="63" w:type="dxa"/>
+              <w:bottom w:w="15" w:type="dxa"/>
+            </w:tcMar>
+            <w:tcW w:w="4673" w:type="dxa"/>
+            <w:vAlign w:val="center"/>
+            <w:textDirection w:val="lrTb"/>
+            <w:noWrap w:val="false"/>
+          </w:tcPr>
+          <w:p>
+            <w:pPr>
+              <w:spacing w:before="0" w:after="0" w:line="57" w:lineRule="atLeast"/>
+            </w:pPr>
+            <w:r>
+              <w:rPr>
+                <w:rFonts w:ascii="Arial" w:hAnsi="Arial" w:eastAsia="Arial" w:cs="Arial"/>
+                <w:color w:val="333333"/>
+                <w:sz w:val="21"/>
+              </w:rPr>
+              <w:t xml:space="preserve">The Rise of Tiamat</w:t>
+            </w:r>
+            <w:r/>
+          </w:p>
+        </w:tc>
+        <w:tc>
+          <w:tcPr>
+            <w:tcBorders>
+              <w:top w:val="none" w:color="000000" w:sz="4" w:space="0"/>
+              <w:left w:val="none" w:color="000000" w:sz="4" w:space="0"/>
+              <w:bottom w:val="none" w:color="000000" w:sz="4" w:space="0"/>
+              <w:right w:val="none" w:color="000000" w:sz="4" w:space="0"/>
+            </w:tcBorders>
+            <w:tcMar>
+              <w:left w:w="63" w:type="dxa"/>
+              <w:top w:w="15" w:type="dxa"/>
+              <w:right w:w="63" w:type="dxa"/>
+              <w:bottom w:w="15" w:type="dxa"/>
+            </w:tcMar>
+            <w:tcW w:w="4681" w:type="dxa"/>
+            <w:vAlign w:val="center"/>
+            <w:textDirection w:val="lrTb"/>
+            <w:noWrap w:val="false"/>
+          </w:tcPr>
+          <w:p>
+            <w:pPr>
+              <w:spacing w:before="0" w:after="0" w:line="57" w:lineRule="atLeast"/>
+            </w:pPr>
+            <w:r>
+              <w:rPr>
+                <w:rFonts w:ascii="Arial" w:hAnsi="Arial" w:eastAsia="Arial" w:cs="Arial"/>
+                <w:color w:val="333333"/>
+                <w:sz w:val="21"/>
+              </w:rPr>
+              <w:t xml:space="preserve">RoT</w:t>
+            </w:r>
+            <w:r/>
+          </w:p>
+        </w:tc>
+      </w:tr>
+      <w:tr>
+        <w:trPr/>
+        <w:tc>
+          <w:tcPr>
+            <w:shd w:val="clear" w:color="cbbfaa" w:fill="cbbfaa"/>
+            <w:tcBorders>
+              <w:top w:val="none" w:color="000000" w:sz="4" w:space="0"/>
+              <w:left w:val="none" w:color="000000" w:sz="4" w:space="0"/>
+              <w:bottom w:val="none" w:color="000000" w:sz="4" w:space="0"/>
+              <w:right w:val="none" w:color="000000" w:sz="4" w:space="0"/>
+            </w:tcBorders>
+            <w:tcMar>
+              <w:left w:w="63" w:type="dxa"/>
+              <w:top w:w="15" w:type="dxa"/>
+              <w:right w:w="63" w:type="dxa"/>
+              <w:bottom w:w="15" w:type="dxa"/>
+            </w:tcMar>
+            <w:tcW w:w="4673" w:type="dxa"/>
+            <w:vAlign w:val="center"/>
+            <w:textDirection w:val="lrTb"/>
+            <w:noWrap w:val="false"/>
+          </w:tcPr>
+          <w:p>
+            <w:pPr>
+              <w:spacing w:before="0" w:after="0" w:line="57" w:lineRule="atLeast"/>
+            </w:pPr>
+            <w:r>
+              <w:rPr>
+                <w:rFonts w:ascii="Arial" w:hAnsi="Arial" w:eastAsia="Arial" w:cs="Arial"/>
+                <w:color w:val="333333"/>
+                <w:sz w:val="21"/>
+              </w:rPr>
+              <w:t xml:space="preserve">Storm King's Thunder</w:t>
+            </w:r>
+            <w:r/>
+          </w:p>
+        </w:tc>
+        <w:tc>
+          <w:tcPr>
+            <w:shd w:val="clear" w:color="cbbfaa" w:fill="cbbfaa"/>
+            <w:tcBorders>
+              <w:top w:val="none" w:color="000000" w:sz="4" w:space="0"/>
+              <w:left w:val="none" w:color="000000" w:sz="4" w:space="0"/>
+              <w:bottom w:val="none" w:color="000000" w:sz="4" w:space="0"/>
+              <w:right w:val="none" w:color="000000" w:sz="4" w:space="0"/>
+            </w:tcBorders>
+            <w:tcMar>
+              <w:left w:w="63" w:type="dxa"/>
+              <w:top w:w="15" w:type="dxa"/>
+              <w:right w:w="63" w:type="dxa"/>
+              <w:bottom w:w="15" w:type="dxa"/>
+            </w:tcMar>
+            <w:tcW w:w="4681" w:type="dxa"/>
+            <w:vAlign w:val="center"/>
+            <w:textDirection w:val="lrTb"/>
+            <w:noWrap w:val="false"/>
+          </w:tcPr>
+          <w:p>
+            <w:pPr>
+              <w:spacing w:before="0" w:after="0" w:line="57" w:lineRule="atLeast"/>
+            </w:pPr>
+            <w:r>
+              <w:rPr>
+                <w:rFonts w:ascii="Arial" w:hAnsi="Arial" w:eastAsia="Arial" w:cs="Arial"/>
+                <w:color w:val="333333"/>
+                <w:sz w:val="21"/>
+              </w:rPr>
+              <w:t xml:space="preserve">SKT</w:t>
+            </w:r>
+            <w:r/>
+          </w:p>
+        </w:tc>
+      </w:tr>
+      <w:tr>
+        <w:trPr/>
+        <w:tc>
+          <w:tcPr>
+            <w:tcBorders>
+              <w:top w:val="none" w:color="000000" w:sz="4" w:space="0"/>
+              <w:left w:val="none" w:color="000000" w:sz="4" w:space="0"/>
+              <w:bottom w:val="none" w:color="000000" w:sz="4" w:space="0"/>
+              <w:right w:val="none" w:color="000000" w:sz="4" w:space="0"/>
+            </w:tcBorders>
+            <w:tcMar>
+              <w:left w:w="63" w:type="dxa"/>
+              <w:top w:w="15" w:type="dxa"/>
+              <w:right w:w="63" w:type="dxa"/>
+              <w:bottom w:w="15" w:type="dxa"/>
+            </w:tcMar>
+            <w:tcW w:w="4673" w:type="dxa"/>
+            <w:vAlign w:val="center"/>
+            <w:textDirection w:val="lrTb"/>
+            <w:noWrap w:val="false"/>
+          </w:tcPr>
+          <w:p>
+            <w:pPr>
+              <w:spacing w:before="0" w:after="0" w:line="57" w:lineRule="atLeast"/>
+            </w:pPr>
+            <w:r>
+              <w:rPr>
+                <w:rFonts w:ascii="Arial" w:hAnsi="Arial" w:eastAsia="Arial" w:cs="Arial"/>
+                <w:color w:val="333333"/>
+                <w:sz w:val="21"/>
+              </w:rPr>
+              <w:t xml:space="preserve">Strixhaven Curriculum of Chaos</w:t>
+            </w:r>
+            <w:r/>
+          </w:p>
+        </w:tc>
+        <w:tc>
+          <w:tcPr>
+            <w:tcBorders>
+              <w:top w:val="none" w:color="000000" w:sz="4" w:space="0"/>
+              <w:left w:val="none" w:color="000000" w:sz="4" w:space="0"/>
+              <w:bottom w:val="none" w:color="000000" w:sz="4" w:space="0"/>
+              <w:right w:val="none" w:color="000000" w:sz="4" w:space="0"/>
+            </w:tcBorders>
+            <w:tcMar>
+              <w:left w:w="63" w:type="dxa"/>
+              <w:top w:w="15" w:type="dxa"/>
+              <w:right w:w="63" w:type="dxa"/>
+              <w:bottom w:w="15" w:type="dxa"/>
+            </w:tcMar>
+            <w:tcW w:w="4681" w:type="dxa"/>
+            <w:vAlign w:val="center"/>
+            <w:textDirection w:val="lrTb"/>
+            <w:noWrap w:val="false"/>
+          </w:tcPr>
+          <w:p>
+            <w:pPr>
+              <w:spacing w:before="0" w:after="0" w:line="57" w:lineRule="atLeast"/>
+            </w:pPr>
+            <w:r>
+              <w:rPr>
+                <w:rFonts w:ascii="Arial" w:hAnsi="Arial" w:eastAsia="Arial" w:cs="Arial"/>
+                <w:color w:val="333333"/>
+                <w:sz w:val="21"/>
+              </w:rPr>
+              <w:t xml:space="preserve">SCC</w:t>
+            </w:r>
+            <w:r/>
+          </w:p>
+        </w:tc>
+      </w:tr>
+      <w:tr>
+        <w:trPr/>
+        <w:tc>
+          <w:tcPr>
+            <w:shd w:val="clear" w:color="cbbfaa" w:fill="cbbfaa"/>
+            <w:tcBorders>
+              <w:top w:val="none" w:color="000000" w:sz="4" w:space="0"/>
+              <w:left w:val="none" w:color="000000" w:sz="4" w:space="0"/>
+              <w:bottom w:val="none" w:color="000000" w:sz="4" w:space="0"/>
+              <w:right w:val="none" w:color="000000" w:sz="4" w:space="0"/>
+            </w:tcBorders>
+            <w:tcMar>
+              <w:left w:w="63" w:type="dxa"/>
+              <w:top w:w="15" w:type="dxa"/>
+              <w:right w:w="63" w:type="dxa"/>
+              <w:bottom w:w="15" w:type="dxa"/>
+            </w:tcMar>
+            <w:tcW w:w="4673" w:type="dxa"/>
+            <w:vAlign w:val="center"/>
+            <w:textDirection w:val="lrTb"/>
+            <w:noWrap w:val="false"/>
+          </w:tcPr>
+          <w:p>
+            <w:pPr>
+              <w:spacing w:before="0" w:after="0" w:line="57" w:lineRule="atLeast"/>
+            </w:pPr>
+            <w:r>
+              <w:rPr>
+                <w:rFonts w:ascii="Arial" w:hAnsi="Arial" w:eastAsia="Arial" w:cs="Arial"/>
+                <w:color w:val="333333"/>
+                <w:sz w:val="21"/>
+              </w:rPr>
+              <w:t xml:space="preserve">Tales from the Yawning Portal</w:t>
+            </w:r>
+            <w:r/>
+          </w:p>
+        </w:tc>
+        <w:tc>
+          <w:tcPr>
+            <w:shd w:val="clear" w:color="cbbfaa" w:fill="cbbfaa"/>
+            <w:tcBorders>
+              <w:top w:val="none" w:color="000000" w:sz="4" w:space="0"/>
+              <w:left w:val="none" w:color="000000" w:sz="4" w:space="0"/>
+              <w:bottom w:val="none" w:color="000000" w:sz="4" w:space="0"/>
+              <w:right w:val="none" w:color="000000" w:sz="4" w:space="0"/>
+            </w:tcBorders>
+            <w:tcMar>
+              <w:left w:w="63" w:type="dxa"/>
+              <w:top w:w="15" w:type="dxa"/>
+              <w:right w:w="63" w:type="dxa"/>
+              <w:bottom w:w="15" w:type="dxa"/>
+            </w:tcMar>
+            <w:tcW w:w="4681" w:type="dxa"/>
+            <w:vAlign w:val="center"/>
+            <w:textDirection w:val="lrTb"/>
+            <w:noWrap w:val="false"/>
+          </w:tcPr>
+          <w:p>
+            <w:pPr>
+              <w:spacing w:before="0" w:after="0" w:line="57" w:lineRule="atLeast"/>
+            </w:pPr>
+            <w:r>
+              <w:rPr>
+                <w:rFonts w:ascii="Arial" w:hAnsi="Arial" w:eastAsia="Arial" w:cs="Arial"/>
+                <w:color w:val="333333"/>
+                <w:sz w:val="21"/>
+              </w:rPr>
+              <w:t xml:space="preserve">TftYP</w:t>
+            </w:r>
+            <w:r/>
+          </w:p>
+        </w:tc>
+      </w:tr>
+      <w:tr>
+        <w:trPr/>
+        <w:tc>
+          <w:tcPr>
+            <w:tcBorders>
+              <w:top w:val="none" w:color="000000" w:sz="4" w:space="0"/>
+              <w:left w:val="none" w:color="000000" w:sz="4" w:space="0"/>
+              <w:bottom w:val="none" w:color="000000" w:sz="4" w:space="0"/>
+              <w:right w:val="none" w:color="000000" w:sz="4" w:space="0"/>
+            </w:tcBorders>
+            <w:tcMar>
+              <w:left w:w="63" w:type="dxa"/>
+              <w:top w:w="15" w:type="dxa"/>
+              <w:right w:w="63" w:type="dxa"/>
+              <w:bottom w:w="15" w:type="dxa"/>
+            </w:tcMar>
+            <w:tcW w:w="4673" w:type="dxa"/>
+            <w:vAlign w:val="center"/>
+            <w:textDirection w:val="lrTb"/>
+            <w:noWrap w:val="false"/>
+          </w:tcPr>
+          <w:p>
+            <w:pPr>
+              <w:spacing w:before="0" w:after="0" w:line="57" w:lineRule="atLeast"/>
+            </w:pPr>
+            <w:r>
+              <w:rPr>
+                <w:rFonts w:ascii="Arial" w:hAnsi="Arial" w:eastAsia="Arial" w:cs="Arial"/>
+                <w:color w:val="333333"/>
+                <w:sz w:val="21"/>
+              </w:rPr>
+              <w:t xml:space="preserve">Tasha's Cauldron of Everything</w:t>
+            </w:r>
+            <w:r/>
+          </w:p>
+        </w:tc>
+        <w:tc>
+          <w:tcPr>
+            <w:tcBorders>
+              <w:top w:val="none" w:color="000000" w:sz="4" w:space="0"/>
+              <w:left w:val="none" w:color="000000" w:sz="4" w:space="0"/>
+              <w:bottom w:val="none" w:color="000000" w:sz="4" w:space="0"/>
+              <w:right w:val="none" w:color="000000" w:sz="4" w:space="0"/>
+            </w:tcBorders>
+            <w:tcMar>
+              <w:left w:w="63" w:type="dxa"/>
+              <w:top w:w="15" w:type="dxa"/>
+              <w:right w:w="63" w:type="dxa"/>
+              <w:bottom w:w="15" w:type="dxa"/>
+            </w:tcMar>
+            <w:tcW w:w="4681" w:type="dxa"/>
+            <w:vAlign w:val="center"/>
+            <w:textDirection w:val="lrTb"/>
+            <w:noWrap w:val="false"/>
+          </w:tcPr>
+          <w:p>
+            <w:pPr>
+              <w:spacing w:before="0" w:after="0" w:line="57" w:lineRule="atLeast"/>
+            </w:pPr>
+            <w:r>
+              <w:rPr>
+                <w:rFonts w:ascii="Arial" w:hAnsi="Arial" w:eastAsia="Arial" w:cs="Arial"/>
+                <w:color w:val="333333"/>
+                <w:sz w:val="21"/>
+              </w:rPr>
+              <w:t xml:space="preserve">TCE</w:t>
+            </w:r>
+            <w:r/>
+          </w:p>
+        </w:tc>
+      </w:tr>
+      <w:tr>
+        <w:trPr/>
+        <w:tc>
+          <w:tcPr>
+            <w:shd w:val="clear" w:color="cbbfaa" w:fill="cbbfaa"/>
+            <w:tcBorders>
+              <w:top w:val="none" w:color="000000" w:sz="4" w:space="0"/>
+              <w:left w:val="none" w:color="000000" w:sz="4" w:space="0"/>
+              <w:bottom w:val="none" w:color="000000" w:sz="4" w:space="0"/>
+              <w:right w:val="none" w:color="000000" w:sz="4" w:space="0"/>
+            </w:tcBorders>
+            <w:tcMar>
+              <w:left w:w="63" w:type="dxa"/>
+              <w:top w:w="15" w:type="dxa"/>
+              <w:right w:w="63" w:type="dxa"/>
+              <w:bottom w:w="15" w:type="dxa"/>
+            </w:tcMar>
+            <w:tcW w:w="4673" w:type="dxa"/>
+            <w:vAlign w:val="center"/>
+            <w:textDirection w:val="lrTb"/>
+            <w:noWrap w:val="false"/>
+          </w:tcPr>
+          <w:p>
+            <w:pPr>
+              <w:spacing w:before="0" w:after="0" w:line="57" w:lineRule="atLeast"/>
+            </w:pPr>
+            <w:r>
+              <w:rPr>
+                <w:rFonts w:ascii="Arial" w:hAnsi="Arial" w:eastAsia="Arial" w:cs="Arial"/>
+                <w:color w:val="333333"/>
+                <w:sz w:val="21"/>
+              </w:rPr>
+              <w:t xml:space="preserve">Tomb of Annihilation</w:t>
+            </w:r>
+            <w:r/>
+          </w:p>
+        </w:tc>
+        <w:tc>
+          <w:tcPr>
+            <w:shd w:val="clear" w:color="cbbfaa" w:fill="cbbfaa"/>
+            <w:tcBorders>
+              <w:top w:val="none" w:color="000000" w:sz="4" w:space="0"/>
+              <w:left w:val="none" w:color="000000" w:sz="4" w:space="0"/>
+              <w:bottom w:val="none" w:color="000000" w:sz="4" w:space="0"/>
+              <w:right w:val="none" w:color="000000" w:sz="4" w:space="0"/>
+            </w:tcBorders>
+            <w:tcMar>
+              <w:left w:w="63" w:type="dxa"/>
+              <w:top w:w="15" w:type="dxa"/>
+              <w:right w:w="63" w:type="dxa"/>
+              <w:bottom w:w="15" w:type="dxa"/>
+            </w:tcMar>
+            <w:tcW w:w="4681" w:type="dxa"/>
+            <w:vAlign w:val="center"/>
+            <w:textDirection w:val="lrTb"/>
+            <w:noWrap w:val="false"/>
+          </w:tcPr>
+          <w:p>
+            <w:pPr>
+              <w:spacing w:before="0" w:after="0" w:line="57" w:lineRule="atLeast"/>
+            </w:pPr>
+            <w:r>
+              <w:rPr>
+                <w:rFonts w:ascii="Arial" w:hAnsi="Arial" w:eastAsia="Arial" w:cs="Arial"/>
+                <w:color w:val="333333"/>
+                <w:sz w:val="21"/>
+              </w:rPr>
+              <w:t xml:space="preserve">ToA</w:t>
+            </w:r>
+            <w:r/>
+          </w:p>
+        </w:tc>
+      </w:tr>
+      <w:tr>
+        <w:trPr/>
+        <w:tc>
+          <w:tcPr>
+            <w:tcBorders>
+              <w:top w:val="none" w:color="000000" w:sz="4" w:space="0"/>
+              <w:left w:val="none" w:color="000000" w:sz="4" w:space="0"/>
+              <w:bottom w:val="none" w:color="000000" w:sz="4" w:space="0"/>
+              <w:right w:val="none" w:color="000000" w:sz="4" w:space="0"/>
+            </w:tcBorders>
+            <w:tcMar>
+              <w:left w:w="63" w:type="dxa"/>
+              <w:top w:w="15" w:type="dxa"/>
+              <w:right w:w="63" w:type="dxa"/>
+              <w:bottom w:w="15" w:type="dxa"/>
+            </w:tcMar>
+            <w:tcW w:w="4673" w:type="dxa"/>
+            <w:vAlign w:val="center"/>
+            <w:textDirection w:val="lrTb"/>
+            <w:noWrap w:val="false"/>
+          </w:tcPr>
+          <w:p>
+            <w:pPr>
+              <w:spacing w:before="0" w:after="0" w:line="57" w:lineRule="atLeast"/>
+            </w:pPr>
+            <w:r>
+              <w:rPr>
+                <w:rFonts w:ascii="Arial" w:hAnsi="Arial" w:eastAsia="Arial" w:cs="Arial"/>
+                <w:color w:val="333333"/>
+                <w:sz w:val="21"/>
+              </w:rPr>
+              <w:t xml:space="preserve">Waterdeep: Dragon Heist</w:t>
+            </w:r>
+            <w:r/>
+          </w:p>
+        </w:tc>
+        <w:tc>
+          <w:tcPr>
+            <w:tcBorders>
+              <w:top w:val="none" w:color="000000" w:sz="4" w:space="0"/>
+              <w:left w:val="none" w:color="000000" w:sz="4" w:space="0"/>
+              <w:bottom w:val="none" w:color="000000" w:sz="4" w:space="0"/>
+              <w:right w:val="none" w:color="000000" w:sz="4" w:space="0"/>
+            </w:tcBorders>
+            <w:tcMar>
+              <w:left w:w="63" w:type="dxa"/>
+              <w:top w:w="15" w:type="dxa"/>
+              <w:right w:w="63" w:type="dxa"/>
+              <w:bottom w:w="15" w:type="dxa"/>
+            </w:tcMar>
+            <w:tcW w:w="4681" w:type="dxa"/>
+            <w:vAlign w:val="center"/>
+            <w:textDirection w:val="lrTb"/>
+            <w:noWrap w:val="false"/>
+          </w:tcPr>
+          <w:p>
+            <w:pPr>
+              <w:spacing w:before="0" w:after="0" w:line="57" w:lineRule="atLeast"/>
+            </w:pPr>
+            <w:r>
+              <w:rPr>
+                <w:rFonts w:ascii="Arial" w:hAnsi="Arial" w:eastAsia="Arial" w:cs="Arial"/>
+                <w:color w:val="333333"/>
+                <w:sz w:val="21"/>
+              </w:rPr>
+              <w:t xml:space="preserve">WDH</w:t>
+            </w:r>
+            <w:r/>
+          </w:p>
+        </w:tc>
+      </w:tr>
+      <w:tr>
+        <w:trPr/>
+        <w:tc>
+          <w:tcPr>
+            <w:shd w:val="clear" w:color="cbbfaa" w:fill="cbbfaa"/>
+            <w:tcBorders>
+              <w:top w:val="none" w:color="000000" w:sz="4" w:space="0"/>
+              <w:left w:val="none" w:color="000000" w:sz="4" w:space="0"/>
+              <w:bottom w:val="none" w:color="000000" w:sz="4" w:space="0"/>
+              <w:right w:val="none" w:color="000000" w:sz="4" w:space="0"/>
+            </w:tcBorders>
+            <w:tcMar>
+              <w:left w:w="63" w:type="dxa"/>
+              <w:top w:w="15" w:type="dxa"/>
+              <w:right w:w="63" w:type="dxa"/>
+              <w:bottom w:w="15" w:type="dxa"/>
+            </w:tcMar>
+            <w:tcW w:w="4673" w:type="dxa"/>
+            <w:vAlign w:val="center"/>
+            <w:textDirection w:val="lrTb"/>
+            <w:noWrap w:val="false"/>
+          </w:tcPr>
+          <w:p>
+            <w:pPr>
+              <w:spacing w:before="0" w:after="0" w:line="57" w:lineRule="atLeast"/>
+            </w:pPr>
+            <w:r>
+              <w:rPr>
+                <w:rFonts w:ascii="Arial" w:hAnsi="Arial" w:eastAsia="Arial" w:cs="Arial"/>
+                <w:color w:val="333333"/>
+                <w:sz w:val="21"/>
+              </w:rPr>
+              <w:t xml:space="preserve">Volo's Guide to Monsters</w:t>
+            </w:r>
+            <w:r/>
+          </w:p>
+        </w:tc>
+        <w:tc>
+          <w:tcPr>
+            <w:shd w:val="clear" w:color="cbbfaa" w:fill="cbbfaa"/>
+            <w:tcBorders>
+              <w:top w:val="none" w:color="000000" w:sz="4" w:space="0"/>
+              <w:left w:val="none" w:color="000000" w:sz="4" w:space="0"/>
+              <w:bottom w:val="none" w:color="000000" w:sz="4" w:space="0"/>
+              <w:right w:val="none" w:color="000000" w:sz="4" w:space="0"/>
+            </w:tcBorders>
+            <w:tcMar>
+              <w:left w:w="63" w:type="dxa"/>
+              <w:top w:w="15" w:type="dxa"/>
+              <w:right w:w="63" w:type="dxa"/>
+              <w:bottom w:w="15" w:type="dxa"/>
+            </w:tcMar>
+            <w:tcW w:w="4681" w:type="dxa"/>
+            <w:vAlign w:val="center"/>
+            <w:textDirection w:val="lrTb"/>
+            <w:noWrap w:val="false"/>
+          </w:tcPr>
+          <w:p>
+            <w:pPr>
+              <w:spacing w:before="0" w:after="0" w:line="57" w:lineRule="atLeast"/>
+            </w:pPr>
+            <w:r>
+              <w:rPr>
+                <w:rFonts w:ascii="Arial" w:hAnsi="Arial" w:eastAsia="Arial" w:cs="Arial"/>
+                <w:color w:val="333333"/>
+                <w:sz w:val="21"/>
+              </w:rPr>
+              <w:t xml:space="preserve">VGM</w:t>
+            </w:r>
+            <w:r/>
+          </w:p>
+        </w:tc>
+      </w:tr>
+      <w:tr>
+        <w:trPr/>
+        <w:tc>
+          <w:tcPr>
+            <w:tcBorders>
+              <w:top w:val="none" w:color="000000" w:sz="4" w:space="0"/>
+              <w:left w:val="none" w:color="000000" w:sz="4" w:space="0"/>
+              <w:bottom w:val="none" w:color="000000" w:sz="4" w:space="0"/>
+              <w:right w:val="none" w:color="000000" w:sz="4" w:space="0"/>
+            </w:tcBorders>
+            <w:tcMar>
+              <w:left w:w="63" w:type="dxa"/>
+              <w:top w:w="15" w:type="dxa"/>
+              <w:right w:w="63" w:type="dxa"/>
+              <w:bottom w:w="15" w:type="dxa"/>
+            </w:tcMar>
+            <w:tcW w:w="4673" w:type="dxa"/>
+            <w:vAlign w:val="center"/>
+            <w:textDirection w:val="lrTb"/>
+            <w:noWrap w:val="false"/>
+          </w:tcPr>
+          <w:p>
+            <w:pPr>
+              <w:spacing w:before="0" w:after="0" w:line="57" w:lineRule="atLeast"/>
+            </w:pPr>
+            <w:r>
+              <w:rPr>
+                <w:rFonts w:ascii="Arial" w:hAnsi="Arial" w:eastAsia="Arial" w:cs="Arial"/>
+                <w:color w:val="333333"/>
+                <w:sz w:val="21"/>
+              </w:rPr>
+              <w:t xml:space="preserve">Waterdeep: Dragon Heist</w:t>
+            </w:r>
+            <w:r/>
+          </w:p>
+        </w:tc>
+        <w:tc>
+          <w:tcPr>
+            <w:tcBorders>
+              <w:top w:val="none" w:color="000000" w:sz="4" w:space="0"/>
+              <w:left w:val="none" w:color="000000" w:sz="4" w:space="0"/>
+              <w:bottom w:val="none" w:color="000000" w:sz="4" w:space="0"/>
+              <w:right w:val="none" w:color="000000" w:sz="4" w:space="0"/>
+            </w:tcBorders>
+            <w:tcMar>
+              <w:left w:w="63" w:type="dxa"/>
+              <w:top w:w="15" w:type="dxa"/>
+              <w:right w:w="63" w:type="dxa"/>
+              <w:bottom w:w="15" w:type="dxa"/>
+            </w:tcMar>
+            <w:tcW w:w="4681" w:type="dxa"/>
+            <w:vAlign w:val="center"/>
+            <w:textDirection w:val="lrTb"/>
+            <w:noWrap w:val="false"/>
+          </w:tcPr>
+          <w:p>
+            <w:pPr>
+              <w:spacing w:before="0" w:after="0" w:line="57" w:lineRule="atLeast"/>
+            </w:pPr>
+            <w:r>
+              <w:rPr>
+                <w:rFonts w:ascii="Arial" w:hAnsi="Arial" w:eastAsia="Arial" w:cs="Arial"/>
+                <w:color w:val="333333"/>
+                <w:sz w:val="21"/>
+              </w:rPr>
+              <w:t xml:space="preserve">WDH</w:t>
+            </w:r>
+            <w:r/>
+          </w:p>
+        </w:tc>
+      </w:tr>
+      <w:tr>
+        <w:trPr/>
+        <w:tc>
+          <w:tcPr>
+            <w:shd w:val="clear" w:color="cbbfaa" w:fill="cbbfaa"/>
+            <w:tcBorders>
+              <w:top w:val="none" w:color="000000" w:sz="4" w:space="0"/>
+              <w:left w:val="none" w:color="000000" w:sz="4" w:space="0"/>
+              <w:bottom w:val="none" w:color="000000" w:sz="4" w:space="0"/>
+              <w:right w:val="none" w:color="000000" w:sz="4" w:space="0"/>
+            </w:tcBorders>
+            <w:tcMar>
+              <w:left w:w="63" w:type="dxa"/>
+              <w:top w:w="15" w:type="dxa"/>
+              <w:right w:w="63" w:type="dxa"/>
+              <w:bottom w:w="15" w:type="dxa"/>
+            </w:tcMar>
+            <w:tcW w:w="4673" w:type="dxa"/>
+            <w:vAlign w:val="center"/>
+            <w:textDirection w:val="lrTb"/>
+            <w:noWrap w:val="false"/>
+          </w:tcPr>
+          <w:p>
+            <w:pPr>
+              <w:spacing w:before="0" w:after="0" w:line="57" w:lineRule="atLeast"/>
+            </w:pPr>
+            <w:r>
+              <w:rPr>
+                <w:rFonts w:ascii="Arial" w:hAnsi="Arial" w:eastAsia="Arial" w:cs="Arial"/>
+                <w:color w:val="333333"/>
+                <w:sz w:val="21"/>
+              </w:rPr>
+              <w:t xml:space="preserve">Waterdeep: Dungeon of the Mad Mage</w:t>
+            </w:r>
+            <w:r/>
+          </w:p>
+        </w:tc>
+        <w:tc>
+          <w:tcPr>
+            <w:shd w:val="clear" w:color="cbbfaa" w:fill="cbbfaa"/>
+            <w:tcBorders>
+              <w:top w:val="none" w:color="000000" w:sz="4" w:space="0"/>
+              <w:left w:val="none" w:color="000000" w:sz="4" w:space="0"/>
+              <w:bottom w:val="none" w:color="000000" w:sz="4" w:space="0"/>
+              <w:right w:val="none" w:color="000000" w:sz="4" w:space="0"/>
+            </w:tcBorders>
+            <w:tcMar>
+              <w:left w:w="63" w:type="dxa"/>
+              <w:top w:w="15" w:type="dxa"/>
+              <w:right w:w="63" w:type="dxa"/>
+              <w:bottom w:w="15" w:type="dxa"/>
+            </w:tcMar>
+            <w:tcW w:w="4681" w:type="dxa"/>
+            <w:vAlign w:val="center"/>
+            <w:textDirection w:val="lrTb"/>
+            <w:noWrap w:val="false"/>
+          </w:tcPr>
+          <w:p>
+            <w:pPr>
+              <w:spacing w:before="0" w:after="0" w:line="57" w:lineRule="atLeast"/>
+            </w:pPr>
+            <w:r>
+              <w:rPr>
+                <w:rFonts w:ascii="Arial" w:hAnsi="Arial" w:eastAsia="Arial" w:cs="Arial"/>
+                <w:color w:val="333333"/>
+                <w:sz w:val="21"/>
+              </w:rPr>
+              <w:t xml:space="preserve">WDMM</w:t>
+            </w:r>
+            <w:r/>
+          </w:p>
+        </w:tc>
+      </w:tr>
+      <w:tr>
+        <w:trPr/>
+        <w:tc>
+          <w:tcPr>
+            <w:tcBorders>
+              <w:top w:val="none" w:color="000000" w:sz="4" w:space="0"/>
+              <w:left w:val="none" w:color="000000" w:sz="4" w:space="0"/>
+              <w:bottom w:val="none" w:color="000000" w:sz="4" w:space="0"/>
+              <w:right w:val="none" w:color="000000" w:sz="4" w:space="0"/>
+            </w:tcBorders>
+            <w:tcMar>
+              <w:left w:w="63" w:type="dxa"/>
+              <w:top w:w="15" w:type="dxa"/>
+              <w:right w:w="63" w:type="dxa"/>
+              <w:bottom w:w="15" w:type="dxa"/>
+            </w:tcMar>
+            <w:tcW w:w="4673" w:type="dxa"/>
+            <w:vAlign w:val="center"/>
+            <w:textDirection w:val="lrTb"/>
+            <w:noWrap w:val="false"/>
+          </w:tcPr>
+          <w:p>
+            <w:pPr>
+              <w:spacing w:before="0" w:after="0" w:line="57" w:lineRule="atLeast"/>
+            </w:pPr>
+            <w:r>
+              <w:rPr>
+                <w:rFonts w:ascii="Arial" w:hAnsi="Arial" w:eastAsia="Arial" w:cs="Arial"/>
+                <w:color w:val="333333"/>
+                <w:sz w:val="21"/>
+              </w:rPr>
+              <w:t xml:space="preserve">The Wild Beyond the Witchlight</w:t>
+            </w:r>
+            <w:r/>
+          </w:p>
+        </w:tc>
+        <w:tc>
+          <w:tcPr>
+            <w:tcBorders>
+              <w:top w:val="none" w:color="000000" w:sz="4" w:space="0"/>
+              <w:left w:val="none" w:color="000000" w:sz="4" w:space="0"/>
+              <w:bottom w:val="none" w:color="000000" w:sz="4" w:space="0"/>
+              <w:right w:val="none" w:color="000000" w:sz="4" w:space="0"/>
+            </w:tcBorders>
+            <w:tcMar>
+              <w:left w:w="63" w:type="dxa"/>
+              <w:top w:w="15" w:type="dxa"/>
+              <w:right w:w="63" w:type="dxa"/>
+              <w:bottom w:w="15" w:type="dxa"/>
+            </w:tcMar>
+            <w:tcW w:w="4681" w:type="dxa"/>
+            <w:vAlign w:val="center"/>
+            <w:textDirection w:val="lrTb"/>
+            <w:noWrap w:val="false"/>
+          </w:tcPr>
+          <w:p>
+            <w:pPr>
+              <w:spacing w:before="0" w:after="0" w:line="57" w:lineRule="atLeast"/>
+            </w:pPr>
+            <w:r>
+              <w:rPr>
+                <w:rFonts w:ascii="Arial" w:hAnsi="Arial" w:eastAsia="Arial" w:cs="Arial"/>
+                <w:color w:val="333333"/>
+                <w:sz w:val="21"/>
+              </w:rPr>
+              <w:t xml:space="preserve">WBtW</w:t>
+            </w:r>
+            <w:r/>
+          </w:p>
+        </w:tc>
+      </w:tr>
+      <w:tr>
+        <w:trPr/>
+        <w:tc>
+          <w:tcPr>
+            <w:shd w:val="clear" w:color="cbbfaa" w:fill="cbbfaa"/>
+            <w:tcBorders>
+              <w:top w:val="none" w:color="000000" w:sz="4" w:space="0"/>
+              <w:left w:val="none" w:color="000000" w:sz="4" w:space="0"/>
+              <w:bottom w:val="none" w:color="000000" w:sz="4" w:space="0"/>
+              <w:right w:val="none" w:color="000000" w:sz="4" w:space="0"/>
+            </w:tcBorders>
+            <w:tcMar>
+              <w:left w:w="63" w:type="dxa"/>
+              <w:top w:w="15" w:type="dxa"/>
+              <w:right w:w="63" w:type="dxa"/>
+              <w:bottom w:w="15" w:type="dxa"/>
+            </w:tcMar>
+            <w:tcW w:w="4673" w:type="dxa"/>
+            <w:vAlign w:val="center"/>
+            <w:textDirection w:val="lrTb"/>
+            <w:noWrap w:val="false"/>
+          </w:tcPr>
+          <w:p>
+            <w:pPr>
+              <w:spacing w:before="0" w:after="0" w:line="57" w:lineRule="atLeast"/>
+            </w:pPr>
+            <w:r>
+              <w:rPr>
+                <w:rFonts w:ascii="Arial" w:hAnsi="Arial" w:eastAsia="Arial" w:cs="Arial"/>
+                <w:color w:val="333333"/>
+                <w:sz w:val="21"/>
+              </w:rPr>
+              <w:t xml:space="preserve">Xanathar's Guide to Everything</w:t>
+            </w:r>
+            <w:r/>
+          </w:p>
+        </w:tc>
+        <w:tc>
+          <w:tcPr>
+            <w:shd w:val="clear" w:color="cbbfaa" w:fill="cbbfaa"/>
+            <w:tcBorders>
+              <w:top w:val="none" w:color="000000" w:sz="4" w:space="0"/>
+              <w:left w:val="none" w:color="000000" w:sz="4" w:space="0"/>
+              <w:bottom w:val="none" w:color="000000" w:sz="4" w:space="0"/>
+              <w:right w:val="none" w:color="000000" w:sz="4" w:space="0"/>
+            </w:tcBorders>
+            <w:tcMar>
+              <w:left w:w="63" w:type="dxa"/>
+              <w:top w:w="15" w:type="dxa"/>
+              <w:right w:w="63" w:type="dxa"/>
+              <w:bottom w:w="15" w:type="dxa"/>
+            </w:tcMar>
+            <w:tcW w:w="4681" w:type="dxa"/>
+            <w:vAlign w:val="center"/>
+            <w:textDirection w:val="lrTb"/>
+            <w:noWrap w:val="false"/>
+          </w:tcPr>
+          <w:p>
+            <w:pPr>
+              <w:spacing w:before="0" w:after="0" w:line="57" w:lineRule="atLeast"/>
+            </w:pPr>
+            <w:r>
+              <w:rPr>
+                <w:rFonts w:ascii="Arial" w:hAnsi="Arial" w:eastAsia="Arial" w:cs="Arial"/>
+                <w:color w:val="333333"/>
+                <w:sz w:val="21"/>
+              </w:rPr>
+              <w:t xml:space="preserve">XGE</w:t>
+            </w:r>
+            <w:r/>
+          </w:p>
+        </w:tc>
+      </w:tr>
+      <w:tr>
+        <w:trPr/>
+        <w:tc>
+          <w:tcPr>
+            <w:shd w:val="clear" w:color="cbbfaa" w:fill="cbbfaa"/>
+            <w:tcBorders>
+              <w:top w:val="none" w:color="000000" w:sz="4" w:space="0"/>
+              <w:left w:val="none" w:color="000000" w:sz="4" w:space="0"/>
+              <w:bottom w:val="none" w:color="000000" w:sz="4" w:space="0"/>
+              <w:right w:val="none" w:color="000000" w:sz="4" w:space="0"/>
+            </w:tcBorders>
+            <w:tcMar>
+              <w:left w:w="63" w:type="dxa"/>
+              <w:top w:w="15" w:type="dxa"/>
+              <w:right w:w="63" w:type="dxa"/>
+              <w:bottom w:w="15" w:type="dxa"/>
+            </w:tcMar>
+            <w:tcW w:w="4673" w:type="dxa"/>
+            <w:vAlign w:val="center"/>
+            <w:vMerge w:val="restart"/>
+            <w:textDirection w:val="lrTb"/>
+            <w:noWrap w:val="false"/>
+          </w:tcPr>
+          <w:p>
+            <w:pPr>
+              <w:spacing w:before="0" w:after="0" w:line="57" w:lineRule="atLeast"/>
+              <w:shd w:val="clear" w:color="ffffff" w:themeColor="background1" w:fill="ffffff" w:themeFill="background1"/>
+              <w:rPr>
+                <w:rFonts w:ascii="Arial" w:hAnsi="Arial" w:eastAsia="Arial" w:cs="Arial"/>
+                <w:color w:val="333333"/>
+                <w:sz w:val="21"/>
+              </w:rPr>
+            </w:pPr>
+            <w:r>
+              <w:rPr>
+                <w:rFonts w:ascii="Arial" w:hAnsi="Arial" w:eastAsia="Arial" w:cs="Arial"/>
+                <w:color w:val="333333"/>
+                <w:sz w:val="21"/>
+              </w:rPr>
+            </w:r>
+            <w:r>
+              <w:rPr>
+                <w:rFonts w:ascii="Arial" w:hAnsi="Arial" w:eastAsia="Arial" w:cs="Arial"/>
+                <w:color w:val="333333"/>
+                <w:sz w:val="21"/>
+              </w:rPr>
+              <w:t xml:space="preserve">Van Richten's Guide to Ravenloft</w:t>
+            </w:r>
+            <w:r>
+              <w:rPr>
+                <w:rFonts w:ascii="Arial" w:hAnsi="Arial" w:eastAsia="Arial" w:cs="Arial"/>
+                <w:color w:val="333333"/>
+                <w:sz w:val="21"/>
+              </w:rPr>
+            </w:r>
+            <w:r>
+              <w:rPr>
+                <w:rFonts w:ascii="Arial" w:hAnsi="Arial" w:eastAsia="Arial" w:cs="Arial"/>
+                <w:color w:val="333333"/>
+                <w:sz w:val="21"/>
+              </w:rPr>
+            </w:r>
+          </w:p>
+        </w:tc>
+        <w:tc>
+          <w:tcPr>
+            <w:shd w:val="clear" w:color="cbbfaa" w:fill="cbbfaa"/>
+            <w:tcBorders>
+              <w:top w:val="none" w:color="000000" w:sz="4" w:space="0"/>
+              <w:left w:val="none" w:color="000000" w:sz="4" w:space="0"/>
+              <w:bottom w:val="none" w:color="000000" w:sz="4" w:space="0"/>
+              <w:right w:val="none" w:color="000000" w:sz="4" w:space="0"/>
+            </w:tcBorders>
+            <w:tcMar>
+              <w:left w:w="63" w:type="dxa"/>
+              <w:top w:w="15" w:type="dxa"/>
+              <w:right w:w="63" w:type="dxa"/>
+              <w:bottom w:w="15" w:type="dxa"/>
+            </w:tcMar>
+            <w:tcW w:w="4681" w:type="dxa"/>
+            <w:vAlign w:val="center"/>
+            <w:vMerge w:val="restart"/>
+            <w:textDirection w:val="lrTb"/>
+            <w:noWrap w:val="false"/>
+          </w:tcPr>
+          <w:p>
+            <w:pPr>
+              <w:spacing w:before="0" w:after="0" w:line="57" w:lineRule="atLeast"/>
+              <w:shd w:val="clear" w:color="ffffff" w:themeColor="background1" w:fill="ffffff" w:themeFill="background1"/>
+              <w:rPr>
+                <w:rFonts w:ascii="Arial" w:hAnsi="Arial" w:eastAsia="Arial" w:cs="Arial"/>
+                <w:color w:val="333333"/>
+                <w:sz w:val="21"/>
+              </w:rPr>
+            </w:pPr>
+            <w:r>
+              <w:rPr>
+                <w:rFonts w:ascii="Arial" w:hAnsi="Arial" w:eastAsia="Arial" w:cs="Arial"/>
+                <w:color w:val="333333"/>
+                <w:sz w:val="21"/>
+              </w:rPr>
+            </w:r>
+            <w:r>
+              <w:rPr>
+                <w:rFonts w:ascii="Arial" w:hAnsi="Arial" w:eastAsia="Arial" w:cs="Arial"/>
+                <w:color w:val="333333"/>
+                <w:sz w:val="21"/>
+              </w:rPr>
+              <w:t xml:space="preserve">vrgr</w:t>
+            </w:r>
+            <w:r>
+              <w:rPr>
+                <w:rFonts w:ascii="Arial" w:hAnsi="Arial" w:eastAsia="Arial" w:cs="Arial"/>
+                <w:color w:val="333333"/>
+                <w:sz w:val="21"/>
+              </w:rPr>
+            </w:r>
+            <w:r>
+              <w:rPr>
+                <w:rFonts w:ascii="Arial" w:hAnsi="Arial" w:eastAsia="Arial" w:cs="Arial"/>
+                <w:color w:val="333333"/>
+                <w:sz w:val="21"/>
+              </w:rPr>
+            </w:r>
+          </w:p>
+        </w:tc>
+      </w:tr>
+    </w:tbl>
+    <w:p>
+      <w:pPr>
+        <w:rPr>
+          <w:lang w:val="en" w:eastAsia="zh-CN" w:bidi="hi-IN"/>
+        </w:rPr>
+      </w:pPr>
+      <w:r>
+        <w:rPr>
+          <w:lang w:val="en" w:eastAsia="zh-CN" w:bidi="hi-IN"/>
+        </w:rPr>
+      </w:r>
+      <w:r>
+        <w:rPr>
+          <w:lang w:val="en" w:eastAsia="zh-CN" w:bidi="hi-IN"/>
+        </w:rPr>
+      </w:r>
+    </w:p>
+    <w:p>
+      <w:pPr>
+        <w:pStyle w:val="828"/>
+        <w:rPr>
+          <w:lang w:val="en" w:eastAsia="zh-CN" w:bidi="hi-IN"/>
+        </w:rPr>
+      </w:pPr>
+      <w:r>
+        <w:rPr>
+          <w:highlight w:val="none"/>
+          <w:lang w:val="it-IT"/>
+        </w:rPr>
+        <w:t xml:space="preserve">Accetti risorse homebrew ?</w:t>
+      </w:r>
+      <w:r>
+        <w:rPr>
+          <w:highlight w:val="none"/>
+          <w:lang w:val="en" w:eastAsia="zh-CN" w:bidi="hi-IN"/>
+        </w:rPr>
+      </w:r>
+    </w:p>
+    <w:p>
+      <w:pPr>
+        <w:rPr>
+          <w:lang w:val="en" w:eastAsia="zh-CN" w:bidi="hi-IN"/>
+        </w:rPr>
+      </w:pPr>
+      <w:r>
+        <w:rPr>
+          <w:lang w:val="en" w:eastAsia="zh-CN" w:bidi="hi-IN"/>
+        </w:rPr>
+      </w:r>
+      <w:r>
+        <w:rPr>
+          <w:lang w:val="en" w:eastAsia="zh-CN" w:bidi="hi-IN"/>
+        </w:rPr>
+      </w:r>
+    </w:p>
+    <w:p>
+      <w:pPr>
+        <w:rPr>
+          <w:highlight w:val="none"/>
+          <w:lang w:val="it-IT"/>
+        </w:rPr>
+      </w:pPr>
+      <w:r>
+        <w:rPr>
+          <w:lang w:val="it-IT"/>
+        </w:rPr>
+        <w:t xml:space="preserve">Allora la vita è troppo breve per limitarsi agli standard (anche se lo sconsiglio  se non si sa quello che si fa), ma si accetto risorse homebrew, potete discuterne con con il master nella sessione 0.</w:t>
+        <w:br/>
+      </w:r>
+      <w:r>
+        <w:rPr>
+          <w:lang w:val="en" w:eastAsia="zh-CN" w:bidi="hi-IN"/>
+        </w:rPr>
+      </w:r>
+    </w:p>
+    <w:p>
+      <w:pPr>
+        <w:pStyle w:val="828"/>
+        <w:rPr>
+          <w:lang w:val="en" w:eastAsia="zh-CN" w:bidi="hi-IN"/>
+        </w:rPr>
+      </w:pPr>
+      <w:r>
+        <w:rPr>
+          <w:highlight w:val="none"/>
+          <w:lang w:val="it-IT"/>
+        </w:rPr>
+        <w:t xml:space="preserve">Verranno applicate regole homebrew ?</w:t>
+      </w:r>
+      <w:r>
+        <w:rPr>
+          <w:highlight w:val="none"/>
+          <w:lang w:val="en" w:eastAsia="zh-CN" w:bidi="hi-IN"/>
+        </w:rPr>
+      </w:r>
+    </w:p>
+    <w:p>
+      <w:pPr>
+        <w:pStyle w:val="834"/>
+        <w:rPr>
+          <w:lang w:val="en" w:eastAsia="zh-CN" w:bidi="hi-IN"/>
+        </w:rPr>
+      </w:pPr>
+      <w:r>
+        <w:rPr>
+          <w:lang w:val="it-IT"/>
+        </w:rPr>
+        <w:t xml:space="preserve">Si ma saranno discusse con il master nella sessione 0.</w:t>
+      </w:r>
+      <w:r>
+        <w:rPr>
+          <w:lang w:val="en" w:eastAsia="zh-CN" w:bidi="hi-IN"/>
+        </w:rPr>
+      </w:r>
     </w:p>
     <w:sectPr>
       <w:footnotePr/>
@@ -5241,6 +8747,597 @@
     </w:lvl>
   </w:abstractNum>
   <w:abstractNum w:abstractNumId="9">
+    <w:multiLevelType w:val="hybridMultilevel"/>
+    <w:lvl w:ilvl="0">
+      <w:start w:val="1"/>
+      <w:numFmt w:val="none"/>
+      <w:isLgl w:val="false"/>
+      <w:suff w:val="nothing"/>
+      <w:lvlText w:val=""/>
+      <w:lvlJc w:val="left"/>
+      <w:pPr>
+        <w:ind w:left="0" w:firstLine="0"/>
+      </w:pPr>
+    </w:lvl>
+    <w:lvl w:ilvl="1">
+      <w:start w:val="1"/>
+      <w:numFmt w:val="none"/>
+      <w:isLgl w:val="false"/>
+      <w:suff w:val="nothing"/>
+      <w:lvlText w:val=""/>
+      <w:lvlJc w:val="left"/>
+      <w:pPr>
+        <w:ind w:left="0" w:firstLine="0"/>
+      </w:pPr>
+    </w:lvl>
+    <w:lvl w:ilvl="2">
+      <w:start w:val="1"/>
+      <w:numFmt w:val="none"/>
+      <w:isLgl w:val="false"/>
+      <w:suff w:val="nothing"/>
+      <w:lvlText w:val=""/>
+      <w:lvlJc w:val="left"/>
+      <w:pPr>
+        <w:ind w:left="0" w:firstLine="0"/>
+      </w:pPr>
+    </w:lvl>
+    <w:lvl w:ilvl="3">
+      <w:start w:val="1"/>
+      <w:numFmt w:val="none"/>
+      <w:isLgl w:val="false"/>
+      <w:suff w:val="nothing"/>
+      <w:lvlText w:val=""/>
+      <w:lvlJc w:val="left"/>
+      <w:pPr>
+        <w:ind w:left="0" w:firstLine="0"/>
+      </w:pPr>
+    </w:lvl>
+    <w:lvl w:ilvl="4">
+      <w:start w:val="1"/>
+      <w:numFmt w:val="none"/>
+      <w:isLgl w:val="false"/>
+      <w:suff w:val="nothing"/>
+      <w:lvlText w:val=""/>
+      <w:lvlJc w:val="left"/>
+      <w:pPr>
+        <w:ind w:left="0" w:firstLine="0"/>
+      </w:pPr>
+    </w:lvl>
+    <w:lvl w:ilvl="5">
+      <w:start w:val="1"/>
+      <w:numFmt w:val="none"/>
+      <w:isLgl w:val="false"/>
+      <w:suff w:val="nothing"/>
+      <w:lvlText w:val=""/>
+      <w:lvlJc w:val="left"/>
+      <w:pPr>
+        <w:ind w:left="0" w:firstLine="0"/>
+      </w:pPr>
+    </w:lvl>
+    <w:lvl w:ilvl="6">
+      <w:start w:val="1"/>
+      <w:numFmt w:val="none"/>
+      <w:isLgl w:val="false"/>
+      <w:suff w:val="nothing"/>
+      <w:lvlText w:val=""/>
+      <w:lvlJc w:val="left"/>
+      <w:pPr>
+        <w:ind w:left="0" w:firstLine="0"/>
+      </w:pPr>
+    </w:lvl>
+    <w:lvl w:ilvl="7">
+      <w:start w:val="1"/>
+      <w:numFmt w:val="none"/>
+      <w:isLgl w:val="false"/>
+      <w:suff w:val="nothing"/>
+      <w:lvlText w:val=""/>
+      <w:lvlJc w:val="left"/>
+      <w:pPr>
+        <w:ind w:left="0" w:firstLine="0"/>
+      </w:pPr>
+    </w:lvl>
+    <w:lvl w:ilvl="8">
+      <w:start w:val="1"/>
+      <w:numFmt w:val="none"/>
+      <w:isLgl w:val="false"/>
+      <w:suff w:val="nothing"/>
+      <w:lvlText w:val=""/>
+      <w:lvlJc w:val="left"/>
+      <w:pPr>
+        <w:ind w:left="0" w:firstLine="0"/>
+      </w:pPr>
+    </w:lvl>
+  </w:abstractNum>
+  <w:abstractNum w:abstractNumId="10">
+    <w:multiLevelType w:val="hybridMultilevel"/>
+    <w:lvl w:ilvl="0">
+      <w:start w:val="1"/>
+      <w:numFmt w:val="none"/>
+      <w:isLgl w:val="false"/>
+      <w:suff w:val="nothing"/>
+      <w:lvlText w:val=""/>
+      <w:lvlJc w:val="left"/>
+      <w:pPr>
+        <w:ind w:left="0" w:firstLine="0"/>
+      </w:pPr>
+    </w:lvl>
+    <w:lvl w:ilvl="1">
+      <w:start w:val="1"/>
+      <w:numFmt w:val="none"/>
+      <w:isLgl w:val="false"/>
+      <w:suff w:val="nothing"/>
+      <w:lvlText w:val=""/>
+      <w:lvlJc w:val="left"/>
+      <w:pPr>
+        <w:ind w:left="0" w:firstLine="0"/>
+      </w:pPr>
+    </w:lvl>
+    <w:lvl w:ilvl="2">
+      <w:start w:val="1"/>
+      <w:numFmt w:val="none"/>
+      <w:isLgl w:val="false"/>
+      <w:suff w:val="nothing"/>
+      <w:lvlText w:val=""/>
+      <w:lvlJc w:val="left"/>
+      <w:pPr>
+        <w:ind w:left="0" w:firstLine="0"/>
+      </w:pPr>
+    </w:lvl>
+    <w:lvl w:ilvl="3">
+      <w:start w:val="1"/>
+      <w:numFmt w:val="none"/>
+      <w:isLgl w:val="false"/>
+      <w:suff w:val="nothing"/>
+      <w:lvlText w:val=""/>
+      <w:lvlJc w:val="left"/>
+      <w:pPr>
+        <w:ind w:left="0" w:firstLine="0"/>
+      </w:pPr>
+    </w:lvl>
+    <w:lvl w:ilvl="4">
+      <w:start w:val="1"/>
+      <w:numFmt w:val="none"/>
+      <w:isLgl w:val="false"/>
+      <w:suff w:val="nothing"/>
+      <w:lvlText w:val=""/>
+      <w:lvlJc w:val="left"/>
+      <w:pPr>
+        <w:ind w:left="0" w:firstLine="0"/>
+      </w:pPr>
+    </w:lvl>
+    <w:lvl w:ilvl="5">
+      <w:start w:val="1"/>
+      <w:numFmt w:val="none"/>
+      <w:isLgl w:val="false"/>
+      <w:suff w:val="nothing"/>
+      <w:lvlText w:val=""/>
+      <w:lvlJc w:val="left"/>
+      <w:pPr>
+        <w:ind w:left="0" w:firstLine="0"/>
+      </w:pPr>
+    </w:lvl>
+    <w:lvl w:ilvl="6">
+      <w:start w:val="1"/>
+      <w:numFmt w:val="none"/>
+      <w:isLgl w:val="false"/>
+      <w:suff w:val="nothing"/>
+      <w:lvlText w:val=""/>
+      <w:lvlJc w:val="left"/>
+      <w:pPr>
+        <w:ind w:left="0" w:firstLine="0"/>
+      </w:pPr>
+    </w:lvl>
+    <w:lvl w:ilvl="7">
+      <w:start w:val="1"/>
+      <w:numFmt w:val="none"/>
+      <w:isLgl w:val="false"/>
+      <w:suff w:val="nothing"/>
+      <w:lvlText w:val=""/>
+      <w:lvlJc w:val="left"/>
+      <w:pPr>
+        <w:ind w:left="0" w:firstLine="0"/>
+      </w:pPr>
+    </w:lvl>
+    <w:lvl w:ilvl="8">
+      <w:start w:val="1"/>
+      <w:numFmt w:val="none"/>
+      <w:isLgl w:val="false"/>
+      <w:suff w:val="nothing"/>
+      <w:lvlText w:val=""/>
+      <w:lvlJc w:val="left"/>
+      <w:pPr>
+        <w:ind w:left="0" w:firstLine="0"/>
+      </w:pPr>
+    </w:lvl>
+  </w:abstractNum>
+  <w:abstractNum w:abstractNumId="11">
+    <w:multiLevelType w:val="hybridMultilevel"/>
+    <w:lvl w:ilvl="0">
+      <w:start w:val="1"/>
+      <w:numFmt w:val="bullet"/>
+      <w:isLgl w:val="false"/>
+      <w:suff w:val="tab"/>
+      <w:lvlText w:val="·"/>
+      <w:lvlJc w:val="left"/>
+      <w:pPr>
+        <w:ind w:left="720" w:hanging="360"/>
+      </w:pPr>
+      <w:rPr>
+        <w:rFonts w:hint="default" w:ascii="Symbol" w:hAnsi="Symbol" w:eastAsia="Symbol" w:cs="Symbol"/>
+      </w:rPr>
+    </w:lvl>
+    <w:lvl w:ilvl="1">
+      <w:start w:val="1"/>
+      <w:numFmt w:val="bullet"/>
+      <w:isLgl w:val="false"/>
+      <w:suff w:val="tab"/>
+      <w:lvlText w:val="o"/>
+      <w:lvlJc w:val="left"/>
+      <w:pPr>
+        <w:ind w:left="1440" w:hanging="360"/>
+      </w:pPr>
+      <w:rPr>
+        <w:rFonts w:hint="default" w:ascii="Courier New" w:hAnsi="Courier New" w:eastAsia="Courier New" w:cs="Courier New"/>
+      </w:rPr>
+    </w:lvl>
+    <w:lvl w:ilvl="2">
+      <w:start w:val="1"/>
+      <w:numFmt w:val="bullet"/>
+      <w:isLgl w:val="false"/>
+      <w:suff w:val="tab"/>
+      <w:lvlText w:val="§"/>
+      <w:lvlJc w:val="left"/>
+      <w:pPr>
+        <w:ind w:left="2160" w:hanging="360"/>
+      </w:pPr>
+      <w:rPr>
+        <w:rFonts w:hint="default" w:ascii="Wingdings" w:hAnsi="Wingdings" w:eastAsia="Wingdings" w:cs="Wingdings"/>
+      </w:rPr>
+    </w:lvl>
+    <w:lvl w:ilvl="3">
+      <w:start w:val="1"/>
+      <w:numFmt w:val="bullet"/>
+      <w:isLgl w:val="false"/>
+      <w:suff w:val="tab"/>
+      <w:lvlText w:val="·"/>
+      <w:lvlJc w:val="left"/>
+      <w:pPr>
+        <w:ind w:left="2880" w:hanging="360"/>
+      </w:pPr>
+      <w:rPr>
+        <w:rFonts w:hint="default" w:ascii="Symbol" w:hAnsi="Symbol" w:eastAsia="Symbol" w:cs="Symbol"/>
+      </w:rPr>
+    </w:lvl>
+    <w:lvl w:ilvl="4">
+      <w:start w:val="1"/>
+      <w:numFmt w:val="bullet"/>
+      <w:isLgl w:val="false"/>
+      <w:suff w:val="tab"/>
+      <w:lvlText w:val="o"/>
+      <w:lvlJc w:val="left"/>
+      <w:pPr>
+        <w:ind w:left="3600" w:hanging="360"/>
+      </w:pPr>
+      <w:rPr>
+        <w:rFonts w:hint="default" w:ascii="Courier New" w:hAnsi="Courier New" w:eastAsia="Courier New" w:cs="Courier New"/>
+      </w:rPr>
+    </w:lvl>
+    <w:lvl w:ilvl="5">
+      <w:start w:val="1"/>
+      <w:numFmt w:val="bullet"/>
+      <w:isLgl w:val="false"/>
+      <w:suff w:val="tab"/>
+      <w:lvlText w:val="§"/>
+      <w:lvlJc w:val="left"/>
+      <w:pPr>
+        <w:ind w:left="4320" w:hanging="360"/>
+      </w:pPr>
+      <w:rPr>
+        <w:rFonts w:hint="default" w:ascii="Wingdings" w:hAnsi="Wingdings" w:eastAsia="Wingdings" w:cs="Wingdings"/>
+      </w:rPr>
+    </w:lvl>
+    <w:lvl w:ilvl="6">
+      <w:start w:val="1"/>
+      <w:numFmt w:val="bullet"/>
+      <w:isLgl w:val="false"/>
+      <w:suff w:val="tab"/>
+      <w:lvlText w:val="·"/>
+      <w:lvlJc w:val="left"/>
+      <w:pPr>
+        <w:ind w:left="5040" w:hanging="360"/>
+      </w:pPr>
+      <w:rPr>
+        <w:rFonts w:hint="default" w:ascii="Symbol" w:hAnsi="Symbol" w:eastAsia="Symbol" w:cs="Symbol"/>
+      </w:rPr>
+    </w:lvl>
+    <w:lvl w:ilvl="7">
+      <w:start w:val="1"/>
+      <w:numFmt w:val="bullet"/>
+      <w:isLgl w:val="false"/>
+      <w:suff w:val="tab"/>
+      <w:lvlText w:val="o"/>
+      <w:lvlJc w:val="left"/>
+      <w:pPr>
+        <w:ind w:left="5760" w:hanging="360"/>
+      </w:pPr>
+      <w:rPr>
+        <w:rFonts w:hint="default" w:ascii="Courier New" w:hAnsi="Courier New" w:eastAsia="Courier New" w:cs="Courier New"/>
+      </w:rPr>
+    </w:lvl>
+    <w:lvl w:ilvl="8">
+      <w:start w:val="1"/>
+      <w:numFmt w:val="bullet"/>
+      <w:isLgl w:val="false"/>
+      <w:suff w:val="tab"/>
+      <w:lvlText w:val="§"/>
+      <w:lvlJc w:val="left"/>
+      <w:pPr>
+        <w:ind w:left="6480" w:hanging="360"/>
+      </w:pPr>
+      <w:rPr>
+        <w:rFonts w:hint="default" w:ascii="Wingdings" w:hAnsi="Wingdings" w:eastAsia="Wingdings" w:cs="Wingdings"/>
+      </w:rPr>
+    </w:lvl>
+  </w:abstractNum>
+  <w:abstractNum w:abstractNumId="12">
+    <w:multiLevelType w:val="hybridMultilevel"/>
+    <w:lvl w:ilvl="0">
+      <w:start w:val="1"/>
+      <w:numFmt w:val="bullet"/>
+      <w:isLgl w:val="false"/>
+      <w:suff w:val="tab"/>
+      <w:lvlText w:val="·"/>
+      <w:lvlJc w:val="left"/>
+      <w:pPr>
+        <w:ind w:left="709" w:hanging="360"/>
+      </w:pPr>
+      <w:rPr>
+        <w:rFonts w:hint="default" w:ascii="Symbol" w:hAnsi="Symbol" w:eastAsia="Symbol" w:cs="Symbol"/>
+      </w:rPr>
+    </w:lvl>
+    <w:lvl w:ilvl="1">
+      <w:start w:val="1"/>
+      <w:numFmt w:val="bullet"/>
+      <w:isLgl w:val="false"/>
+      <w:suff w:val="tab"/>
+      <w:lvlText w:val="o"/>
+      <w:lvlJc w:val="left"/>
+      <w:pPr>
+        <w:ind w:left="1429" w:hanging="360"/>
+      </w:pPr>
+      <w:rPr>
+        <w:rFonts w:hint="default" w:ascii="Courier New" w:hAnsi="Courier New" w:eastAsia="Courier New" w:cs="Courier New"/>
+      </w:rPr>
+    </w:lvl>
+    <w:lvl w:ilvl="2">
+      <w:start w:val="1"/>
+      <w:numFmt w:val="bullet"/>
+      <w:isLgl w:val="false"/>
+      <w:suff w:val="tab"/>
+      <w:lvlText w:val="§"/>
+      <w:lvlJc w:val="left"/>
+      <w:pPr>
+        <w:ind w:left="2149" w:hanging="360"/>
+      </w:pPr>
+      <w:rPr>
+        <w:rFonts w:hint="default" w:ascii="Wingdings" w:hAnsi="Wingdings" w:eastAsia="Wingdings" w:cs="Wingdings"/>
+      </w:rPr>
+    </w:lvl>
+    <w:lvl w:ilvl="3">
+      <w:start w:val="1"/>
+      <w:numFmt w:val="bullet"/>
+      <w:isLgl w:val="false"/>
+      <w:suff w:val="tab"/>
+      <w:lvlText w:val="·"/>
+      <w:lvlJc w:val="left"/>
+      <w:pPr>
+        <w:ind w:left="2869" w:hanging="360"/>
+      </w:pPr>
+      <w:rPr>
+        <w:rFonts w:hint="default" w:ascii="Symbol" w:hAnsi="Symbol" w:eastAsia="Symbol" w:cs="Symbol"/>
+      </w:rPr>
+    </w:lvl>
+    <w:lvl w:ilvl="4">
+      <w:start w:val="1"/>
+      <w:numFmt w:val="bullet"/>
+      <w:isLgl w:val="false"/>
+      <w:suff w:val="tab"/>
+      <w:lvlText w:val="o"/>
+      <w:lvlJc w:val="left"/>
+      <w:pPr>
+        <w:ind w:left="3589" w:hanging="360"/>
+      </w:pPr>
+      <w:rPr>
+        <w:rFonts w:hint="default" w:ascii="Courier New" w:hAnsi="Courier New" w:eastAsia="Courier New" w:cs="Courier New"/>
+      </w:rPr>
+    </w:lvl>
+    <w:lvl w:ilvl="5">
+      <w:start w:val="1"/>
+      <w:numFmt w:val="bullet"/>
+      <w:isLgl w:val="false"/>
+      <w:suff w:val="tab"/>
+      <w:lvlText w:val="§"/>
+      <w:lvlJc w:val="left"/>
+      <w:pPr>
+        <w:ind w:left="4309" w:hanging="360"/>
+      </w:pPr>
+      <w:rPr>
+        <w:rFonts w:hint="default" w:ascii="Wingdings" w:hAnsi="Wingdings" w:eastAsia="Wingdings" w:cs="Wingdings"/>
+      </w:rPr>
+    </w:lvl>
+    <w:lvl w:ilvl="6">
+      <w:start w:val="1"/>
+      <w:numFmt w:val="bullet"/>
+      <w:isLgl w:val="false"/>
+      <w:suff w:val="tab"/>
+      <w:lvlText w:val="·"/>
+      <w:lvlJc w:val="left"/>
+      <w:pPr>
+        <w:ind w:left="5029" w:hanging="360"/>
+      </w:pPr>
+      <w:rPr>
+        <w:rFonts w:hint="default" w:ascii="Symbol" w:hAnsi="Symbol" w:eastAsia="Symbol" w:cs="Symbol"/>
+      </w:rPr>
+    </w:lvl>
+    <w:lvl w:ilvl="7">
+      <w:start w:val="1"/>
+      <w:numFmt w:val="bullet"/>
+      <w:isLgl w:val="false"/>
+      <w:suff w:val="tab"/>
+      <w:lvlText w:val="o"/>
+      <w:lvlJc w:val="left"/>
+      <w:pPr>
+        <w:ind w:left="5749" w:hanging="360"/>
+      </w:pPr>
+      <w:rPr>
+        <w:rFonts w:hint="default" w:ascii="Courier New" w:hAnsi="Courier New" w:eastAsia="Courier New" w:cs="Courier New"/>
+      </w:rPr>
+    </w:lvl>
+    <w:lvl w:ilvl="8">
+      <w:start w:val="1"/>
+      <w:numFmt w:val="bullet"/>
+      <w:isLgl w:val="false"/>
+      <w:suff w:val="tab"/>
+      <w:lvlText w:val="§"/>
+      <w:lvlJc w:val="left"/>
+      <w:pPr>
+        <w:ind w:left="6469" w:hanging="360"/>
+      </w:pPr>
+      <w:rPr>
+        <w:rFonts w:hint="default" w:ascii="Wingdings" w:hAnsi="Wingdings" w:eastAsia="Wingdings" w:cs="Wingdings"/>
+      </w:rPr>
+    </w:lvl>
+  </w:abstractNum>
+  <w:abstractNum w:abstractNumId="13">
+    <w:multiLevelType w:val="hybridMultilevel"/>
+    <w:lvl w:ilvl="0">
+      <w:start w:val="1"/>
+      <w:numFmt w:val="bullet"/>
+      <w:isLgl w:val="false"/>
+      <w:suff w:val="tab"/>
+      <w:lvlText w:val="·"/>
+      <w:lvlJc w:val="left"/>
+      <w:pPr>
+        <w:ind w:left="720" w:hanging="360"/>
+      </w:pPr>
+      <w:rPr>
+        <w:rFonts w:hint="default" w:ascii="Symbol" w:hAnsi="Symbol" w:eastAsia="Symbol" w:cs="Symbol"/>
+      </w:rPr>
+    </w:lvl>
+    <w:lvl w:ilvl="1">
+      <w:start w:val="1"/>
+      <w:numFmt w:val="bullet"/>
+      <w:isLgl w:val="false"/>
+      <w:suff w:val="tab"/>
+      <w:lvlText w:val="o"/>
+      <w:lvlJc w:val="left"/>
+      <w:pPr>
+        <w:ind w:left="1440" w:hanging="360"/>
+      </w:pPr>
+      <w:rPr>
+        <w:rFonts w:hint="default" w:ascii="Courier New" w:hAnsi="Courier New" w:eastAsia="Courier New" w:cs="Courier New"/>
+      </w:rPr>
+    </w:lvl>
+    <w:lvl w:ilvl="2">
+      <w:start w:val="1"/>
+      <w:numFmt w:val="bullet"/>
+      <w:isLgl w:val="false"/>
+      <w:suff w:val="tab"/>
+      <w:lvlText w:val="§"/>
+      <w:lvlJc w:val="left"/>
+      <w:pPr>
+        <w:ind w:left="2160" w:hanging="360"/>
+      </w:pPr>
+      <w:rPr>
+        <w:rFonts w:hint="default" w:ascii="Wingdings" w:hAnsi="Wingdings" w:eastAsia="Wingdings" w:cs="Wingdings"/>
+      </w:rPr>
+    </w:lvl>
+    <w:lvl w:ilvl="3">
+      <w:start w:val="1"/>
+      <w:numFmt w:val="bullet"/>
+      <w:isLgl w:val="false"/>
+      <w:suff w:val="tab"/>
+      <w:lvlText w:val="·"/>
+      <w:lvlJc w:val="left"/>
+      <w:pPr>
+        <w:ind w:left="2880" w:hanging="360"/>
+      </w:pPr>
+      <w:rPr>
+        <w:rFonts w:hint="default" w:ascii="Symbol" w:hAnsi="Symbol" w:eastAsia="Symbol" w:cs="Symbol"/>
+      </w:rPr>
+    </w:lvl>
+    <w:lvl w:ilvl="4">
+      <w:start w:val="1"/>
+      <w:numFmt w:val="bullet"/>
+      <w:isLgl w:val="false"/>
+      <w:suff w:val="tab"/>
+      <w:lvlText w:val="o"/>
+      <w:lvlJc w:val="left"/>
+      <w:pPr>
+        <w:ind w:left="3600" w:hanging="360"/>
+      </w:pPr>
+      <w:rPr>
+        <w:rFonts w:hint="default" w:ascii="Courier New" w:hAnsi="Courier New" w:eastAsia="Courier New" w:cs="Courier New"/>
+      </w:rPr>
+    </w:lvl>
+    <w:lvl w:ilvl="5">
+      <w:start w:val="1"/>
+      <w:numFmt w:val="bullet"/>
+      <w:isLgl w:val="false"/>
+      <w:suff w:val="tab"/>
+      <w:lvlText w:val="§"/>
+      <w:lvlJc w:val="left"/>
+      <w:pPr>
+        <w:ind w:left="4320" w:hanging="360"/>
+      </w:pPr>
+      <w:rPr>
+        <w:rFonts w:hint="default" w:ascii="Wingdings" w:hAnsi="Wingdings" w:eastAsia="Wingdings" w:cs="Wingdings"/>
+      </w:rPr>
+    </w:lvl>
+    <w:lvl w:ilvl="6">
+      <w:start w:val="1"/>
+      <w:numFmt w:val="bullet"/>
+      <w:isLgl w:val="false"/>
+      <w:suff w:val="tab"/>
+      <w:lvlText w:val="·"/>
+      <w:lvlJc w:val="left"/>
+      <w:pPr>
+        <w:ind w:left="5040" w:hanging="360"/>
+      </w:pPr>
+      <w:rPr>
+        <w:rFonts w:hint="default" w:ascii="Symbol" w:hAnsi="Symbol" w:eastAsia="Symbol" w:cs="Symbol"/>
+      </w:rPr>
+    </w:lvl>
+    <w:lvl w:ilvl="7">
+      <w:start w:val="1"/>
+      <w:numFmt w:val="bullet"/>
+      <w:isLgl w:val="false"/>
+      <w:suff w:val="tab"/>
+      <w:lvlText w:val="o"/>
+      <w:lvlJc w:val="left"/>
+      <w:pPr>
+        <w:ind w:left="5760" w:hanging="360"/>
+      </w:pPr>
+      <w:rPr>
+        <w:rFonts w:hint="default" w:ascii="Courier New" w:hAnsi="Courier New" w:eastAsia="Courier New" w:cs="Courier New"/>
+      </w:rPr>
+    </w:lvl>
+    <w:lvl w:ilvl="8">
+      <w:start w:val="1"/>
+      <w:numFmt w:val="bullet"/>
+      <w:isLgl w:val="false"/>
+      <w:suff w:val="tab"/>
+      <w:lvlText w:val="§"/>
+      <w:lvlJc w:val="left"/>
+      <w:pPr>
+        <w:ind w:left="6480" w:hanging="360"/>
+      </w:pPr>
+      <w:rPr>
+        <w:rFonts w:hint="default" w:ascii="Wingdings" w:hAnsi="Wingdings" w:eastAsia="Wingdings" w:cs="Wingdings"/>
+      </w:rPr>
+    </w:lvl>
+  </w:abstractNum>
+  <w:abstractNum w:abstractNumId="14">
     <w:multiLevelType w:val="hybridMultilevel"/>
     <w:lvl w:ilvl="0">
       <w:start w:val="1"/>
@@ -5371,6 +9468,21 @@
   </w:num>
   <w:num w:numId="10">
     <w:abstractNumId w:val="9"/>
+  </w:num>
+  <w:num w:numId="11">
+    <w:abstractNumId w:val="10"/>
+  </w:num>
+  <w:num w:numId="12">
+    <w:abstractNumId w:val="11"/>
+  </w:num>
+  <w:num w:numId="13">
+    <w:abstractNumId w:val="12"/>
+  </w:num>
+  <w:num w:numId="14">
+    <w:abstractNumId w:val="13"/>
+  </w:num>
+  <w:num w:numId="15">
+    <w:abstractNumId w:val="14"/>
   </w:num>
 </w:numbering>
 </file>

--- a/docs/FoundryVTTDoc/Preparazione_Campagna.2022-10-27.docx
+++ b/docs/FoundryVTTDoc/Preparazione_Campagna.2022-10-27.docx
@@ -73,7 +73,7 @@
     </w:p>
     <w:p>
       <w:pPr>
-        <w:pStyle w:val="826"/>
+        <w:pStyle w:val="840"/>
         <w:numPr>
           <w:ilvl w:val="0"/>
           <w:numId w:val="0"/>
@@ -110,13 +110,14 @@
         </w:rPr>
         <w:t xml:space="preserve">regole base</w:t>
       </w:r>
+      <w:r/>
       <w:bookmarkEnd w:id="17"/>
       <w:r/>
       <w:r/>
     </w:p>
     <w:p>
       <w:pPr>
-        <w:pStyle w:val="834"/>
+        <w:pStyle w:val="848"/>
       </w:pPr>
       <w:r/>
       <w:r/>
@@ -136,7 +137,7 @@
       <w:sdtContent>
         <w:p>
           <w:pPr>
-            <w:pStyle w:val="843"/>
+            <w:pStyle w:val="857"/>
             <w:tabs>
               <w:tab w:val="right" w:pos="9638" w:leader="dot"/>
             </w:tabs>
@@ -154,33 +155,33 @@
           <w:hyperlink w:tooltip="#_Toc1" w:anchor="_Toc1" w:history="1">
             <w:r>
               <w:rPr>
-                <w:rStyle w:val="810"/>
+                <w:rStyle w:val="824"/>
               </w:rPr>
             </w:r>
             <w:r>
               <w:rPr>
-                <w:rStyle w:val="810"/>
+                <w:rStyle w:val="824"/>
                 <w:rFonts w:ascii="Arial" w:hAnsi="Arial"/>
               </w:rPr>
               <w:t xml:space="preserve">Documento di preparazione alla campagna con l’utilizzo di FoundryVTT</w:t>
             </w:r>
             <w:r>
               <w:rPr>
-                <w:rStyle w:val="810"/>
+                <w:rStyle w:val="824"/>
                 <w:rFonts w:ascii="Arial" w:hAnsi="Arial"/>
               </w:rPr>
               <w:t xml:space="preserve"> e </w:t>
             </w:r>
             <w:r>
               <w:rPr>
-                <w:rStyle w:val="810"/>
+                <w:rStyle w:val="824"/>
                 <w:rFonts w:ascii="Arial" w:hAnsi="Arial"/>
               </w:rPr>
               <w:t xml:space="preserve">regole base</w:t>
             </w:r>
             <w:r>
               <w:rPr>
-                <w:rStyle w:val="810"/>
+                <w:rStyle w:val="824"/>
               </w:rPr>
             </w:r>
             <w:r>
@@ -195,16 +196,14 @@
             </w:r>
           </w:hyperlink>
           <w:r/>
-          <w:r/>
         </w:p>
         <w:p>
           <w:pPr>
-            <w:pStyle w:val="844"/>
+            <w:pStyle w:val="858"/>
             <w:tabs>
               <w:tab w:val="right" w:pos="9638" w:leader="dot"/>
             </w:tabs>
           </w:pPr>
-          <w:r/>
           <w:hyperlink w:tooltip="#_Toc2" w:anchor="_Toc2" w:history="1">
             <w:r>
               <w:rPr>
@@ -213,12 +212,12 @@
             </w:r>
             <w:r>
               <w:rPr>
-                <w:rStyle w:val="810"/>
+                <w:rStyle w:val="824"/>
               </w:rPr>
             </w:r>
             <w:r>
               <w:rPr>
-                <w:rStyle w:val="810"/>
+                <w:rStyle w:val="824"/>
                 <w:rFonts w:eastAsia="Microsoft YaHei" w:cs="Arial"/>
                 <w:lang w:val="it-IT" w:eastAsia="zh-CN" w:bidi="hi-IN"/>
               </w:rPr>
@@ -226,7 +225,7 @@
             </w:r>
             <w:r>
               <w:rPr>
-                <w:rStyle w:val="810"/>
+                <w:rStyle w:val="824"/>
               </w:rPr>
             </w:r>
             <w:r>
@@ -241,16 +240,14 @@
             </w:r>
           </w:hyperlink>
           <w:r/>
-          <w:r/>
         </w:p>
         <w:p>
           <w:pPr>
-            <w:pStyle w:val="844"/>
+            <w:pStyle w:val="858"/>
             <w:tabs>
               <w:tab w:val="right" w:pos="9638" w:leader="dot"/>
             </w:tabs>
           </w:pPr>
-          <w:r/>
           <w:hyperlink w:tooltip="#_Toc3" w:anchor="_Toc3" w:history="1">
             <w:r>
               <w:rPr>
@@ -259,12 +256,12 @@
             </w:r>
             <w:r>
               <w:rPr>
-                <w:rStyle w:val="810"/>
+                <w:rStyle w:val="824"/>
               </w:rPr>
             </w:r>
             <w:r>
               <w:rPr>
-                <w:rStyle w:val="810"/>
+                <w:rStyle w:val="824"/>
                 <w:rFonts w:eastAsia="Microsoft YaHei" w:cs="Arial"/>
                 <w:lang w:val="it-IT" w:eastAsia="zh-CN" w:bidi="hi-IN"/>
               </w:rPr>
@@ -272,7 +269,7 @@
             </w:r>
             <w:r>
               <w:rPr>
-                <w:rStyle w:val="810"/>
+                <w:rStyle w:val="824"/>
               </w:rPr>
             </w:r>
             <w:r>
@@ -287,25 +284,23 @@
             </w:r>
           </w:hyperlink>
           <w:r/>
-          <w:r/>
         </w:p>
         <w:p>
           <w:pPr>
-            <w:pStyle w:val="844"/>
+            <w:pStyle w:val="858"/>
             <w:tabs>
               <w:tab w:val="right" w:pos="9638" w:leader="dot"/>
             </w:tabs>
           </w:pPr>
-          <w:r/>
           <w:hyperlink w:tooltip="#_Toc4" w:anchor="_Toc4" w:history="1">
             <w:r>
               <w:rPr>
-                <w:rStyle w:val="810"/>
+                <w:rStyle w:val="824"/>
               </w:rPr>
             </w:r>
             <w:r>
               <w:rPr>
-                <w:rStyle w:val="810"/>
+                <w:rStyle w:val="824"/>
                 <w:rFonts w:eastAsia="Microsoft YaHei" w:cs="Arial"/>
                 <w:lang w:val="it-IT" w:eastAsia="zh-CN" w:bidi="hi-IN"/>
               </w:rPr>
@@ -313,19 +308,19 @@
             </w:r>
             <w:r>
               <w:rPr>
-                <w:rStyle w:val="810"/>
+                <w:rStyle w:val="824"/>
               </w:rPr>
               <w:t xml:space="preserve"> Browser</w:t>
             </w:r>
             <w:r>
               <w:rPr>
-                <w:rStyle w:val="810"/>
+                <w:rStyle w:val="824"/>
               </w:rPr>
               <w:t xml:space="preserve"> da utilizzare ?</w:t>
             </w:r>
             <w:r>
               <w:rPr>
-                <w:rStyle w:val="810"/>
+                <w:rStyle w:val="824"/>
               </w:rPr>
             </w:r>
             <w:r>
@@ -340,11 +335,10 @@
             </w:r>
           </w:hyperlink>
           <w:r/>
-          <w:r/>
         </w:p>
         <w:p>
           <w:pPr>
-            <w:pStyle w:val="844"/>
+            <w:pStyle w:val="858"/>
             <w:tabs>
               <w:tab w:val="right" w:pos="9638" w:leader="dot"/>
             </w:tabs>
@@ -352,7 +346,6 @@
               <w:rFonts w:ascii="Arial" w:hAnsi="Arial"/>
             </w:rPr>
           </w:pPr>
-          <w:r/>
           <w:hyperlink w:tooltip="#_Toc5" w:anchor="_Toc5" w:history="1">
             <w:r>
               <w:rPr>
@@ -361,19 +354,25 @@
             </w:r>
             <w:r>
               <w:rPr>
-                <w:rStyle w:val="810"/>
+                <w:rStyle w:val="824"/>
               </w:rPr>
             </w:r>
             <w:r>
               <w:rPr>
-                <w:rStyle w:val="810"/>
-                <w:rFonts w:ascii="Arial" w:hAnsi="Arial"/>
+                <w:rStyle w:val="824"/>
               </w:rPr>
-              <w:t xml:space="preserve">Abilitare “WebGL”sul browser Chromium scelto</w:t>
+              <w:t xml:space="preserve">[OPZIONALE MA CONSIGLIATO]</w:t>
             </w:r>
             <w:r>
               <w:rPr>
-                <w:rStyle w:val="810"/>
+                <w:rStyle w:val="824"/>
+                <w:rFonts w:ascii="Arial" w:hAnsi="Arial"/>
+              </w:rPr>
+              <w:t xml:space="preserve"> Abilitare “WebGL”sul browser Chromium scelto</w:t>
+            </w:r>
+            <w:r>
+              <w:rPr>
+                <w:rStyle w:val="824"/>
               </w:rPr>
             </w:r>
             <w:r>
@@ -392,11 +391,10 @@
               <w:rFonts w:ascii="Arial" w:hAnsi="Arial"/>
             </w:rPr>
           </w:r>
-          <w:r/>
         </w:p>
         <w:p>
           <w:pPr>
-            <w:pStyle w:val="844"/>
+            <w:pStyle w:val="858"/>
             <w:tabs>
               <w:tab w:val="right" w:pos="9638" w:leader="dot"/>
             </w:tabs>
@@ -404,7 +402,6 @@
               <w:rFonts w:ascii="Calibri" w:hAnsi="Calibri"/>
             </w:rPr>
           </w:pPr>
-          <w:r/>
           <w:hyperlink w:tooltip="#_Toc6" w:anchor="_Toc6" w:history="1">
             <w:r>
               <w:rPr>
@@ -413,19 +410,25 @@
             </w:r>
             <w:r>
               <w:rPr>
-                <w:rStyle w:val="810"/>
+                <w:rStyle w:val="824"/>
               </w:rPr>
             </w:r>
             <w:r>
               <w:rPr>
-                <w:rStyle w:val="810"/>
-                <w:rFonts w:ascii="Arial" w:hAnsi="Arial"/>
+                <w:rStyle w:val="824"/>
               </w:rPr>
-              <w:t xml:space="preserve">Abilitare “Override software rendering list” sul browser chromium</w:t>
+              <w:t xml:space="preserve">[OPZIONALE MA CONSIGLIATO]</w:t>
             </w:r>
             <w:r>
               <w:rPr>
-                <w:rStyle w:val="810"/>
+                <w:rStyle w:val="824"/>
+                <w:rFonts w:ascii="Arial" w:hAnsi="Arial"/>
+              </w:rPr>
+              <w:t xml:space="preserve"> Abilitare “Override software rendering list” sul browser chromium</w:t>
+            </w:r>
+            <w:r>
+              <w:rPr>
+                <w:rStyle w:val="824"/>
               </w:rPr>
             </w:r>
             <w:r>
@@ -444,11 +447,10 @@
               <w:rFonts w:ascii="Calibri" w:hAnsi="Calibri"/>
             </w:rPr>
           </w:r>
-          <w:r/>
         </w:p>
         <w:p>
           <w:pPr>
-            <w:pStyle w:val="844"/>
+            <w:pStyle w:val="858"/>
             <w:tabs>
               <w:tab w:val="right" w:pos="9638" w:leader="dot"/>
             </w:tabs>
@@ -456,7 +458,6 @@
               <w:rFonts w:ascii="Calibri" w:hAnsi="Calibri"/>
             </w:rPr>
           </w:pPr>
-          <w:r/>
           <w:hyperlink w:tooltip="#_Toc7" w:anchor="_Toc7" w:history="1">
             <w:r>
               <w:rPr>
@@ -465,18 +466,18 @@
             </w:r>
             <w:r>
               <w:rPr>
-                <w:rStyle w:val="810"/>
+                <w:rStyle w:val="824"/>
               </w:rPr>
             </w:r>
             <w:r>
               <w:rPr>
-                <w:rStyle w:val="810"/>
+                <w:rStyle w:val="824"/>
               </w:rPr>
               <w:t xml:space="preserve">[OPZIONALE MA CONSIGLIATO] Installare l’addon di Chrome/Brave “CORS Unblock”</w:t>
             </w:r>
             <w:r>
               <w:rPr>
-                <w:rStyle w:val="810"/>
+                <w:rStyle w:val="824"/>
               </w:rPr>
             </w:r>
             <w:r>
@@ -495,11 +496,10 @@
               <w:rFonts w:ascii="Calibri" w:hAnsi="Calibri"/>
             </w:rPr>
           </w:r>
-          <w:r/>
         </w:p>
         <w:p>
           <w:pPr>
-            <w:pStyle w:val="844"/>
+            <w:pStyle w:val="858"/>
             <w:tabs>
               <w:tab w:val="right" w:pos="9638" w:leader="dot"/>
             </w:tabs>
@@ -507,7 +507,6 @@
               <w:rFonts w:ascii="Calibri" w:hAnsi="Calibri"/>
             </w:rPr>
           </w:pPr>
-          <w:r/>
           <w:hyperlink w:tooltip="#_Toc8" w:anchor="_Toc8" w:history="1">
             <w:r>
               <w:rPr>
@@ -516,18 +515,18 @@
             </w:r>
             <w:r>
               <w:rPr>
-                <w:rStyle w:val="810"/>
+                <w:rStyle w:val="824"/>
               </w:rPr>
             </w:r>
             <w:r>
               <w:rPr>
-                <w:rStyle w:val="810"/>
+                <w:rStyle w:val="824"/>
               </w:rPr>
               <w:t xml:space="preserve">[APPROFONDIMENTO] </w:t>
             </w:r>
             <w:r>
               <w:rPr>
-                <w:rStyle w:val="810"/>
+                <w:rStyle w:val="824"/>
                 <w:rFonts w:eastAsia="Microsoft YaHei" w:cs="Arial"/>
                 <w:lang w:val="it-IT" w:eastAsia="zh-CN" w:bidi="hi-IN"/>
               </w:rPr>
@@ -535,7 +534,7 @@
             </w:r>
             <w:r>
               <w:rPr>
-                <w:rStyle w:val="810"/>
+                <w:rStyle w:val="824"/>
               </w:rPr>
             </w:r>
             <w:r>
@@ -554,11 +553,10 @@
               <w:rFonts w:ascii="Calibri" w:hAnsi="Calibri"/>
             </w:rPr>
           </w:r>
-          <w:r/>
         </w:p>
         <w:p>
           <w:pPr>
-            <w:pStyle w:val="844"/>
+            <w:pStyle w:val="858"/>
             <w:tabs>
               <w:tab w:val="right" w:pos="9638" w:leader="dot"/>
             </w:tabs>
@@ -566,7 +564,6 @@
               <w:rFonts w:ascii="Calibri" w:hAnsi="Calibri"/>
             </w:rPr>
           </w:pPr>
-          <w:r/>
           <w:hyperlink w:tooltip="#_Toc9" w:anchor="_Toc9" w:history="1">
             <w:r>
               <w:rPr>
@@ -575,19 +572,19 @@
             </w:r>
             <w:r>
               <w:rPr>
-                <w:rStyle w:val="810"/>
+                <w:rStyle w:val="824"/>
               </w:rPr>
             </w:r>
             <w:r>
               <w:rPr>
-                <w:rStyle w:val="810"/>
+                <w:rStyle w:val="824"/>
                 <w:rFonts w:ascii="Calibri" w:hAnsi="Calibri"/>
               </w:rPr>
               <w:t xml:space="preserve">[APPROFONDIMENTO] </w:t>
             </w:r>
             <w:r>
               <w:rPr>
-                <w:rStyle w:val="810"/>
+                <w:rStyle w:val="824"/>
                 <w:rFonts w:eastAsia="Microsoft YaHei" w:cs="Arial"/>
                 <w:lang w:val="it-IT" w:eastAsia="zh-CN" w:bidi="hi-IN"/>
               </w:rPr>
@@ -595,7 +592,7 @@
             </w:r>
             <w:r>
               <w:rPr>
-                <w:rStyle w:val="810"/>
+                <w:rStyle w:val="824"/>
               </w:rPr>
             </w:r>
             <w:r>
@@ -614,11 +611,10 @@
               <w:rFonts w:ascii="Calibri" w:hAnsi="Calibri"/>
             </w:rPr>
           </w:r>
-          <w:r/>
         </w:p>
         <w:p>
           <w:pPr>
-            <w:pStyle w:val="844"/>
+            <w:pStyle w:val="858"/>
             <w:tabs>
               <w:tab w:val="right" w:pos="9638" w:leader="dot"/>
             </w:tabs>
@@ -626,7 +622,6 @@
               <w:rFonts w:ascii="Calibri" w:hAnsi="Calibri"/>
             </w:rPr>
           </w:pPr>
-          <w:r/>
           <w:hyperlink w:tooltip="#_Toc10" w:anchor="_Toc10" w:history="1">
             <w:r>
               <w:rPr>
@@ -635,19 +630,19 @@
             </w:r>
             <w:r>
               <w:rPr>
-                <w:rStyle w:val="810"/>
+                <w:rStyle w:val="824"/>
               </w:rPr>
             </w:r>
             <w:r>
               <w:rPr>
-                <w:rStyle w:val="810"/>
+                <w:rStyle w:val="824"/>
                 <w:rFonts w:ascii="Arial" w:hAnsi="Arial"/>
               </w:rPr>
               <w:t xml:space="preserve">Come costruiamo il personaggio (Punti vita, tool ecc.)</w:t>
             </w:r>
             <w:r>
               <w:rPr>
-                <w:rStyle w:val="810"/>
+                <w:rStyle w:val="824"/>
               </w:rPr>
             </w:r>
             <w:r>
@@ -666,16 +661,14 @@
               <w:rFonts w:ascii="Calibri" w:hAnsi="Calibri"/>
             </w:rPr>
           </w:r>
-          <w:r/>
         </w:p>
         <w:p>
           <w:pPr>
-            <w:pStyle w:val="845"/>
+            <w:pStyle w:val="859"/>
             <w:tabs>
               <w:tab w:val="right" w:pos="9638" w:leader="dot"/>
             </w:tabs>
           </w:pPr>
-          <w:r/>
           <w:hyperlink w:tooltip="#_Toc11" w:anchor="_Toc11" w:history="1">
             <w:r>
               <w:rPr>
@@ -684,18 +677,18 @@
             </w:r>
             <w:r>
               <w:rPr>
-                <w:rStyle w:val="810"/>
+                <w:rStyle w:val="824"/>
               </w:rPr>
             </w:r>
             <w:r>
               <w:rPr>
-                <w:rStyle w:val="810"/>
+                <w:rStyle w:val="824"/>
               </w:rPr>
               <w:t xml:space="preserve">Creazione automatizzata del personaggio con il modulo Plutonium</w:t>
             </w:r>
             <w:r>
               <w:rPr>
-                <w:rStyle w:val="810"/>
+                <w:rStyle w:val="824"/>
               </w:rPr>
             </w:r>
             <w:r>
@@ -710,7 +703,337 @@
             </w:r>
           </w:hyperlink>
           <w:r/>
+        </w:p>
+        <w:p>
+          <w:pPr>
+            <w:pStyle w:val="859"/>
+            <w:tabs>
+              <w:tab w:val="right" w:pos="9638" w:leader="dot"/>
+            </w:tabs>
+          </w:pPr>
+          <w:hyperlink w:tooltip="#_Toc12" w:anchor="_Toc12" w:history="1">
+            <w:r>
+              <w:rPr>
+                <w:rFonts w:ascii="Arial" w:hAnsi="Arial" w:eastAsia="Microsoft YaHei" w:cs="Arial"/>
+              </w:rPr>
+            </w:r>
+            <w:r>
+              <w:rPr>
+                <w:rStyle w:val="824"/>
+              </w:rPr>
+            </w:r>
+            <w:r>
+              <w:rPr>
+                <w:rStyle w:val="824"/>
+              </w:rPr>
+              <w:t xml:space="preserve">Per i tiri delle statistiche cosa si usa ?</w:t>
+            </w:r>
+            <w:r>
+              <w:rPr>
+                <w:rStyle w:val="824"/>
+              </w:rPr>
+            </w:r>
+            <w:r>
+              <w:tab/>
+            </w:r>
+            <w:r>
+              <w:fldChar w:fldCharType="begin"/>
+              <w:instrText xml:space="preserve">PAGEREF _Toc12 \h</w:instrText>
+              <w:fldChar w:fldCharType="separate"/>
+              <w:t xml:space="preserve">10</w:t>
+              <w:fldChar w:fldCharType="end"/>
+            </w:r>
+          </w:hyperlink>
           <w:r/>
+        </w:p>
+        <w:p>
+          <w:pPr>
+            <w:pStyle w:val="859"/>
+            <w:tabs>
+              <w:tab w:val="right" w:pos="9638" w:leader="dot"/>
+            </w:tabs>
+          </w:pPr>
+          <w:hyperlink w:tooltip="#_Toc13" w:anchor="_Toc13" w:history="1">
+            <w:r>
+              <w:rPr>
+                <w:rFonts w:ascii="Arial" w:hAnsi="Arial" w:eastAsia="Microsoft YaHei" w:cs="Arial"/>
+              </w:rPr>
+            </w:r>
+            <w:r>
+              <w:rPr>
+                <w:rStyle w:val="824"/>
+              </w:rPr>
+            </w:r>
+            <w:r>
+              <w:rPr>
+                <w:rStyle w:val="824"/>
+              </w:rPr>
+              <w:t xml:space="preserve">E’ necessario un background ?</w:t>
+            </w:r>
+            <w:r>
+              <w:rPr>
+                <w:rStyle w:val="824"/>
+              </w:rPr>
+            </w:r>
+            <w:r>
+              <w:tab/>
+            </w:r>
+            <w:r>
+              <w:fldChar w:fldCharType="begin"/>
+              <w:instrText xml:space="preserve">PAGEREF _Toc13 \h</w:instrText>
+              <w:fldChar w:fldCharType="separate"/>
+              <w:t xml:space="preserve">10</w:t>
+              <w:fldChar w:fldCharType="end"/>
+            </w:r>
+          </w:hyperlink>
+          <w:r>
+            <w:rPr>
+              <w:lang w:val="en" w:eastAsia="zh-CN" w:bidi="hi-IN"/>
+            </w:rPr>
+          </w:r>
+        </w:p>
+        <w:p>
+          <w:pPr>
+            <w:pStyle w:val="859"/>
+            <w:tabs>
+              <w:tab w:val="right" w:pos="9638" w:leader="dot"/>
+            </w:tabs>
+          </w:pPr>
+          <w:hyperlink w:tooltip="#_Toc14" w:anchor="_Toc14" w:history="1">
+            <w:r>
+              <w:rPr>
+                <w:rFonts w:ascii="Arial" w:hAnsi="Arial" w:eastAsia="Microsoft YaHei" w:cs="Arial"/>
+              </w:rPr>
+            </w:r>
+            <w:r>
+              <w:rPr>
+                <w:rStyle w:val="824"/>
+              </w:rPr>
+            </w:r>
+            <w:r>
+              <w:rPr>
+                <w:rStyle w:val="824"/>
+                <w:highlight w:val="none"/>
+                <w:lang w:val="it-IT"/>
+              </w:rPr>
+              <w:t xml:space="preserve">Come scelgo il mio allineamento ?</w:t>
+            </w:r>
+            <w:r>
+              <w:rPr>
+                <w:rStyle w:val="824"/>
+              </w:rPr>
+            </w:r>
+            <w:r>
+              <w:tab/>
+            </w:r>
+            <w:r>
+              <w:fldChar w:fldCharType="begin"/>
+              <w:instrText xml:space="preserve">PAGEREF _Toc14 \h</w:instrText>
+              <w:fldChar w:fldCharType="separate"/>
+              <w:t xml:space="preserve">10</w:t>
+              <w:fldChar w:fldCharType="end"/>
+            </w:r>
+          </w:hyperlink>
+          <w:r>
+            <w:rPr>
+              <w:lang w:val="en" w:eastAsia="zh-CN" w:bidi="hi-IN"/>
+            </w:rPr>
+          </w:r>
+        </w:p>
+        <w:p>
+          <w:pPr>
+            <w:pStyle w:val="859"/>
+            <w:tabs>
+              <w:tab w:val="right" w:pos="9638" w:leader="dot"/>
+            </w:tabs>
+          </w:pPr>
+          <w:hyperlink w:tooltip="#_Toc15" w:anchor="_Toc15" w:history="1">
+            <w:r>
+              <w:rPr>
+                <w:rFonts w:ascii="Arial" w:hAnsi="Arial" w:eastAsia="Microsoft YaHei" w:cs="Arial"/>
+              </w:rPr>
+            </w:r>
+            <w:r>
+              <w:rPr>
+                <w:rStyle w:val="824"/>
+              </w:rPr>
+            </w:r>
+            <w:r>
+              <w:rPr>
+                <w:rStyle w:val="824"/>
+                <w:highlight w:val="none"/>
+                <w:lang w:val="it-IT"/>
+              </w:rPr>
+              <w:t xml:space="preserve">Quali risorse vengono usate ? </w:t>
+            </w:r>
+            <w:r>
+              <w:rPr>
+                <w:rStyle w:val="824"/>
+                <w:lang w:val="en" w:eastAsia="zh-CN" w:bidi="hi-IN"/>
+              </w:rPr>
+            </w:r>
+            <w:r>
+              <w:tab/>
+            </w:r>
+            <w:r>
+              <w:fldChar w:fldCharType="begin"/>
+              <w:instrText xml:space="preserve">PAGEREF _Toc15 \h</w:instrText>
+              <w:fldChar w:fldCharType="separate"/>
+              <w:t xml:space="preserve">11</w:t>
+              <w:fldChar w:fldCharType="end"/>
+            </w:r>
+          </w:hyperlink>
+          <w:r>
+            <w:rPr>
+              <w:lang w:val="en" w:eastAsia="zh-CN" w:bidi="hi-IN"/>
+            </w:rPr>
+          </w:r>
+        </w:p>
+        <w:p>
+          <w:pPr>
+            <w:pStyle w:val="859"/>
+            <w:tabs>
+              <w:tab w:val="right" w:pos="9638" w:leader="dot"/>
+            </w:tabs>
+          </w:pPr>
+          <w:hyperlink w:tooltip="#_Toc16" w:anchor="_Toc16" w:history="1">
+            <w:r>
+              <w:rPr>
+                <w:rFonts w:ascii="Arial" w:hAnsi="Arial" w:eastAsia="Microsoft YaHei" w:cs="Arial"/>
+              </w:rPr>
+            </w:r>
+            <w:r>
+              <w:rPr>
+                <w:rStyle w:val="824"/>
+              </w:rPr>
+            </w:r>
+            <w:r>
+              <w:rPr>
+                <w:rStyle w:val="824"/>
+                <w:highlight w:val="none"/>
+                <w:lang w:val="it-IT"/>
+              </w:rPr>
+              <w:t xml:space="preserve">Accetti risorse homebrew ?</w:t>
+            </w:r>
+            <w:r>
+              <w:rPr>
+                <w:rStyle w:val="824"/>
+              </w:rPr>
+            </w:r>
+            <w:r>
+              <w:tab/>
+            </w:r>
+            <w:r>
+              <w:fldChar w:fldCharType="begin"/>
+              <w:instrText xml:space="preserve">PAGEREF _Toc16 \h</w:instrText>
+              <w:fldChar w:fldCharType="separate"/>
+              <w:t xml:space="preserve">11</w:t>
+              <w:fldChar w:fldCharType="end"/>
+            </w:r>
+          </w:hyperlink>
+          <w:r>
+            <w:rPr>
+              <w:lang w:val="en" w:eastAsia="zh-CN" w:bidi="hi-IN"/>
+            </w:rPr>
+          </w:r>
+        </w:p>
+        <w:p>
+          <w:pPr>
+            <w:pStyle w:val="859"/>
+            <w:tabs>
+              <w:tab w:val="right" w:pos="9638" w:leader="dot"/>
+            </w:tabs>
+          </w:pPr>
+          <w:hyperlink w:tooltip="#_Toc17" w:anchor="_Toc17" w:history="1">
+            <w:r>
+              <w:rPr>
+                <w:rFonts w:ascii="Arial" w:hAnsi="Arial" w:eastAsia="Microsoft YaHei" w:cs="Arial"/>
+              </w:rPr>
+            </w:r>
+            <w:r>
+              <w:rPr>
+                <w:rStyle w:val="824"/>
+              </w:rPr>
+            </w:r>
+            <w:r>
+              <w:rPr>
+                <w:rStyle w:val="824"/>
+                <w:highlight w:val="none"/>
+                <w:lang w:val="it-IT"/>
+              </w:rPr>
+              <w:t xml:space="preserve">Verranno applicate regole homebrew ?</w:t>
+            </w:r>
+            <w:r>
+              <w:rPr>
+                <w:rStyle w:val="824"/>
+              </w:rPr>
+            </w:r>
+            <w:r>
+              <w:tab/>
+            </w:r>
+            <w:r>
+              <w:fldChar w:fldCharType="begin"/>
+              <w:instrText xml:space="preserve">PAGEREF _Toc17 \h</w:instrText>
+              <w:fldChar w:fldCharType="separate"/>
+              <w:t xml:space="preserve">11</w:t>
+              <w:fldChar w:fldCharType="end"/>
+            </w:r>
+          </w:hyperlink>
+          <w:r>
+            <w:rPr>
+              <w:lang w:val="en" w:eastAsia="zh-CN" w:bidi="hi-IN"/>
+            </w:rPr>
+          </w:r>
+        </w:p>
+        <w:p>
+          <w:pPr>
+            <w:pStyle w:val="859"/>
+            <w:tabs>
+              <w:tab w:val="right" w:pos="9638" w:leader="dot"/>
+            </w:tabs>
+          </w:pPr>
+          <w:hyperlink w:tooltip="#_Toc18" w:anchor="_Toc18" w:history="1">
+            <w:r>
+              <w:rPr>
+                <w:rFonts w:ascii="Arial" w:hAnsi="Arial" w:eastAsia="Microsoft YaHei" w:cs="Arial"/>
+              </w:rPr>
+            </w:r>
+            <w:r>
+              <w:rPr>
+                <w:rStyle w:val="824"/>
+              </w:rPr>
+            </w:r>
+            <w:r>
+              <w:rPr>
+                <w:rStyle w:val="824"/>
+                <w:highlight w:val="none"/>
+                <w:lang w:val="it-IT"/>
+              </w:rPr>
+              <w:t xml:space="preserve">Se il documento non vi sembra utile o non completo fatemelo sapere!</w:t>
+            </w:r>
+            <w:r>
+              <w:rPr>
+                <w:rStyle w:val="824"/>
+                <w:highlight w:val="none"/>
+                <w:lang w:val="en" w:eastAsia="zh-CN" w:bidi="hi-IN"/>
+              </w:rPr>
+            </w:r>
+            <w:r>
+              <w:tab/>
+            </w:r>
+            <w:r>
+              <w:fldChar w:fldCharType="begin"/>
+              <w:instrText xml:space="preserve">PAGEREF _Toc18 \h</w:instrText>
+              <w:fldChar w:fldCharType="separate"/>
+              <w:t xml:space="preserve">12</w:t>
+              <w:fldChar w:fldCharType="end"/>
+            </w:r>
+          </w:hyperlink>
+          <w:r>
+            <w:rPr>
+              <w:lang w:val="en" w:eastAsia="zh-CN" w:bidi="hi-IN"/>
+            </w:rPr>
+          </w:r>
         </w:p>
         <w:p>
           <w:pPr>
@@ -718,16 +1041,18 @@
               <w:rFonts w:ascii="Calibri" w:hAnsi="Calibri"/>
             </w:rPr>
           </w:pPr>
+          <w:r/>
           <w:r>
             <w:fldChar w:fldCharType="end"/>
           </w:r>
+          <w:r/>
           <w:r/>
         </w:p>
       </w:sdtContent>
     </w:sdt>
     <w:p>
       <w:pPr>
-        <w:pStyle w:val="834"/>
+        <w:pStyle w:val="848"/>
         <w:ind w:left="0" w:firstLine="0"/>
       </w:pPr>
       <w:r>
@@ -744,7 +1069,7 @@
     </w:p>
     <w:p>
       <w:pPr>
-        <w:pStyle w:val="834"/>
+        <w:pStyle w:val="848"/>
         <w:numPr>
           <w:ilvl w:val="1"/>
           <w:numId w:val="5"/>
@@ -760,7 +1085,7 @@
       <w:hyperlink r:id="rId10" w:tooltip="https://prezi.com/view/Wpq1WQv92LC1KNwwAEyG/" w:history="1">
         <w:r>
           <w:rPr>
-            <w:rStyle w:val="810"/>
+            <w:rStyle w:val="824"/>
           </w:rPr>
           <w:t xml:space="preserve">https://prezi.com/view/Wpq1WQv92LC1KNwwAEyG/</w:t>
         </w:r>
@@ -772,7 +1097,6 @@
     </w:p>
     <w:p>
       <w:pPr>
-        <w:pStyle w:val="834"/>
         <w:rPr>
           <w:highlight w:val="none"/>
         </w:rPr>
@@ -791,17 +1115,144 @@
       <w:r/>
     </w:p>
     <w:p>
-      <w:pPr>
-        <w:pStyle w:val="834"/>
-      </w:pPr>
       <w:r/>
       <w:r/>
     </w:p>
     <w:p>
-      <w:pPr>
-        <w:pStyle w:val="827"/>
+      <w:r>
+        <w:rPr>
+          <w:highlight w:val="none"/>
+        </w:rPr>
+      </w:r>
+      <w:r>
+        <w:rPr>
+          <w:highlight w:val="none"/>
+        </w:rPr>
+      </w:r>
+    </w:p>
+    <w:p>
+      <w:r>
+        <w:rPr>
+          <w:highlight w:val="none"/>
+        </w:rPr>
+      </w:r>
+      <w:r>
+        <w:rPr>
+          <w:highlight w:val="none"/>
+        </w:rPr>
+      </w:r>
+    </w:p>
+    <w:p>
+      <w:r>
+        <w:rPr>
+          <w:highlight w:val="none"/>
+        </w:rPr>
+      </w:r>
+      <w:r>
+        <w:rPr>
+          <w:highlight w:val="none"/>
+        </w:rPr>
+      </w:r>
+    </w:p>
+    <w:p>
+      <w:r>
+        <w:rPr>
+          <w:highlight w:val="none"/>
+        </w:rPr>
+      </w:r>
+      <w:r>
+        <w:rPr>
+          <w:highlight w:val="none"/>
+        </w:rPr>
+      </w:r>
+    </w:p>
+    <w:p>
+      <w:r>
+        <w:rPr>
+          <w:highlight w:val="none"/>
+        </w:rPr>
+      </w:r>
+      <w:r>
+        <w:rPr>
+          <w:highlight w:val="none"/>
+        </w:rPr>
+      </w:r>
+    </w:p>
+    <w:p>
+      <w:pPr>
+        <w:pStyle w:val="841"/>
         <w:numPr>
-          <w:ilvl w:val="1"/>
+          <w:ilvl w:val="0"/>
+          <w:numId w:val="0"/>
+        </w:numPr>
+        <w:ind w:left="0" w:firstLine="0"/>
+      </w:pPr>
+      <w:r>
+        <w:rPr>
+          <w:highlight w:val="none"/>
+        </w:rPr>
+      </w:r>
+      <w:r>
+        <w:rPr>
+          <w:highlight w:val="none"/>
+        </w:rPr>
+      </w:r>
+    </w:p>
+    <w:p>
+      <w:pPr>
+        <w:pStyle w:val="841"/>
+        <w:numPr>
+          <w:ilvl w:val="0"/>
+          <w:numId w:val="10"/>
+        </w:numPr>
+      </w:pPr>
+      <w:r>
+        <w:rPr>
+          <w:highlight w:val="none"/>
+        </w:rPr>
+      </w:r>
+      <w:r>
+        <w:rPr>
+          <w:highlight w:val="none"/>
+        </w:rPr>
+      </w:r>
+    </w:p>
+    <w:p>
+      <w:r>
+        <w:rPr>
+          <w:highlight w:val="none"/>
+        </w:rPr>
+      </w:r>
+      <w:r>
+        <w:rPr>
+          <w:highlight w:val="none"/>
+        </w:rPr>
+      </w:r>
+    </w:p>
+    <w:p>
+      <w:pPr>
+        <w:pStyle w:val="841"/>
+        <w:numPr>
+          <w:ilvl w:val="0"/>
+          <w:numId w:val="10"/>
+        </w:numPr>
+      </w:pPr>
+      <w:r>
+        <w:rPr>
+          <w:highlight w:val="none"/>
+        </w:rPr>
+      </w:r>
+      <w:r>
+        <w:rPr>
+          <w:highlight w:val="none"/>
+        </w:rPr>
+      </w:r>
+    </w:p>
+    <w:p>
+      <w:pPr>
+        <w:pStyle w:val="841"/>
+        <w:numPr>
+          <w:ilvl w:val="0"/>
           <w:numId w:val="10"/>
         </w:numPr>
       </w:pPr>
@@ -819,13 +1270,14 @@
         </w:rPr>
         <w:t xml:space="preserve">Ma devo pagare per usare Foundryvtt ?</w:t>
       </w:r>
+      <w:r/>
       <w:bookmarkEnd w:id="18"/>
       <w:r/>
       <w:r/>
     </w:p>
     <w:p>
       <w:pPr>
-        <w:pStyle w:val="834"/>
+        <w:pStyle w:val="848"/>
       </w:pPr>
       <w:r/>
       <w:r/>
@@ -843,14 +1295,14 @@
     </w:p>
     <w:p>
       <w:pPr>
-        <w:pStyle w:val="834"/>
+        <w:pStyle w:val="848"/>
       </w:pPr>
       <w:r/>
       <w:r/>
     </w:p>
     <w:p>
       <w:pPr>
-        <w:pStyle w:val="827"/>
+        <w:pStyle w:val="841"/>
         <w:numPr>
           <w:ilvl w:val="1"/>
           <w:numId w:val="7"/>
@@ -870,20 +1322,21 @@
         </w:rPr>
         <w:t xml:space="preserve">La lingua è inglese o italiano ?</w:t>
       </w:r>
+      <w:r/>
       <w:bookmarkEnd w:id="19"/>
       <w:r/>
       <w:r/>
     </w:p>
     <w:p>
       <w:pPr>
-        <w:pStyle w:val="834"/>
+        <w:pStyle w:val="848"/>
       </w:pPr>
       <w:r/>
       <w:r/>
     </w:p>
     <w:p>
       <w:pPr>
-        <w:pStyle w:val="834"/>
+        <w:pStyle w:val="848"/>
       </w:pPr>
       <w:r>
         <w:rPr>
@@ -897,15 +1350,7 @@
           <w:bCs/>
           <w:highlight w:val="none"/>
         </w:rPr>
-        <w:t xml:space="preserve">una conoscenza base del’inglese è necessaria </w:t>
-      </w:r>
-      <w:r>
-        <w:rPr>
-          <w:b/>
-          <w:bCs/>
-          <w:highlight w:val="none"/>
-        </w:rPr>
-        <w:t xml:space="preserve"> a prescindere</w:t>
+        <w:t xml:space="preserve">una conoscenza base del’inglese è necessaria</w:t>
       </w:r>
       <w:r>
         <w:rPr>
@@ -920,7 +1365,7 @@
     </w:p>
     <w:p>
       <w:pPr>
-        <w:pStyle w:val="834"/>
+        <w:pStyle w:val="848"/>
         <w:numPr>
           <w:ilvl w:val="0"/>
           <w:numId w:val="9"/>
@@ -933,7 +1378,7 @@
     </w:p>
     <w:p>
       <w:pPr>
-        <w:pStyle w:val="834"/>
+        <w:pStyle w:val="848"/>
         <w:numPr>
           <w:ilvl w:val="0"/>
           <w:numId w:val="9"/>
@@ -954,7 +1399,7 @@
     </w:p>
     <w:p>
       <w:pPr>
-        <w:pStyle w:val="834"/>
+        <w:pStyle w:val="848"/>
         <w:numPr>
           <w:ilvl w:val="0"/>
           <w:numId w:val="9"/>
@@ -989,7 +1434,7 @@
     </w:p>
     <w:p>
       <w:pPr>
-        <w:pStyle w:val="834"/>
+        <w:pStyle w:val="848"/>
         <w:ind w:left="0" w:firstLine="0"/>
         <w:rPr>
           <w:highlight w:val="none"/>
@@ -999,7 +1444,7 @@
         <w:rPr>
           <w:highlight w:val="none"/>
         </w:rPr>
-        <w:t xml:space="preserve">Per tutto il resto consiglio un’ottimo addon per il broser chromium (chrome, edge, ecc.), per la traduzione a caldo di qualsiasi cosa su foundry: </w:t>
+        <w:t xml:space="preserve">Per tutto il resto consiglio un’ottimo addon per i browser  per avere la traduzione in tempo reale di qualsiasi cosa su foundry: </w:t>
       </w:r>
       <w:r>
         <w:rPr>
@@ -1009,20 +1454,20 @@
       <w:hyperlink r:id="rId11" w:tooltip="https://www.deepl.com/it/chrome-extension" w:history="1">
         <w:r>
           <w:rPr>
-            <w:rStyle w:val="810"/>
+            <w:rStyle w:val="824"/>
             <w:highlight w:val="none"/>
           </w:rPr>
           <w:t xml:space="preserve">https://www.deepl.com/it/chrome-extension</w:t>
         </w:r>
         <w:r>
           <w:rPr>
-            <w:rStyle w:val="810"/>
+            <w:rStyle w:val="824"/>
             <w:highlight w:val="none"/>
           </w:rPr>
         </w:r>
         <w:r>
           <w:rPr>
-            <w:rStyle w:val="810"/>
+            <w:rStyle w:val="824"/>
             <w:highlight w:val="none"/>
           </w:rPr>
         </w:r>
@@ -1036,7 +1481,7 @@
     </w:p>
     <w:p>
       <w:pPr>
-        <w:pStyle w:val="834"/>
+        <w:pStyle w:val="848"/>
         <w:ind w:left="0" w:firstLine="0"/>
         <w:rPr>
           <w:highlight w:val="none"/>
@@ -1056,14 +1501,14 @@
     </w:p>
     <w:p>
       <w:pPr>
-        <w:pStyle w:val="834"/>
+        <w:pStyle w:val="848"/>
         <w:ind w:left="0" w:firstLine="0"/>
       </w:pPr>
       <w:r>
         <w:rPr>
           <w:highlight w:val="none"/>
         </w:rPr>
-        <w:t xml:space="preserve">MA RIPETO IL MASTER PUO’ PER VOI IN QUALSIASI MOMENTO SE NECESSARIO.</w:t>
+        <w:t xml:space="preserve">MA RIPETO IL MASTER LO FARA PER VOI IN QUALSIASI MOMENTO SE NECESSARIO.</w:t>
       </w:r>
       <w:r>
         <w:rPr>
@@ -1074,14 +1519,14 @@
     </w:p>
     <w:p>
       <w:pPr>
-        <w:pStyle w:val="834"/>
+        <w:pStyle w:val="848"/>
       </w:pPr>
       <w:r/>
       <w:r/>
     </w:p>
     <w:p>
       <w:pPr>
-        <w:pStyle w:val="827"/>
+        <w:pStyle w:val="841"/>
         <w:numPr>
           <w:ilvl w:val="0"/>
           <w:numId w:val="0"/>
@@ -1112,13 +1557,14 @@
       <w:r>
         <w:t xml:space="preserve"> da utilizzare ?</w:t>
       </w:r>
+      <w:r/>
       <w:bookmarkEnd w:id="20"/>
       <w:r/>
       <w:r/>
     </w:p>
     <w:p>
       <w:pPr>
-        <w:pStyle w:val="834"/>
+        <w:pStyle w:val="848"/>
         <w:rPr>
           <w:b/>
           <w:bCs/>
@@ -1136,7 +1582,7 @@
     </w:p>
     <w:p>
       <w:pPr>
-        <w:pStyle w:val="834"/>
+        <w:pStyle w:val="848"/>
         <w:rPr>
           <w:highlight w:val="none"/>
         </w:rPr>
@@ -1156,7 +1602,7 @@
     </w:p>
     <w:p>
       <w:pPr>
-        <w:pStyle w:val="834"/>
+        <w:pStyle w:val="848"/>
         <w:jc w:val="left"/>
         <w:rPr>
           <w:b/>
@@ -1196,7 +1642,7 @@
       <w:hyperlink r:id="rId12" w:tooltip="https://www.google.com/intl/it_it/chrome/" w:history="1">
         <w:r>
           <w:rPr>
-            <w:rStyle w:val="810"/>
+            <w:rStyle w:val="824"/>
             <w:b/>
             <w:bCs/>
           </w:rPr>
@@ -1232,7 +1678,7 @@
     </w:p>
     <w:p>
       <w:pPr>
-        <w:pStyle w:val="834"/>
+        <w:pStyle w:val="848"/>
         <w:jc w:val="left"/>
         <w:rPr>
           <w:b w:val="0"/>
@@ -1252,7 +1698,7 @@
       <w:hyperlink r:id="rId13" w:tooltip="https://brave.com/it/" w:history="1">
         <w:r>
           <w:rPr>
-            <w:rStyle w:val="810"/>
+            <w:rStyle w:val="824"/>
             <w:b/>
             <w:bCs/>
             <w:u w:val="none"/>
@@ -1260,7 +1706,7 @@
         </w:r>
         <w:r>
           <w:rPr>
-            <w:rStyle w:val="810"/>
+            <w:rStyle w:val="824"/>
             <w:rFonts w:eastAsia="NSimSun" w:cs="Arial"/>
             <w:b w:val="0"/>
             <w:bCs w:val="0"/>
@@ -1295,7 +1741,7 @@
       </w:r>
       <w:r>
         <w:rPr>
-          <w:rStyle w:val="830"/>
+          <w:rStyle w:val="844"/>
           <w:b w:val="0"/>
           <w:bCs w:val="0"/>
           <w:color w:val="2a6099"/>
@@ -1305,7 +1751,7 @@
       <w:hyperlink r:id="rId14" w:tooltip="https://brave.com/" w:history="1">
         <w:r>
           <w:rPr>
-            <w:rStyle w:val="810"/>
+            <w:rStyle w:val="824"/>
             <w:b w:val="0"/>
             <w:bCs w:val="0"/>
             <w:u w:val="none"/>
@@ -1345,7 +1791,7 @@
     </w:p>
     <w:p>
       <w:pPr>
-        <w:pStyle w:val="834"/>
+        <w:pStyle w:val="848"/>
         <w:rPr>
           <w:highlight w:val="none"/>
         </w:rPr>
@@ -1370,7 +1816,7 @@
     </w:p>
     <w:p>
       <w:pPr>
-        <w:pStyle w:val="827"/>
+        <w:pStyle w:val="841"/>
         <w:numPr>
           <w:ilvl w:val="1"/>
           <w:numId w:val="4"/>
@@ -1395,7 +1841,7 @@
     </w:p>
     <w:p>
       <w:pPr>
-        <w:pStyle w:val="827"/>
+        <w:pStyle w:val="841"/>
         <w:numPr>
           <w:ilvl w:val="1"/>
           <w:numId w:val="4"/>
@@ -1411,18 +1857,22 @@
       <w:r/>
       <w:bookmarkEnd w:id="3"/>
       <w:r>
+        <w:t xml:space="preserve">[OPZIONALE MA CONSIGLIATO]</w:t>
+      </w:r>
+      <w:r>
         <w:rPr>
           <w:rFonts w:ascii="Arial" w:hAnsi="Arial"/>
         </w:rPr>
-        <w:t xml:space="preserve">Abilitare “WebGL”sul browser Chromium scelto</w:t>
-      </w:r>
+        <w:t xml:space="preserve"> Abilitare “WebGL”sul browser Chromium scelto</w:t>
+      </w:r>
+      <w:r/>
       <w:bookmarkEnd w:id="21"/>
       <w:r/>
       <w:r/>
     </w:p>
     <w:p>
       <w:pPr>
-        <w:pStyle w:val="834"/>
+        <w:pStyle w:val="848"/>
         <w:jc w:val="left"/>
         <w:spacing w:before="0" w:after="140" w:line="276" w:lineRule="auto"/>
       </w:pPr>
@@ -1431,7 +1881,7 @@
     </w:p>
     <w:p>
       <w:pPr>
-        <w:pStyle w:val="834"/>
+        <w:pStyle w:val="848"/>
         <w:jc w:val="left"/>
         <w:spacing w:before="0" w:after="140" w:line="276" w:lineRule="auto"/>
       </w:pPr>
@@ -1442,7 +1892,7 @@
     </w:p>
     <w:p>
       <w:pPr>
-        <w:pStyle w:val="834"/>
+        <w:pStyle w:val="848"/>
         <w:jc w:val="left"/>
         <w:spacing w:before="0" w:after="140" w:line="276" w:lineRule="auto"/>
       </w:pPr>
@@ -1465,7 +1915,7 @@
     </w:p>
     <w:p>
       <w:pPr>
-        <w:pStyle w:val="834"/>
+        <w:pStyle w:val="848"/>
         <w:jc w:val="left"/>
         <w:spacing w:before="0" w:after="140" w:line="276" w:lineRule="auto"/>
       </w:pPr>
@@ -1499,7 +1949,7 @@
     </w:p>
     <w:p>
       <w:pPr>
-        <w:pStyle w:val="834"/>
+        <w:pStyle w:val="848"/>
         <w:jc w:val="left"/>
         <w:spacing w:before="0" w:after="140" w:line="276" w:lineRule="auto"/>
       </w:pPr>
@@ -1573,7 +2023,7 @@
     </w:p>
     <w:p>
       <w:pPr>
-        <w:pStyle w:val="834"/>
+        <w:pStyle w:val="848"/>
         <w:jc w:val="left"/>
         <w:spacing w:before="0" w:after="140" w:line="276" w:lineRule="auto"/>
       </w:pPr>
@@ -1594,7 +2044,7 @@
     </w:p>
     <w:p>
       <w:pPr>
-        <w:pStyle w:val="834"/>
+        <w:pStyle w:val="848"/>
         <w:jc w:val="left"/>
         <w:spacing w:before="0" w:after="140" w:line="276" w:lineRule="auto"/>
       </w:pPr>
@@ -1668,7 +2118,7 @@
     </w:p>
     <w:p>
       <w:pPr>
-        <w:pStyle w:val="834"/>
+        <w:pStyle w:val="848"/>
         <w:jc w:val="left"/>
         <w:spacing w:before="0" w:after="140" w:line="276" w:lineRule="auto"/>
       </w:pPr>
@@ -1677,7 +2127,7 @@
     </w:p>
     <w:p>
       <w:pPr>
-        <w:pStyle w:val="834"/>
+        <w:pStyle w:val="848"/>
         <w:jc w:val="left"/>
         <w:spacing w:before="0" w:after="140" w:line="276" w:lineRule="auto"/>
       </w:pPr>
@@ -1688,7 +2138,7 @@
     </w:p>
     <w:p>
       <w:pPr>
-        <w:pStyle w:val="834"/>
+        <w:pStyle w:val="848"/>
         <w:jc w:val="left"/>
         <w:spacing w:before="0" w:after="140" w:line="276" w:lineRule="auto"/>
       </w:pPr>
@@ -1697,7 +2147,7 @@
     </w:p>
     <w:p>
       <w:pPr>
-        <w:pStyle w:val="827"/>
+        <w:pStyle w:val="841"/>
         <w:numPr>
           <w:ilvl w:val="1"/>
           <w:numId w:val="4"/>
@@ -1713,18 +2163,22 @@
       <w:r/>
       <w:bookmarkEnd w:id="5"/>
       <w:r>
+        <w:t xml:space="preserve">[OPZIONALE MA CONSIGLIATO]</w:t>
+      </w:r>
+      <w:r>
         <w:rPr>
           <w:rFonts w:ascii="Arial" w:hAnsi="Arial"/>
         </w:rPr>
-        <w:t xml:space="preserve">Abilitare “Override software rendering list” sul browser chromium</w:t>
-      </w:r>
+        <w:t xml:space="preserve"> Abilitare “Override software rendering list” sul browser chromium</w:t>
+      </w:r>
+      <w:r/>
       <w:bookmarkEnd w:id="22"/>
       <w:r/>
       <w:r/>
     </w:p>
     <w:p>
       <w:pPr>
-        <w:pStyle w:val="834"/>
+        <w:pStyle w:val="848"/>
         <w:jc w:val="left"/>
         <w:spacing w:before="0" w:after="140" w:line="276" w:lineRule="auto"/>
       </w:pPr>
@@ -1733,7 +2187,7 @@
     </w:p>
     <w:p>
       <w:pPr>
-        <w:pStyle w:val="834"/>
+        <w:pStyle w:val="848"/>
         <w:jc w:val="left"/>
         <w:spacing w:before="0" w:after="140" w:line="276" w:lineRule="auto"/>
       </w:pPr>
@@ -1750,7 +2204,7 @@
     </w:p>
     <w:p>
       <w:pPr>
-        <w:pStyle w:val="834"/>
+        <w:pStyle w:val="848"/>
         <w:jc w:val="left"/>
         <w:spacing w:before="0" w:after="140" w:line="276" w:lineRule="auto"/>
       </w:pPr>
@@ -1779,7 +2233,7 @@
     </w:p>
     <w:p>
       <w:pPr>
-        <w:pStyle w:val="834"/>
+        <w:pStyle w:val="848"/>
         <w:jc w:val="left"/>
         <w:spacing w:before="0" w:after="140" w:line="276" w:lineRule="auto"/>
       </w:pPr>
@@ -1813,7 +2267,7 @@
     </w:p>
     <w:p>
       <w:pPr>
-        <w:pStyle w:val="834"/>
+        <w:pStyle w:val="848"/>
         <w:jc w:val="left"/>
         <w:spacing w:before="0" w:after="140" w:line="276" w:lineRule="auto"/>
       </w:pPr>
@@ -1887,7 +2341,7 @@
     </w:p>
     <w:p>
       <w:pPr>
-        <w:pStyle w:val="834"/>
+        <w:pStyle w:val="848"/>
         <w:jc w:val="left"/>
         <w:spacing w:before="0" w:after="140" w:line="276" w:lineRule="auto"/>
       </w:pPr>
@@ -1908,7 +2362,7 @@
     </w:p>
     <w:p>
       <w:pPr>
-        <w:pStyle w:val="834"/>
+        <w:pStyle w:val="848"/>
         <w:jc w:val="left"/>
         <w:spacing w:before="0" w:after="140" w:line="276" w:lineRule="auto"/>
       </w:pPr>
@@ -1982,7 +2436,7 @@
     </w:p>
     <w:p>
       <w:pPr>
-        <w:pStyle w:val="834"/>
+        <w:pStyle w:val="848"/>
         <w:jc w:val="left"/>
         <w:spacing w:before="0" w:after="140" w:line="276" w:lineRule="auto"/>
         <w:rPr>
@@ -2006,7 +2460,7 @@
     </w:p>
     <w:p>
       <w:pPr>
-        <w:pStyle w:val="827"/>
+        <w:pStyle w:val="841"/>
         <w:numPr>
           <w:ilvl w:val="1"/>
           <w:numId w:val="4"/>
@@ -2029,7 +2483,7 @@
     </w:p>
     <w:p>
       <w:pPr>
-        <w:pStyle w:val="827"/>
+        <w:pStyle w:val="841"/>
         <w:numPr>
           <w:ilvl w:val="1"/>
           <w:numId w:val="4"/>
@@ -2047,13 +2501,14 @@
       <w:r>
         <w:t xml:space="preserve">[OPZIONALE MA CONSIGLIATO] Installare l’addon di Chrome/Brave “CORS Unblock”</w:t>
       </w:r>
+      <w:r/>
       <w:bookmarkEnd w:id="23"/>
       <w:r/>
       <w:r/>
     </w:p>
     <w:p>
       <w:pPr>
-        <w:pStyle w:val="834"/>
+        <w:pStyle w:val="848"/>
         <w:jc w:val="left"/>
         <w:spacing w:before="0" w:after="0"/>
         <w:rPr>
@@ -2069,7 +2524,7 @@
     </w:p>
     <w:p>
       <w:pPr>
-        <w:pStyle w:val="834"/>
+        <w:pStyle w:val="848"/>
         <w:jc w:val="left"/>
         <w:spacing w:before="0" w:after="0"/>
         <w:rPr>
@@ -2089,7 +2544,7 @@
     </w:p>
     <w:p>
       <w:pPr>
-        <w:pStyle w:val="834"/>
+        <w:pStyle w:val="848"/>
         <w:jc w:val="left"/>
         <w:spacing w:before="0" w:after="0"/>
         <w:rPr>
@@ -2105,7 +2560,7 @@
     </w:p>
     <w:p>
       <w:pPr>
-        <w:pStyle w:val="834"/>
+        <w:pStyle w:val="848"/>
         <w:jc w:val="left"/>
         <w:spacing w:before="0" w:after="0"/>
         <w:rPr>
@@ -2132,11 +2587,11 @@
     </w:p>
     <w:p>
       <w:pPr>
-        <w:pStyle w:val="834"/>
+        <w:pStyle w:val="848"/>
         <w:jc w:val="left"/>
         <w:spacing w:before="0" w:after="0"/>
         <w:rPr>
-          <w:rStyle w:val="830"/>
+          <w:rStyle w:val="844"/>
           <w:rFonts w:ascii="Calibri" w:hAnsi="Calibri"/>
         </w:rPr>
       </w:pPr>
@@ -2149,7 +2604,7 @@
     </w:p>
     <w:p>
       <w:pPr>
-        <w:pStyle w:val="834"/>
+        <w:pStyle w:val="848"/>
         <w:jc w:val="left"/>
         <w:spacing w:before="0" w:after="0"/>
         <w:rPr>
@@ -2160,7 +2615,7 @@
       <w:hyperlink r:id="rId19" w:tooltip="https://chrome.google.com/webstore/detail/cors-unblock/lfhmikememgdcahcdlaciloancbhjino" w:history="1">
         <w:r>
           <w:rPr>
-            <w:rStyle w:val="830"/>
+            <w:rStyle w:val="844"/>
           </w:rPr>
           <w:t xml:space="preserve">https://chrome.google.com/webstore/detail/cors-unblock/</w:t>
         </w:r>
@@ -2172,7 +2627,7 @@
     </w:p>
     <w:p>
       <w:pPr>
-        <w:pStyle w:val="834"/>
+        <w:pStyle w:val="848"/>
         <w:jc w:val="left"/>
         <w:spacing w:before="0" w:after="0"/>
         <w:rPr>
@@ -2188,7 +2643,7 @@
     </w:p>
     <w:p>
       <w:pPr>
-        <w:pStyle w:val="834"/>
+        <w:pStyle w:val="848"/>
         <w:jc w:val="left"/>
         <w:spacing w:before="0" w:after="0"/>
         <w:rPr>
@@ -2202,7 +2657,7 @@
     </w:p>
     <w:p>
       <w:pPr>
-        <w:pStyle w:val="834"/>
+        <w:pStyle w:val="848"/>
         <w:jc w:val="left"/>
         <w:spacing w:before="0" w:after="0"/>
         <w:rPr>
@@ -2218,7 +2673,7 @@
     </w:p>
     <w:p>
       <w:pPr>
-        <w:pStyle w:val="834"/>
+        <w:pStyle w:val="848"/>
         <w:jc w:val="left"/>
         <w:spacing w:before="0" w:after="0"/>
         <w:rPr>
@@ -2232,7 +2687,7 @@
     </w:p>
     <w:p>
       <w:pPr>
-        <w:pStyle w:val="834"/>
+        <w:pStyle w:val="848"/>
         <w:jc w:val="left"/>
         <w:spacing w:before="0" w:after="0"/>
         <w:rPr>
@@ -2248,7 +2703,7 @@
     </w:p>
     <w:p>
       <w:pPr>
-        <w:pStyle w:val="834"/>
+        <w:pStyle w:val="848"/>
         <w:jc w:val="left"/>
         <w:spacing w:before="0" w:after="0"/>
         <w:rPr>
@@ -2325,7 +2780,7 @@
     </w:p>
     <w:p>
       <w:pPr>
-        <w:pStyle w:val="834"/>
+        <w:pStyle w:val="848"/>
         <w:jc w:val="left"/>
         <w:spacing w:before="0" w:after="0"/>
         <w:rPr>
@@ -2402,7 +2857,7 @@
     </w:p>
     <w:p>
       <w:pPr>
-        <w:pStyle w:val="834"/>
+        <w:pStyle w:val="848"/>
         <w:jc w:val="left"/>
         <w:spacing w:before="0" w:after="0"/>
         <w:rPr>
@@ -2479,7 +2934,7 @@
     </w:p>
     <w:p>
       <w:pPr>
-        <w:pStyle w:val="834"/>
+        <w:pStyle w:val="848"/>
         <w:jc w:val="left"/>
         <w:spacing w:before="0" w:after="0"/>
         <w:rPr>
@@ -2493,7 +2948,7 @@
     </w:p>
     <w:p>
       <w:pPr>
-        <w:pStyle w:val="834"/>
+        <w:pStyle w:val="848"/>
         <w:jc w:val="left"/>
         <w:spacing w:before="0" w:after="0"/>
         <w:rPr>
@@ -2570,7 +3025,7 @@
     </w:p>
     <w:p>
       <w:pPr>
-        <w:pStyle w:val="834"/>
+        <w:pStyle w:val="848"/>
         <w:jc w:val="left"/>
         <w:spacing w:before="0" w:after="0"/>
         <w:rPr>
@@ -2586,7 +3041,7 @@
     </w:p>
     <w:p>
       <w:pPr>
-        <w:pStyle w:val="827"/>
+        <w:pStyle w:val="841"/>
         <w:numPr>
           <w:ilvl w:val="1"/>
           <w:numId w:val="4"/>
@@ -2618,13 +3073,14 @@
         </w:rPr>
         <w:t xml:space="preserve">Server fatti in casa</w:t>
       </w:r>
+      <w:r/>
       <w:bookmarkEnd w:id="24"/>
       <w:r/>
       <w:r/>
     </w:p>
     <w:p>
       <w:pPr>
-        <w:pStyle w:val="834"/>
+        <w:pStyle w:val="848"/>
         <w:jc w:val="left"/>
         <w:spacing w:before="0" w:after="0"/>
         <w:rPr>
@@ -2640,7 +3096,7 @@
     </w:p>
     <w:p>
       <w:pPr>
-        <w:pStyle w:val="834"/>
+        <w:pStyle w:val="848"/>
         <w:jc w:val="left"/>
         <w:spacing w:before="0" w:after="0"/>
         <w:rPr>
@@ -2653,7 +3109,7 @@
       <w:hyperlink r:id="rId24" w:tooltip="https://forge-vtt.com/" w:history="1">
         <w:r>
           <w:rPr>
-            <w:rStyle w:val="830"/>
+            <w:rStyle w:val="844"/>
           </w:rPr>
           <w:t xml:space="preserve">https://forge-vtt.com/</w:t>
         </w:r>
@@ -2665,7 +3121,7 @@
     </w:p>
     <w:p>
       <w:pPr>
-        <w:pStyle w:val="834"/>
+        <w:pStyle w:val="848"/>
         <w:jc w:val="left"/>
         <w:spacing w:before="0" w:after="0"/>
         <w:rPr>
@@ -2681,7 +3137,7 @@
     </w:p>
     <w:p>
       <w:pPr>
-        <w:pStyle w:val="834"/>
+        <w:pStyle w:val="848"/>
         <w:jc w:val="left"/>
         <w:spacing w:before="0" w:after="0"/>
         <w:rPr>
@@ -2708,7 +3164,7 @@
     </w:p>
     <w:p>
       <w:pPr>
-        <w:pStyle w:val="834"/>
+        <w:pStyle w:val="848"/>
         <w:jc w:val="left"/>
         <w:spacing w:before="0" w:after="0"/>
         <w:rPr>
@@ -2724,7 +3180,7 @@
     </w:p>
     <w:p>
       <w:pPr>
-        <w:pStyle w:val="834"/>
+        <w:pStyle w:val="848"/>
         <w:jc w:val="left"/>
         <w:spacing w:before="0" w:after="0"/>
         <w:rPr>
@@ -2751,7 +3207,7 @@
     </w:p>
     <w:p>
       <w:pPr>
-        <w:pStyle w:val="834"/>
+        <w:pStyle w:val="848"/>
         <w:jc w:val="left"/>
         <w:spacing w:before="0" w:after="0"/>
         <w:rPr>
@@ -2767,7 +3223,7 @@
     </w:p>
     <w:p>
       <w:pPr>
-        <w:pStyle w:val="834"/>
+        <w:pStyle w:val="848"/>
         <w:jc w:val="left"/>
         <w:rPr>
           <w:rFonts w:ascii="Calibri" w:hAnsi="Calibri"/>
@@ -2779,7 +3235,7 @@
       <w:hyperlink r:id="rId25" w:tooltip="https://80.211.58.193/join" w:history="1">
         <w:r>
           <w:rPr>
-            <w:rStyle w:val="830"/>
+            <w:rStyle w:val="844"/>
           </w:rPr>
           <w:t xml:space="preserve">https://ilmioserver/join</w:t>
         </w:r>
@@ -2801,7 +3257,7 @@
     </w:p>
     <w:p>
       <w:pPr>
-        <w:pStyle w:val="834"/>
+        <w:pStyle w:val="848"/>
         <w:jc w:val="left"/>
         <w:rPr>
           <w:rFonts w:ascii="Calibri" w:hAnsi="Calibri"/>
@@ -2827,7 +3283,7 @@
     </w:p>
     <w:p>
       <w:pPr>
-        <w:pStyle w:val="834"/>
+        <w:pStyle w:val="848"/>
         <w:jc w:val="left"/>
         <w:rPr>
           <w:rFonts w:ascii="Calibri" w:hAnsi="Calibri"/>
@@ -2903,7 +3359,7 @@
     </w:p>
     <w:p>
       <w:pPr>
-        <w:pStyle w:val="834"/>
+        <w:pStyle w:val="848"/>
         <w:jc w:val="left"/>
         <w:spacing w:before="0" w:after="140"/>
         <w:rPr>
@@ -2980,7 +3436,7 @@
     </w:p>
     <w:p>
       <w:pPr>
-        <w:pStyle w:val="834"/>
+        <w:pStyle w:val="848"/>
         <w:jc w:val="left"/>
         <w:spacing w:before="0" w:after="140"/>
         <w:rPr>
@@ -3007,7 +3463,7 @@
     </w:p>
     <w:p>
       <w:pPr>
-        <w:pStyle w:val="834"/>
+        <w:pStyle w:val="848"/>
         <w:jc w:val="left"/>
         <w:spacing w:before="0" w:after="140"/>
         <w:rPr>
@@ -3084,7 +3540,7 @@
     </w:p>
     <w:p>
       <w:pPr>
-        <w:pStyle w:val="834"/>
+        <w:pStyle w:val="848"/>
         <w:jc w:val="left"/>
         <w:spacing w:before="0" w:after="140"/>
         <w:rPr>
@@ -3098,7 +3554,7 @@
     </w:p>
     <w:p>
       <w:pPr>
-        <w:pStyle w:val="827"/>
+        <w:pStyle w:val="841"/>
         <w:numPr>
           <w:ilvl w:val="1"/>
           <w:numId w:val="4"/>
@@ -3131,13 +3587,14 @@
         </w:rPr>
         <w:t xml:space="preserve">Abilitare l’audio del Browser</w:t>
       </w:r>
+      <w:r/>
       <w:bookmarkEnd w:id="25"/>
       <w:r/>
       <w:r/>
     </w:p>
     <w:p>
       <w:pPr>
-        <w:pStyle w:val="834"/>
+        <w:pStyle w:val="848"/>
         <w:rPr>
           <w:rFonts w:ascii="Calibri" w:hAnsi="Calibri"/>
         </w:rPr>
@@ -3151,7 +3608,7 @@
     </w:p>
     <w:p>
       <w:pPr>
-        <w:pStyle w:val="834"/>
+        <w:pStyle w:val="848"/>
         <w:rPr>
           <w:rFonts w:ascii="Calibri" w:hAnsi="Calibri"/>
         </w:rPr>
@@ -3167,7 +3624,7 @@
     </w:p>
     <w:p>
       <w:pPr>
-        <w:pStyle w:val="834"/>
+        <w:pStyle w:val="848"/>
         <w:jc w:val="left"/>
         <w:widowControl/>
         <w:rPr>
@@ -3251,7 +3708,7 @@
     </w:p>
     <w:p>
       <w:pPr>
-        <w:pStyle w:val="834"/>
+        <w:pStyle w:val="848"/>
         <w:rPr>
           <w:rFonts w:ascii="Calibri" w:hAnsi="Calibri"/>
         </w:rPr>
@@ -3265,7 +3722,7 @@
     </w:p>
     <w:p>
       <w:pPr>
-        <w:pStyle w:val="834"/>
+        <w:pStyle w:val="848"/>
         <w:rPr>
           <w:rFonts w:ascii="Calibri" w:hAnsi="Calibri"/>
         </w:rPr>
@@ -3281,7 +3738,7 @@
     </w:p>
     <w:p>
       <w:pPr>
-        <w:pStyle w:val="834"/>
+        <w:pStyle w:val="848"/>
         <w:jc w:val="left"/>
         <w:widowControl/>
         <w:rPr>
@@ -3365,7 +3822,7 @@
     </w:p>
     <w:p>
       <w:pPr>
-        <w:pStyle w:val="834"/>
+        <w:pStyle w:val="848"/>
         <w:rPr>
           <w:rFonts w:ascii="Calibri" w:hAnsi="Calibri"/>
         </w:rPr>
@@ -3388,12 +3845,9 @@
     </w:p>
     <w:p>
       <w:pPr>
-        <w:pStyle w:val="834"/>
+        <w:pStyle w:val="848"/>
         <w:jc w:val="left"/>
         <w:widowControl/>
-        <w:rPr>
-          <w:rFonts w:ascii="Calibri" w:hAnsi="Calibri"/>
-        </w:rPr>
       </w:pPr>
       <w:r/>
       <w:bookmarkStart w:id="14" w:name="__RefHeading___Toc195_211628031"/>
@@ -3468,26 +3922,55 @@
       <w:r>
         <w:t xml:space="preserve"> </w:t>
       </w:r>
-      <w:r>
-        <w:br w:type="page" w:clear="all"/>
+      <w:r/>
+      <w:r>
+        <w:rPr>
+          <w:rFonts w:ascii="Calibri" w:hAnsi="Calibri"/>
+        </w:rPr>
+      </w:r>
+    </w:p>
+    <w:p>
+      <w:pPr>
+        <w:pStyle w:val="848"/>
+        <w:jc w:val="left"/>
+        <w:widowControl/>
+        <w:rPr>
+          <w:highlight w:val="none"/>
+        </w:rPr>
+      </w:pPr>
+      <w:r>
+        <w:rPr>
+          <w:highlight w:val="none"/>
+        </w:rPr>
+      </w:r>
+      <w:r>
+        <w:rPr>
+          <w:highlight w:val="none"/>
+        </w:rPr>
+      </w:r>
+    </w:p>
+    <w:p>
+      <w:pPr>
+        <w:pStyle w:val="848"/>
+        <w:jc w:val="left"/>
+        <w:widowControl/>
+        <w:rPr>
+          <w:highlight w:val="none"/>
+        </w:rPr>
+      </w:pPr>
+      <w:r>
+        <w:t xml:space="preserve">Cliccate sulla voce “Disattiva Audio” e selezionate invece la voce “Consenti” , evidenziata in rosso nella figura di seguito:</w:t>
+      </w:r>
+      <w:r>
+        <w:rPr>
+          <w:rFonts w:ascii="Calibri" w:hAnsi="Calibri"/>
+        </w:rPr>
       </w:r>
       <w:r/>
     </w:p>
     <w:p>
       <w:pPr>
-        <w:pStyle w:val="834"/>
-        <w:rPr>
-          <w:rFonts w:ascii="Calibri" w:hAnsi="Calibri"/>
-        </w:rPr>
-      </w:pPr>
-      <w:r>
-        <w:t xml:space="preserve">Cliccate sulla voce “Disattiva Audio” e selezionate invece la voce “Consenti” , evidenziata in rosso nella figura di seguito:</w:t>
-      </w:r>
-      <w:r/>
-    </w:p>
-    <w:p>
-      <w:pPr>
-        <w:pStyle w:val="834"/>
+        <w:pStyle w:val="848"/>
         <w:rPr>
           <w:rFonts w:ascii="Calibri" w:hAnsi="Calibri"/>
         </w:rPr>
@@ -3565,7 +4048,7 @@
     </w:p>
     <w:p>
       <w:pPr>
-        <w:pStyle w:val="834"/>
+        <w:pStyle w:val="848"/>
         <w:rPr>
           <w:rFonts w:ascii="Calibri" w:hAnsi="Calibri"/>
         </w:rPr>
@@ -3577,7 +4060,7 @@
     </w:p>
     <w:p>
       <w:pPr>
-        <w:pStyle w:val="834"/>
+        <w:pStyle w:val="848"/>
         <w:rPr>
           <w:rFonts w:ascii="Calibri" w:hAnsi="Calibri"/>
         </w:rPr>
@@ -3589,7 +4072,7 @@
     </w:p>
     <w:p>
       <w:pPr>
-        <w:pStyle w:val="827"/>
+        <w:pStyle w:val="841"/>
         <w:numPr>
           <w:ilvl w:val="1"/>
           <w:numId w:val="4"/>
@@ -3610,13 +4093,14 @@
         </w:rPr>
         <w:t xml:space="preserve">Come costruiamo il personaggio (Punti vita, tool ecc.)</w:t>
       </w:r>
+      <w:r/>
       <w:bookmarkEnd w:id="26"/>
       <w:r/>
       <w:r/>
     </w:p>
     <w:p>
       <w:pPr>
-        <w:pStyle w:val="834"/>
+        <w:pStyle w:val="848"/>
         <w:rPr>
           <w:color w:val="000000" w:themeColor="text1"/>
         </w:rPr>
@@ -3635,7 +4119,7 @@
     </w:p>
     <w:p>
       <w:pPr>
-        <w:pStyle w:val="834"/>
+        <w:pStyle w:val="848"/>
         <w:rPr>
           <w:color w:val="000000" w:themeColor="text1"/>
         </w:rPr>
@@ -3679,7 +4163,7 @@
     </w:p>
     <w:p>
       <w:pPr>
-        <w:pStyle w:val="834"/>
+        <w:pStyle w:val="848"/>
         <w:rPr>
           <w:color w:val="333333"/>
         </w:rPr>
@@ -3709,7 +4193,7 @@
     </w:p>
     <w:p>
       <w:pPr>
-        <w:pStyle w:val="834"/>
+        <w:pStyle w:val="848"/>
         <w:rPr>
           <w:color w:val="333333"/>
         </w:rPr>
@@ -3718,7 +4202,7 @@
       <w:hyperlink r:id="rId33" w:tooltip="https://github.com/p4535992/taters/raw/master/docs/Current Standard CS v1.4 - Printer Friendly.pdf" w:history="1">
         <w:r>
           <w:rPr>
-            <w:rStyle w:val="830"/>
+            <w:rStyle w:val="844"/>
             <w:sz w:val="24"/>
             <w:szCs w:val="24"/>
           </w:rPr>
@@ -3730,7 +4214,7 @@
     </w:p>
     <w:p>
       <w:pPr>
-        <w:pStyle w:val="834"/>
+        <w:pStyle w:val="848"/>
         <w:rPr>
           <w:color w:val="333333"/>
         </w:rPr>
@@ -3739,7 +4223,7 @@
       <w:hyperlink r:id="rId34" w:tooltip="https://github.com/p4535992/taters/raw/master/docs/Current Standard CS v1.4.pdf" w:history="1">
         <w:r>
           <w:rPr>
-            <w:rStyle w:val="830"/>
+            <w:rStyle w:val="844"/>
             <w:sz w:val="24"/>
             <w:szCs w:val="24"/>
           </w:rPr>
@@ -3751,7 +4235,7 @@
     </w:p>
     <w:p>
       <w:pPr>
-        <w:pStyle w:val="834"/>
+        <w:pStyle w:val="848"/>
         <w:rPr>
           <w:color w:val="333333"/>
         </w:rPr>
@@ -3782,7 +4266,7 @@
     </w:p>
     <w:p>
       <w:pPr>
-        <w:pStyle w:val="834"/>
+        <w:pStyle w:val="848"/>
         <w:jc w:val="left"/>
         <w:spacing w:before="0" w:after="140"/>
         <w:rPr>
@@ -3815,7 +4299,7 @@
     </w:p>
     <w:p>
       <w:pPr>
-        <w:pStyle w:val="828"/>
+        <w:pStyle w:val="842"/>
         <w:numPr>
           <w:ilvl w:val="2"/>
           <w:numId w:val="2"/>
@@ -3833,7 +4317,7 @@
     </w:p>
     <w:p>
       <w:pPr>
-        <w:pStyle w:val="828"/>
+        <w:pStyle w:val="842"/>
         <w:numPr>
           <w:ilvl w:val="2"/>
           <w:numId w:val="2"/>
@@ -3851,13 +4335,14 @@
       <w:r>
         <w:t xml:space="preserve">Creazione automatizzata del personaggio con il modulo Plutonium</w:t>
       </w:r>
+      <w:r/>
       <w:bookmarkEnd w:id="27"/>
       <w:r/>
       <w:r/>
     </w:p>
     <w:p>
       <w:pPr>
-        <w:pStyle w:val="834"/>
+        <w:pStyle w:val="848"/>
         <w:rPr>
           <w:color w:val="333333"/>
         </w:rPr>
@@ -3871,7 +4356,7 @@
     </w:p>
     <w:p>
       <w:pPr>
-        <w:pStyle w:val="834"/>
+        <w:pStyle w:val="848"/>
         <w:rPr>
           <w:color w:val="333333"/>
         </w:rPr>
@@ -3961,7 +4446,7 @@
       <w:hyperlink r:id="rId35" w:tooltip="https://5etools-mirror-1.github.io/plutonium.html" w:history="1">
         <w:r>
           <w:rPr>
-            <w:rStyle w:val="810"/>
+            <w:rStyle w:val="824"/>
             <w:rFonts w:eastAsia="Arial" w:cs="Arial"/>
             <w:sz w:val="24"/>
             <w:szCs w:val="24"/>
@@ -3983,7 +4468,7 @@
       <w:hyperlink r:id="rId36" w:tooltip="https://5etools/plutonium.html" w:history="1">
         <w:r>
           <w:rPr>
-            <w:rStyle w:val="810"/>
+            <w:rStyle w:val="824"/>
             <w:rFonts w:eastAsia="Arial" w:cs="Arial"/>
             <w:sz w:val="24"/>
             <w:szCs w:val="24"/>
@@ -4006,7 +4491,7 @@
     </w:p>
     <w:p>
       <w:pPr>
-        <w:pStyle w:val="834"/>
+        <w:pStyle w:val="848"/>
         <w:rPr>
           <w:color w:val="333333"/>
         </w:rPr>
@@ -4045,7 +4530,7 @@
     </w:p>
     <w:p>
       <w:pPr>
-        <w:pStyle w:val="834"/>
+        <w:pStyle w:val="848"/>
         <w:rPr>
           <w:color w:val="333333"/>
         </w:rPr>
@@ -4066,7 +4551,7 @@
     </w:p>
     <w:p>
       <w:pPr>
-        <w:pStyle w:val="834"/>
+        <w:pStyle w:val="848"/>
         <w:rPr>
           <w:color w:val="333333"/>
         </w:rPr>
@@ -4075,7 +4560,7 @@
       <w:hyperlink r:id="rId37" w:tooltip="https://raw.githubusercontent.com/p4535992/taters/master/docs/Charactermancer_tutorial_01.mp4" w:history="1">
         <w:r>
           <w:rPr>
-            <w:rStyle w:val="810"/>
+            <w:rStyle w:val="824"/>
             <w:rFonts w:eastAsia="Arial" w:cs="Arial"/>
             <w:sz w:val="24"/>
             <w:szCs w:val="24"/>
@@ -4084,23 +4569,16 @@
           <w:t xml:space="preserve">https://raw.githubusercontent.com/p4535992/taters/master/docs/Charactermancer_tutorial_01.mp4</w:t>
         </w:r>
       </w:hyperlink>
+      <w:r>
+        <w:rPr>
+          <w:color w:val="333333"/>
+        </w:rPr>
+      </w:r>
       <w:r/>
-      <w:r/>
-      <w:r>
-        <w:rPr>
-          <w:color w:val="333333"/>
-        </w:rPr>
-      </w:r>
-      <w:r/>
-      <w:r>
-        <w:rPr>
-          <w:color w:val="333333"/>
-        </w:rPr>
-      </w:r>
     </w:p>
     <w:p>
       <w:pPr>
-        <w:pStyle w:val="834"/>
+        <w:pStyle w:val="848"/>
         <w:rPr>
           <w:color w:val="333333"/>
         </w:rPr>
@@ -4121,14 +4599,14 @@
     </w:p>
     <w:p>
       <w:pPr>
-        <w:pStyle w:val="834"/>
+        <w:pStyle w:val="848"/>
         <w:rPr>
           <w:color w:val="333333"/>
         </w:rPr>
       </w:pPr>
       <w:r>
         <w:rPr>
-          <w:rStyle w:val="830"/>
+          <w:rStyle w:val="844"/>
           <w:rFonts w:eastAsia="Arial" w:cs="Arial"/>
           <w:color w:val="333333"/>
           <w:sz w:val="24"/>
@@ -4139,7 +4617,7 @@
       <w:hyperlink r:id="rId38" w:tooltip="https://raw.githubusercontent.com/p4535992/taters/master/docs/Charactermancer_Level_up.mp4" w:history="1">
         <w:r>
           <w:rPr>
-            <w:rStyle w:val="810"/>
+            <w:rStyle w:val="824"/>
             <w:rFonts w:eastAsia="Arial" w:cs="Arial"/>
             <w:sz w:val="24"/>
             <w:szCs w:val="24"/>
@@ -4149,7 +4627,7 @@
         </w:r>
         <w:r>
           <w:rPr>
-            <w:rStyle w:val="810"/>
+            <w:rStyle w:val="824"/>
           </w:rPr>
         </w:r>
       </w:hyperlink>
@@ -4158,7 +4636,7 @@
     </w:p>
     <w:p>
       <w:pPr>
-        <w:pStyle w:val="834"/>
+        <w:pStyle w:val="848"/>
         <w:rPr>
           <w:color w:val="333333"/>
         </w:rPr>
@@ -4173,7 +4651,7 @@
     </w:p>
     <w:p>
       <w:pPr>
-        <w:pStyle w:val="834"/>
+        <w:pStyle w:val="848"/>
         <w:jc w:val="left"/>
         <w:spacing w:before="0" w:after="140"/>
         <w:rPr>
@@ -4271,7 +4749,7 @@
     </w:p>
     <w:p>
       <w:pPr>
-        <w:pStyle w:val="828"/>
+        <w:pStyle w:val="842"/>
         <w:numPr>
           <w:ilvl w:val="2"/>
           <w:numId w:val="11"/>
@@ -4290,10 +4768,11 @@
           <w:highlight w:val="none"/>
         </w:rPr>
       </w:r>
+      <w:r/>
     </w:p>
     <w:p>
       <w:pPr>
-        <w:pStyle w:val="828"/>
+        <w:pStyle w:val="842"/>
         <w:numPr>
           <w:ilvl w:val="2"/>
           <w:numId w:val="11"/>
@@ -4303,14 +4782,18 @@
         </w:rPr>
       </w:pPr>
       <w:r/>
+      <w:bookmarkStart w:id="28" w:name="_Toc12"/>
       <w:r>
         <w:t xml:space="preserve">Per i tiri delle statistiche cosa si usa ?</w:t>
       </w:r>
+      <w:r/>
+      <w:bookmarkEnd w:id="28"/>
+      <w:r/>
       <w:r/>
     </w:p>
     <w:p>
       <w:pPr>
-        <w:pStyle w:val="834"/>
+        <w:pStyle w:val="848"/>
         <w:jc w:val="left"/>
         <w:spacing w:before="0" w:after="140"/>
         <w:rPr>
@@ -4327,10 +4810,11 @@
           <w:color w:val="333333"/>
         </w:rPr>
       </w:r>
+      <w:r/>
     </w:p>
     <w:p>
       <w:pPr>
-        <w:pStyle w:val="834"/>
+        <w:pStyle w:val="848"/>
         <w:jc w:val="left"/>
         <w:spacing w:before="0" w:after="140"/>
         <w:rPr>
@@ -4387,10 +4871,11 @@
           <w:lang w:val="en" w:eastAsia="zh-CN" w:bidi="hi-IN"/>
         </w:rPr>
       </w:r>
+      <w:r/>
     </w:p>
     <w:p>
       <w:pPr>
-        <w:pStyle w:val="834"/>
+        <w:pStyle w:val="848"/>
         <w:numPr>
           <w:ilvl w:val="0"/>
           <w:numId w:val="12"/>
@@ -4427,10 +4912,11 @@
           <w:lang w:val="en" w:eastAsia="zh-CN" w:bidi="hi-IN"/>
         </w:rPr>
       </w:r>
+      <w:r/>
     </w:p>
     <w:p>
       <w:pPr>
-        <w:pStyle w:val="834"/>
+        <w:pStyle w:val="848"/>
         <w:numPr>
           <w:ilvl w:val="0"/>
           <w:numId w:val="12"/>
@@ -4467,10 +4953,11 @@
           <w:lang w:val="en" w:eastAsia="zh-CN" w:bidi="hi-IN"/>
         </w:rPr>
       </w:r>
+      <w:r/>
     </w:p>
     <w:p>
       <w:pPr>
-        <w:pStyle w:val="834"/>
+        <w:pStyle w:val="848"/>
         <w:numPr>
           <w:ilvl w:val="0"/>
           <w:numId w:val="12"/>
@@ -4529,10 +5016,11 @@
           <w:lang w:val="en" w:eastAsia="zh-CN" w:bidi="hi-IN"/>
         </w:rPr>
       </w:r>
+      <w:r/>
     </w:p>
     <w:p>
       <w:pPr>
-        <w:pStyle w:val="834"/>
+        <w:pStyle w:val="848"/>
         <w:ind w:left="0" w:firstLine="0"/>
         <w:jc w:val="left"/>
         <w:spacing w:before="0" w:after="140"/>
@@ -4567,8 +5055,66 @@
           <w:highlight w:val="none"/>
           <w:lang w:val="it-IT"/>
         </w:rPr>
-        <w:t xml:space="preserve">Hard to die” formula del lancio dei tiri</w:t>
-      </w:r>
+        <w:t xml:space="preserve">Hard to die”</w:t>
+      </w:r>
+      <w:r>
+        <w:rPr>
+          <w:rFonts w:eastAsia="Arial" w:cs="Arial"/>
+          <w:i w:val="0"/>
+          <w:iCs w:val="0"/>
+          <w:color w:val="333333"/>
+          <w:sz w:val="24"/>
+          <w:szCs w:val="24"/>
+          <w:highlight w:val="none"/>
+          <w:lang w:val="it-IT"/>
+        </w:rPr>
+        <w:t xml:space="preserve"> formula del lancio dei tiri</w:t>
+      </w:r>
+      <w:r>
+        <w:rPr>
+          <w:rFonts w:eastAsia="Arial" w:cs="Arial"/>
+          <w:i w:val="0"/>
+          <w:iCs w:val="0"/>
+          <w:color w:val="333333"/>
+          <w:sz w:val="24"/>
+          <w:szCs w:val="24"/>
+          <w:highlight w:val="none"/>
+          <w:lang w:val="it-IT"/>
+        </w:rPr>
+        <w:t xml:space="preserve">:</w:t>
+      </w:r>
+      <w:r>
+        <w:rPr>
+          <w:rFonts w:eastAsia="Arial" w:cs="Arial"/>
+          <w:i w:val="0"/>
+          <w:iCs w:val="0"/>
+          <w:color w:val="333333"/>
+          <w:sz w:val="24"/>
+          <w:szCs w:val="24"/>
+          <w:highlight w:val="none"/>
+          <w:lang w:val="en" w:eastAsia="zh-CN" w:bidi="hi-IN"/>
+        </w:rPr>
+      </w:r>
+      <w:r/>
+    </w:p>
+    <w:p>
+      <w:pPr>
+        <w:pStyle w:val="848"/>
+        <w:numPr>
+          <w:ilvl w:val="0"/>
+          <w:numId w:val="13"/>
+        </w:numPr>
+        <w:jc w:val="left"/>
+        <w:spacing w:before="0" w:after="140"/>
+        <w:rPr>
+          <w:rFonts w:eastAsia="Arial" w:cs="Arial"/>
+          <w:color w:val="333333"/>
+          <w:sz w:val="24"/>
+          <w:szCs w:val="24"/>
+          <w:highlight w:val="none"/>
+          <w:lang w:val="en" w:eastAsia="zh-CN" w:bidi="hi-IN"/>
+        </w:rPr>
+      </w:pPr>
       <w:r>
         <w:rPr>
           <w:rFonts w:eastAsia="Arial" w:cs="Arial"/>
@@ -4578,7 +5124,50 @@
           <w:highlight w:val="none"/>
           <w:lang w:val="it-IT"/>
         </w:rPr>
-        <w:t xml:space="preserve">:</w:t>
+      </w:r>
+      <w:r>
+        <w:rPr>
+          <w:rFonts w:eastAsia="Arial" w:cs="Arial"/>
+          <w:color w:val="333333"/>
+          <w:sz w:val="24"/>
+          <w:szCs w:val="24"/>
+          <w:highlight w:val="none"/>
+          <w:lang w:val="it-IT"/>
+        </w:rPr>
+        <w:t xml:space="preserve">ROLL 4d6 rilancio dei numeri minori e uguali a tre e somma dei tre piu’ alti</w:t>
+      </w:r>
+      <w:r>
+        <w:rPr>
+          <w:rFonts w:eastAsia="Arial" w:cs="Arial"/>
+          <w:color w:val="333333"/>
+          <w:sz w:val="24"/>
+          <w:szCs w:val="24"/>
+          <w:highlight w:val="none"/>
+          <w:lang w:val="it-IT"/>
+        </w:rPr>
+        <w:t xml:space="preserve"> (</w:t>
+      </w:r>
+      <w:r>
+        <w:rPr>
+          <w:rFonts w:eastAsia="Arial" w:cs="Arial"/>
+          <w:color w:val="333333"/>
+          <w:sz w:val="24"/>
+          <w:szCs w:val="24"/>
+          <w:highlight w:val="none"/>
+          <w:lang w:val="it-IT"/>
+        </w:rPr>
+        <w:t xml:space="preserve">4d6r&lt;3kh3</w:t>
+      </w:r>
+      <w:r>
+        <w:rPr>
+          <w:rFonts w:eastAsia="Arial" w:cs="Arial"/>
+          <w:color w:val="333333"/>
+          <w:sz w:val="24"/>
+          <w:szCs w:val="24"/>
+          <w:highlight w:val="none"/>
+          <w:lang w:val="it-IT"/>
+        </w:rPr>
+        <w:t xml:space="preserve">)</w:t>
       </w:r>
       <w:r>
         <w:rPr>
@@ -4590,16 +5179,35 @@
           <w:lang w:val="en" w:eastAsia="zh-CN" w:bidi="hi-IN"/>
         </w:rPr>
       </w:r>
+      <w:r/>
     </w:p>
     <w:p>
       <w:pPr>
-        <w:pStyle w:val="834"/>
-        <w:numPr>
-          <w:ilvl w:val="0"/>
-          <w:numId w:val="13"/>
-        </w:numPr>
+        <w:pStyle w:val="848"/>
+        <w:ind w:left="0" w:firstLine="0"/>
         <w:jc w:val="left"/>
         <w:spacing w:before="0" w:after="140"/>
+        <w:rPr>
+          <w:rFonts w:eastAsia="Arial" w:cs="Arial"/>
+          <w:color w:val="333333"/>
+          <w:sz w:val="24"/>
+          <w:szCs w:val="24"/>
+          <w:highlight w:val="none"/>
+          <w:lang w:val="it-IT"/>
+        </w:rPr>
+      </w:pPr>
+      <w:r>
+        <w:rPr>
+          <w:rFonts w:eastAsia="Arial" w:cs="Arial"/>
+          <w:color w:val="333333"/>
+          <w:sz w:val="24"/>
+          <w:szCs w:val="24"/>
+          <w:highlight w:val="none"/>
+          <w:lang w:val="it-IT"/>
+        </w:rPr>
+        <w:t xml:space="preserve">Vi è la remota possibilità di avere meno che con il POINT BUY o lo STANDARD ARRAY, ma è qualcosa che dovete scegliere voi.</w:t>
+      </w:r>
+      <w:r>
         <w:rPr>
           <w:rFonts w:eastAsia="Arial" w:cs="Arial"/>
           <w:color w:val="333333"/>
@@ -4608,8 +5216,15 @@
           <w:highlight w:val="none"/>
           <w:lang w:val="en" w:eastAsia="zh-CN" w:bidi="hi-IN"/>
         </w:rPr>
-      </w:pPr>
-      <w:r>
+      </w:r>
+      <w:r/>
+    </w:p>
+    <w:p>
+      <w:pPr>
+        <w:pStyle w:val="848"/>
+        <w:ind w:left="0" w:firstLine="0"/>
+        <w:jc w:val="left"/>
+        <w:spacing w:before="0" w:after="140"/>
         <w:rPr>
           <w:rFonts w:eastAsia="Arial" w:cs="Arial"/>
           <w:color w:val="333333"/>
@@ -4618,7 +5233,7 @@
           <w:highlight w:val="none"/>
           <w:lang w:val="it-IT"/>
         </w:rPr>
-      </w:r>
+      </w:pPr>
       <w:r>
         <w:rPr>
           <w:rFonts w:eastAsia="Arial" w:cs="Arial"/>
@@ -4628,9 +5243,8 @@
           <w:highlight w:val="none"/>
           <w:lang w:val="it-IT"/>
         </w:rPr>
-        <w:t xml:space="preserve">ROLL 4d6 rilancio dei numeri minori e uguali a tre e somma dei tre piu’ alti</w:t>
-      </w:r>
-      <w:r/>
+        <w:t xml:space="preserve">In più per esperienza di un gioco più “relax” per chi vuol</w:t>
+      </w:r>
       <w:r>
         <w:rPr>
           <w:rFonts w:eastAsia="Arial" w:cs="Arial"/>
@@ -4640,8 +5254,80 @@
           <w:highlight w:val="none"/>
           <w:lang w:val="it-IT"/>
         </w:rPr>
-        <w:t xml:space="preserve"> (</w:t>
-      </w:r>
+        <w:t xml:space="preserve">e o non è esperto del gioco applico una regola homebrew, un’aggiunta fissa di 5 HP aggiuntivi ai personaggi all’atto della creazione (per chi li volesse) questo perchè in casi molto sfortunati due colpi buttano giù un player è si finisce in discussioni ...</w:t>
+      </w:r>
+      <w:r>
+        <w:rPr>
+          <w:rFonts w:eastAsia="Arial" w:cs="Arial"/>
+          <w:color w:val="333333"/>
+          <w:sz w:val="24"/>
+          <w:szCs w:val="24"/>
+          <w:highlight w:val="none"/>
+          <w:lang w:val="en" w:eastAsia="zh-CN" w:bidi="hi-IN"/>
+        </w:rPr>
+      </w:r>
+      <w:r/>
+    </w:p>
+    <w:p>
+      <w:pPr>
+        <w:rPr>
+          <w:rFonts w:eastAsia="Arial" w:cs="Arial"/>
+          <w:color w:val="333333"/>
+          <w:sz w:val="24"/>
+          <w:szCs w:val="24"/>
+          <w:highlight w:val="none"/>
+          <w:lang w:val="en" w:eastAsia="zh-CN" w:bidi="hi-IN"/>
+        </w:rPr>
+      </w:pPr>
+      <w:r>
+        <w:rPr>
+          <w:rFonts w:eastAsia="Arial" w:cs="Arial"/>
+          <w:color w:val="333333"/>
+          <w:sz w:val="24"/>
+          <w:szCs w:val="24"/>
+          <w:highlight w:val="none"/>
+          <w:lang w:val="en" w:eastAsia="zh-CN" w:bidi="hi-IN"/>
+        </w:rPr>
+      </w:r>
+      <w:r>
+        <w:rPr>
+          <w:rFonts w:eastAsia="Arial" w:cs="Arial"/>
+          <w:color w:val="333333"/>
+          <w:sz w:val="24"/>
+          <w:szCs w:val="24"/>
+          <w:highlight w:val="none"/>
+          <w:lang w:val="en" w:eastAsia="zh-CN" w:bidi="hi-IN"/>
+        </w:rPr>
+      </w:r>
+    </w:p>
+    <w:p>
+      <w:pPr>
+        <w:pStyle w:val="842"/>
+        <w:rPr>
+          <w:color w:val="333333"/>
+          <w:lang w:val="en" w:eastAsia="zh-CN" w:bidi="hi-IN"/>
+        </w:rPr>
+      </w:pPr>
+      <w:r/>
+      <w:bookmarkStart w:id="29" w:name="_Toc13"/>
+      <w:r>
+        <w:t xml:space="preserve">E’ necessario un background ?</w:t>
+      </w:r>
+      <w:bookmarkEnd w:id="29"/>
+      <w:r/>
+      <w:r/>
+    </w:p>
+    <w:p>
+      <w:pPr>
+        <w:rPr>
+          <w:rFonts w:eastAsia="Arial" w:cs="Arial"/>
+          <w:color w:val="333333"/>
+          <w:sz w:val="24"/>
+          <w:szCs w:val="24"/>
+          <w:highlight w:val="none"/>
+          <w:lang w:val="en" w:eastAsia="zh-CN" w:bidi="hi-IN"/>
+        </w:rPr>
+      </w:pPr>
       <w:r>
         <w:rPr>
           <w:rFonts w:eastAsia="Arial" w:cs="Arial"/>
@@ -4651,18 +5337,7 @@
           <w:highlight w:val="none"/>
           <w:lang w:val="it-IT"/>
         </w:rPr>
-        <w:t xml:space="preserve">4d6r&lt;3kh3</w:t>
-      </w:r>
-      <w:r>
-        <w:rPr>
-          <w:rFonts w:eastAsia="Arial" w:cs="Arial"/>
-          <w:color w:val="333333"/>
-          <w:sz w:val="24"/>
-          <w:szCs w:val="24"/>
-          <w:highlight w:val="none"/>
-          <w:lang w:val="it-IT"/>
-        </w:rPr>
-        <w:t xml:space="preserve">)</w:t>
+        <w:t xml:space="preserve">Se volete farlo è più che benvenuto altrimenti siete il classico tizio qualunque che rischia la vita 0..0</w:t>
       </w:r>
       <w:r>
         <w:rPr>
@@ -4677,31 +5352,10 @@
     </w:p>
     <w:p>
       <w:pPr>
-        <w:pStyle w:val="834"/>
+        <w:pStyle w:val="848"/>
         <w:ind w:left="0" w:firstLine="0"/>
         <w:jc w:val="left"/>
         <w:spacing w:before="0" w:after="140"/>
-        <w:rPr>
-          <w:rFonts w:eastAsia="Arial" w:cs="Arial"/>
-          <w:color w:val="333333"/>
-          <w:sz w:val="24"/>
-          <w:szCs w:val="24"/>
-          <w:highlight w:val="none"/>
-          <w:lang w:val="it-IT"/>
-        </w:rPr>
-      </w:pPr>
-      <w:r>
-        <w:rPr>
-          <w:rFonts w:eastAsia="Arial" w:cs="Arial"/>
-          <w:color w:val="333333"/>
-          <w:sz w:val="24"/>
-          <w:szCs w:val="24"/>
-          <w:highlight w:val="none"/>
-          <w:lang w:val="it-IT"/>
-        </w:rPr>
-        <w:t xml:space="preserve">Vi è la remota possibilità di avere meno che con il POINT BUY o lo STANDARD ARRAY, ma è qualcosa che dovete scegliere voi.</w:t>
-      </w:r>
-      <w:r>
         <w:rPr>
           <w:rFonts w:eastAsia="Arial" w:cs="Arial"/>
           <w:color w:val="333333"/>
@@ -4710,34 +5364,7 @@
           <w:highlight w:val="none"/>
           <w:lang w:val="en" w:eastAsia="zh-CN" w:bidi="hi-IN"/>
         </w:rPr>
-      </w:r>
-    </w:p>
-    <w:p>
-      <w:pPr>
-        <w:pStyle w:val="834"/>
-        <w:ind w:left="0" w:firstLine="0"/>
-        <w:jc w:val="left"/>
-        <w:spacing w:before="0" w:after="140"/>
-        <w:rPr>
-          <w:rFonts w:eastAsia="Arial" w:cs="Arial"/>
-          <w:color w:val="333333"/>
-          <w:sz w:val="24"/>
-          <w:szCs w:val="24"/>
-          <w:highlight w:val="none"/>
-          <w:lang w:val="it-IT"/>
-        </w:rPr>
-      </w:pPr>
-      <w:r>
-        <w:rPr>
-          <w:rFonts w:eastAsia="Arial" w:cs="Arial"/>
-          <w:color w:val="333333"/>
-          <w:sz w:val="24"/>
-          <w:szCs w:val="24"/>
-          <w:highlight w:val="none"/>
-          <w:lang w:val="it-IT"/>
-        </w:rPr>
-        <w:t xml:space="preserve">In più per esperienza di un gioco più “relax” per chi vuole o non è esperto del gioco applico una regola homebrew, un’aggiunta fissa di 5 HP aggiuntivi ai personaggi all’atto della creazione (per chi li volesse) questo perchè in casi molto sfortunati due colpi buttano giù un player è si finisce in discussioni ...</w:t>
-      </w:r>
+      </w:pPr>
       <w:r>
         <w:rPr>
           <w:rFonts w:eastAsia="Arial" w:cs="Arial"/>
@@ -4748,13 +5375,7 @@
           <w:lang w:val="en" w:eastAsia="zh-CN" w:bidi="hi-IN"/>
         </w:rPr>
       </w:r>
-    </w:p>
-    <w:p>
-      <w:pPr>
-        <w:pStyle w:val="834"/>
-        <w:ind w:left="0" w:firstLine="0"/>
-        <w:jc w:val="left"/>
-        <w:spacing w:before="0" w:after="140"/>
+      <w:r>
         <w:rPr>
           <w:rFonts w:eastAsia="Arial" w:cs="Arial"/>
           <w:color w:val="333333"/>
@@ -4763,132 +5384,109 @@
           <w:highlight w:val="none"/>
           <w:lang w:val="en" w:eastAsia="zh-CN" w:bidi="hi-IN"/>
         </w:rPr>
-      </w:pPr>
-      <w:r>
-        <w:rPr>
-          <w:rFonts w:eastAsia="Arial" w:cs="Arial"/>
+      </w:r>
+      <w:r/>
+    </w:p>
+    <w:p>
+      <w:pPr>
+        <w:pStyle w:val="842"/>
+        <w:rPr>
           <w:color w:val="333333"/>
-          <w:sz w:val="24"/>
-          <w:szCs w:val="24"/>
+          <w:lang w:val="en" w:eastAsia="zh-CN" w:bidi="hi-IN"/>
+        </w:rPr>
+      </w:pPr>
+      <w:r/>
+      <w:bookmarkStart w:id="30" w:name="_Toc14"/>
+      <w:r>
+        <w:rPr>
+          <w:highlight w:val="none"/>
+          <w:lang w:val="it-IT"/>
+        </w:rPr>
+        <w:t xml:space="preserve">Come scelgo il mio allineamento ?</w:t>
+      </w:r>
+      <w:r/>
+      <w:bookmarkEnd w:id="30"/>
+      <w:r/>
+      <w:r/>
+    </w:p>
+    <w:p>
+      <w:pPr>
+        <w:pStyle w:val="848"/>
+        <w:rPr>
+          <w:lang w:val="en" w:eastAsia="zh-CN" w:bidi="hi-IN"/>
+        </w:rPr>
+      </w:pPr>
+      <w:r>
+        <w:rPr>
+          <w:lang w:val="en" w:eastAsia="zh-CN" w:bidi="hi-IN"/>
+        </w:rPr>
+      </w:r>
+      <w:r>
+        <w:rPr>
+          <w:lang w:val="en" w:eastAsia="zh-CN" w:bidi="hi-IN"/>
+        </w:rPr>
+      </w:r>
+      <w:r/>
+    </w:p>
+    <w:p>
+      <w:pPr>
+        <w:rPr>
+          <w:highlight w:val="none"/>
+          <w:lang w:val="it-IT"/>
+        </w:rPr>
+      </w:pPr>
+      <w:r>
+        <w:rPr>
+          <w:lang w:val="it-IT"/>
+        </w:rPr>
+        <w:t xml:space="preserve">Sembra incredibile, ma la gente a difficotà a decidere se essere un brava o una pessima persona ?</w:t>
+      </w:r>
+      <w:r>
+        <w:rPr>
+          <w:lang w:val="en" w:eastAsia="zh-CN" w:bidi="hi-IN"/>
+        </w:rPr>
+      </w:r>
+      <w:r/>
+    </w:p>
+    <w:p>
+      <w:pPr>
+        <w:rPr>
+          <w:highlight w:val="none"/>
+          <w:lang w:val="it-IT"/>
+        </w:rPr>
+      </w:pPr>
+      <w:r>
+        <w:rPr>
+          <w:highlight w:val="none"/>
+          <w:lang w:val="it-IT"/>
+        </w:rPr>
+        <w:t xml:space="preserve">Vi facilito la vita qui trovate dei pdf da riempire per decidere l’allineamento del vostro personaggio in modo molto soft:</w:t>
+      </w:r>
+      <w:r>
+        <w:rPr>
           <w:highlight w:val="none"/>
           <w:lang w:val="en" w:eastAsia="zh-CN" w:bidi="hi-IN"/>
         </w:rPr>
       </w:r>
-      <w:r>
-        <w:rPr>
-          <w:rFonts w:eastAsia="Arial" w:cs="Arial"/>
-          <w:color w:val="333333"/>
-          <w:sz w:val="24"/>
-          <w:szCs w:val="24"/>
-          <w:highlight w:val="none"/>
-          <w:lang w:val="en" w:eastAsia="zh-CN" w:bidi="hi-IN"/>
-        </w:rPr>
-      </w:r>
+      <w:r/>
     </w:p>
     <w:p>
       <w:pPr>
-        <w:pStyle w:val="828"/>
-        <w:rPr>
-          <w:color w:val="333333"/>
+        <w:rPr>
           <w:lang w:val="en" w:eastAsia="zh-CN" w:bidi="hi-IN"/>
         </w:rPr>
       </w:pPr>
       <w:r>
         <w:rPr>
-          <w:rFonts w:eastAsia="Arial" w:cs="Arial"/>
-          <w:color w:val="333333"/>
-          <w:sz w:val="24"/>
-          <w:szCs w:val="24"/>
-          <w:highlight w:val="none"/>
-          <w:lang w:val="it-IT"/>
-        </w:rPr>
-        <w:t xml:space="preserve">Come scelgo il mio allineamento ?</w:t>
-      </w:r>
-      <w:r>
-        <w:rPr>
-          <w:rFonts w:eastAsia="Arial" w:cs="Arial"/>
-          <w:color w:val="333333"/>
-          <w:sz w:val="24"/>
-          <w:szCs w:val="24"/>
-          <w:highlight w:val="none"/>
           <w:lang w:val="en" w:eastAsia="zh-CN" w:bidi="hi-IN"/>
         </w:rPr>
       </w:r>
-    </w:p>
-    <w:p>
-      <w:pPr>
-        <w:pStyle w:val="834"/>
+      <w:r>
         <w:rPr>
           <w:lang w:val="en" w:eastAsia="zh-CN" w:bidi="hi-IN"/>
         </w:rPr>
-      </w:pPr>
-      <w:r>
-        <w:rPr>
-          <w:lang w:val="en" w:eastAsia="zh-CN" w:bidi="hi-IN"/>
-        </w:rPr>
-      </w:r>
-      <w:r>
-        <w:rPr>
-          <w:lang w:val="en" w:eastAsia="zh-CN" w:bidi="hi-IN"/>
-        </w:rPr>
-      </w:r>
-    </w:p>
-    <w:p>
-      <w:pPr>
-        <w:rPr>
-          <w:highlight w:val="none"/>
-          <w:lang w:val="it-IT"/>
-        </w:rPr>
-      </w:pPr>
-      <w:r>
-        <w:rPr>
-          <w:lang w:val="it-IT"/>
-        </w:rPr>
-        <w:t xml:space="preserve">Sembra incredibile, ma la gente a difficotà a decidere se essere un brava o una pessima persona ?</w:t>
-      </w:r>
-      <w:r>
-        <w:rPr>
-          <w:lang w:val="en" w:eastAsia="zh-CN" w:bidi="hi-IN"/>
-        </w:rPr>
-      </w:r>
-    </w:p>
-    <w:p>
-      <w:pPr>
-        <w:rPr>
-          <w:highlight w:val="none"/>
-          <w:lang w:val="it-IT"/>
-        </w:rPr>
-      </w:pPr>
-      <w:r>
-        <w:rPr>
-          <w:highlight w:val="none"/>
-          <w:lang w:val="it-IT"/>
-        </w:rPr>
-        <w:t xml:space="preserve">Vi facilito la vita qui trovate dei pdf da riempire per decidere l’allineamento del vostro personaggio in modo molto soft:</w:t>
-      </w:r>
-      <w:r>
-        <w:rPr>
-          <w:highlight w:val="none"/>
-          <w:lang w:val="en" w:eastAsia="zh-CN" w:bidi="hi-IN"/>
-        </w:rPr>
-      </w:r>
-    </w:p>
-    <w:p>
-      <w:pPr>
-        <w:rPr>
-          <w:lang w:val="en" w:eastAsia="zh-CN" w:bidi="hi-IN"/>
-        </w:rPr>
-      </w:pPr>
-      <w:r>
-        <w:rPr>
-          <w:lang w:val="en" w:eastAsia="zh-CN" w:bidi="hi-IN"/>
-        </w:rPr>
-      </w:r>
-      <w:r>
-        <w:rPr>
-          <w:lang w:val="en" w:eastAsia="zh-CN" w:bidi="hi-IN"/>
-        </w:rPr>
-      </w:r>
+      </w:r>
+      <w:r/>
     </w:p>
     <w:p>
       <w:pPr>
@@ -4912,7 +5510,7 @@
       <w:hyperlink r:id="rId39" w:tooltip="https://github.com/p4535992/taters/raw/master/docs/Alignment_Map_Directions.pdf" w:history="1">
         <w:r>
           <w:rPr>
-            <w:rStyle w:val="810"/>
+            <w:rStyle w:val="824"/>
             <w:highlight w:val="none"/>
             <w:lang w:val="en" w:eastAsia="zh-CN" w:bidi="hi-IN"/>
           </w:rPr>
@@ -4920,14 +5518,14 @@
         </w:r>
         <w:r>
           <w:rPr>
-            <w:rStyle w:val="810"/>
+            <w:rStyle w:val="824"/>
             <w:highlight w:val="none"/>
             <w:lang w:val="en" w:eastAsia="zh-CN" w:bidi="hi-IN"/>
           </w:rPr>
         </w:r>
         <w:r>
           <w:rPr>
-            <w:rStyle w:val="810"/>
+            <w:rStyle w:val="824"/>
             <w:highlight w:val="none"/>
             <w:lang w:val="en" w:eastAsia="zh-CN" w:bidi="hi-IN"/>
           </w:rPr>
@@ -4939,6 +5537,7 @@
           <w:lang w:val="en" w:eastAsia="zh-CN" w:bidi="hi-IN"/>
         </w:rPr>
       </w:r>
+      <w:r/>
     </w:p>
     <w:p>
       <w:pPr>
@@ -4956,6 +5555,7 @@
           <w:lang w:val="en" w:eastAsia="zh-CN" w:bidi="hi-IN"/>
         </w:rPr>
       </w:r>
+      <w:r/>
     </w:p>
     <w:p>
       <w:pPr>
@@ -4979,7 +5579,7 @@
       <w:hyperlink r:id="rId40" w:tooltip="https://github.com/p4535992/taters/raw/master/docs/Alignment_Map_FILLABLE.pdf" w:history="1">
         <w:r>
           <w:rPr>
-            <w:rStyle w:val="810"/>
+            <w:rStyle w:val="824"/>
             <w:highlight w:val="none"/>
             <w:lang w:val="en" w:eastAsia="zh-CN" w:bidi="hi-IN"/>
           </w:rPr>
@@ -4987,14 +5587,14 @@
         </w:r>
         <w:r>
           <w:rPr>
-            <w:rStyle w:val="810"/>
+            <w:rStyle w:val="824"/>
             <w:highlight w:val="none"/>
             <w:lang w:val="en" w:eastAsia="zh-CN" w:bidi="hi-IN"/>
           </w:rPr>
         </w:r>
         <w:r>
           <w:rPr>
-            <w:rStyle w:val="810"/>
+            <w:rStyle w:val="824"/>
             <w:highlight w:val="none"/>
             <w:lang w:val="en" w:eastAsia="zh-CN" w:bidi="hi-IN"/>
           </w:rPr>
@@ -5006,6 +5606,7 @@
           <w:lang w:val="en" w:eastAsia="zh-CN" w:bidi="hi-IN"/>
         </w:rPr>
       </w:r>
+      <w:r/>
     </w:p>
     <w:p>
       <w:pPr>
@@ -5023,6 +5624,7 @@
           <w:lang w:val="en" w:eastAsia="zh-CN" w:bidi="hi-IN"/>
         </w:rPr>
       </w:r>
+      <w:r/>
     </w:p>
     <w:p>
       <w:pPr>
@@ -5040,14 +5642,88 @@
           <w:lang w:val="en" w:eastAsia="zh-CN" w:bidi="hi-IN"/>
         </w:rPr>
       </w:r>
+      <w:r/>
     </w:p>
     <w:p>
       <w:pPr>
-        <w:pStyle w:val="828"/>
+        <w:pStyle w:val="842"/>
         <w:rPr>
           <w:lang w:val="en" w:eastAsia="zh-CN" w:bidi="hi-IN"/>
         </w:rPr>
       </w:pPr>
+      <w:r>
+        <w:rPr>
+          <w:highlight w:val="none"/>
+        </w:rPr>
+      </w:r>
+      <w:r>
+        <w:rPr>
+          <w:highlight w:val="none"/>
+        </w:rPr>
+      </w:r>
+    </w:p>
+    <w:p>
+      <w:pPr>
+        <w:pStyle w:val="842"/>
+        <w:rPr>
+          <w:lang w:val="en" w:eastAsia="zh-CN" w:bidi="hi-IN"/>
+        </w:rPr>
+      </w:pPr>
+      <w:r>
+        <w:rPr>
+          <w:highlight w:val="none"/>
+        </w:rPr>
+      </w:r>
+      <w:r>
+        <w:rPr>
+          <w:highlight w:val="none"/>
+        </w:rPr>
+      </w:r>
+    </w:p>
+    <w:p>
+      <w:pPr>
+        <w:rPr>
+          <w:lang w:val="en" w:eastAsia="zh-CN" w:bidi="hi-IN"/>
+        </w:rPr>
+      </w:pPr>
+      <w:r>
+        <w:rPr>
+          <w:highlight w:val="none"/>
+        </w:rPr>
+      </w:r>
+      <w:r>
+        <w:rPr>
+          <w:highlight w:val="none"/>
+        </w:rPr>
+      </w:r>
+    </w:p>
+    <w:p>
+      <w:pPr>
+        <w:pStyle w:val="842"/>
+        <w:rPr>
+          <w:lang w:val="en" w:eastAsia="zh-CN" w:bidi="hi-IN"/>
+        </w:rPr>
+      </w:pPr>
+      <w:r>
+        <w:rPr>
+          <w:highlight w:val="none"/>
+        </w:rPr>
+      </w:r>
+      <w:r>
+        <w:rPr>
+          <w:highlight w:val="none"/>
+        </w:rPr>
+      </w:r>
+    </w:p>
+    <w:p>
+      <w:pPr>
+        <w:pStyle w:val="842"/>
+        <w:rPr>
+          <w:lang w:val="en" w:eastAsia="zh-CN" w:bidi="hi-IN"/>
+        </w:rPr>
+      </w:pPr>
+      <w:r/>
+      <w:bookmarkStart w:id="31" w:name="_Toc15"/>
       <w:r>
         <w:rPr>
           <w:highlight w:val="none"/>
@@ -5057,7 +5733,13 @@
       </w:r>
       <w:r>
         <w:rPr>
-          <w:highlight w:val="none"/>
+          <w:lang w:val="en" w:eastAsia="zh-CN" w:bidi="hi-IN"/>
+        </w:rPr>
+      </w:r>
+      <w:bookmarkEnd w:id="31"/>
+      <w:r/>
+      <w:r>
+        <w:rPr>
           <w:lang w:val="en" w:eastAsia="zh-CN" w:bidi="hi-IN"/>
         </w:rPr>
       </w:r>
@@ -5078,6 +5760,7 @@
           <w:lang w:val="en" w:eastAsia="zh-CN" w:bidi="hi-IN"/>
         </w:rPr>
       </w:r>
+      <w:r/>
     </w:p>
     <w:p>
       <w:pPr>
@@ -5128,6 +5811,7 @@
           <w:i w:val="0"/>
           <w:highlight w:val="none"/>
         </w:rPr>
+        <w:t xml:space="preserve">https://5e.tools/books.html</w:t>
       </w:r>
       <w:r>
         <w:rPr>
@@ -5135,14 +5819,6 @@
           <w:i w:val="0"/>
           <w:highlight w:val="none"/>
         </w:rPr>
-        <w:t xml:space="preserve">https://5e.tools/books.html</w:t>
-      </w:r>
-      <w:r>
-        <w:rPr>
-          <w:bCs w:val="0"/>
-          <w:i w:val="0"/>
-          <w:highlight w:val="none"/>
-        </w:rPr>
       </w:r>
       <w:r/>
     </w:p>
@@ -5166,6 +5842,7 @@
           <w:highlight w:val="none"/>
         </w:rPr>
       </w:r>
+      <w:r/>
     </w:p>
     <w:p>
       <w:pPr>
@@ -5188,6 +5865,7 @@
           <w:lang w:val="en" w:eastAsia="zh-CN" w:bidi="hi-IN"/>
         </w:rPr>
       </w:r>
+      <w:r/>
     </w:p>
     <w:p>
       <w:pPr>
@@ -5205,10 +5883,11 @@
           <w:lang w:val="en" w:eastAsia="zh-CN" w:bidi="hi-IN"/>
         </w:rPr>
       </w:r>
+      <w:r/>
     </w:p>
     <w:tbl>
       <w:tblPr>
-        <w:tblStyle w:val="684"/>
+        <w:tblStyle w:val="698"/>
         <w:tblW w:w="0" w:type="auto"/>
         <w:tblInd w:w="0" w:type="dxa"/>
         <w:tblBorders>
@@ -7514,13 +8193,7 @@
                 <w:sz w:val="21"/>
               </w:rPr>
             </w:r>
-            <w:r>
-              <w:rPr>
-                <w:rFonts w:ascii="Arial" w:hAnsi="Arial" w:eastAsia="Arial" w:cs="Arial"/>
-                <w:color w:val="333333"/>
-                <w:sz w:val="21"/>
-              </w:rPr>
-            </w:r>
+            <w:r/>
           </w:p>
         </w:tc>
         <w:tc>
@@ -7560,29 +8233,9 @@
                 <w:color w:val="333333"/>
                 <w:sz w:val="21"/>
               </w:rPr>
+              <w:t xml:space="preserve">VRGR</w:t>
             </w:r>
-            <w:r>
-              <w:rPr>
-                <w:rFonts w:ascii="Arial" w:hAnsi="Arial" w:eastAsia="Arial" w:cs="Arial"/>
-                <w:color w:val="333333"/>
-                <w:sz w:val="21"/>
-              </w:rPr>
-              <w:t xml:space="preserve">vrgr</w:t>
-            </w:r>
-            <w:r>
-              <w:rPr>
-                <w:rFonts w:ascii="Arial" w:hAnsi="Arial" w:eastAsia="Arial" w:cs="Arial"/>
-                <w:color w:val="333333"/>
-                <w:sz w:val="21"/>
-              </w:rPr>
-            </w:r>
-            <w:r>
-              <w:rPr>
-                <w:rFonts w:ascii="Arial" w:hAnsi="Arial" w:eastAsia="Arial" w:cs="Arial"/>
-                <w:color w:val="333333"/>
-                <w:sz w:val="21"/>
-              </w:rPr>
-            </w:r>
+            <w:r/>
           </w:p>
         </w:tc>
       </w:tr>
@@ -7603,14 +8256,17 @@
           <w:lang w:val="en" w:eastAsia="zh-CN" w:bidi="hi-IN"/>
         </w:rPr>
       </w:r>
+      <w:r/>
     </w:p>
     <w:p>
       <w:pPr>
-        <w:pStyle w:val="828"/>
+        <w:pStyle w:val="842"/>
         <w:rPr>
           <w:lang w:val="en" w:eastAsia="zh-CN" w:bidi="hi-IN"/>
         </w:rPr>
       </w:pPr>
+      <w:r/>
+      <w:bookmarkStart w:id="32" w:name="_Toc16"/>
       <w:r>
         <w:rPr>
           <w:highlight w:val="none"/>
@@ -7618,15 +8274,95 @@
         </w:rPr>
         <w:t xml:space="preserve">Accetti risorse homebrew ?</w:t>
       </w:r>
-      <w:r>
+      <w:r/>
+      <w:bookmarkEnd w:id="32"/>
+      <w:r/>
+      <w:r/>
+    </w:p>
+    <w:p>
+      <w:pPr>
+        <w:rPr>
+          <w:lang w:val="en" w:eastAsia="zh-CN" w:bidi="hi-IN"/>
+        </w:rPr>
+      </w:pPr>
+      <w:r>
+        <w:rPr>
+          <w:lang w:val="en" w:eastAsia="zh-CN" w:bidi="hi-IN"/>
+        </w:rPr>
+      </w:r>
+      <w:r>
+        <w:rPr>
+          <w:lang w:val="en" w:eastAsia="zh-CN" w:bidi="hi-IN"/>
+        </w:rPr>
+      </w:r>
+      <w:r/>
+    </w:p>
+    <w:p>
+      <w:pPr>
+        <w:rPr>
+          <w:highlight w:val="none"/>
+          <w:lang w:val="it-IT"/>
+        </w:rPr>
+      </w:pPr>
+      <w:r>
+        <w:rPr>
+          <w:lang w:val="it-IT"/>
+        </w:rPr>
+        <w:t xml:space="preserve">Allora la vita è troppo breve per limitarsi agli standard (anche se lo sconsiglio  se non si sa quello che si fa), ma si accetto risorse homebrew, potete discuterne con il master nella sessione 0 o passarle per canali privati per farle esaminare.</w:t>
+        <w:br/>
+      </w:r>
+      <w:r>
+        <w:rPr>
+          <w:lang w:val="en" w:eastAsia="zh-CN" w:bidi="hi-IN"/>
+        </w:rPr>
+      </w:r>
+      <w:r/>
+    </w:p>
+    <w:p>
+      <w:pPr>
+        <w:pStyle w:val="842"/>
+        <w:rPr>
+          <w:lang w:val="en" w:eastAsia="zh-CN" w:bidi="hi-IN"/>
+        </w:rPr>
+      </w:pPr>
+      <w:r/>
+      <w:bookmarkStart w:id="33" w:name="_Toc17"/>
+      <w:r>
+        <w:rPr>
+          <w:highlight w:val="none"/>
+          <w:lang w:val="it-IT"/>
+        </w:rPr>
+        <w:t xml:space="preserve">Verranno applicate regole homebrew ?</w:t>
+      </w:r>
+      <w:r/>
+      <w:bookmarkEnd w:id="33"/>
+      <w:r/>
+      <w:r/>
+    </w:p>
+    <w:p>
+      <w:pPr>
+        <w:pStyle w:val="848"/>
         <w:rPr>
           <w:highlight w:val="none"/>
           <w:lang w:val="en" w:eastAsia="zh-CN" w:bidi="hi-IN"/>
         </w:rPr>
-      </w:r>
+      </w:pPr>
+      <w:r>
+        <w:rPr>
+          <w:lang w:val="it-IT"/>
+        </w:rPr>
+        <w:t xml:space="preserve">Si ma saranno discusse con il master nella sessione 0.</w:t>
+      </w:r>
+      <w:r>
+        <w:rPr>
+          <w:lang w:val="en" w:eastAsia="zh-CN" w:bidi="hi-IN"/>
+        </w:rPr>
+      </w:r>
+      <w:r/>
     </w:p>
     <w:p>
       <w:pPr>
+        <w:pStyle w:val="848"/>
         <w:rPr>
           <w:lang w:val="en" w:eastAsia="zh-CN" w:bidi="hi-IN"/>
         </w:rPr>
@@ -7644,60 +8380,25 @@
     </w:p>
     <w:p>
       <w:pPr>
+        <w:pStyle w:val="842"/>
+        <w:rPr>
+          <w:lang w:val="en" w:eastAsia="zh-CN" w:bidi="hi-IN"/>
+        </w:rPr>
+      </w:pPr>
+      <w:r/>
+      <w:bookmarkStart w:id="34" w:name="_Toc18"/>
+      <w:r>
         <w:rPr>
           <w:highlight w:val="none"/>
           <w:lang w:val="it-IT"/>
         </w:rPr>
-      </w:pPr>
-      <w:r>
-        <w:rPr>
-          <w:lang w:val="it-IT"/>
-        </w:rPr>
-        <w:t xml:space="preserve">Allora la vita è troppo breve per limitarsi agli standard (anche se lo sconsiglio  se non si sa quello che si fa), ma si accetto risorse homebrew, potete discuterne con con il master nella sessione 0.</w:t>
-        <w:br/>
-      </w:r>
-      <w:r>
-        <w:rPr>
-          <w:lang w:val="en" w:eastAsia="zh-CN" w:bidi="hi-IN"/>
-        </w:rPr>
-      </w:r>
-    </w:p>
-    <w:p>
-      <w:pPr>
-        <w:pStyle w:val="828"/>
-        <w:rPr>
-          <w:lang w:val="en" w:eastAsia="zh-CN" w:bidi="hi-IN"/>
-        </w:rPr>
-      </w:pPr>
+        <w:t xml:space="preserve">Se il documento non vi sembra utile o non completo fatemelo sapere!</w:t>
+      </w:r>
+      <w:bookmarkEnd w:id="34"/>
+      <w:r/>
       <w:r>
         <w:rPr>
           <w:highlight w:val="none"/>
-          <w:lang w:val="it-IT"/>
-        </w:rPr>
-        <w:t xml:space="preserve">Verranno applicate regole homebrew ?</w:t>
-      </w:r>
-      <w:r>
-        <w:rPr>
-          <w:highlight w:val="none"/>
-          <w:lang w:val="en" w:eastAsia="zh-CN" w:bidi="hi-IN"/>
-        </w:rPr>
-      </w:r>
-    </w:p>
-    <w:p>
-      <w:pPr>
-        <w:pStyle w:val="834"/>
-        <w:rPr>
-          <w:lang w:val="en" w:eastAsia="zh-CN" w:bidi="hi-IN"/>
-        </w:rPr>
-      </w:pPr>
-      <w:r>
-        <w:rPr>
-          <w:lang w:val="it-IT"/>
-        </w:rPr>
-        <w:t xml:space="preserve">Si ma saranno discusse con il master nella sessione 0.</w:t>
-      </w:r>
-      <w:r>
-        <w:rPr>
           <w:lang w:val="en" w:eastAsia="zh-CN" w:bidi="hi-IN"/>
         </w:rPr>
       </w:r>
@@ -7776,7 +8477,7 @@
     <w:lvl w:ilvl="0">
       <w:start w:val="1"/>
       <w:numFmt w:val="none"/>
-      <w:pStyle w:val="826"/>
+      <w:pStyle w:val="840"/>
       <w:isLgl w:val="false"/>
       <w:suff w:val="nothing"/>
       <w:lvlText w:val=""/>
@@ -7788,7 +8489,7 @@
     <w:lvl w:ilvl="1">
       <w:start w:val="1"/>
       <w:numFmt w:val="none"/>
-      <w:pStyle w:val="827"/>
+      <w:pStyle w:val="841"/>
       <w:isLgl w:val="false"/>
       <w:suff w:val="nothing"/>
       <w:lvlText w:val=""/>
@@ -7800,7 +8501,7 @@
     <w:lvl w:ilvl="2">
       <w:start w:val="1"/>
       <w:numFmt w:val="none"/>
-      <w:pStyle w:val="828"/>
+      <w:pStyle w:val="842"/>
       <w:isLgl w:val="false"/>
       <w:suff w:val="nothing"/>
       <w:lvlText w:val=""/>
@@ -9364,6 +10065,315 @@
     <w:lvl w:ilvl="2">
       <w:start w:val="1"/>
       <w:numFmt w:val="none"/>
+      <w:isLgl w:val="false"/>
+      <w:suff w:val="nothing"/>
+      <w:lvlText w:val=""/>
+      <w:lvlJc w:val="left"/>
+      <w:pPr>
+        <w:ind w:left="0" w:firstLine="0"/>
+      </w:pPr>
+    </w:lvl>
+    <w:lvl w:ilvl="3">
+      <w:start w:val="1"/>
+      <w:numFmt w:val="none"/>
+      <w:isLgl w:val="false"/>
+      <w:suff w:val="nothing"/>
+      <w:lvlText w:val=""/>
+      <w:lvlJc w:val="left"/>
+      <w:pPr>
+        <w:ind w:left="0" w:firstLine="0"/>
+      </w:pPr>
+    </w:lvl>
+    <w:lvl w:ilvl="4">
+      <w:start w:val="1"/>
+      <w:numFmt w:val="none"/>
+      <w:isLgl w:val="false"/>
+      <w:suff w:val="nothing"/>
+      <w:lvlText w:val=""/>
+      <w:lvlJc w:val="left"/>
+      <w:pPr>
+        <w:ind w:left="0" w:firstLine="0"/>
+      </w:pPr>
+    </w:lvl>
+    <w:lvl w:ilvl="5">
+      <w:start w:val="1"/>
+      <w:numFmt w:val="none"/>
+      <w:isLgl w:val="false"/>
+      <w:suff w:val="nothing"/>
+      <w:lvlText w:val=""/>
+      <w:lvlJc w:val="left"/>
+      <w:pPr>
+        <w:ind w:left="0" w:firstLine="0"/>
+      </w:pPr>
+    </w:lvl>
+    <w:lvl w:ilvl="6">
+      <w:start w:val="1"/>
+      <w:numFmt w:val="none"/>
+      <w:isLgl w:val="false"/>
+      <w:suff w:val="nothing"/>
+      <w:lvlText w:val=""/>
+      <w:lvlJc w:val="left"/>
+      <w:pPr>
+        <w:ind w:left="0" w:firstLine="0"/>
+      </w:pPr>
+    </w:lvl>
+    <w:lvl w:ilvl="7">
+      <w:start w:val="1"/>
+      <w:numFmt w:val="none"/>
+      <w:isLgl w:val="false"/>
+      <w:suff w:val="nothing"/>
+      <w:lvlText w:val=""/>
+      <w:lvlJc w:val="left"/>
+      <w:pPr>
+        <w:ind w:left="0" w:firstLine="0"/>
+      </w:pPr>
+    </w:lvl>
+    <w:lvl w:ilvl="8">
+      <w:start w:val="1"/>
+      <w:numFmt w:val="none"/>
+      <w:isLgl w:val="false"/>
+      <w:suff w:val="nothing"/>
+      <w:lvlText w:val=""/>
+      <w:lvlJc w:val="left"/>
+      <w:pPr>
+        <w:ind w:left="0" w:firstLine="0"/>
+      </w:pPr>
+    </w:lvl>
+  </w:abstractNum>
+  <w:abstractNum w:abstractNumId="15">
+    <w:multiLevelType w:val="hybridMultilevel"/>
+    <w:lvl w:ilvl="0">
+      <w:start w:val="1"/>
+      <w:numFmt w:val="none"/>
+      <w:isLgl w:val="false"/>
+      <w:suff w:val="nothing"/>
+      <w:lvlText w:val=""/>
+      <w:lvlJc w:val="left"/>
+      <w:pPr>
+        <w:ind w:left="0" w:firstLine="0"/>
+      </w:pPr>
+    </w:lvl>
+    <w:lvl w:ilvl="1">
+      <w:start w:val="1"/>
+      <w:numFmt w:val="none"/>
+      <w:isLgl w:val="false"/>
+      <w:suff w:val="nothing"/>
+      <w:lvlText w:val=""/>
+      <w:lvlJc w:val="left"/>
+      <w:pPr>
+        <w:ind w:left="0" w:firstLine="0"/>
+      </w:pPr>
+    </w:lvl>
+    <w:lvl w:ilvl="2">
+      <w:start w:val="1"/>
+      <w:numFmt w:val="none"/>
+      <w:isLgl w:val="false"/>
+      <w:suff w:val="nothing"/>
+      <w:lvlText w:val=""/>
+      <w:lvlJc w:val="left"/>
+      <w:pPr>
+        <w:ind w:left="0" w:firstLine="0"/>
+      </w:pPr>
+    </w:lvl>
+    <w:lvl w:ilvl="3">
+      <w:start w:val="1"/>
+      <w:numFmt w:val="none"/>
+      <w:isLgl w:val="false"/>
+      <w:suff w:val="nothing"/>
+      <w:lvlText w:val=""/>
+      <w:lvlJc w:val="left"/>
+      <w:pPr>
+        <w:ind w:left="0" w:firstLine="0"/>
+      </w:pPr>
+    </w:lvl>
+    <w:lvl w:ilvl="4">
+      <w:start w:val="1"/>
+      <w:numFmt w:val="none"/>
+      <w:isLgl w:val="false"/>
+      <w:suff w:val="nothing"/>
+      <w:lvlText w:val=""/>
+      <w:lvlJc w:val="left"/>
+      <w:pPr>
+        <w:ind w:left="0" w:firstLine="0"/>
+      </w:pPr>
+    </w:lvl>
+    <w:lvl w:ilvl="5">
+      <w:start w:val="1"/>
+      <w:numFmt w:val="none"/>
+      <w:isLgl w:val="false"/>
+      <w:suff w:val="nothing"/>
+      <w:lvlText w:val=""/>
+      <w:lvlJc w:val="left"/>
+      <w:pPr>
+        <w:ind w:left="0" w:firstLine="0"/>
+      </w:pPr>
+    </w:lvl>
+    <w:lvl w:ilvl="6">
+      <w:start w:val="1"/>
+      <w:numFmt w:val="none"/>
+      <w:isLgl w:val="false"/>
+      <w:suff w:val="nothing"/>
+      <w:lvlText w:val=""/>
+      <w:lvlJc w:val="left"/>
+      <w:pPr>
+        <w:ind w:left="0" w:firstLine="0"/>
+      </w:pPr>
+    </w:lvl>
+    <w:lvl w:ilvl="7">
+      <w:start w:val="1"/>
+      <w:numFmt w:val="none"/>
+      <w:isLgl w:val="false"/>
+      <w:suff w:val="nothing"/>
+      <w:lvlText w:val=""/>
+      <w:lvlJc w:val="left"/>
+      <w:pPr>
+        <w:ind w:left="0" w:firstLine="0"/>
+      </w:pPr>
+    </w:lvl>
+    <w:lvl w:ilvl="8">
+      <w:start w:val="1"/>
+      <w:numFmt w:val="none"/>
+      <w:isLgl w:val="false"/>
+      <w:suff w:val="nothing"/>
+      <w:lvlText w:val=""/>
+      <w:lvlJc w:val="left"/>
+      <w:pPr>
+        <w:ind w:left="0" w:firstLine="0"/>
+      </w:pPr>
+    </w:lvl>
+  </w:abstractNum>
+  <w:abstractNum w:abstractNumId="16">
+    <w:multiLevelType w:val="hybridMultilevel"/>
+    <w:lvl w:ilvl="0">
+      <w:start w:val="1"/>
+      <w:numFmt w:val="none"/>
+      <w:isLgl w:val="false"/>
+      <w:suff w:val="nothing"/>
+      <w:lvlText w:val=""/>
+      <w:lvlJc w:val="left"/>
+      <w:pPr>
+        <w:ind w:left="0" w:firstLine="0"/>
+      </w:pPr>
+    </w:lvl>
+    <w:lvl w:ilvl="1">
+      <w:start w:val="1"/>
+      <w:numFmt w:val="none"/>
+      <w:isLgl w:val="false"/>
+      <w:suff w:val="nothing"/>
+      <w:lvlText w:val=""/>
+      <w:lvlJc w:val="left"/>
+      <w:pPr>
+        <w:ind w:left="0" w:firstLine="0"/>
+      </w:pPr>
+    </w:lvl>
+    <w:lvl w:ilvl="2">
+      <w:start w:val="1"/>
+      <w:numFmt w:val="none"/>
+      <w:isLgl w:val="false"/>
+      <w:suff w:val="nothing"/>
+      <w:lvlText w:val=""/>
+      <w:lvlJc w:val="left"/>
+      <w:pPr>
+        <w:ind w:left="0" w:firstLine="0"/>
+      </w:pPr>
+    </w:lvl>
+    <w:lvl w:ilvl="3">
+      <w:start w:val="1"/>
+      <w:numFmt w:val="none"/>
+      <w:isLgl w:val="false"/>
+      <w:suff w:val="nothing"/>
+      <w:lvlText w:val=""/>
+      <w:lvlJc w:val="left"/>
+      <w:pPr>
+        <w:ind w:left="0" w:firstLine="0"/>
+      </w:pPr>
+    </w:lvl>
+    <w:lvl w:ilvl="4">
+      <w:start w:val="1"/>
+      <w:numFmt w:val="none"/>
+      <w:isLgl w:val="false"/>
+      <w:suff w:val="nothing"/>
+      <w:lvlText w:val=""/>
+      <w:lvlJc w:val="left"/>
+      <w:pPr>
+        <w:ind w:left="0" w:firstLine="0"/>
+      </w:pPr>
+    </w:lvl>
+    <w:lvl w:ilvl="5">
+      <w:start w:val="1"/>
+      <w:numFmt w:val="none"/>
+      <w:isLgl w:val="false"/>
+      <w:suff w:val="nothing"/>
+      <w:lvlText w:val=""/>
+      <w:lvlJc w:val="left"/>
+      <w:pPr>
+        <w:ind w:left="0" w:firstLine="0"/>
+      </w:pPr>
+    </w:lvl>
+    <w:lvl w:ilvl="6">
+      <w:start w:val="1"/>
+      <w:numFmt w:val="none"/>
+      <w:isLgl w:val="false"/>
+      <w:suff w:val="nothing"/>
+      <w:lvlText w:val=""/>
+      <w:lvlJc w:val="left"/>
+      <w:pPr>
+        <w:ind w:left="0" w:firstLine="0"/>
+      </w:pPr>
+    </w:lvl>
+    <w:lvl w:ilvl="7">
+      <w:start w:val="1"/>
+      <w:numFmt w:val="none"/>
+      <w:isLgl w:val="false"/>
+      <w:suff w:val="nothing"/>
+      <w:lvlText w:val=""/>
+      <w:lvlJc w:val="left"/>
+      <w:pPr>
+        <w:ind w:left="0" w:firstLine="0"/>
+      </w:pPr>
+    </w:lvl>
+    <w:lvl w:ilvl="8">
+      <w:start w:val="1"/>
+      <w:numFmt w:val="none"/>
+      <w:isLgl w:val="false"/>
+      <w:suff w:val="nothing"/>
+      <w:lvlText w:val=""/>
+      <w:lvlJc w:val="left"/>
+      <w:pPr>
+        <w:ind w:left="0" w:firstLine="0"/>
+      </w:pPr>
+    </w:lvl>
+  </w:abstractNum>
+  <w:abstractNum w:abstractNumId="17">
+    <w:multiLevelType w:val="hybridMultilevel"/>
+    <w:lvl w:ilvl="0">
+      <w:start w:val="1"/>
+      <w:numFmt w:val="none"/>
+      <w:pStyle w:val="840"/>
+      <w:isLgl w:val="false"/>
+      <w:suff w:val="nothing"/>
+      <w:lvlText w:val=""/>
+      <w:lvlJc w:val="left"/>
+      <w:pPr>
+        <w:ind w:left="0" w:firstLine="0"/>
+      </w:pPr>
+    </w:lvl>
+    <w:lvl w:ilvl="1">
+      <w:start w:val="1"/>
+      <w:numFmt w:val="none"/>
+      <w:pStyle w:val="841"/>
+      <w:isLgl w:val="false"/>
+      <w:suff w:val="nothing"/>
+      <w:lvlText w:val=""/>
+      <w:lvlJc w:val="left"/>
+      <w:pPr>
+        <w:ind w:left="0" w:firstLine="0"/>
+      </w:pPr>
+    </w:lvl>
+    <w:lvl w:ilvl="2">
+      <w:start w:val="1"/>
+      <w:numFmt w:val="none"/>
+      <w:pStyle w:val="842"/>
       <w:isLgl w:val="false"/>
       <w:suff w:val="nothing"/>
       <w:lvlText w:val=""/>
@@ -9483,6 +10493,15 @@
   </w:num>
   <w:num w:numId="15">
     <w:abstractNumId w:val="14"/>
+  </w:num>
+  <w:num w:numId="16">
+    <w:abstractNumId w:val="15"/>
+  </w:num>
+  <w:num w:numId="17">
+    <w:abstractNumId w:val="16"/>
+  </w:num>
+  <w:num w:numId="18">
+    <w:abstractNumId w:val="17"/>
   </w:num>
 </w:numbering>
 </file>
@@ -9640,9 +10659,9 @@
     <w:lsdException w:name="Bibliography" w:uiPriority="37"/>
     <w:lsdException w:name="TOC Heading" w:uiPriority="39" w:qFormat="1"/>
   </w:latentStyles>
-  <w:style w:type="character" w:styleId="654">
+  <w:style w:type="character" w:styleId="668">
     <w:name w:val="Heading 1 Char"/>
-    <w:link w:val="826"/>
+    <w:link w:val="840"/>
     <w:uiPriority w:val="9"/>
     <w:rPr>
       <w:rFonts w:ascii="Arial" w:hAnsi="Arial" w:eastAsia="Arial" w:cs="Arial"/>
@@ -9650,18 +10669,18 @@
       <w:szCs w:val="40"/>
     </w:rPr>
   </w:style>
-  <w:style w:type="character" w:styleId="655">
+  <w:style w:type="character" w:styleId="669">
     <w:name w:val="Heading 2 Char"/>
-    <w:link w:val="827"/>
+    <w:link w:val="841"/>
     <w:uiPriority w:val="9"/>
     <w:rPr>
       <w:rFonts w:ascii="Arial" w:hAnsi="Arial" w:eastAsia="Arial" w:cs="Arial"/>
       <w:sz w:val="34"/>
     </w:rPr>
   </w:style>
-  <w:style w:type="character" w:styleId="656">
+  <w:style w:type="character" w:styleId="670">
     <w:name w:val="Heading 3 Char"/>
-    <w:link w:val="828"/>
+    <w:link w:val="842"/>
     <w:uiPriority w:val="9"/>
     <w:rPr>
       <w:rFonts w:ascii="Arial" w:hAnsi="Arial" w:eastAsia="Arial" w:cs="Arial"/>
@@ -9669,11 +10688,11 @@
       <w:szCs w:val="30"/>
     </w:rPr>
   </w:style>
-  <w:style w:type="paragraph" w:styleId="657">
+  <w:style w:type="paragraph" w:styleId="671">
     <w:name w:val="Heading 4"/>
-    <w:basedOn w:val="825"/>
-    <w:next w:val="825"/>
-    <w:link w:val="658"/>
+    <w:basedOn w:val="839"/>
+    <w:next w:val="839"/>
+    <w:link w:val="672"/>
     <w:uiPriority w:val="9"/>
     <w:unhideWhenUsed/>
     <w:qFormat/>
@@ -9691,9 +10710,9 @@
       <w:szCs w:val="26"/>
     </w:rPr>
   </w:style>
-  <w:style w:type="character" w:styleId="658">
+  <w:style w:type="character" w:styleId="672">
     <w:name w:val="Heading 4 Char"/>
-    <w:link w:val="657"/>
+    <w:link w:val="671"/>
     <w:uiPriority w:val="9"/>
     <w:rPr>
       <w:rFonts w:ascii="Arial" w:hAnsi="Arial" w:eastAsia="Arial" w:cs="Arial"/>
@@ -9703,11 +10722,11 @@
       <w:szCs w:val="26"/>
     </w:rPr>
   </w:style>
-  <w:style w:type="paragraph" w:styleId="659">
+  <w:style w:type="paragraph" w:styleId="673">
     <w:name w:val="Heading 5"/>
-    <w:basedOn w:val="825"/>
-    <w:next w:val="825"/>
-    <w:link w:val="660"/>
+    <w:basedOn w:val="839"/>
+    <w:next w:val="839"/>
+    <w:link w:val="674"/>
     <w:uiPriority w:val="9"/>
     <w:unhideWhenUsed/>
     <w:qFormat/>
@@ -9725,9 +10744,9 @@
       <w:szCs w:val="24"/>
     </w:rPr>
   </w:style>
-  <w:style w:type="character" w:styleId="660">
+  <w:style w:type="character" w:styleId="674">
     <w:name w:val="Heading 5 Char"/>
-    <w:link w:val="659"/>
+    <w:link w:val="673"/>
     <w:uiPriority w:val="9"/>
     <w:rPr>
       <w:rFonts w:ascii="Arial" w:hAnsi="Arial" w:eastAsia="Arial" w:cs="Arial"/>
@@ -9737,11 +10756,11 @@
       <w:szCs w:val="24"/>
     </w:rPr>
   </w:style>
-  <w:style w:type="paragraph" w:styleId="661">
+  <w:style w:type="paragraph" w:styleId="675">
     <w:name w:val="Heading 6"/>
-    <w:basedOn w:val="825"/>
-    <w:next w:val="825"/>
-    <w:link w:val="662"/>
+    <w:basedOn w:val="839"/>
+    <w:next w:val="839"/>
+    <w:link w:val="676"/>
     <w:uiPriority w:val="9"/>
     <w:unhideWhenUsed/>
     <w:qFormat/>
@@ -9759,9 +10778,9 @@
       <w:szCs w:val="22"/>
     </w:rPr>
   </w:style>
-  <w:style w:type="character" w:styleId="662">
+  <w:style w:type="character" w:styleId="676">
     <w:name w:val="Heading 6 Char"/>
-    <w:link w:val="661"/>
+    <w:link w:val="675"/>
     <w:uiPriority w:val="9"/>
     <w:rPr>
       <w:rFonts w:ascii="Arial" w:hAnsi="Arial" w:eastAsia="Arial" w:cs="Arial"/>
@@ -9771,11 +10790,11 @@
       <w:szCs w:val="22"/>
     </w:rPr>
   </w:style>
-  <w:style w:type="paragraph" w:styleId="663">
+  <w:style w:type="paragraph" w:styleId="677">
     <w:name w:val="Heading 7"/>
-    <w:basedOn w:val="825"/>
-    <w:next w:val="825"/>
-    <w:link w:val="664"/>
+    <w:basedOn w:val="839"/>
+    <w:next w:val="839"/>
+    <w:link w:val="678"/>
     <w:uiPriority w:val="9"/>
     <w:unhideWhenUsed/>
     <w:qFormat/>
@@ -9795,9 +10814,9 @@
       <w:szCs w:val="22"/>
     </w:rPr>
   </w:style>
-  <w:style w:type="character" w:styleId="664">
+  <w:style w:type="character" w:styleId="678">
     <w:name w:val="Heading 7 Char"/>
-    <w:link w:val="663"/>
+    <w:link w:val="677"/>
     <w:uiPriority w:val="9"/>
     <w:rPr>
       <w:rFonts w:ascii="Arial" w:hAnsi="Arial" w:eastAsia="Arial" w:cs="Arial"/>
@@ -9809,11 +10828,11 @@
       <w:szCs w:val="22"/>
     </w:rPr>
   </w:style>
-  <w:style w:type="paragraph" w:styleId="665">
+  <w:style w:type="paragraph" w:styleId="679">
     <w:name w:val="Heading 8"/>
-    <w:basedOn w:val="825"/>
-    <w:next w:val="825"/>
-    <w:link w:val="666"/>
+    <w:basedOn w:val="839"/>
+    <w:next w:val="839"/>
+    <w:link w:val="680"/>
     <w:uiPriority w:val="9"/>
     <w:unhideWhenUsed/>
     <w:qFormat/>
@@ -9831,9 +10850,9 @@
       <w:szCs w:val="22"/>
     </w:rPr>
   </w:style>
-  <w:style w:type="character" w:styleId="666">
+  <w:style w:type="character" w:styleId="680">
     <w:name w:val="Heading 8 Char"/>
-    <w:link w:val="665"/>
+    <w:link w:val="679"/>
     <w:uiPriority w:val="9"/>
     <w:rPr>
       <w:rFonts w:ascii="Arial" w:hAnsi="Arial" w:eastAsia="Arial" w:cs="Arial"/>
@@ -9843,11 +10862,11 @@
       <w:szCs w:val="22"/>
     </w:rPr>
   </w:style>
-  <w:style w:type="paragraph" w:styleId="667">
+  <w:style w:type="paragraph" w:styleId="681">
     <w:name w:val="Heading 9"/>
-    <w:basedOn w:val="825"/>
-    <w:next w:val="825"/>
-    <w:link w:val="668"/>
+    <w:basedOn w:val="839"/>
+    <w:next w:val="839"/>
+    <w:link w:val="682"/>
     <w:uiPriority w:val="9"/>
     <w:unhideWhenUsed/>
     <w:qFormat/>
@@ -9865,9 +10884,9 @@
       <w:szCs w:val="21"/>
     </w:rPr>
   </w:style>
-  <w:style w:type="character" w:styleId="668">
+  <w:style w:type="character" w:styleId="682">
     <w:name w:val="Heading 9 Char"/>
-    <w:link w:val="667"/>
+    <w:link w:val="681"/>
     <w:uiPriority w:val="9"/>
     <w:rPr>
       <w:rFonts w:ascii="Arial" w:hAnsi="Arial" w:eastAsia="Arial" w:cs="Arial"/>
@@ -9877,9 +10896,9 @@
       <w:szCs w:val="21"/>
     </w:rPr>
   </w:style>
-  <w:style w:type="paragraph" w:styleId="669">
+  <w:style w:type="paragraph" w:styleId="683">
     <w:name w:val="List Paragraph"/>
-    <w:basedOn w:val="825"/>
+    <w:basedOn w:val="839"/>
     <w:uiPriority w:val="34"/>
     <w:qFormat/>
     <w:pPr>
@@ -9887,7 +10906,7 @@
       <w:ind w:left="720"/>
     </w:pPr>
   </w:style>
-  <w:style w:type="paragraph" w:styleId="670">
+  <w:style w:type="paragraph" w:styleId="684">
     <w:name w:val="No Spacing"/>
     <w:uiPriority w:val="1"/>
     <w:qFormat/>
@@ -9895,11 +10914,11 @@
       <w:spacing w:before="0" w:after="0" w:line="240" w:lineRule="auto"/>
     </w:pPr>
   </w:style>
-  <w:style w:type="paragraph" w:styleId="671">
+  <w:style w:type="paragraph" w:styleId="685">
     <w:name w:val="Title"/>
-    <w:basedOn w:val="825"/>
-    <w:next w:val="825"/>
-    <w:link w:val="672"/>
+    <w:basedOn w:val="839"/>
+    <w:next w:val="839"/>
+    <w:link w:val="686"/>
     <w:uiPriority w:val="10"/>
     <w:qFormat/>
     <w:pPr>
@@ -9911,20 +10930,20 @@
       <w:szCs w:val="48"/>
     </w:rPr>
   </w:style>
-  <w:style w:type="character" w:styleId="672">
+  <w:style w:type="character" w:styleId="686">
     <w:name w:val="Title Char"/>
-    <w:link w:val="671"/>
+    <w:link w:val="685"/>
     <w:uiPriority w:val="10"/>
     <w:rPr>
       <w:sz w:val="48"/>
       <w:szCs w:val="48"/>
     </w:rPr>
   </w:style>
-  <w:style w:type="paragraph" w:styleId="673">
+  <w:style w:type="paragraph" w:styleId="687">
     <w:name w:val="Subtitle"/>
-    <w:basedOn w:val="825"/>
-    <w:next w:val="825"/>
-    <w:link w:val="674"/>
+    <w:basedOn w:val="839"/>
+    <w:next w:val="839"/>
+    <w:link w:val="688"/>
     <w:uiPriority w:val="11"/>
     <w:qFormat/>
     <w:pPr>
@@ -9935,20 +10954,20 @@
       <w:szCs w:val="24"/>
     </w:rPr>
   </w:style>
-  <w:style w:type="character" w:styleId="674">
+  <w:style w:type="character" w:styleId="688">
     <w:name w:val="Subtitle Char"/>
-    <w:link w:val="673"/>
+    <w:link w:val="687"/>
     <w:uiPriority w:val="11"/>
     <w:rPr>
       <w:sz w:val="24"/>
       <w:szCs w:val="24"/>
     </w:rPr>
   </w:style>
-  <w:style w:type="paragraph" w:styleId="675">
+  <w:style w:type="paragraph" w:styleId="689">
     <w:name w:val="Quote"/>
-    <w:basedOn w:val="825"/>
-    <w:next w:val="825"/>
-    <w:link w:val="676"/>
+    <w:basedOn w:val="839"/>
+    <w:next w:val="839"/>
+    <w:link w:val="690"/>
     <w:uiPriority w:val="29"/>
     <w:qFormat/>
     <w:pPr>
@@ -9958,19 +10977,19 @@
       <w:i/>
     </w:rPr>
   </w:style>
-  <w:style w:type="character" w:styleId="676">
+  <w:style w:type="character" w:styleId="690">
     <w:name w:val="Quote Char"/>
-    <w:link w:val="675"/>
+    <w:link w:val="689"/>
     <w:uiPriority w:val="29"/>
     <w:rPr>
       <w:i/>
     </w:rPr>
   </w:style>
-  <w:style w:type="paragraph" w:styleId="677">
+  <w:style w:type="paragraph" w:styleId="691">
     <w:name w:val="Intense Quote"/>
-    <w:basedOn w:val="825"/>
-    <w:next w:val="825"/>
-    <w:link w:val="678"/>
+    <w:basedOn w:val="839"/>
+    <w:next w:val="839"/>
+    <w:link w:val="692"/>
     <w:uiPriority w:val="30"/>
     <w:qFormat/>
     <w:pPr>
@@ -9988,18 +11007,18 @@
       <w:i/>
     </w:rPr>
   </w:style>
-  <w:style w:type="character" w:styleId="678">
+  <w:style w:type="character" w:styleId="692">
     <w:name w:val="Intense Quote Char"/>
-    <w:link w:val="677"/>
+    <w:link w:val="691"/>
     <w:uiPriority w:val="30"/>
     <w:rPr>
       <w:i/>
     </w:rPr>
   </w:style>
-  <w:style w:type="paragraph" w:styleId="679">
+  <w:style w:type="paragraph" w:styleId="693">
     <w:name w:val="Header"/>
-    <w:basedOn w:val="825"/>
-    <w:link w:val="680"/>
+    <w:basedOn w:val="839"/>
+    <w:link w:val="694"/>
     <w:uiPriority w:val="99"/>
     <w:unhideWhenUsed/>
     <w:pPr>
@@ -10010,15 +11029,15 @@
       </w:tabs>
     </w:pPr>
   </w:style>
-  <w:style w:type="character" w:styleId="680">
+  <w:style w:type="character" w:styleId="694">
     <w:name w:val="Header Char"/>
-    <w:link w:val="679"/>
+    <w:link w:val="693"/>
     <w:uiPriority w:val="99"/>
   </w:style>
-  <w:style w:type="paragraph" w:styleId="681">
+  <w:style w:type="paragraph" w:styleId="695">
     <w:name w:val="Footer"/>
-    <w:basedOn w:val="825"/>
-    <w:link w:val="683"/>
+    <w:basedOn w:val="839"/>
+    <w:link w:val="697"/>
     <w:uiPriority w:val="99"/>
     <w:unhideWhenUsed/>
     <w:pPr>
@@ -10029,18 +11048,18 @@
       </w:tabs>
     </w:pPr>
   </w:style>
-  <w:style w:type="character" w:styleId="682">
+  <w:style w:type="character" w:styleId="696">
     <w:name w:val="Footer Char"/>
-    <w:link w:val="681"/>
+    <w:link w:val="695"/>
     <w:uiPriority w:val="99"/>
   </w:style>
-  <w:style w:type="character" w:styleId="683">
+  <w:style w:type="character" w:styleId="697">
     <w:name w:val="Caption Char"/>
-    <w:basedOn w:val="836"/>
-    <w:link w:val="681"/>
+    <w:basedOn w:val="850"/>
+    <w:link w:val="695"/>
     <w:uiPriority w:val="99"/>
   </w:style>
-  <w:style w:type="table" w:styleId="684">
+  <w:style w:type="table" w:styleId="698">
     <w:name w:val="Table Grid"/>
     <w:uiPriority w:val="59"/>
     <w:pPr>
@@ -10064,7 +11083,7 @@
       </w:tblCellMar>
     </w:tblPr>
   </w:style>
-  <w:style w:type="table" w:styleId="685">
+  <w:style w:type="table" w:styleId="699">
     <w:name w:val="Table Grid Light"/>
     <w:uiPriority w:val="59"/>
     <w:pPr>
@@ -10088,7 +11107,7 @@
       </w:tblCellMar>
     </w:tblPr>
   </w:style>
-  <w:style w:type="table" w:styleId="686">
+  <w:style w:type="table" w:styleId="700">
     <w:name w:val="Plain Table 1"/>
     <w:uiPriority w:val="59"/>
     <w:pPr>
@@ -10154,7 +11173,7 @@
       </w:rPr>
     </w:tblStylePr>
   </w:style>
-  <w:style w:type="table" w:styleId="687">
+  <w:style w:type="table" w:styleId="701">
     <w:name w:val="Plain Table 2"/>
     <w:uiPriority w:val="59"/>
     <w:pPr>
@@ -10238,7 +11257,7 @@
       </w:rPr>
     </w:tblStylePr>
   </w:style>
-  <w:style w:type="table" w:styleId="688">
+  <w:style w:type="table" w:styleId="702">
     <w:name w:val="Plain Table 3"/>
     <w:uiPriority w:val="99"/>
     <w:pPr>
@@ -10314,7 +11333,7 @@
       </w:rPr>
     </w:tblStylePr>
   </w:style>
-  <w:style w:type="table" w:styleId="689">
+  <w:style w:type="table" w:styleId="703">
     <w:name w:val="Plain Table 4"/>
     <w:uiPriority w:val="99"/>
     <w:pPr>
@@ -10370,7 +11389,7 @@
       </w:rPr>
     </w:tblStylePr>
   </w:style>
-  <w:style w:type="table" w:styleId="690">
+  <w:style w:type="table" w:styleId="704">
     <w:name w:val="Plain Table 5"/>
     <w:uiPriority w:val="99"/>
     <w:pPr>
@@ -10457,7 +11476,7 @@
       </w:tcPr>
     </w:tblStylePr>
   </w:style>
-  <w:style w:type="table" w:styleId="691">
+  <w:style w:type="table" w:styleId="705">
     <w:name w:val="Grid Table 1 Light"/>
     <w:uiPriority w:val="99"/>
     <w:pPr>
@@ -10521,7 +11540,7 @@
       </w:rPr>
     </w:tblStylePr>
   </w:style>
-  <w:style w:type="table" w:styleId="692">
+  <w:style w:type="table" w:styleId="706">
     <w:name w:val="Grid Table 1 Light - Accent 1"/>
     <w:uiPriority w:val="99"/>
     <w:pPr>
@@ -10585,7 +11604,7 @@
       </w:rPr>
     </w:tblStylePr>
   </w:style>
-  <w:style w:type="table" w:styleId="693">
+  <w:style w:type="table" w:styleId="707">
     <w:name w:val="Grid Table 1 Light - Accent 2"/>
     <w:uiPriority w:val="99"/>
     <w:pPr>
@@ -10649,7 +11668,7 @@
       </w:rPr>
     </w:tblStylePr>
   </w:style>
-  <w:style w:type="table" w:styleId="694">
+  <w:style w:type="table" w:styleId="708">
     <w:name w:val="Grid Table 1 Light - Accent 3"/>
     <w:uiPriority w:val="99"/>
     <w:pPr>
@@ -10713,7 +11732,7 @@
       </w:rPr>
     </w:tblStylePr>
   </w:style>
-  <w:style w:type="table" w:styleId="695">
+  <w:style w:type="table" w:styleId="709">
     <w:name w:val="Grid Table 1 Light - Accent 4"/>
     <w:uiPriority w:val="99"/>
     <w:pPr>
@@ -10777,7 +11796,7 @@
       </w:rPr>
     </w:tblStylePr>
   </w:style>
-  <w:style w:type="table" w:styleId="696">
+  <w:style w:type="table" w:styleId="710">
     <w:name w:val="Grid Table 1 Light - Accent 5"/>
     <w:uiPriority w:val="99"/>
     <w:pPr>
@@ -10841,7 +11860,7 @@
       </w:rPr>
     </w:tblStylePr>
   </w:style>
-  <w:style w:type="table" w:styleId="697">
+  <w:style w:type="table" w:styleId="711">
     <w:name w:val="Grid Table 1 Light - Accent 6"/>
     <w:uiPriority w:val="99"/>
     <w:pPr>
@@ -10905,7 +11924,7 @@
       </w:rPr>
     </w:tblStylePr>
   </w:style>
-  <w:style w:type="table" w:styleId="698">
+  <w:style w:type="table" w:styleId="712">
     <w:name w:val="Grid Table 2"/>
     <w:uiPriority w:val="99"/>
     <w:pPr>
@@ -10984,7 +12003,7 @@
       </w:tcPr>
     </w:tblStylePr>
   </w:style>
-  <w:style w:type="table" w:styleId="699">
+  <w:style w:type="table" w:styleId="713">
     <w:name w:val="Grid Table 2 - Accent 1"/>
     <w:uiPriority w:val="99"/>
     <w:pPr>
@@ -11063,7 +12082,7 @@
       </w:tcPr>
     </w:tblStylePr>
   </w:style>
-  <w:style w:type="table" w:styleId="700">
+  <w:style w:type="table" w:styleId="714">
     <w:name w:val="Grid Table 2 - Accent 2"/>
     <w:uiPriority w:val="99"/>
     <w:pPr>
@@ -11142,7 +12161,7 @@
       </w:tcPr>
     </w:tblStylePr>
   </w:style>
-  <w:style w:type="table" w:styleId="701">
+  <w:style w:type="table" w:styleId="715">
     <w:name w:val="Grid Table 2 - Accent 3"/>
     <w:uiPriority w:val="99"/>
     <w:pPr>
@@ -11221,7 +12240,7 @@
       </w:tcPr>
     </w:tblStylePr>
   </w:style>
-  <w:style w:type="table" w:styleId="702">
+  <w:style w:type="table" w:styleId="716">
     <w:name w:val="Grid Table 2 - Accent 4"/>
     <w:uiPriority w:val="99"/>
     <w:pPr>
@@ -11300,7 +12319,7 @@
       </w:tcPr>
     </w:tblStylePr>
   </w:style>
-  <w:style w:type="table" w:styleId="703">
+  <w:style w:type="table" w:styleId="717">
     <w:name w:val="Grid Table 2 - Accent 5"/>
     <w:uiPriority w:val="99"/>
     <w:pPr>
@@ -11379,7 +12398,7 @@
       </w:tcPr>
     </w:tblStylePr>
   </w:style>
-  <w:style w:type="table" w:styleId="704">
+  <w:style w:type="table" w:styleId="718">
     <w:name w:val="Grid Table 2 - Accent 6"/>
     <w:uiPriority w:val="99"/>
     <w:pPr>
@@ -11458,7 +12477,7 @@
       </w:tcPr>
     </w:tblStylePr>
   </w:style>
-  <w:style w:type="table" w:styleId="705">
+  <w:style w:type="table" w:styleId="719">
     <w:name w:val="Grid Table 3"/>
     <w:uiPriority w:val="99"/>
     <w:pPr>
@@ -11558,7 +12577,7 @@
       </w:tcPr>
     </w:tblStylePr>
   </w:style>
-  <w:style w:type="table" w:styleId="706">
+  <w:style w:type="table" w:styleId="720">
     <w:name w:val="Grid Table 3 - Accent 1"/>
     <w:uiPriority w:val="99"/>
     <w:pPr>
@@ -11658,7 +12677,7 @@
       </w:tcPr>
     </w:tblStylePr>
   </w:style>
-  <w:style w:type="table" w:styleId="707">
+  <w:style w:type="table" w:styleId="721">
     <w:name w:val="Grid Table 3 - Accent 2"/>
     <w:uiPriority w:val="99"/>
     <w:pPr>
@@ -11758,7 +12777,7 @@
       </w:tcPr>
     </w:tblStylePr>
   </w:style>
-  <w:style w:type="table" w:styleId="708">
+  <w:style w:type="table" w:styleId="722">
     <w:name w:val="Grid Table 3 - Accent 3"/>
     <w:uiPriority w:val="99"/>
     <w:pPr>
@@ -11858,7 +12877,7 @@
       </w:tcPr>
     </w:tblStylePr>
   </w:style>
-  <w:style w:type="table" w:styleId="709">
+  <w:style w:type="table" w:styleId="723">
     <w:name w:val="Grid Table 3 - Accent 4"/>
     <w:uiPriority w:val="99"/>
     <w:pPr>
@@ -11958,7 +12977,7 @@
       </w:tcPr>
     </w:tblStylePr>
   </w:style>
-  <w:style w:type="table" w:styleId="710">
+  <w:style w:type="table" w:styleId="724">
     <w:name w:val="Grid Table 3 - Accent 5"/>
     <w:uiPriority w:val="99"/>
     <w:pPr>
@@ -12058,7 +13077,7 @@
       </w:tcPr>
     </w:tblStylePr>
   </w:style>
-  <w:style w:type="table" w:styleId="711">
+  <w:style w:type="table" w:styleId="725">
     <w:name w:val="Grid Table 3 - Accent 6"/>
     <w:uiPriority w:val="99"/>
     <w:pPr>
@@ -12158,7 +13177,7 @@
       </w:tcPr>
     </w:tblStylePr>
   </w:style>
-  <w:style w:type="table" w:styleId="712">
+  <w:style w:type="table" w:styleId="726">
     <w:name w:val="Grid Table 4"/>
     <w:uiPriority w:val="59"/>
     <w:pPr>
@@ -12238,7 +13257,7 @@
       </w:tcPr>
     </w:tblStylePr>
   </w:style>
-  <w:style w:type="table" w:styleId="713">
+  <w:style w:type="table" w:styleId="727">
     <w:name w:val="Grid Table 4 - Accent 1"/>
     <w:uiPriority w:val="59"/>
     <w:pPr>
@@ -12318,7 +13337,7 @@
       </w:tcPr>
     </w:tblStylePr>
   </w:style>
-  <w:style w:type="table" w:styleId="714">
+  <w:style w:type="table" w:styleId="728">
     <w:name w:val="Grid Table 4 - Accent 2"/>
     <w:uiPriority w:val="59"/>
     <w:pPr>
@@ -12398,7 +13417,7 @@
       </w:tcPr>
     </w:tblStylePr>
   </w:style>
-  <w:style w:type="table" w:styleId="715">
+  <w:style w:type="table" w:styleId="729">
     <w:name w:val="Grid Table 4 - Accent 3"/>
     <w:uiPriority w:val="59"/>
     <w:pPr>
@@ -12478,7 +13497,7 @@
       </w:tcPr>
     </w:tblStylePr>
   </w:style>
-  <w:style w:type="table" w:styleId="716">
+  <w:style w:type="table" w:styleId="730">
     <w:name w:val="Grid Table 4 - Accent 4"/>
     <w:uiPriority w:val="59"/>
     <w:pPr>
@@ -12558,7 +13577,7 @@
       </w:tcPr>
     </w:tblStylePr>
   </w:style>
-  <w:style w:type="table" w:styleId="717">
+  <w:style w:type="table" w:styleId="731">
     <w:name w:val="Grid Table 4 - Accent 5"/>
     <w:uiPriority w:val="59"/>
     <w:pPr>
@@ -12638,7 +13657,7 @@
       </w:tcPr>
     </w:tblStylePr>
   </w:style>
-  <w:style w:type="table" w:styleId="718">
+  <w:style w:type="table" w:styleId="732">
     <w:name w:val="Grid Table 4 - Accent 6"/>
     <w:uiPriority w:val="59"/>
     <w:pPr>
@@ -12718,7 +13737,7 @@
       </w:tcPr>
     </w:tblStylePr>
   </w:style>
-  <w:style w:type="table" w:styleId="719">
+  <w:style w:type="table" w:styleId="733">
     <w:name w:val="Grid Table 5 Dark"/>
     <w:uiPriority w:val="99"/>
     <w:pPr>
@@ -12796,7 +13815,7 @@
       </w:tcPr>
     </w:tblStylePr>
   </w:style>
-  <w:style w:type="table" w:styleId="720">
+  <w:style w:type="table" w:styleId="734">
     <w:name w:val="Grid Table 5 Dark- Accent 1"/>
     <w:uiPriority w:val="99"/>
     <w:pPr>
@@ -12874,7 +13893,7 @@
       </w:tcPr>
     </w:tblStylePr>
   </w:style>
-  <w:style w:type="table" w:styleId="721">
+  <w:style w:type="table" w:styleId="735">
     <w:name w:val="Grid Table 5 Dark - Accent 2"/>
     <w:uiPriority w:val="99"/>
     <w:pPr>
@@ -12952,7 +13971,7 @@
       </w:tcPr>
     </w:tblStylePr>
   </w:style>
-  <w:style w:type="table" w:styleId="722">
+  <w:style w:type="table" w:styleId="736">
     <w:name w:val="Grid Table 5 Dark - Accent 3"/>
     <w:uiPriority w:val="99"/>
     <w:pPr>
@@ -13030,7 +14049,7 @@
       </w:tcPr>
     </w:tblStylePr>
   </w:style>
-  <w:style w:type="table" w:styleId="723">
+  <w:style w:type="table" w:styleId="737">
     <w:name w:val="Grid Table 5 Dark- Accent 4"/>
     <w:uiPriority w:val="99"/>
     <w:pPr>
@@ -13108,7 +14127,7 @@
       </w:tcPr>
     </w:tblStylePr>
   </w:style>
-  <w:style w:type="table" w:styleId="724">
+  <w:style w:type="table" w:styleId="738">
     <w:name w:val="Grid Table 5 Dark - Accent 5"/>
     <w:uiPriority w:val="99"/>
     <w:pPr>
@@ -13186,7 +14205,7 @@
       </w:tcPr>
     </w:tblStylePr>
   </w:style>
-  <w:style w:type="table" w:styleId="725">
+  <w:style w:type="table" w:styleId="739">
     <w:name w:val="Grid Table 5 Dark - Accent 6"/>
     <w:uiPriority w:val="99"/>
     <w:pPr>
@@ -13264,7 +14283,7 @@
       </w:tcPr>
     </w:tblStylePr>
   </w:style>
-  <w:style w:type="table" w:styleId="726">
+  <w:style w:type="table" w:styleId="740">
     <w:name w:val="Grid Table 6 Colorful"/>
     <w:uiPriority w:val="99"/>
     <w:pPr>
@@ -13342,7 +14361,7 @@
       </w:rPr>
     </w:tblStylePr>
   </w:style>
-  <w:style w:type="table" w:styleId="727">
+  <w:style w:type="table" w:styleId="741">
     <w:name w:val="Grid Table 6 Colorful - Accent 1"/>
     <w:uiPriority w:val="99"/>
     <w:pPr>
@@ -13420,7 +14439,7 @@
       </w:rPr>
     </w:tblStylePr>
   </w:style>
-  <w:style w:type="table" w:styleId="728">
+  <w:style w:type="table" w:styleId="742">
     <w:name w:val="Grid Table 6 Colorful - Accent 2"/>
     <w:uiPriority w:val="99"/>
     <w:pPr>
@@ -13498,7 +14517,7 @@
       </w:rPr>
     </w:tblStylePr>
   </w:style>
-  <w:style w:type="table" w:styleId="729">
+  <w:style w:type="table" w:styleId="743">
     <w:name w:val="Grid Table 6 Colorful - Accent 3"/>
     <w:uiPriority w:val="99"/>
     <w:pPr>
@@ -13576,7 +14595,7 @@
       </w:rPr>
     </w:tblStylePr>
   </w:style>
-  <w:style w:type="table" w:styleId="730">
+  <w:style w:type="table" w:styleId="744">
     <w:name w:val="Grid Table 6 Colorful - Accent 4"/>
     <w:uiPriority w:val="99"/>
     <w:pPr>
@@ -13654,7 +14673,7 @@
       </w:rPr>
     </w:tblStylePr>
   </w:style>
-  <w:style w:type="table" w:styleId="731">
+  <w:style w:type="table" w:styleId="745">
     <w:name w:val="Grid Table 6 Colorful - Accent 5"/>
     <w:uiPriority w:val="99"/>
     <w:pPr>
@@ -13732,7 +14751,7 @@
       </w:rPr>
     </w:tblStylePr>
   </w:style>
-  <w:style w:type="table" w:styleId="732">
+  <w:style w:type="table" w:styleId="746">
     <w:name w:val="Grid Table 6 Colorful - Accent 6"/>
     <w:uiPriority w:val="99"/>
     <w:pPr>
@@ -13810,7 +14829,7 @@
       </w:rPr>
     </w:tblStylePr>
   </w:style>
-  <w:style w:type="table" w:styleId="733">
+  <w:style w:type="table" w:styleId="747">
     <w:name w:val="Grid Table 7 Colorful"/>
     <w:uiPriority w:val="99"/>
     <w:pPr>
@@ -13921,7 +14940,7 @@
       </w:tcPr>
     </w:tblStylePr>
   </w:style>
-  <w:style w:type="table" w:styleId="734">
+  <w:style w:type="table" w:styleId="748">
     <w:name w:val="Grid Table 7 Colorful - Accent 1"/>
     <w:uiPriority w:val="99"/>
     <w:pPr>
@@ -14032,7 +15051,7 @@
       </w:tcPr>
     </w:tblStylePr>
   </w:style>
-  <w:style w:type="table" w:styleId="735">
+  <w:style w:type="table" w:styleId="749">
     <w:name w:val="Grid Table 7 Colorful - Accent 2"/>
     <w:uiPriority w:val="99"/>
     <w:pPr>
@@ -14143,7 +15162,7 @@
       </w:tcPr>
     </w:tblStylePr>
   </w:style>
-  <w:style w:type="table" w:styleId="736">
+  <w:style w:type="table" w:styleId="750">
     <w:name w:val="Grid Table 7 Colorful - Accent 3"/>
     <w:uiPriority w:val="99"/>
     <w:pPr>
@@ -14254,7 +15273,7 @@
       </w:tcPr>
     </w:tblStylePr>
   </w:style>
-  <w:style w:type="table" w:styleId="737">
+  <w:style w:type="table" w:styleId="751">
     <w:name w:val="Grid Table 7 Colorful - Accent 4"/>
     <w:uiPriority w:val="99"/>
     <w:pPr>
@@ -14365,7 +15384,7 @@
       </w:tcPr>
     </w:tblStylePr>
   </w:style>
-  <w:style w:type="table" w:styleId="738">
+  <w:style w:type="table" w:styleId="752">
     <w:name w:val="Grid Table 7 Colorful - Accent 5"/>
     <w:uiPriority w:val="99"/>
     <w:pPr>
@@ -14476,7 +15495,7 @@
       </w:tcPr>
     </w:tblStylePr>
   </w:style>
-  <w:style w:type="table" w:styleId="739">
+  <w:style w:type="table" w:styleId="753">
     <w:name w:val="Grid Table 7 Colorful - Accent 6"/>
     <w:uiPriority w:val="99"/>
     <w:pPr>
@@ -14587,7 +15606,7 @@
       </w:tcPr>
     </w:tblStylePr>
   </w:style>
-  <w:style w:type="table" w:styleId="740">
+  <w:style w:type="table" w:styleId="754">
     <w:name w:val="List Table 1 Light"/>
     <w:uiPriority w:val="99"/>
     <w:pPr>
@@ -14649,7 +15668,7 @@
       </w:tcPr>
     </w:tblStylePr>
   </w:style>
-  <w:style w:type="table" w:styleId="741">
+  <w:style w:type="table" w:styleId="755">
     <w:name w:val="List Table 1 Light - Accent 1"/>
     <w:uiPriority w:val="99"/>
     <w:pPr>
@@ -14711,7 +15730,7 @@
       </w:tcPr>
     </w:tblStylePr>
   </w:style>
-  <w:style w:type="table" w:styleId="742">
+  <w:style w:type="table" w:styleId="756">
     <w:name w:val="List Table 1 Light - Accent 2"/>
     <w:uiPriority w:val="99"/>
     <w:pPr>
@@ -14773,7 +15792,7 @@
       </w:tcPr>
     </w:tblStylePr>
   </w:style>
-  <w:style w:type="table" w:styleId="743">
+  <w:style w:type="table" w:styleId="757">
     <w:name w:val="List Table 1 Light - Accent 3"/>
     <w:uiPriority w:val="99"/>
     <w:pPr>
@@ -14835,7 +15854,7 @@
       </w:tcPr>
     </w:tblStylePr>
   </w:style>
-  <w:style w:type="table" w:styleId="744">
+  <w:style w:type="table" w:styleId="758">
     <w:name w:val="List Table 1 Light - Accent 4"/>
     <w:uiPriority w:val="99"/>
     <w:pPr>
@@ -14897,7 +15916,7 @@
       </w:tcPr>
     </w:tblStylePr>
   </w:style>
-  <w:style w:type="table" w:styleId="745">
+  <w:style w:type="table" w:styleId="759">
     <w:name w:val="List Table 1 Light - Accent 5"/>
     <w:uiPriority w:val="99"/>
     <w:pPr>
@@ -14959,7 +15978,7 @@
       </w:tcPr>
     </w:tblStylePr>
   </w:style>
-  <w:style w:type="table" w:styleId="746">
+  <w:style w:type="table" w:styleId="760">
     <w:name w:val="List Table 1 Light - Accent 6"/>
     <w:uiPriority w:val="99"/>
     <w:pPr>
@@ -15021,7 +16040,7 @@
       </w:tcPr>
     </w:tblStylePr>
   </w:style>
-  <w:style w:type="table" w:styleId="747">
+  <w:style w:type="table" w:styleId="761">
     <w:name w:val="List Table 2"/>
     <w:uiPriority w:val="99"/>
     <w:pPr>
@@ -15106,7 +16125,7 @@
       </w:tcPr>
     </w:tblStylePr>
   </w:style>
-  <w:style w:type="table" w:styleId="748">
+  <w:style w:type="table" w:styleId="762">
     <w:name w:val="List Table 2 - Accent 1"/>
     <w:uiPriority w:val="99"/>
     <w:pPr>
@@ -15191,7 +16210,7 @@
       </w:tcPr>
     </w:tblStylePr>
   </w:style>
-  <w:style w:type="table" w:styleId="749">
+  <w:style w:type="table" w:styleId="763">
     <w:name w:val="List Table 2 - Accent 2"/>
     <w:uiPriority w:val="99"/>
     <w:pPr>
@@ -15276,7 +16295,7 @@
       </w:tcPr>
     </w:tblStylePr>
   </w:style>
-  <w:style w:type="table" w:styleId="750">
+  <w:style w:type="table" w:styleId="764">
     <w:name w:val="List Table 2 - Accent 3"/>
     <w:uiPriority w:val="99"/>
     <w:pPr>
@@ -15361,7 +16380,7 @@
       </w:tcPr>
     </w:tblStylePr>
   </w:style>
-  <w:style w:type="table" w:styleId="751">
+  <w:style w:type="table" w:styleId="765">
     <w:name w:val="List Table 2 - Accent 4"/>
     <w:uiPriority w:val="99"/>
     <w:pPr>
@@ -15446,7 +16465,7 @@
       </w:tcPr>
     </w:tblStylePr>
   </w:style>
-  <w:style w:type="table" w:styleId="752">
+  <w:style w:type="table" w:styleId="766">
     <w:name w:val="List Table 2 - Accent 5"/>
     <w:uiPriority w:val="99"/>
     <w:pPr>
@@ -15531,7 +16550,7 @@
       </w:tcPr>
     </w:tblStylePr>
   </w:style>
-  <w:style w:type="table" w:styleId="753">
+  <w:style w:type="table" w:styleId="767">
     <w:name w:val="List Table 2 - Accent 6"/>
     <w:uiPriority w:val="99"/>
     <w:pPr>
@@ -15616,7 +16635,7 @@
       </w:tcPr>
     </w:tblStylePr>
   </w:style>
-  <w:style w:type="table" w:styleId="754">
+  <w:style w:type="table" w:styleId="768">
     <w:name w:val="List Table 3"/>
     <w:uiPriority w:val="99"/>
     <w:pPr>
@@ -15689,7 +16708,7 @@
       </w:rPr>
     </w:tblStylePr>
   </w:style>
-  <w:style w:type="table" w:styleId="755">
+  <w:style w:type="table" w:styleId="769">
     <w:name w:val="List Table 3 - Accent 1"/>
     <w:uiPriority w:val="99"/>
     <w:pPr>
@@ -15762,7 +16781,7 @@
       </w:rPr>
     </w:tblStylePr>
   </w:style>
-  <w:style w:type="table" w:styleId="756">
+  <w:style w:type="table" w:styleId="770">
     <w:name w:val="List Table 3 - Accent 2"/>
     <w:uiPriority w:val="99"/>
     <w:pPr>
@@ -15835,7 +16854,7 @@
       </w:rPr>
     </w:tblStylePr>
   </w:style>
-  <w:style w:type="table" w:styleId="757">
+  <w:style w:type="table" w:styleId="771">
     <w:name w:val="List Table 3 - Accent 3"/>
     <w:uiPriority w:val="99"/>
     <w:pPr>
@@ -15908,7 +16927,7 @@
       </w:rPr>
     </w:tblStylePr>
   </w:style>
-  <w:style w:type="table" w:styleId="758">
+  <w:style w:type="table" w:styleId="772">
     <w:name w:val="List Table 3 - Accent 4"/>
     <w:uiPriority w:val="99"/>
     <w:pPr>
@@ -15981,7 +17000,7 @@
       </w:rPr>
     </w:tblStylePr>
   </w:style>
-  <w:style w:type="table" w:styleId="759">
+  <w:style w:type="table" w:styleId="773">
     <w:name w:val="List Table 3 - Accent 5"/>
     <w:uiPriority w:val="99"/>
     <w:pPr>
@@ -16054,7 +17073,7 @@
       </w:rPr>
     </w:tblStylePr>
   </w:style>
-  <w:style w:type="table" w:styleId="760">
+  <w:style w:type="table" w:styleId="774">
     <w:name w:val="List Table 3 - Accent 6"/>
     <w:uiPriority w:val="99"/>
     <w:pPr>
@@ -16127,7 +17146,7 @@
       </w:rPr>
     </w:tblStylePr>
   </w:style>
-  <w:style w:type="table" w:styleId="761">
+  <w:style w:type="table" w:styleId="775">
     <w:name w:val="List Table 4"/>
     <w:uiPriority w:val="99"/>
     <w:pPr>
@@ -16195,7 +17214,7 @@
       </w:rPr>
     </w:tblStylePr>
   </w:style>
-  <w:style w:type="table" w:styleId="762">
+  <w:style w:type="table" w:styleId="776">
     <w:name w:val="List Table 4 - Accent 1"/>
     <w:uiPriority w:val="99"/>
     <w:pPr>
@@ -16263,7 +17282,7 @@
       </w:rPr>
     </w:tblStylePr>
   </w:style>
-  <w:style w:type="table" w:styleId="763">
+  <w:style w:type="table" w:styleId="777">
     <w:name w:val="List Table 4 - Accent 2"/>
     <w:uiPriority w:val="99"/>
     <w:pPr>
@@ -16331,7 +17350,7 @@
       </w:rPr>
     </w:tblStylePr>
   </w:style>
-  <w:style w:type="table" w:styleId="764">
+  <w:style w:type="table" w:styleId="778">
     <w:name w:val="List Table 4 - Accent 3"/>
     <w:uiPriority w:val="99"/>
     <w:pPr>
@@ -16399,7 +17418,7 @@
       </w:rPr>
     </w:tblStylePr>
   </w:style>
-  <w:style w:type="table" w:styleId="765">
+  <w:style w:type="table" w:styleId="779">
     <w:name w:val="List Table 4 - Accent 4"/>
     <w:uiPriority w:val="99"/>
     <w:pPr>
@@ -16467,7 +17486,7 @@
       </w:rPr>
     </w:tblStylePr>
   </w:style>
-  <w:style w:type="table" w:styleId="766">
+  <w:style w:type="table" w:styleId="780">
     <w:name w:val="List Table 4 - Accent 5"/>
     <w:uiPriority w:val="99"/>
     <w:pPr>
@@ -16535,7 +17554,7 @@
       </w:rPr>
     </w:tblStylePr>
   </w:style>
-  <w:style w:type="table" w:styleId="767">
+  <w:style w:type="table" w:styleId="781">
     <w:name w:val="List Table 4 - Accent 6"/>
     <w:uiPriority w:val="99"/>
     <w:pPr>
@@ -16603,7 +17622,7 @@
       </w:rPr>
     </w:tblStylePr>
   </w:style>
-  <w:style w:type="table" w:styleId="768">
+  <w:style w:type="table" w:styleId="782">
     <w:name w:val="List Table 5 Dark"/>
     <w:uiPriority w:val="99"/>
     <w:pPr>
@@ -16709,7 +17728,7 @@
       </w:rPr>
     </w:tblStylePr>
   </w:style>
-  <w:style w:type="table" w:styleId="769">
+  <w:style w:type="table" w:styleId="783">
     <w:name w:val="List Table 5 Dark - Accent 1"/>
     <w:uiPriority w:val="99"/>
     <w:pPr>
@@ -16815,7 +17834,7 @@
       </w:rPr>
     </w:tblStylePr>
   </w:style>
-  <w:style w:type="table" w:styleId="770">
+  <w:style w:type="table" w:styleId="784">
     <w:name w:val="List Table 5 Dark - Accent 2"/>
     <w:uiPriority w:val="99"/>
     <w:pPr>
@@ -16921,7 +17940,7 @@
       </w:rPr>
     </w:tblStylePr>
   </w:style>
-  <w:style w:type="table" w:styleId="771">
+  <w:style w:type="table" w:styleId="785">
     <w:name w:val="List Table 5 Dark - Accent 3"/>
     <w:uiPriority w:val="99"/>
     <w:pPr>
@@ -17027,7 +18046,7 @@
       </w:rPr>
     </w:tblStylePr>
   </w:style>
-  <w:style w:type="table" w:styleId="772">
+  <w:style w:type="table" w:styleId="786">
     <w:name w:val="List Table 5 Dark - Accent 4"/>
     <w:uiPriority w:val="99"/>
     <w:pPr>
@@ -17133,7 +18152,7 @@
       </w:rPr>
     </w:tblStylePr>
   </w:style>
-  <w:style w:type="table" w:styleId="773">
+  <w:style w:type="table" w:styleId="787">
     <w:name w:val="List Table 5 Dark - Accent 5"/>
     <w:uiPriority w:val="99"/>
     <w:pPr>
@@ -17239,7 +18258,7 @@
       </w:rPr>
     </w:tblStylePr>
   </w:style>
-  <w:style w:type="table" w:styleId="774">
+  <w:style w:type="table" w:styleId="788">
     <w:name w:val="List Table 5 Dark - Accent 6"/>
     <w:uiPriority w:val="99"/>
     <w:pPr>
@@ -17345,7 +18364,7 @@
       </w:rPr>
     </w:tblStylePr>
   </w:style>
-  <w:style w:type="table" w:styleId="775">
+  <w:style w:type="table" w:styleId="789">
     <w:name w:val="List Table 6 Colorful"/>
     <w:uiPriority w:val="99"/>
     <w:pPr>
@@ -17417,7 +18436,7 @@
       </w:tcPr>
     </w:tblStylePr>
   </w:style>
-  <w:style w:type="table" w:styleId="776">
+  <w:style w:type="table" w:styleId="790">
     <w:name w:val="List Table 6 Colorful - Accent 1"/>
     <w:uiPriority w:val="99"/>
     <w:pPr>
@@ -17489,7 +18508,7 @@
       </w:tcPr>
     </w:tblStylePr>
   </w:style>
-  <w:style w:type="table" w:styleId="777">
+  <w:style w:type="table" w:styleId="791">
     <w:name w:val="List Table 6 Colorful - Accent 2"/>
     <w:uiPriority w:val="99"/>
     <w:pPr>
@@ -17561,7 +18580,7 @@
       </w:tcPr>
     </w:tblStylePr>
   </w:style>
-  <w:style w:type="table" w:styleId="778">
+  <w:style w:type="table" w:styleId="792">
     <w:name w:val="List Table 6 Colorful - Accent 3"/>
     <w:uiPriority w:val="99"/>
     <w:pPr>
@@ -17633,7 +18652,7 @@
       </w:tcPr>
     </w:tblStylePr>
   </w:style>
-  <w:style w:type="table" w:styleId="779">
+  <w:style w:type="table" w:styleId="793">
     <w:name w:val="List Table 6 Colorful - Accent 4"/>
     <w:uiPriority w:val="99"/>
     <w:pPr>
@@ -17705,7 +18724,7 @@
       </w:tcPr>
     </w:tblStylePr>
   </w:style>
-  <w:style w:type="table" w:styleId="780">
+  <w:style w:type="table" w:styleId="794">
     <w:name w:val="List Table 6 Colorful - Accent 5"/>
     <w:uiPriority w:val="99"/>
     <w:pPr>
@@ -17777,7 +18796,7 @@
       </w:tcPr>
     </w:tblStylePr>
   </w:style>
-  <w:style w:type="table" w:styleId="781">
+  <w:style w:type="table" w:styleId="795">
     <w:name w:val="List Table 6 Colorful - Accent 6"/>
     <w:uiPriority w:val="99"/>
     <w:pPr>
@@ -17849,7 +18868,7 @@
       </w:tcPr>
     </w:tblStylePr>
   </w:style>
-  <w:style w:type="table" w:styleId="782">
+  <w:style w:type="table" w:styleId="796">
     <w:name w:val="List Table 7 Colorful"/>
     <w:uiPriority w:val="99"/>
     <w:pPr>
@@ -17964,7 +18983,7 @@
       </w:rPr>
     </w:tblStylePr>
   </w:style>
-  <w:style w:type="table" w:styleId="783">
+  <w:style w:type="table" w:styleId="797">
     <w:name w:val="List Table 7 Colorful - Accent 1"/>
     <w:uiPriority w:val="99"/>
     <w:pPr>
@@ -18079,7 +19098,7 @@
       </w:rPr>
     </w:tblStylePr>
   </w:style>
-  <w:style w:type="table" w:styleId="784">
+  <w:style w:type="table" w:styleId="798">
     <w:name w:val="List Table 7 Colorful - Accent 2"/>
     <w:uiPriority w:val="99"/>
     <w:pPr>
@@ -18194,7 +19213,7 @@
       </w:rPr>
     </w:tblStylePr>
   </w:style>
-  <w:style w:type="table" w:styleId="785">
+  <w:style w:type="table" w:styleId="799">
     <w:name w:val="List Table 7 Colorful - Accent 3"/>
     <w:uiPriority w:val="99"/>
     <w:pPr>
@@ -18309,7 +19328,7 @@
       </w:rPr>
     </w:tblStylePr>
   </w:style>
-  <w:style w:type="table" w:styleId="786">
+  <w:style w:type="table" w:styleId="800">
     <w:name w:val="List Table 7 Colorful - Accent 4"/>
     <w:uiPriority w:val="99"/>
     <w:pPr>
@@ -18424,7 +19443,7 @@
       </w:rPr>
     </w:tblStylePr>
   </w:style>
-  <w:style w:type="table" w:styleId="787">
+  <w:style w:type="table" w:styleId="801">
     <w:name w:val="List Table 7 Colorful - Accent 5"/>
     <w:uiPriority w:val="99"/>
     <w:pPr>
@@ -18539,7 +19558,7 @@
       </w:rPr>
     </w:tblStylePr>
   </w:style>
-  <w:style w:type="table" w:styleId="788">
+  <w:style w:type="table" w:styleId="802">
     <w:name w:val="List Table 7 Colorful - Accent 6"/>
     <w:uiPriority w:val="99"/>
     <w:pPr>
@@ -18654,7 +19673,7 @@
       </w:rPr>
     </w:tblStylePr>
   </w:style>
-  <w:style w:type="table" w:styleId="789">
+  <w:style w:type="table" w:styleId="803">
     <w:name w:val="Lined - Accent"/>
     <w:uiPriority w:val="99"/>
     <w:pPr>
@@ -18743,7 +19762,7 @@
       </w:tcPr>
     </w:tblStylePr>
   </w:style>
-  <w:style w:type="table" w:styleId="790">
+  <w:style w:type="table" w:styleId="804">
     <w:name w:val="Lined - Accent 1"/>
     <w:uiPriority w:val="99"/>
     <w:pPr>
@@ -18832,7 +19851,7 @@
       </w:tcPr>
     </w:tblStylePr>
   </w:style>
-  <w:style w:type="table" w:styleId="791">
+  <w:style w:type="table" w:styleId="805">
     <w:name w:val="Lined - Accent 2"/>
     <w:uiPriority w:val="99"/>
     <w:pPr>
@@ -18921,7 +19940,7 @@
       </w:tcPr>
     </w:tblStylePr>
   </w:style>
-  <w:style w:type="table" w:styleId="792">
+  <w:style w:type="table" w:styleId="806">
     <w:name w:val="Lined - Accent 3"/>
     <w:uiPriority w:val="99"/>
     <w:pPr>
@@ -19010,7 +20029,7 @@
       </w:tcPr>
     </w:tblStylePr>
   </w:style>
-  <w:style w:type="table" w:styleId="793">
+  <w:style w:type="table" w:styleId="807">
     <w:name w:val="Lined - Accent 4"/>
     <w:uiPriority w:val="99"/>
     <w:pPr>
@@ -19099,7 +20118,7 @@
       </w:tcPr>
     </w:tblStylePr>
   </w:style>
-  <w:style w:type="table" w:styleId="794">
+  <w:style w:type="table" w:styleId="808">
     <w:name w:val="Lined - Accent 5"/>
     <w:uiPriority w:val="99"/>
     <w:pPr>
@@ -19188,7 +20207,7 @@
       </w:tcPr>
     </w:tblStylePr>
   </w:style>
-  <w:style w:type="table" w:styleId="795">
+  <w:style w:type="table" w:styleId="809">
     <w:name w:val="Lined - Accent 6"/>
     <w:uiPriority w:val="99"/>
     <w:pPr>
@@ -19277,7 +20296,7 @@
       </w:tcPr>
     </w:tblStylePr>
   </w:style>
-  <w:style w:type="table" w:styleId="796">
+  <w:style w:type="table" w:styleId="810">
     <w:name w:val="Bordered &amp; Lined - Accent"/>
     <w:uiPriority w:val="99"/>
     <w:pPr>
@@ -19374,7 +20393,7 @@
       </w:tcPr>
     </w:tblStylePr>
   </w:style>
-  <w:style w:type="table" w:styleId="797">
+  <w:style w:type="table" w:styleId="811">
     <w:name w:val="Bordered &amp; Lined - Accent 1"/>
     <w:uiPriority w:val="99"/>
     <w:pPr>
@@ -19471,7 +20490,7 @@
       </w:tcPr>
     </w:tblStylePr>
   </w:style>
-  <w:style w:type="table" w:styleId="798">
+  <w:style w:type="table" w:styleId="812">
     <w:name w:val="Bordered &amp; Lined - Accent 2"/>
     <w:uiPriority w:val="99"/>
     <w:pPr>
@@ -19568,7 +20587,7 @@
       </w:tcPr>
     </w:tblStylePr>
   </w:style>
-  <w:style w:type="table" w:styleId="799">
+  <w:style w:type="table" w:styleId="813">
     <w:name w:val="Bordered &amp; Lined - Accent 3"/>
     <w:uiPriority w:val="99"/>
     <w:pPr>
@@ -19665,7 +20684,7 @@
       </w:tcPr>
     </w:tblStylePr>
   </w:style>
-  <w:style w:type="table" w:styleId="800">
+  <w:style w:type="table" w:styleId="814">
     <w:name w:val="Bordered &amp; Lined - Accent 4"/>
     <w:uiPriority w:val="99"/>
     <w:pPr>
@@ -19762,7 +20781,7 @@
       </w:tcPr>
     </w:tblStylePr>
   </w:style>
-  <w:style w:type="table" w:styleId="801">
+  <w:style w:type="table" w:styleId="815">
     <w:name w:val="Bordered &amp; Lined - Accent 5"/>
     <w:uiPriority w:val="99"/>
     <w:pPr>
@@ -19859,7 +20878,7 @@
       </w:tcPr>
     </w:tblStylePr>
   </w:style>
-  <w:style w:type="table" w:styleId="802">
+  <w:style w:type="table" w:styleId="816">
     <w:name w:val="Bordered &amp; Lined - Accent 6"/>
     <w:uiPriority w:val="99"/>
     <w:pPr>
@@ -19956,7 +20975,7 @@
       </w:tcPr>
     </w:tblStylePr>
   </w:style>
-  <w:style w:type="table" w:styleId="803">
+  <w:style w:type="table" w:styleId="817">
     <w:name w:val="Bordered"/>
     <w:uiPriority w:val="99"/>
     <w:pPr>
@@ -20034,7 +21053,7 @@
       </w:tcPr>
     </w:tblStylePr>
   </w:style>
-  <w:style w:type="table" w:styleId="804">
+  <w:style w:type="table" w:styleId="818">
     <w:name w:val="Bordered - Accent 1"/>
     <w:uiPriority w:val="99"/>
     <w:pPr>
@@ -20112,7 +21131,7 @@
       </w:tcPr>
     </w:tblStylePr>
   </w:style>
-  <w:style w:type="table" w:styleId="805">
+  <w:style w:type="table" w:styleId="819">
     <w:name w:val="Bordered - Accent 2"/>
     <w:uiPriority w:val="99"/>
     <w:pPr>
@@ -20190,7 +21209,7 @@
       </w:tcPr>
     </w:tblStylePr>
   </w:style>
-  <w:style w:type="table" w:styleId="806">
+  <w:style w:type="table" w:styleId="820">
     <w:name w:val="Bordered - Accent 3"/>
     <w:uiPriority w:val="99"/>
     <w:pPr>
@@ -20268,7 +21287,7 @@
       </w:tcPr>
     </w:tblStylePr>
   </w:style>
-  <w:style w:type="table" w:styleId="807">
+  <w:style w:type="table" w:styleId="821">
     <w:name w:val="Bordered - Accent 4"/>
     <w:uiPriority w:val="99"/>
     <w:pPr>
@@ -20346,7 +21365,7 @@
       </w:tcPr>
     </w:tblStylePr>
   </w:style>
-  <w:style w:type="table" w:styleId="808">
+  <w:style w:type="table" w:styleId="822">
     <w:name w:val="Bordered - Accent 5"/>
     <w:uiPriority w:val="99"/>
     <w:pPr>
@@ -20424,7 +21443,7 @@
       </w:tcPr>
     </w:tblStylePr>
   </w:style>
-  <w:style w:type="table" w:styleId="809">
+  <w:style w:type="table" w:styleId="823">
     <w:name w:val="Bordered - Accent 6"/>
     <w:uiPriority w:val="99"/>
     <w:pPr>
@@ -20502,7 +21521,7 @@
       </w:tcPr>
     </w:tblStylePr>
   </w:style>
-  <w:style w:type="character" w:styleId="810">
+  <w:style w:type="character" w:styleId="824">
     <w:name w:val="Hyperlink"/>
     <w:uiPriority w:val="99"/>
     <w:unhideWhenUsed/>
@@ -20511,10 +21530,10 @@
       <w:u w:val="single"/>
     </w:rPr>
   </w:style>
-  <w:style w:type="paragraph" w:styleId="811">
+  <w:style w:type="paragraph" w:styleId="825">
     <w:name w:val="footnote text"/>
-    <w:basedOn w:val="825"/>
-    <w:link w:val="812"/>
+    <w:basedOn w:val="839"/>
+    <w:link w:val="826"/>
     <w:uiPriority w:val="99"/>
     <w:semiHidden/>
     <w:unhideWhenUsed/>
@@ -20525,15 +21544,15 @@
       <w:sz w:val="18"/>
     </w:rPr>
   </w:style>
-  <w:style w:type="character" w:styleId="812">
+  <w:style w:type="character" w:styleId="826">
     <w:name w:val="Footnote Text Char"/>
-    <w:link w:val="811"/>
+    <w:link w:val="825"/>
     <w:uiPriority w:val="99"/>
     <w:rPr>
       <w:sz w:val="18"/>
     </w:rPr>
   </w:style>
-  <w:style w:type="character" w:styleId="813">
+  <w:style w:type="character" w:styleId="827">
     <w:name w:val="footnote reference"/>
     <w:uiPriority w:val="99"/>
     <w:unhideWhenUsed/>
@@ -20541,10 +21560,10 @@
       <w:vertAlign w:val="superscript"/>
     </w:rPr>
   </w:style>
-  <w:style w:type="paragraph" w:styleId="814">
+  <w:style w:type="paragraph" w:styleId="828">
     <w:name w:val="endnote text"/>
-    <w:basedOn w:val="825"/>
-    <w:link w:val="815"/>
+    <w:basedOn w:val="839"/>
+    <w:link w:val="829"/>
     <w:uiPriority w:val="99"/>
     <w:semiHidden/>
     <w:unhideWhenUsed/>
@@ -20555,15 +21574,15 @@
       <w:sz w:val="20"/>
     </w:rPr>
   </w:style>
-  <w:style w:type="character" w:styleId="815">
+  <w:style w:type="character" w:styleId="829">
     <w:name w:val="Endnote Text Char"/>
-    <w:link w:val="814"/>
+    <w:link w:val="828"/>
     <w:uiPriority w:val="99"/>
     <w:rPr>
       <w:sz w:val="20"/>
     </w:rPr>
   </w:style>
-  <w:style w:type="character" w:styleId="816">
+  <w:style w:type="character" w:styleId="830">
     <w:name w:val="endnote reference"/>
     <w:uiPriority w:val="99"/>
     <w:semiHidden/>
@@ -20572,10 +21591,10 @@
       <w:vertAlign w:val="superscript"/>
     </w:rPr>
   </w:style>
-  <w:style w:type="paragraph" w:styleId="817">
+  <w:style w:type="paragraph" w:styleId="831">
     <w:name w:val="toc 4"/>
-    <w:basedOn w:val="825"/>
-    <w:next w:val="825"/>
+    <w:basedOn w:val="839"/>
+    <w:next w:val="839"/>
     <w:uiPriority w:val="39"/>
     <w:unhideWhenUsed/>
     <w:pPr>
@@ -20583,10 +21602,10 @@
       <w:spacing w:after="57"/>
     </w:pPr>
   </w:style>
-  <w:style w:type="paragraph" w:styleId="818">
+  <w:style w:type="paragraph" w:styleId="832">
     <w:name w:val="toc 5"/>
-    <w:basedOn w:val="825"/>
-    <w:next w:val="825"/>
+    <w:basedOn w:val="839"/>
+    <w:next w:val="839"/>
     <w:uiPriority w:val="39"/>
     <w:unhideWhenUsed/>
     <w:pPr>
@@ -20594,10 +21613,10 @@
       <w:spacing w:after="57"/>
     </w:pPr>
   </w:style>
-  <w:style w:type="paragraph" w:styleId="819">
+  <w:style w:type="paragraph" w:styleId="833">
     <w:name w:val="toc 6"/>
-    <w:basedOn w:val="825"/>
-    <w:next w:val="825"/>
+    <w:basedOn w:val="839"/>
+    <w:next w:val="839"/>
     <w:uiPriority w:val="39"/>
     <w:unhideWhenUsed/>
     <w:pPr>
@@ -20605,10 +21624,10 @@
       <w:spacing w:after="57"/>
     </w:pPr>
   </w:style>
-  <w:style w:type="paragraph" w:styleId="820">
+  <w:style w:type="paragraph" w:styleId="834">
     <w:name w:val="toc 7"/>
-    <w:basedOn w:val="825"/>
-    <w:next w:val="825"/>
+    <w:basedOn w:val="839"/>
+    <w:next w:val="839"/>
     <w:uiPriority w:val="39"/>
     <w:unhideWhenUsed/>
     <w:pPr>
@@ -20616,10 +21635,10 @@
       <w:spacing w:after="57"/>
     </w:pPr>
   </w:style>
-  <w:style w:type="paragraph" w:styleId="821">
+  <w:style w:type="paragraph" w:styleId="835">
     <w:name w:val="toc 8"/>
-    <w:basedOn w:val="825"/>
-    <w:next w:val="825"/>
+    <w:basedOn w:val="839"/>
+    <w:next w:val="839"/>
     <w:uiPriority w:val="39"/>
     <w:unhideWhenUsed/>
     <w:pPr>
@@ -20627,10 +21646,10 @@
       <w:spacing w:after="57"/>
     </w:pPr>
   </w:style>
-  <w:style w:type="paragraph" w:styleId="822">
+  <w:style w:type="paragraph" w:styleId="836">
     <w:name w:val="toc 9"/>
-    <w:basedOn w:val="825"/>
-    <w:next w:val="825"/>
+    <w:basedOn w:val="839"/>
+    <w:next w:val="839"/>
     <w:uiPriority w:val="39"/>
     <w:unhideWhenUsed/>
     <w:pPr>
@@ -20638,22 +21657,22 @@
       <w:spacing w:after="57"/>
     </w:pPr>
   </w:style>
-  <w:style w:type="paragraph" w:styleId="823">
+  <w:style w:type="paragraph" w:styleId="837">
     <w:name w:val="TOC Heading"/>
     <w:uiPriority w:val="39"/>
     <w:unhideWhenUsed/>
   </w:style>
-  <w:style w:type="paragraph" w:styleId="824">
+  <w:style w:type="paragraph" w:styleId="838">
     <w:name w:val="table of figures"/>
-    <w:basedOn w:val="825"/>
-    <w:next w:val="825"/>
+    <w:basedOn w:val="839"/>
+    <w:next w:val="839"/>
     <w:uiPriority w:val="99"/>
     <w:unhideWhenUsed/>
     <w:pPr>
       <w:spacing w:after="0" w:afterAutospacing="0"/>
     </w:pPr>
   </w:style>
-  <w:style w:type="paragraph" w:styleId="825" w:default="1">
+  <w:style w:type="paragraph" w:styleId="839" w:default="1">
     <w:name w:val="Normal"/>
     <w:qFormat/>
     <w:pPr>
@@ -20669,10 +21688,10 @@
       <w:lang w:val="it-IT" w:eastAsia="zh-CN" w:bidi="hi-IN"/>
     </w:rPr>
   </w:style>
-  <w:style w:type="paragraph" w:styleId="826">
+  <w:style w:type="paragraph" w:styleId="840">
     <w:name w:val="Heading 1"/>
-    <w:basedOn w:val="833"/>
-    <w:next w:val="834"/>
+    <w:basedOn w:val="847"/>
+    <w:next w:val="848"/>
     <w:qFormat/>
     <w:pPr>
       <w:numPr>
@@ -20689,10 +21708,10 @@
       <w:szCs w:val="36"/>
     </w:rPr>
   </w:style>
-  <w:style w:type="paragraph" w:styleId="827">
+  <w:style w:type="paragraph" w:styleId="841">
     <w:name w:val="Heading 2"/>
-    <w:basedOn w:val="833"/>
-    <w:next w:val="834"/>
+    <w:basedOn w:val="847"/>
+    <w:next w:val="848"/>
     <w:qFormat/>
     <w:pPr>
       <w:numPr>
@@ -20709,10 +21728,10 @@
       <w:szCs w:val="32"/>
     </w:rPr>
   </w:style>
-  <w:style w:type="paragraph" w:styleId="828">
+  <w:style w:type="paragraph" w:styleId="842">
     <w:name w:val="Heading 3"/>
-    <w:basedOn w:val="833"/>
-    <w:next w:val="834"/>
+    <w:basedOn w:val="847"/>
+    <w:next w:val="848"/>
     <w:qFormat/>
     <w:pPr>
       <w:numPr>
@@ -20730,32 +21749,32 @@
       <w:szCs w:val="28"/>
     </w:rPr>
   </w:style>
-  <w:style w:type="character" w:styleId="829">
+  <w:style w:type="character" w:styleId="843">
     <w:name w:val="Caratteri di numerazione"/>
     <w:qFormat/>
   </w:style>
-  <w:style w:type="character" w:styleId="830">
+  <w:style w:type="character" w:styleId="844">
     <w:name w:val="Collegamento Internet"/>
     <w:rPr>
       <w:color w:val="000080"/>
       <w:u w:val="single"/>
     </w:rPr>
   </w:style>
-  <w:style w:type="character" w:styleId="831">
+  <w:style w:type="character" w:styleId="845">
     <w:name w:val="Collegamento Internet visitato"/>
     <w:rPr>
       <w:color w:val="800000"/>
       <w:u w:val="single"/>
     </w:rPr>
   </w:style>
-  <w:style w:type="character" w:styleId="832">
+  <w:style w:type="character" w:styleId="846">
     <w:name w:val="Salto a indice"/>
     <w:qFormat/>
   </w:style>
-  <w:style w:type="paragraph" w:styleId="833">
+  <w:style w:type="paragraph" w:styleId="847">
     <w:name w:val="Titolo"/>
-    <w:basedOn w:val="825"/>
-    <w:next w:val="834"/>
+    <w:basedOn w:val="839"/>
+    <w:next w:val="848"/>
     <w:qFormat/>
     <w:pPr>
       <w:keepNext/>
@@ -20767,9 +21786,9 @@
       <w:szCs w:val="28"/>
     </w:rPr>
   </w:style>
-  <w:style w:type="paragraph" w:styleId="834">
+  <w:style w:type="paragraph" w:styleId="848">
     <w:name w:val="Body Text"/>
-    <w:basedOn w:val="825"/>
+    <w:basedOn w:val="839"/>
     <w:pPr>
       <w:spacing w:before="0" w:after="140" w:line="276" w:lineRule="auto"/>
     </w:pPr>
@@ -20777,16 +21796,16 @@
       <w:rFonts w:ascii="Calibri" w:hAnsi="Calibri"/>
     </w:rPr>
   </w:style>
-  <w:style w:type="paragraph" w:styleId="835">
+  <w:style w:type="paragraph" w:styleId="849">
     <w:name w:val="List"/>
-    <w:basedOn w:val="834"/>
+    <w:basedOn w:val="848"/>
     <w:rPr>
       <w:rFonts w:cs="Arial"/>
     </w:rPr>
   </w:style>
-  <w:style w:type="paragraph" w:styleId="836">
+  <w:style w:type="paragraph" w:styleId="850">
     <w:name w:val="Caption"/>
-    <w:basedOn w:val="825"/>
+    <w:basedOn w:val="839"/>
     <w:qFormat/>
     <w:pPr>
       <w:spacing w:before="120" w:after="120"/>
@@ -20800,9 +21819,9 @@
       <w:szCs w:val="24"/>
     </w:rPr>
   </w:style>
-  <w:style w:type="paragraph" w:styleId="837">
+  <w:style w:type="paragraph" w:styleId="851">
     <w:name w:val="Indice"/>
-    <w:basedOn w:val="825"/>
+    <w:basedOn w:val="839"/>
     <w:qFormat/>
     <w:pPr>
       <w:suppressLineNumbers/>
@@ -20811,17 +21830,17 @@
       <w:rFonts w:cs="Arial"/>
     </w:rPr>
   </w:style>
-  <w:style w:type="paragraph" w:styleId="838">
+  <w:style w:type="paragraph" w:styleId="852">
     <w:name w:val="Contenuto tabella"/>
-    <w:basedOn w:val="825"/>
+    <w:basedOn w:val="839"/>
     <w:qFormat/>
     <w:pPr>
       <w:suppressLineNumbers/>
     </w:pPr>
   </w:style>
-  <w:style w:type="paragraph" w:styleId="839">
+  <w:style w:type="paragraph" w:styleId="853">
     <w:name w:val="Titolo tabella"/>
-    <w:basedOn w:val="838"/>
+    <w:basedOn w:val="852"/>
     <w:qFormat/>
     <w:pPr>
       <w:jc w:val="center"/>
@@ -20832,7 +21851,7 @@
       <w:bCs/>
     </w:rPr>
   </w:style>
-  <w:style w:type="paragraph" w:styleId="840">
+  <w:style w:type="paragraph" w:styleId="854">
     <w:name w:val="LO-normal"/>
     <w:qFormat/>
     <w:pPr>
@@ -20848,9 +21867,9 @@
       <w:lang w:val="en" w:eastAsia="zh-CN" w:bidi="hi-IN"/>
     </w:rPr>
   </w:style>
-  <w:style w:type="paragraph" w:styleId="841">
+  <w:style w:type="paragraph" w:styleId="855">
     <w:name w:val="Index Heading"/>
-    <w:basedOn w:val="833"/>
+    <w:basedOn w:val="847"/>
     <w:pPr>
       <w:ind w:left="0" w:firstLine="0"/>
       <w:suppressLineNumbers/>
@@ -20862,9 +21881,9 @@
       <w:szCs w:val="32"/>
     </w:rPr>
   </w:style>
-  <w:style w:type="paragraph" w:styleId="842">
+  <w:style w:type="paragraph" w:styleId="856">
     <w:name w:val="TOA Heading"/>
-    <w:basedOn w:val="841"/>
+    <w:basedOn w:val="855"/>
     <w:qFormat/>
     <w:pPr>
       <w:ind w:left="0" w:firstLine="0"/>
@@ -20877,9 +21896,9 @@
       <w:szCs w:val="32"/>
     </w:rPr>
   </w:style>
-  <w:style w:type="paragraph" w:styleId="843">
+  <w:style w:type="paragraph" w:styleId="857">
     <w:name w:val="toc 1"/>
-    <w:basedOn w:val="837"/>
+    <w:basedOn w:val="851"/>
     <w:pPr>
       <w:ind w:left="0" w:firstLine="0"/>
       <w:tabs>
@@ -20888,9 +21907,9 @@
       </w:tabs>
     </w:pPr>
   </w:style>
-  <w:style w:type="paragraph" w:styleId="844">
+  <w:style w:type="paragraph" w:styleId="858">
     <w:name w:val="toc 2"/>
-    <w:basedOn w:val="837"/>
+    <w:basedOn w:val="851"/>
     <w:pPr>
       <w:ind w:left="283" w:firstLine="0"/>
       <w:tabs>
@@ -20899,9 +21918,9 @@
       </w:tabs>
     </w:pPr>
   </w:style>
-  <w:style w:type="paragraph" w:styleId="845">
+  <w:style w:type="paragraph" w:styleId="859">
     <w:name w:val="toc 3"/>
-    <w:basedOn w:val="837"/>
+    <w:basedOn w:val="851"/>
     <w:pPr>
       <w:ind w:left="566" w:firstLine="0"/>
       <w:tabs>
@@ -20910,19 +21929,19 @@
       </w:tabs>
     </w:pPr>
   </w:style>
-  <w:style w:type="character" w:styleId="846" w:default="1">
+  <w:style w:type="character" w:styleId="860" w:default="1">
     <w:name w:val="Default Paragraph Font"/>
     <w:uiPriority w:val="1"/>
     <w:semiHidden/>
     <w:unhideWhenUsed/>
   </w:style>
-  <w:style w:type="numbering" w:styleId="847" w:default="1">
+  <w:style w:type="numbering" w:styleId="861" w:default="1">
     <w:name w:val="No List"/>
     <w:uiPriority w:val="99"/>
     <w:semiHidden/>
     <w:unhideWhenUsed/>
   </w:style>
-  <w:style w:type="table" w:styleId="848" w:default="1">
+  <w:style w:type="table" w:styleId="862" w:default="1">
     <w:name w:val="Normal Table"/>
     <w:uiPriority w:val="99"/>
     <w:semiHidden/>
@@ -21219,27 +22238,27 @@
     <w:lsdException w:name="Bibliography" w:uiPriority="37"/>
     <w:lsdException w:name="TOC Heading" w:uiPriority="39" w:qFormat="1"/>
   </w:latentStyles>
-  <w:style w:type="paragraph" w:styleId="1297" w:default="1">
+  <w:style w:type="paragraph" w:styleId="1311" w:default="1">
     <w:name w:val="Normal"/>
     <w:qFormat/>
   </w:style>
-  <w:style w:type="character" w:styleId="1298" w:default="1">
+  <w:style w:type="character" w:styleId="1312" w:default="1">
     <w:name w:val="Default Paragraph Font"/>
     <w:uiPriority w:val="1"/>
     <w:semiHidden/>
     <w:unhideWhenUsed/>
   </w:style>
-  <w:style w:type="numbering" w:styleId="1299" w:default="1">
+  <w:style w:type="numbering" w:styleId="1313" w:default="1">
     <w:name w:val="No List"/>
     <w:uiPriority w:val="99"/>
     <w:semiHidden/>
     <w:unhideWhenUsed/>
   </w:style>
-  <w:style w:type="paragraph" w:styleId="1300">
+  <w:style w:type="paragraph" w:styleId="1314">
     <w:name w:val="Heading 1"/>
-    <w:basedOn w:val="1297"/>
-    <w:next w:val="1297"/>
-    <w:link w:val="1301"/>
+    <w:basedOn w:val="1311"/>
+    <w:next w:val="1311"/>
+    <w:link w:val="1315"/>
     <w:uiPriority w:val="9"/>
     <w:qFormat/>
     <w:pPr>
@@ -21254,10 +22273,10 @@
       <w:szCs w:val="40"/>
     </w:rPr>
   </w:style>
-  <w:style w:type="character" w:styleId="1301">
+  <w:style w:type="character" w:styleId="1315">
     <w:name w:val="Heading 1 Char"/>
-    <w:basedOn w:val="1298"/>
-    <w:link w:val="1300"/>
+    <w:basedOn w:val="1312"/>
+    <w:link w:val="1314"/>
     <w:uiPriority w:val="9"/>
     <w:rPr>
       <w:rFonts w:ascii="Arial" w:hAnsi="Arial" w:eastAsia="Arial" w:cs="Arial"/>
@@ -21265,11 +22284,11 @@
       <w:szCs w:val="40"/>
     </w:rPr>
   </w:style>
-  <w:style w:type="paragraph" w:styleId="1302">
+  <w:style w:type="paragraph" w:styleId="1316">
     <w:name w:val="Heading 2"/>
-    <w:basedOn w:val="1297"/>
-    <w:next w:val="1297"/>
-    <w:link w:val="1303"/>
+    <w:basedOn w:val="1311"/>
+    <w:next w:val="1311"/>
+    <w:link w:val="1317"/>
     <w:uiPriority w:val="9"/>
     <w:unhideWhenUsed/>
     <w:qFormat/>
@@ -21284,21 +22303,21 @@
       <w:sz w:val="34"/>
     </w:rPr>
   </w:style>
-  <w:style w:type="character" w:styleId="1303">
+  <w:style w:type="character" w:styleId="1317">
     <w:name w:val="Heading 2 Char"/>
-    <w:basedOn w:val="1298"/>
-    <w:link w:val="1302"/>
+    <w:basedOn w:val="1312"/>
+    <w:link w:val="1316"/>
     <w:uiPriority w:val="9"/>
     <w:rPr>
       <w:rFonts w:ascii="Arial" w:hAnsi="Arial" w:eastAsia="Arial" w:cs="Arial"/>
       <w:sz w:val="34"/>
     </w:rPr>
   </w:style>
-  <w:style w:type="paragraph" w:styleId="1304">
+  <w:style w:type="paragraph" w:styleId="1318">
     <w:name w:val="Heading 3"/>
-    <w:basedOn w:val="1297"/>
-    <w:next w:val="1297"/>
-    <w:link w:val="1305"/>
+    <w:basedOn w:val="1311"/>
+    <w:next w:val="1311"/>
+    <w:link w:val="1319"/>
     <w:uiPriority w:val="9"/>
     <w:unhideWhenUsed/>
     <w:qFormat/>
@@ -21314,10 +22333,10 @@
       <w:szCs w:val="30"/>
     </w:rPr>
   </w:style>
-  <w:style w:type="character" w:styleId="1305">
+  <w:style w:type="character" w:styleId="1319">
     <w:name w:val="Heading 3 Char"/>
-    <w:basedOn w:val="1298"/>
-    <w:link w:val="1304"/>
+    <w:basedOn w:val="1312"/>
+    <w:link w:val="1318"/>
     <w:uiPriority w:val="9"/>
     <w:rPr>
       <w:rFonts w:ascii="Arial" w:hAnsi="Arial" w:eastAsia="Arial" w:cs="Arial"/>
@@ -21325,11 +22344,11 @@
       <w:szCs w:val="30"/>
     </w:rPr>
   </w:style>
-  <w:style w:type="paragraph" w:styleId="1306">
+  <w:style w:type="paragraph" w:styleId="1320">
     <w:name w:val="Heading 4"/>
-    <w:basedOn w:val="1297"/>
-    <w:next w:val="1297"/>
-    <w:link w:val="1307"/>
+    <w:basedOn w:val="1311"/>
+    <w:next w:val="1311"/>
+    <w:link w:val="1321"/>
     <w:uiPriority w:val="9"/>
     <w:unhideWhenUsed/>
     <w:qFormat/>
@@ -21347,10 +22366,10 @@
       <w:szCs w:val="26"/>
     </w:rPr>
   </w:style>
-  <w:style w:type="character" w:styleId="1307">
+  <w:style w:type="character" w:styleId="1321">
     <w:name w:val="Heading 4 Char"/>
-    <w:basedOn w:val="1298"/>
-    <w:link w:val="1306"/>
+    <w:basedOn w:val="1312"/>
+    <w:link w:val="1320"/>
     <w:uiPriority w:val="9"/>
     <w:rPr>
       <w:rFonts w:ascii="Arial" w:hAnsi="Arial" w:eastAsia="Arial" w:cs="Arial"/>
@@ -21360,11 +22379,11 @@
       <w:szCs w:val="26"/>
     </w:rPr>
   </w:style>
-  <w:style w:type="paragraph" w:styleId="1308">
+  <w:style w:type="paragraph" w:styleId="1322">
     <w:name w:val="Heading 5"/>
-    <w:basedOn w:val="1297"/>
-    <w:next w:val="1297"/>
-    <w:link w:val="1309"/>
+    <w:basedOn w:val="1311"/>
+    <w:next w:val="1311"/>
+    <w:link w:val="1323"/>
     <w:uiPriority w:val="9"/>
     <w:unhideWhenUsed/>
     <w:qFormat/>
@@ -21382,10 +22401,10 @@
       <w:szCs w:val="24"/>
     </w:rPr>
   </w:style>
-  <w:style w:type="character" w:styleId="1309">
+  <w:style w:type="character" w:styleId="1323">
     <w:name w:val="Heading 5 Char"/>
-    <w:basedOn w:val="1298"/>
-    <w:link w:val="1308"/>
+    <w:basedOn w:val="1312"/>
+    <w:link w:val="1322"/>
     <w:uiPriority w:val="9"/>
     <w:rPr>
       <w:rFonts w:ascii="Arial" w:hAnsi="Arial" w:eastAsia="Arial" w:cs="Arial"/>
@@ -21395,11 +22414,11 @@
       <w:szCs w:val="24"/>
     </w:rPr>
   </w:style>
-  <w:style w:type="paragraph" w:styleId="1310">
+  <w:style w:type="paragraph" w:styleId="1324">
     <w:name w:val="Heading 6"/>
-    <w:basedOn w:val="1297"/>
-    <w:next w:val="1297"/>
-    <w:link w:val="1311"/>
+    <w:basedOn w:val="1311"/>
+    <w:next w:val="1311"/>
+    <w:link w:val="1325"/>
     <w:uiPriority w:val="9"/>
     <w:unhideWhenUsed/>
     <w:qFormat/>
@@ -21417,10 +22436,10 @@
       <w:szCs w:val="22"/>
     </w:rPr>
   </w:style>
-  <w:style w:type="character" w:styleId="1311">
+  <w:style w:type="character" w:styleId="1325">
     <w:name w:val="Heading 6 Char"/>
-    <w:basedOn w:val="1298"/>
-    <w:link w:val="1310"/>
+    <w:basedOn w:val="1312"/>
+    <w:link w:val="1324"/>
     <w:uiPriority w:val="9"/>
     <w:rPr>
       <w:rFonts w:ascii="Arial" w:hAnsi="Arial" w:eastAsia="Arial" w:cs="Arial"/>
@@ -21430,11 +22449,11 @@
       <w:szCs w:val="22"/>
     </w:rPr>
   </w:style>
-  <w:style w:type="paragraph" w:styleId="1312">
+  <w:style w:type="paragraph" w:styleId="1326">
     <w:name w:val="Heading 7"/>
-    <w:basedOn w:val="1297"/>
-    <w:next w:val="1297"/>
-    <w:link w:val="1313"/>
+    <w:basedOn w:val="1311"/>
+    <w:next w:val="1311"/>
+    <w:link w:val="1327"/>
     <w:uiPriority w:val="9"/>
     <w:unhideWhenUsed/>
     <w:qFormat/>
@@ -21454,10 +22473,10 @@
       <w:szCs w:val="22"/>
     </w:rPr>
   </w:style>
-  <w:style w:type="character" w:styleId="1313">
+  <w:style w:type="character" w:styleId="1327">
     <w:name w:val="Heading 7 Char"/>
-    <w:basedOn w:val="1298"/>
-    <w:link w:val="1312"/>
+    <w:basedOn w:val="1312"/>
+    <w:link w:val="1326"/>
     <w:uiPriority w:val="9"/>
     <w:rPr>
       <w:rFonts w:ascii="Arial" w:hAnsi="Arial" w:eastAsia="Arial" w:cs="Arial"/>
@@ -21469,11 +22488,11 @@
       <w:szCs w:val="22"/>
     </w:rPr>
   </w:style>
-  <w:style w:type="paragraph" w:styleId="1314">
+  <w:style w:type="paragraph" w:styleId="1328">
     <w:name w:val="Heading 8"/>
-    <w:basedOn w:val="1297"/>
-    <w:next w:val="1297"/>
-    <w:link w:val="1315"/>
+    <w:basedOn w:val="1311"/>
+    <w:next w:val="1311"/>
+    <w:link w:val="1329"/>
     <w:uiPriority w:val="9"/>
     <w:unhideWhenUsed/>
     <w:qFormat/>
@@ -21491,10 +22510,10 @@
       <w:szCs w:val="22"/>
     </w:rPr>
   </w:style>
-  <w:style w:type="character" w:styleId="1315">
+  <w:style w:type="character" w:styleId="1329">
     <w:name w:val="Heading 8 Char"/>
-    <w:basedOn w:val="1298"/>
-    <w:link w:val="1314"/>
+    <w:basedOn w:val="1312"/>
+    <w:link w:val="1328"/>
     <w:uiPriority w:val="9"/>
     <w:rPr>
       <w:rFonts w:ascii="Arial" w:hAnsi="Arial" w:eastAsia="Arial" w:cs="Arial"/>
@@ -21504,11 +22523,11 @@
       <w:szCs w:val="22"/>
     </w:rPr>
   </w:style>
-  <w:style w:type="paragraph" w:styleId="1316">
+  <w:style w:type="paragraph" w:styleId="1330">
     <w:name w:val="Heading 9"/>
-    <w:basedOn w:val="1297"/>
-    <w:next w:val="1297"/>
-    <w:link w:val="1317"/>
+    <w:basedOn w:val="1311"/>
+    <w:next w:val="1311"/>
+    <w:link w:val="1331"/>
     <w:uiPriority w:val="9"/>
     <w:unhideWhenUsed/>
     <w:qFormat/>
@@ -21526,10 +22545,10 @@
       <w:szCs w:val="21"/>
     </w:rPr>
   </w:style>
-  <w:style w:type="character" w:styleId="1317">
+  <w:style w:type="character" w:styleId="1331">
     <w:name w:val="Heading 9 Char"/>
-    <w:basedOn w:val="1298"/>
-    <w:link w:val="1316"/>
+    <w:basedOn w:val="1312"/>
+    <w:link w:val="1330"/>
     <w:uiPriority w:val="9"/>
     <w:rPr>
       <w:rFonts w:ascii="Arial" w:hAnsi="Arial" w:eastAsia="Arial" w:cs="Arial"/>
@@ -21539,9 +22558,9 @@
       <w:szCs w:val="21"/>
     </w:rPr>
   </w:style>
-  <w:style w:type="paragraph" w:styleId="1318">
+  <w:style w:type="paragraph" w:styleId="1332">
     <w:name w:val="List Paragraph"/>
-    <w:basedOn w:val="1297"/>
+    <w:basedOn w:val="1311"/>
     <w:uiPriority w:val="34"/>
     <w:qFormat/>
     <w:pPr>
@@ -21549,7 +22568,7 @@
       <w:ind w:left="720"/>
     </w:pPr>
   </w:style>
-  <w:style w:type="table" w:styleId="1319" w:default="1">
+  <w:style w:type="table" w:styleId="1333" w:default="1">
     <w:name w:val="Normal Table"/>
     <w:uiPriority w:val="99"/>
     <w:semiHidden/>
@@ -21564,7 +22583,7 @@
       </w:tblCellMar>
     </w:tblPr>
   </w:style>
-  <w:style w:type="paragraph" w:styleId="1320">
+  <w:style w:type="paragraph" w:styleId="1334">
     <w:name w:val="No Spacing"/>
     <w:uiPriority w:val="1"/>
     <w:qFormat/>
@@ -21572,11 +22591,11 @@
       <w:spacing w:before="0" w:after="0" w:line="240" w:lineRule="auto"/>
     </w:pPr>
   </w:style>
-  <w:style w:type="paragraph" w:styleId="1321">
+  <w:style w:type="paragraph" w:styleId="1335">
     <w:name w:val="Title"/>
-    <w:basedOn w:val="1297"/>
-    <w:next w:val="1297"/>
-    <w:link w:val="1322"/>
+    <w:basedOn w:val="1311"/>
+    <w:next w:val="1311"/>
+    <w:link w:val="1336"/>
     <w:uiPriority w:val="10"/>
     <w:qFormat/>
     <w:pPr>
@@ -21588,21 +22607,21 @@
       <w:szCs w:val="48"/>
     </w:rPr>
   </w:style>
-  <w:style w:type="character" w:styleId="1322">
+  <w:style w:type="character" w:styleId="1336">
     <w:name w:val="Title Char"/>
-    <w:basedOn w:val="1298"/>
-    <w:link w:val="1321"/>
+    <w:basedOn w:val="1312"/>
+    <w:link w:val="1335"/>
     <w:uiPriority w:val="10"/>
     <w:rPr>
       <w:sz w:val="48"/>
       <w:szCs w:val="48"/>
     </w:rPr>
   </w:style>
-  <w:style w:type="paragraph" w:styleId="1323">
+  <w:style w:type="paragraph" w:styleId="1337">
     <w:name w:val="Subtitle"/>
-    <w:basedOn w:val="1297"/>
-    <w:next w:val="1297"/>
-    <w:link w:val="1324"/>
+    <w:basedOn w:val="1311"/>
+    <w:next w:val="1311"/>
+    <w:link w:val="1338"/>
     <w:uiPriority w:val="11"/>
     <w:qFormat/>
     <w:pPr>
@@ -21613,21 +22632,21 @@
       <w:szCs w:val="24"/>
     </w:rPr>
   </w:style>
-  <w:style w:type="character" w:styleId="1324">
+  <w:style w:type="character" w:styleId="1338">
     <w:name w:val="Subtitle Char"/>
-    <w:basedOn w:val="1298"/>
-    <w:link w:val="1323"/>
+    <w:basedOn w:val="1312"/>
+    <w:link w:val="1337"/>
     <w:uiPriority w:val="11"/>
     <w:rPr>
       <w:sz w:val="24"/>
       <w:szCs w:val="24"/>
     </w:rPr>
   </w:style>
-  <w:style w:type="paragraph" w:styleId="1325">
+  <w:style w:type="paragraph" w:styleId="1339">
     <w:name w:val="Quote"/>
-    <w:basedOn w:val="1297"/>
-    <w:next w:val="1297"/>
-    <w:link w:val="1326"/>
+    <w:basedOn w:val="1311"/>
+    <w:next w:val="1311"/>
+    <w:link w:val="1340"/>
     <w:uiPriority w:val="29"/>
     <w:qFormat/>
     <w:pPr>
@@ -21637,19 +22656,19 @@
       <w:i/>
     </w:rPr>
   </w:style>
-  <w:style w:type="character" w:styleId="1326">
+  <w:style w:type="character" w:styleId="1340">
     <w:name w:val="Quote Char"/>
-    <w:link w:val="1325"/>
+    <w:link w:val="1339"/>
     <w:uiPriority w:val="29"/>
     <w:rPr>
       <w:i/>
     </w:rPr>
   </w:style>
-  <w:style w:type="paragraph" w:styleId="1327">
+  <w:style w:type="paragraph" w:styleId="1341">
     <w:name w:val="Intense Quote"/>
-    <w:basedOn w:val="1297"/>
-    <w:next w:val="1297"/>
-    <w:link w:val="1328"/>
+    <w:basedOn w:val="1311"/>
+    <w:next w:val="1311"/>
+    <w:link w:val="1342"/>
     <w:uiPriority w:val="30"/>
     <w:qFormat/>
     <w:pPr>
@@ -21667,18 +22686,18 @@
       <w:i/>
     </w:rPr>
   </w:style>
-  <w:style w:type="character" w:styleId="1328">
+  <w:style w:type="character" w:styleId="1342">
     <w:name w:val="Intense Quote Char"/>
-    <w:link w:val="1327"/>
+    <w:link w:val="1341"/>
     <w:uiPriority w:val="30"/>
     <w:rPr>
       <w:i/>
     </w:rPr>
   </w:style>
-  <w:style w:type="paragraph" w:styleId="1329">
+  <w:style w:type="paragraph" w:styleId="1343">
     <w:name w:val="Header"/>
-    <w:basedOn w:val="1297"/>
-    <w:link w:val="1330"/>
+    <w:basedOn w:val="1311"/>
+    <w:link w:val="1344"/>
     <w:uiPriority w:val="99"/>
     <w:unhideWhenUsed/>
     <w:pPr>
@@ -21689,16 +22708,16 @@
       </w:tabs>
     </w:pPr>
   </w:style>
-  <w:style w:type="character" w:styleId="1330">
+  <w:style w:type="character" w:styleId="1344">
     <w:name w:val="Header Char"/>
-    <w:basedOn w:val="1298"/>
-    <w:link w:val="1329"/>
+    <w:basedOn w:val="1312"/>
+    <w:link w:val="1343"/>
     <w:uiPriority w:val="99"/>
   </w:style>
-  <w:style w:type="paragraph" w:styleId="1331">
+  <w:style w:type="paragraph" w:styleId="1345">
     <w:name w:val="Footer"/>
-    <w:basedOn w:val="1297"/>
-    <w:link w:val="1334"/>
+    <w:basedOn w:val="1311"/>
+    <w:link w:val="1348"/>
     <w:uiPriority w:val="99"/>
     <w:unhideWhenUsed/>
     <w:pPr>
@@ -21709,16 +22728,16 @@
       </w:tabs>
     </w:pPr>
   </w:style>
-  <w:style w:type="character" w:styleId="1332">
+  <w:style w:type="character" w:styleId="1346">
     <w:name w:val="Footer Char"/>
-    <w:basedOn w:val="1298"/>
-    <w:link w:val="1331"/>
+    <w:basedOn w:val="1312"/>
+    <w:link w:val="1345"/>
     <w:uiPriority w:val="99"/>
   </w:style>
-  <w:style w:type="paragraph" w:styleId="1333">
+  <w:style w:type="paragraph" w:styleId="1347">
     <w:name w:val="Caption"/>
-    <w:basedOn w:val="1297"/>
-    <w:next w:val="1297"/>
+    <w:basedOn w:val="1311"/>
+    <w:next w:val="1311"/>
     <w:uiPriority w:val="35"/>
     <w:semiHidden/>
     <w:unhideWhenUsed/>
@@ -21734,15 +22753,15 @@
       <w:szCs w:val="18"/>
     </w:rPr>
   </w:style>
-  <w:style w:type="character" w:styleId="1334">
+  <w:style w:type="character" w:styleId="1348">
     <w:name w:val="Caption Char"/>
+    <w:basedOn w:val="1347"/>
+    <w:link w:val="1345"/>
+    <w:uiPriority w:val="99"/>
+  </w:style>
+  <w:style w:type="table" w:styleId="1349">
+    <w:name w:val="Table Grid"/>
     <w:basedOn w:val="1333"/>
-    <w:link w:val="1331"/>
-    <w:uiPriority w:val="99"/>
-  </w:style>
-  <w:style w:type="table" w:styleId="1335">
-    <w:name w:val="Table Grid"/>
-    <w:basedOn w:val="1319"/>
     <w:uiPriority w:val="59"/>
     <w:pPr>
       <w:spacing w:after="0" w:line="240" w:lineRule="auto"/>
@@ -21765,9 +22784,9 @@
       </w:tblCellMar>
     </w:tblPr>
   </w:style>
-  <w:style w:type="table" w:styleId="1336">
+  <w:style w:type="table" w:styleId="1350">
     <w:name w:val="Table Grid Light"/>
-    <w:basedOn w:val="1319"/>
+    <w:basedOn w:val="1333"/>
     <w:uiPriority w:val="59"/>
     <w:pPr>
       <w:spacing w:after="0" w:line="240" w:lineRule="auto"/>
@@ -21790,9 +22809,9 @@
       </w:tblCellMar>
     </w:tblPr>
   </w:style>
-  <w:style w:type="table" w:styleId="1337">
+  <w:style w:type="table" w:styleId="1351">
     <w:name w:val="Plain Table 1"/>
-    <w:basedOn w:val="1319"/>
+    <w:basedOn w:val="1333"/>
     <w:uiPriority w:val="59"/>
     <w:pPr>
       <w:spacing w:after="0" w:line="240" w:lineRule="auto"/>
@@ -21857,9 +22876,9 @@
       </w:rPr>
     </w:tblStylePr>
   </w:style>
-  <w:style w:type="table" w:styleId="1338">
+  <w:style w:type="table" w:styleId="1352">
     <w:name w:val="Plain Table 2"/>
-    <w:basedOn w:val="1319"/>
+    <w:basedOn w:val="1333"/>
     <w:uiPriority w:val="59"/>
     <w:pPr>
       <w:spacing w:after="0" w:line="240" w:lineRule="auto"/>
@@ -21942,9 +22961,9 @@
       </w:rPr>
     </w:tblStylePr>
   </w:style>
-  <w:style w:type="table" w:styleId="1339">
+  <w:style w:type="table" w:styleId="1353">
     <w:name w:val="Plain Table 3"/>
-    <w:basedOn w:val="1319"/>
+    <w:basedOn w:val="1333"/>
     <w:uiPriority w:val="99"/>
     <w:pPr>
       <w:spacing w:after="0" w:line="240" w:lineRule="auto"/>
@@ -22019,9 +23038,9 @@
       </w:rPr>
     </w:tblStylePr>
   </w:style>
-  <w:style w:type="table" w:styleId="1340">
+  <w:style w:type="table" w:styleId="1354">
     <w:name w:val="Plain Table 4"/>
-    <w:basedOn w:val="1319"/>
+    <w:basedOn w:val="1333"/>
     <w:uiPriority w:val="99"/>
     <w:pPr>
       <w:spacing w:after="0" w:line="240" w:lineRule="auto"/>
@@ -22076,9 +23095,9 @@
       </w:rPr>
     </w:tblStylePr>
   </w:style>
-  <w:style w:type="table" w:styleId="1341">
+  <w:style w:type="table" w:styleId="1355">
     <w:name w:val="Plain Table 5"/>
-    <w:basedOn w:val="1319"/>
+    <w:basedOn w:val="1333"/>
     <w:uiPriority w:val="99"/>
     <w:pPr>
       <w:spacing w:after="0" w:line="240" w:lineRule="auto"/>
@@ -22164,9 +23183,9 @@
       </w:tcPr>
     </w:tblStylePr>
   </w:style>
-  <w:style w:type="table" w:styleId="1342">
+  <w:style w:type="table" w:styleId="1356">
     <w:name w:val="Grid Table 1 Light"/>
-    <w:basedOn w:val="1319"/>
+    <w:basedOn w:val="1333"/>
     <w:uiPriority w:val="99"/>
     <w:pPr>
       <w:spacing w:after="0" w:line="240" w:lineRule="auto"/>
@@ -22229,9 +23248,9 @@
       </w:rPr>
     </w:tblStylePr>
   </w:style>
-  <w:style w:type="table" w:styleId="1343">
+  <w:style w:type="table" w:styleId="1357">
     <w:name w:val="Grid Table 1 Light - Accent 1"/>
-    <w:basedOn w:val="1319"/>
+    <w:basedOn w:val="1333"/>
     <w:uiPriority w:val="99"/>
     <w:pPr>
       <w:spacing w:after="0" w:line="240" w:lineRule="auto"/>
@@ -22294,9 +23313,9 @@
       </w:rPr>
     </w:tblStylePr>
   </w:style>
-  <w:style w:type="table" w:styleId="1344">
+  <w:style w:type="table" w:styleId="1358">
     <w:name w:val="Grid Table 1 Light - Accent 2"/>
-    <w:basedOn w:val="1319"/>
+    <w:basedOn w:val="1333"/>
     <w:uiPriority w:val="99"/>
     <w:pPr>
       <w:spacing w:after="0" w:line="240" w:lineRule="auto"/>
@@ -22359,9 +23378,9 @@
       </w:rPr>
     </w:tblStylePr>
   </w:style>
-  <w:style w:type="table" w:styleId="1345">
+  <w:style w:type="table" w:styleId="1359">
     <w:name w:val="Grid Table 1 Light - Accent 3"/>
-    <w:basedOn w:val="1319"/>
+    <w:basedOn w:val="1333"/>
     <w:uiPriority w:val="99"/>
     <w:pPr>
       <w:spacing w:after="0" w:line="240" w:lineRule="auto"/>
@@ -22424,9 +23443,9 @@
       </w:rPr>
     </w:tblStylePr>
   </w:style>
-  <w:style w:type="table" w:styleId="1346">
+  <w:style w:type="table" w:styleId="1360">
     <w:name w:val="Grid Table 1 Light - Accent 4"/>
-    <w:basedOn w:val="1319"/>
+    <w:basedOn w:val="1333"/>
     <w:uiPriority w:val="99"/>
     <w:pPr>
       <w:spacing w:after="0" w:line="240" w:lineRule="auto"/>
@@ -22489,9 +23508,9 @@
       </w:rPr>
     </w:tblStylePr>
   </w:style>
-  <w:style w:type="table" w:styleId="1347">
+  <w:style w:type="table" w:styleId="1361">
     <w:name w:val="Grid Table 1 Light - Accent 5"/>
-    <w:basedOn w:val="1319"/>
+    <w:basedOn w:val="1333"/>
     <w:uiPriority w:val="99"/>
     <w:pPr>
       <w:spacing w:after="0" w:line="240" w:lineRule="auto"/>
@@ -22554,9 +23573,9 @@
       </w:rPr>
     </w:tblStylePr>
   </w:style>
-  <w:style w:type="table" w:styleId="1348">
+  <w:style w:type="table" w:styleId="1362">
     <w:name w:val="Grid Table 1 Light - Accent 6"/>
-    <w:basedOn w:val="1319"/>
+    <w:basedOn w:val="1333"/>
     <w:uiPriority w:val="99"/>
     <w:pPr>
       <w:spacing w:after="0" w:line="240" w:lineRule="auto"/>
@@ -22619,9 +23638,9 @@
       </w:rPr>
     </w:tblStylePr>
   </w:style>
-  <w:style w:type="table" w:styleId="1349">
+  <w:style w:type="table" w:styleId="1363">
     <w:name w:val="Grid Table 2"/>
-    <w:basedOn w:val="1319"/>
+    <w:basedOn w:val="1333"/>
     <w:uiPriority w:val="99"/>
     <w:pPr>
       <w:spacing w:after="0" w:line="240" w:lineRule="auto"/>
@@ -22699,9 +23718,9 @@
       </w:tcPr>
     </w:tblStylePr>
   </w:style>
-  <w:style w:type="table" w:styleId="1350">
+  <w:style w:type="table" w:styleId="1364">
     <w:name w:val="Grid Table 2 - Accent 1"/>
-    <w:basedOn w:val="1319"/>
+    <w:basedOn w:val="1333"/>
     <w:uiPriority w:val="99"/>
     <w:pPr>
       <w:spacing w:after="0" w:line="240" w:lineRule="auto"/>
@@ -22779,9 +23798,9 @@
       </w:tcPr>
     </w:tblStylePr>
   </w:style>
-  <w:style w:type="table" w:styleId="1351">
+  <w:style w:type="table" w:styleId="1365">
     <w:name w:val="Grid Table 2 - Accent 2"/>
-    <w:basedOn w:val="1319"/>
+    <w:basedOn w:val="1333"/>
     <w:uiPriority w:val="99"/>
     <w:pPr>
       <w:spacing w:after="0" w:line="240" w:lineRule="auto"/>
@@ -22859,9 +23878,9 @@
       </w:tcPr>
     </w:tblStylePr>
   </w:style>
-  <w:style w:type="table" w:styleId="1352">
+  <w:style w:type="table" w:styleId="1366">
     <w:name w:val="Grid Table 2 - Accent 3"/>
-    <w:basedOn w:val="1319"/>
+    <w:basedOn w:val="1333"/>
     <w:uiPriority w:val="99"/>
     <w:pPr>
       <w:spacing w:after="0" w:line="240" w:lineRule="auto"/>
@@ -22939,9 +23958,9 @@
       </w:tcPr>
     </w:tblStylePr>
   </w:style>
-  <w:style w:type="table" w:styleId="1353">
+  <w:style w:type="table" w:styleId="1367">
     <w:name w:val="Grid Table 2 - Accent 4"/>
-    <w:basedOn w:val="1319"/>
+    <w:basedOn w:val="1333"/>
     <w:uiPriority w:val="99"/>
     <w:pPr>
       <w:spacing w:after="0" w:line="240" w:lineRule="auto"/>
@@ -23019,9 +24038,9 @@
       </w:tcPr>
     </w:tblStylePr>
   </w:style>
-  <w:style w:type="table" w:styleId="1354">
+  <w:style w:type="table" w:styleId="1368">
     <w:name w:val="Grid Table 2 - Accent 5"/>
-    <w:basedOn w:val="1319"/>
+    <w:basedOn w:val="1333"/>
     <w:uiPriority w:val="99"/>
     <w:pPr>
       <w:spacing w:after="0" w:line="240" w:lineRule="auto"/>
@@ -23099,9 +24118,9 @@
       </w:tcPr>
     </w:tblStylePr>
   </w:style>
-  <w:style w:type="table" w:styleId="1355">
+  <w:style w:type="table" w:styleId="1369">
     <w:name w:val="Grid Table 2 - Accent 6"/>
-    <w:basedOn w:val="1319"/>
+    <w:basedOn w:val="1333"/>
     <w:uiPriority w:val="99"/>
     <w:pPr>
       <w:spacing w:after="0" w:line="240" w:lineRule="auto"/>
@@ -23179,9 +24198,9 @@
       </w:tcPr>
     </w:tblStylePr>
   </w:style>
-  <w:style w:type="table" w:styleId="1356">
+  <w:style w:type="table" w:styleId="1370">
     <w:name w:val="Grid Table 3"/>
-    <w:basedOn w:val="1319"/>
+    <w:basedOn w:val="1333"/>
     <w:uiPriority w:val="99"/>
     <w:pPr>
       <w:spacing w:after="0" w:line="240" w:lineRule="auto"/>
@@ -23280,9 +24299,9 @@
       </w:tcPr>
     </w:tblStylePr>
   </w:style>
-  <w:style w:type="table" w:styleId="1357">
+  <w:style w:type="table" w:styleId="1371">
     <w:name w:val="Grid Table 3 - Accent 1"/>
-    <w:basedOn w:val="1319"/>
+    <w:basedOn w:val="1333"/>
     <w:uiPriority w:val="99"/>
     <w:pPr>
       <w:spacing w:after="0" w:line="240" w:lineRule="auto"/>
@@ -23381,9 +24400,9 @@
       </w:tcPr>
     </w:tblStylePr>
   </w:style>
-  <w:style w:type="table" w:styleId="1358">
+  <w:style w:type="table" w:styleId="1372">
     <w:name w:val="Grid Table 3 - Accent 2"/>
-    <w:basedOn w:val="1319"/>
+    <w:basedOn w:val="1333"/>
     <w:uiPriority w:val="99"/>
     <w:pPr>
       <w:spacing w:after="0" w:line="240" w:lineRule="auto"/>
@@ -23482,9 +24501,9 @@
       </w:tcPr>
     </w:tblStylePr>
   </w:style>
-  <w:style w:type="table" w:styleId="1359">
+  <w:style w:type="table" w:styleId="1373">
     <w:name w:val="Grid Table 3 - Accent 3"/>
-    <w:basedOn w:val="1319"/>
+    <w:basedOn w:val="1333"/>
     <w:uiPriority w:val="99"/>
     <w:pPr>
       <w:spacing w:after="0" w:line="240" w:lineRule="auto"/>
@@ -23583,9 +24602,9 @@
       </w:tcPr>
     </w:tblStylePr>
   </w:style>
-  <w:style w:type="table" w:styleId="1360">
+  <w:style w:type="table" w:styleId="1374">
     <w:name w:val="Grid Table 3 - Accent 4"/>
-    <w:basedOn w:val="1319"/>
+    <w:basedOn w:val="1333"/>
     <w:uiPriority w:val="99"/>
     <w:pPr>
       <w:spacing w:after="0" w:line="240" w:lineRule="auto"/>
@@ -23684,9 +24703,9 @@
       </w:tcPr>
     </w:tblStylePr>
   </w:style>
-  <w:style w:type="table" w:styleId="1361">
+  <w:style w:type="table" w:styleId="1375">
     <w:name w:val="Grid Table 3 - Accent 5"/>
-    <w:basedOn w:val="1319"/>
+    <w:basedOn w:val="1333"/>
     <w:uiPriority w:val="99"/>
     <w:pPr>
       <w:spacing w:after="0" w:line="240" w:lineRule="auto"/>
@@ -23785,9 +24804,9 @@
       </w:tcPr>
     </w:tblStylePr>
   </w:style>
-  <w:style w:type="table" w:styleId="1362">
+  <w:style w:type="table" w:styleId="1376">
     <w:name w:val="Grid Table 3 - Accent 6"/>
-    <w:basedOn w:val="1319"/>
+    <w:basedOn w:val="1333"/>
     <w:uiPriority w:val="99"/>
     <w:pPr>
       <w:spacing w:after="0" w:line="240" w:lineRule="auto"/>
@@ -23886,9 +24905,9 @@
       </w:tcPr>
     </w:tblStylePr>
   </w:style>
-  <w:style w:type="table" w:styleId="1363">
+  <w:style w:type="table" w:styleId="1377">
     <w:name w:val="Grid Table 4"/>
-    <w:basedOn w:val="1319"/>
+    <w:basedOn w:val="1333"/>
     <w:uiPriority w:val="59"/>
     <w:pPr>
       <w:spacing w:after="0" w:line="240" w:lineRule="auto"/>
@@ -23967,9 +24986,9 @@
       </w:tcPr>
     </w:tblStylePr>
   </w:style>
-  <w:style w:type="table" w:styleId="1364">
+  <w:style w:type="table" w:styleId="1378">
     <w:name w:val="Grid Table 4 - Accent 1"/>
-    <w:basedOn w:val="1319"/>
+    <w:basedOn w:val="1333"/>
     <w:uiPriority w:val="59"/>
     <w:pPr>
       <w:spacing w:after="0" w:line="240" w:lineRule="auto"/>
@@ -24048,9 +25067,9 @@
       </w:tcPr>
     </w:tblStylePr>
   </w:style>
-  <w:style w:type="table" w:styleId="1365">
+  <w:style w:type="table" w:styleId="1379">
     <w:name w:val="Grid Table 4 - Accent 2"/>
-    <w:basedOn w:val="1319"/>
+    <w:basedOn w:val="1333"/>
     <w:uiPriority w:val="59"/>
     <w:pPr>
       <w:spacing w:after="0" w:line="240" w:lineRule="auto"/>
@@ -24129,9 +25148,9 @@
       </w:tcPr>
     </w:tblStylePr>
   </w:style>
-  <w:style w:type="table" w:styleId="1366">
+  <w:style w:type="table" w:styleId="1380">
     <w:name w:val="Grid Table 4 - Accent 3"/>
-    <w:basedOn w:val="1319"/>
+    <w:basedOn w:val="1333"/>
     <w:uiPriority w:val="59"/>
     <w:pPr>
       <w:spacing w:after="0" w:line="240" w:lineRule="auto"/>
@@ -24210,9 +25229,9 @@
       </w:tcPr>
     </w:tblStylePr>
   </w:style>
-  <w:style w:type="table" w:styleId="1367">
+  <w:style w:type="table" w:styleId="1381">
     <w:name w:val="Grid Table 4 - Accent 4"/>
-    <w:basedOn w:val="1319"/>
+    <w:basedOn w:val="1333"/>
     <w:uiPriority w:val="59"/>
     <w:pPr>
       <w:spacing w:after="0" w:line="240" w:lineRule="auto"/>
@@ -24291,9 +25310,9 @@
       </w:tcPr>
     </w:tblStylePr>
   </w:style>
-  <w:style w:type="table" w:styleId="1368">
+  <w:style w:type="table" w:styleId="1382">
     <w:name w:val="Grid Table 4 - Accent 5"/>
-    <w:basedOn w:val="1319"/>
+    <w:basedOn w:val="1333"/>
     <w:uiPriority w:val="59"/>
     <w:pPr>
       <w:spacing w:after="0" w:line="240" w:lineRule="auto"/>
@@ -24372,9 +25391,9 @@
       </w:tcPr>
     </w:tblStylePr>
   </w:style>
-  <w:style w:type="table" w:styleId="1369">
+  <w:style w:type="table" w:styleId="1383">
     <w:name w:val="Grid Table 4 - Accent 6"/>
-    <w:basedOn w:val="1319"/>
+    <w:basedOn w:val="1333"/>
     <w:uiPriority w:val="59"/>
     <w:pPr>
       <w:spacing w:after="0" w:line="240" w:lineRule="auto"/>
@@ -24453,9 +25472,9 @@
       </w:tcPr>
     </w:tblStylePr>
   </w:style>
-  <w:style w:type="table" w:styleId="1370">
+  <w:style w:type="table" w:styleId="1384">
     <w:name w:val="Grid Table 5 Dark"/>
-    <w:basedOn w:val="1319"/>
+    <w:basedOn w:val="1333"/>
     <w:uiPriority w:val="99"/>
     <w:pPr>
       <w:spacing w:after="0" w:line="240" w:lineRule="auto"/>
@@ -24532,9 +25551,9 @@
       </w:tcPr>
     </w:tblStylePr>
   </w:style>
-  <w:style w:type="table" w:styleId="1371">
+  <w:style w:type="table" w:styleId="1385">
     <w:name w:val="Grid Table 5 Dark- Accent 1"/>
-    <w:basedOn w:val="1319"/>
+    <w:basedOn w:val="1333"/>
     <w:uiPriority w:val="99"/>
     <w:pPr>
       <w:spacing w:after="0" w:line="240" w:lineRule="auto"/>
@@ -24611,9 +25630,9 @@
       </w:tcPr>
     </w:tblStylePr>
   </w:style>
-  <w:style w:type="table" w:styleId="1372">
+  <w:style w:type="table" w:styleId="1386">
     <w:name w:val="Grid Table 5 Dark - Accent 2"/>
-    <w:basedOn w:val="1319"/>
+    <w:basedOn w:val="1333"/>
     <w:uiPriority w:val="99"/>
     <w:pPr>
       <w:spacing w:after="0" w:line="240" w:lineRule="auto"/>
@@ -24690,9 +25709,9 @@
       </w:tcPr>
     </w:tblStylePr>
   </w:style>
-  <w:style w:type="table" w:styleId="1373">
+  <w:style w:type="table" w:styleId="1387">
     <w:name w:val="Grid Table 5 Dark - Accent 3"/>
-    <w:basedOn w:val="1319"/>
+    <w:basedOn w:val="1333"/>
     <w:uiPriority w:val="99"/>
     <w:pPr>
       <w:spacing w:after="0" w:line="240" w:lineRule="auto"/>
@@ -24769,9 +25788,9 @@
       </w:tcPr>
     </w:tblStylePr>
   </w:style>
-  <w:style w:type="table" w:styleId="1374">
+  <w:style w:type="table" w:styleId="1388">
     <w:name w:val="Grid Table 5 Dark- Accent 4"/>
-    <w:basedOn w:val="1319"/>
+    <w:basedOn w:val="1333"/>
     <w:uiPriority w:val="99"/>
     <w:pPr>
       <w:spacing w:after="0" w:line="240" w:lineRule="auto"/>
@@ -24848,9 +25867,9 @@
       </w:tcPr>
     </w:tblStylePr>
   </w:style>
-  <w:style w:type="table" w:styleId="1375">
+  <w:style w:type="table" w:styleId="1389">
     <w:name w:val="Grid Table 5 Dark - Accent 5"/>
-    <w:basedOn w:val="1319"/>
+    <w:basedOn w:val="1333"/>
     <w:uiPriority w:val="99"/>
     <w:pPr>
       <w:spacing w:after="0" w:line="240" w:lineRule="auto"/>
@@ -24927,9 +25946,9 @@
       </w:tcPr>
     </w:tblStylePr>
   </w:style>
-  <w:style w:type="table" w:styleId="1376">
+  <w:style w:type="table" w:styleId="1390">
     <w:name w:val="Grid Table 5 Dark - Accent 6"/>
-    <w:basedOn w:val="1319"/>
+    <w:basedOn w:val="1333"/>
     <w:uiPriority w:val="99"/>
     <w:pPr>
       <w:spacing w:after="0" w:line="240" w:lineRule="auto"/>
@@ -25006,9 +26025,9 @@
       </w:tcPr>
     </w:tblStylePr>
   </w:style>
-  <w:style w:type="table" w:styleId="1377">
+  <w:style w:type="table" w:styleId="1391">
     <w:name w:val="Grid Table 6 Colorful"/>
-    <w:basedOn w:val="1319"/>
+    <w:basedOn w:val="1333"/>
     <w:uiPriority w:val="99"/>
     <w:pPr>
       <w:spacing w:after="0" w:line="240" w:lineRule="auto"/>
@@ -25085,9 +26104,9 @@
       </w:rPr>
     </w:tblStylePr>
   </w:style>
-  <w:style w:type="table" w:styleId="1378">
+  <w:style w:type="table" w:styleId="1392">
     <w:name w:val="Grid Table 6 Colorful - Accent 1"/>
-    <w:basedOn w:val="1319"/>
+    <w:basedOn w:val="1333"/>
     <w:uiPriority w:val="99"/>
     <w:pPr>
       <w:spacing w:after="0" w:line="240" w:lineRule="auto"/>
@@ -25164,9 +26183,9 @@
       </w:rPr>
     </w:tblStylePr>
   </w:style>
-  <w:style w:type="table" w:styleId="1379">
+  <w:style w:type="table" w:styleId="1393">
     <w:name w:val="Grid Table 6 Colorful - Accent 2"/>
-    <w:basedOn w:val="1319"/>
+    <w:basedOn w:val="1333"/>
     <w:uiPriority w:val="99"/>
     <w:pPr>
       <w:spacing w:after="0" w:line="240" w:lineRule="auto"/>
@@ -25243,9 +26262,9 @@
       </w:rPr>
     </w:tblStylePr>
   </w:style>
-  <w:style w:type="table" w:styleId="1380">
+  <w:style w:type="table" w:styleId="1394">
     <w:name w:val="Grid Table 6 Colorful - Accent 3"/>
-    <w:basedOn w:val="1319"/>
+    <w:basedOn w:val="1333"/>
     <w:uiPriority w:val="99"/>
     <w:pPr>
       <w:spacing w:after="0" w:line="240" w:lineRule="auto"/>
@@ -25322,9 +26341,9 @@
       </w:rPr>
     </w:tblStylePr>
   </w:style>
-  <w:style w:type="table" w:styleId="1381">
+  <w:style w:type="table" w:styleId="1395">
     <w:name w:val="Grid Table 6 Colorful - Accent 4"/>
-    <w:basedOn w:val="1319"/>
+    <w:basedOn w:val="1333"/>
     <w:uiPriority w:val="99"/>
     <w:pPr>
       <w:spacing w:after="0" w:line="240" w:lineRule="auto"/>
@@ -25401,9 +26420,9 @@
       </w:rPr>
     </w:tblStylePr>
   </w:style>
-  <w:style w:type="table" w:styleId="1382">
+  <w:style w:type="table" w:styleId="1396">
     <w:name w:val="Grid Table 6 Colorful - Accent 5"/>
-    <w:basedOn w:val="1319"/>
+    <w:basedOn w:val="1333"/>
     <w:uiPriority w:val="99"/>
     <w:pPr>
       <w:spacing w:after="0" w:line="240" w:lineRule="auto"/>
@@ -25480,9 +26499,9 @@
       </w:rPr>
     </w:tblStylePr>
   </w:style>
-  <w:style w:type="table" w:styleId="1383">
+  <w:style w:type="table" w:styleId="1397">
     <w:name w:val="Grid Table 6 Colorful - Accent 6"/>
-    <w:basedOn w:val="1319"/>
+    <w:basedOn w:val="1333"/>
     <w:uiPriority w:val="99"/>
     <w:pPr>
       <w:spacing w:after="0" w:line="240" w:lineRule="auto"/>
@@ -25559,9 +26578,9 @@
       </w:rPr>
     </w:tblStylePr>
   </w:style>
-  <w:style w:type="table" w:styleId="1384">
+  <w:style w:type="table" w:styleId="1398">
     <w:name w:val="Grid Table 7 Colorful"/>
-    <w:basedOn w:val="1319"/>
+    <w:basedOn w:val="1333"/>
     <w:uiPriority w:val="99"/>
     <w:pPr>
       <w:spacing w:after="0" w:line="240" w:lineRule="auto"/>
@@ -25671,9 +26690,9 @@
       </w:tcPr>
     </w:tblStylePr>
   </w:style>
-  <w:style w:type="table" w:styleId="1385">
+  <w:style w:type="table" w:styleId="1399">
     <w:name w:val="Grid Table 7 Colorful - Accent 1"/>
-    <w:basedOn w:val="1319"/>
+    <w:basedOn w:val="1333"/>
     <w:uiPriority w:val="99"/>
     <w:pPr>
       <w:spacing w:after="0" w:line="240" w:lineRule="auto"/>
@@ -25783,9 +26802,9 @@
       </w:tcPr>
     </w:tblStylePr>
   </w:style>
-  <w:style w:type="table" w:styleId="1386">
+  <w:style w:type="table" w:styleId="1400">
     <w:name w:val="Grid Table 7 Colorful - Accent 2"/>
-    <w:basedOn w:val="1319"/>
+    <w:basedOn w:val="1333"/>
     <w:uiPriority w:val="99"/>
     <w:pPr>
       <w:spacing w:after="0" w:line="240" w:lineRule="auto"/>
@@ -25895,9 +26914,9 @@
       </w:tcPr>
     </w:tblStylePr>
   </w:style>
-  <w:style w:type="table" w:styleId="1387">
+  <w:style w:type="table" w:styleId="1401">
     <w:name w:val="Grid Table 7 Colorful - Accent 3"/>
-    <w:basedOn w:val="1319"/>
+    <w:basedOn w:val="1333"/>
     <w:uiPriority w:val="99"/>
     <w:pPr>
       <w:spacing w:after="0" w:line="240" w:lineRule="auto"/>
@@ -26007,9 +27026,9 @@
       </w:tcPr>
     </w:tblStylePr>
   </w:style>
-  <w:style w:type="table" w:styleId="1388">
+  <w:style w:type="table" w:styleId="1402">
     <w:name w:val="Grid Table 7 Colorful - Accent 4"/>
-    <w:basedOn w:val="1319"/>
+    <w:basedOn w:val="1333"/>
     <w:uiPriority w:val="99"/>
     <w:pPr>
       <w:spacing w:after="0" w:line="240" w:lineRule="auto"/>
@@ -26119,9 +27138,9 @@
       </w:tcPr>
     </w:tblStylePr>
   </w:style>
-  <w:style w:type="table" w:styleId="1389">
+  <w:style w:type="table" w:styleId="1403">
     <w:name w:val="Grid Table 7 Colorful - Accent 5"/>
-    <w:basedOn w:val="1319"/>
+    <w:basedOn w:val="1333"/>
     <w:uiPriority w:val="99"/>
     <w:pPr>
       <w:spacing w:after="0" w:line="240" w:lineRule="auto"/>
@@ -26231,9 +27250,9 @@
       </w:tcPr>
     </w:tblStylePr>
   </w:style>
-  <w:style w:type="table" w:styleId="1390">
+  <w:style w:type="table" w:styleId="1404">
     <w:name w:val="Grid Table 7 Colorful - Accent 6"/>
-    <w:basedOn w:val="1319"/>
+    <w:basedOn w:val="1333"/>
     <w:uiPriority w:val="99"/>
     <w:pPr>
       <w:spacing w:after="0" w:line="240" w:lineRule="auto"/>
@@ -26343,9 +27362,9 @@
       </w:tcPr>
     </w:tblStylePr>
   </w:style>
-  <w:style w:type="table" w:styleId="1391">
+  <w:style w:type="table" w:styleId="1405">
     <w:name w:val="List Table 1 Light"/>
-    <w:basedOn w:val="1319"/>
+    <w:basedOn w:val="1333"/>
     <w:uiPriority w:val="99"/>
     <w:pPr>
       <w:spacing w:after="0" w:line="240" w:lineRule="auto"/>
@@ -26406,9 +27425,9 @@
       </w:tcPr>
     </w:tblStylePr>
   </w:style>
-  <w:style w:type="table" w:styleId="1392">
+  <w:style w:type="table" w:styleId="1406">
     <w:name w:val="List Table 1 Light - Accent 1"/>
-    <w:basedOn w:val="1319"/>
+    <w:basedOn w:val="1333"/>
     <w:uiPriority w:val="99"/>
     <w:pPr>
       <w:spacing w:after="0" w:line="240" w:lineRule="auto"/>
@@ -26469,9 +27488,9 @@
       </w:tcPr>
     </w:tblStylePr>
   </w:style>
-  <w:style w:type="table" w:styleId="1393">
+  <w:style w:type="table" w:styleId="1407">
     <w:name w:val="List Table 1 Light - Accent 2"/>
-    <w:basedOn w:val="1319"/>
+    <w:basedOn w:val="1333"/>
     <w:uiPriority w:val="99"/>
     <w:pPr>
       <w:spacing w:after="0" w:line="240" w:lineRule="auto"/>
@@ -26532,9 +27551,9 @@
       </w:tcPr>
     </w:tblStylePr>
   </w:style>
-  <w:style w:type="table" w:styleId="1394">
+  <w:style w:type="table" w:styleId="1408">
     <w:name w:val="List Table 1 Light - Accent 3"/>
-    <w:basedOn w:val="1319"/>
+    <w:basedOn w:val="1333"/>
     <w:uiPriority w:val="99"/>
     <w:pPr>
       <w:spacing w:after="0" w:line="240" w:lineRule="auto"/>
@@ -26595,9 +27614,9 @@
       </w:tcPr>
     </w:tblStylePr>
   </w:style>
-  <w:style w:type="table" w:styleId="1395">
+  <w:style w:type="table" w:styleId="1409">
     <w:name w:val="List Table 1 Light - Accent 4"/>
-    <w:basedOn w:val="1319"/>
+    <w:basedOn w:val="1333"/>
     <w:uiPriority w:val="99"/>
     <w:pPr>
       <w:spacing w:after="0" w:line="240" w:lineRule="auto"/>
@@ -26658,9 +27677,9 @@
       </w:tcPr>
     </w:tblStylePr>
   </w:style>
-  <w:style w:type="table" w:styleId="1396">
+  <w:style w:type="table" w:styleId="1410">
     <w:name w:val="List Table 1 Light - Accent 5"/>
-    <w:basedOn w:val="1319"/>
+    <w:basedOn w:val="1333"/>
     <w:uiPriority w:val="99"/>
     <w:pPr>
       <w:spacing w:after="0" w:line="240" w:lineRule="auto"/>
@@ -26721,9 +27740,9 @@
       </w:tcPr>
     </w:tblStylePr>
   </w:style>
-  <w:style w:type="table" w:styleId="1397">
+  <w:style w:type="table" w:styleId="1411">
     <w:name w:val="List Table 1 Light - Accent 6"/>
-    <w:basedOn w:val="1319"/>
+    <w:basedOn w:val="1333"/>
     <w:uiPriority w:val="99"/>
     <w:pPr>
       <w:spacing w:after="0" w:line="240" w:lineRule="auto"/>
@@ -26784,9 +27803,9 @@
       </w:tcPr>
     </w:tblStylePr>
   </w:style>
-  <w:style w:type="table" w:styleId="1398">
+  <w:style w:type="table" w:styleId="1412">
     <w:name w:val="List Table 2"/>
-    <w:basedOn w:val="1319"/>
+    <w:basedOn w:val="1333"/>
     <w:uiPriority w:val="99"/>
     <w:pPr>
       <w:spacing w:after="0" w:line="240" w:lineRule="auto"/>
@@ -26870,9 +27889,9 @@
       </w:tcPr>
     </w:tblStylePr>
   </w:style>
-  <w:style w:type="table" w:styleId="1399">
+  <w:style w:type="table" w:styleId="1413">
     <w:name w:val="List Table 2 - Accent 1"/>
-    <w:basedOn w:val="1319"/>
+    <w:basedOn w:val="1333"/>
     <w:uiPriority w:val="99"/>
     <w:pPr>
       <w:spacing w:after="0" w:line="240" w:lineRule="auto"/>
@@ -26956,9 +27975,9 @@
       </w:tcPr>
     </w:tblStylePr>
   </w:style>
-  <w:style w:type="table" w:styleId="1400">
+  <w:style w:type="table" w:styleId="1414">
     <w:name w:val="List Table 2 - Accent 2"/>
-    <w:basedOn w:val="1319"/>
+    <w:basedOn w:val="1333"/>
     <w:uiPriority w:val="99"/>
     <w:pPr>
       <w:spacing w:after="0" w:line="240" w:lineRule="auto"/>
@@ -27042,9 +28061,9 @@
       </w:tcPr>
     </w:tblStylePr>
   </w:style>
-  <w:style w:type="table" w:styleId="1401">
+  <w:style w:type="table" w:styleId="1415">
     <w:name w:val="List Table 2 - Accent 3"/>
-    <w:basedOn w:val="1319"/>
+    <w:basedOn w:val="1333"/>
     <w:uiPriority w:val="99"/>
     <w:pPr>
       <w:spacing w:after="0" w:line="240" w:lineRule="auto"/>
@@ -27128,9 +28147,9 @@
       </w:tcPr>
     </w:tblStylePr>
   </w:style>
-  <w:style w:type="table" w:styleId="1402">
+  <w:style w:type="table" w:styleId="1416">
     <w:name w:val="List Table 2 - Accent 4"/>
-    <w:basedOn w:val="1319"/>
+    <w:basedOn w:val="1333"/>
     <w:uiPriority w:val="99"/>
     <w:pPr>
       <w:spacing w:after="0" w:line="240" w:lineRule="auto"/>
@@ -27214,9 +28233,9 @@
       </w:tcPr>
     </w:tblStylePr>
   </w:style>
-  <w:style w:type="table" w:styleId="1403">
+  <w:style w:type="table" w:styleId="1417">
     <w:name w:val="List Table 2 - Accent 5"/>
-    <w:basedOn w:val="1319"/>
+    <w:basedOn w:val="1333"/>
     <w:uiPriority w:val="99"/>
     <w:pPr>
       <w:spacing w:after="0" w:line="240" w:lineRule="auto"/>
@@ -27300,9 +28319,9 @@
       </w:tcPr>
     </w:tblStylePr>
   </w:style>
-  <w:style w:type="table" w:styleId="1404">
+  <w:style w:type="table" w:styleId="1418">
     <w:name w:val="List Table 2 - Accent 6"/>
-    <w:basedOn w:val="1319"/>
+    <w:basedOn w:val="1333"/>
     <w:uiPriority w:val="99"/>
     <w:pPr>
       <w:spacing w:after="0" w:line="240" w:lineRule="auto"/>
@@ -27386,9 +28405,9 @@
       </w:tcPr>
     </w:tblStylePr>
   </w:style>
-  <w:style w:type="table" w:styleId="1405">
+  <w:style w:type="table" w:styleId="1419">
     <w:name w:val="List Table 3"/>
-    <w:basedOn w:val="1319"/>
+    <w:basedOn w:val="1333"/>
     <w:uiPriority w:val="99"/>
     <w:pPr>
       <w:spacing w:after="0" w:line="240" w:lineRule="auto"/>
@@ -27460,9 +28479,9 @@
       </w:rPr>
     </w:tblStylePr>
   </w:style>
-  <w:style w:type="table" w:styleId="1406">
+  <w:style w:type="table" w:styleId="1420">
     <w:name w:val="List Table 3 - Accent 1"/>
-    <w:basedOn w:val="1319"/>
+    <w:basedOn w:val="1333"/>
     <w:uiPriority w:val="99"/>
     <w:pPr>
       <w:spacing w:after="0" w:line="240" w:lineRule="auto"/>
@@ -27534,9 +28553,9 @@
       </w:rPr>
     </w:tblStylePr>
   </w:style>
-  <w:style w:type="table" w:styleId="1407">
+  <w:style w:type="table" w:styleId="1421">
     <w:name w:val="List Table 3 - Accent 2"/>
-    <w:basedOn w:val="1319"/>
+    <w:basedOn w:val="1333"/>
     <w:uiPriority w:val="99"/>
     <w:pPr>
       <w:spacing w:after="0" w:line="240" w:lineRule="auto"/>
@@ -27608,9 +28627,9 @@
       </w:rPr>
     </w:tblStylePr>
   </w:style>
-  <w:style w:type="table" w:styleId="1408">
+  <w:style w:type="table" w:styleId="1422">
     <w:name w:val="List Table 3 - Accent 3"/>
-    <w:basedOn w:val="1319"/>
+    <w:basedOn w:val="1333"/>
     <w:uiPriority w:val="99"/>
     <w:pPr>
       <w:spacing w:after="0" w:line="240" w:lineRule="auto"/>
@@ -27682,9 +28701,9 @@
       </w:rPr>
     </w:tblStylePr>
   </w:style>
-  <w:style w:type="table" w:styleId="1409">
+  <w:style w:type="table" w:styleId="1423">
     <w:name w:val="List Table 3 - Accent 4"/>
-    <w:basedOn w:val="1319"/>
+    <w:basedOn w:val="1333"/>
     <w:uiPriority w:val="99"/>
     <w:pPr>
       <w:spacing w:after="0" w:line="240" w:lineRule="auto"/>
@@ -27756,9 +28775,9 @@
       </w:rPr>
     </w:tblStylePr>
   </w:style>
-  <w:style w:type="table" w:styleId="1410">
+  <w:style w:type="table" w:styleId="1424">
     <w:name w:val="List Table 3 - Accent 5"/>
-    <w:basedOn w:val="1319"/>
+    <w:basedOn w:val="1333"/>
     <w:uiPriority w:val="99"/>
     <w:pPr>
       <w:spacing w:after="0" w:line="240" w:lineRule="auto"/>
@@ -27830,9 +28849,9 @@
       </w:rPr>
     </w:tblStylePr>
   </w:style>
-  <w:style w:type="table" w:styleId="1411">
+  <w:style w:type="table" w:styleId="1425">
     <w:name w:val="List Table 3 - Accent 6"/>
-    <w:basedOn w:val="1319"/>
+    <w:basedOn w:val="1333"/>
     <w:uiPriority w:val="99"/>
     <w:pPr>
       <w:spacing w:after="0" w:line="240" w:lineRule="auto"/>
@@ -27904,9 +28923,9 @@
       </w:rPr>
     </w:tblStylePr>
   </w:style>
-  <w:style w:type="table" w:styleId="1412">
+  <w:style w:type="table" w:styleId="1426">
     <w:name w:val="List Table 4"/>
-    <w:basedOn w:val="1319"/>
+    <w:basedOn w:val="1333"/>
     <w:uiPriority w:val="99"/>
     <w:pPr>
       <w:spacing w:after="0" w:line="240" w:lineRule="auto"/>
@@ -27973,9 +28992,9 @@
       </w:rPr>
     </w:tblStylePr>
   </w:style>
-  <w:style w:type="table" w:styleId="1413">
+  <w:style w:type="table" w:styleId="1427">
     <w:name w:val="List Table 4 - Accent 1"/>
-    <w:basedOn w:val="1319"/>
+    <w:basedOn w:val="1333"/>
     <w:uiPriority w:val="99"/>
     <w:pPr>
       <w:spacing w:after="0" w:line="240" w:lineRule="auto"/>
@@ -28042,9 +29061,9 @@
       </w:rPr>
     </w:tblStylePr>
   </w:style>
-  <w:style w:type="table" w:styleId="1414">
+  <w:style w:type="table" w:styleId="1428">
     <w:name w:val="List Table 4 - Accent 2"/>
-    <w:basedOn w:val="1319"/>
+    <w:basedOn w:val="1333"/>
     <w:uiPriority w:val="99"/>
     <w:pPr>
       <w:spacing w:after="0" w:line="240" w:lineRule="auto"/>
@@ -28111,9 +29130,9 @@
       </w:rPr>
     </w:tblStylePr>
   </w:style>
-  <w:style w:type="table" w:styleId="1415">
+  <w:style w:type="table" w:styleId="1429">
     <w:name w:val="List Table 4 - Accent 3"/>
-    <w:basedOn w:val="1319"/>
+    <w:basedOn w:val="1333"/>
     <w:uiPriority w:val="99"/>
     <w:pPr>
       <w:spacing w:after="0" w:line="240" w:lineRule="auto"/>
@@ -28180,9 +29199,9 @@
       </w:rPr>
     </w:tblStylePr>
   </w:style>
-  <w:style w:type="table" w:styleId="1416">
+  <w:style w:type="table" w:styleId="1430">
     <w:name w:val="List Table 4 - Accent 4"/>
-    <w:basedOn w:val="1319"/>
+    <w:basedOn w:val="1333"/>
     <w:uiPriority w:val="99"/>
     <w:pPr>
       <w:spacing w:after="0" w:line="240" w:lineRule="auto"/>
@@ -28249,9 +29268,9 @@
       </w:rPr>
     </w:tblStylePr>
   </w:style>
-  <w:style w:type="table" w:styleId="1417">
+  <w:style w:type="table" w:styleId="1431">
     <w:name w:val="List Table 4 - Accent 5"/>
-    <w:basedOn w:val="1319"/>
+    <w:basedOn w:val="1333"/>
     <w:uiPriority w:val="99"/>
     <w:pPr>
       <w:spacing w:after="0" w:line="240" w:lineRule="auto"/>
@@ -28318,9 +29337,9 @@
       </w:rPr>
     </w:tblStylePr>
   </w:style>
-  <w:style w:type="table" w:styleId="1418">
+  <w:style w:type="table" w:styleId="1432">
     <w:name w:val="List Table 4 - Accent 6"/>
-    <w:basedOn w:val="1319"/>
+    <w:basedOn w:val="1333"/>
     <w:uiPriority w:val="99"/>
     <w:pPr>
       <w:spacing w:after="0" w:line="240" w:lineRule="auto"/>
@@ -28387,9 +29406,9 @@
       </w:rPr>
     </w:tblStylePr>
   </w:style>
-  <w:style w:type="table" w:styleId="1419">
+  <w:style w:type="table" w:styleId="1433">
     <w:name w:val="List Table 5 Dark"/>
-    <w:basedOn w:val="1319"/>
+    <w:basedOn w:val="1333"/>
     <w:uiPriority w:val="99"/>
     <w:pPr>
       <w:spacing w:after="0" w:line="240" w:lineRule="auto"/>
@@ -28494,9 +29513,9 @@
       </w:rPr>
     </w:tblStylePr>
   </w:style>
-  <w:style w:type="table" w:styleId="1420">
+  <w:style w:type="table" w:styleId="1434">
     <w:name w:val="List Table 5 Dark - Accent 1"/>
-    <w:basedOn w:val="1319"/>
+    <w:basedOn w:val="1333"/>
     <w:uiPriority w:val="99"/>
     <w:pPr>
       <w:spacing w:after="0" w:line="240" w:lineRule="auto"/>
@@ -28601,9 +29620,9 @@
       </w:rPr>
     </w:tblStylePr>
   </w:style>
-  <w:style w:type="table" w:styleId="1421">
+  <w:style w:type="table" w:styleId="1435">
     <w:name w:val="List Table 5 Dark - Accent 2"/>
-    <w:basedOn w:val="1319"/>
+    <w:basedOn w:val="1333"/>
     <w:uiPriority w:val="99"/>
     <w:pPr>
       <w:spacing w:after="0" w:line="240" w:lineRule="auto"/>
@@ -28708,9 +29727,9 @@
       </w:rPr>
     </w:tblStylePr>
   </w:style>
-  <w:style w:type="table" w:styleId="1422">
+  <w:style w:type="table" w:styleId="1436">
     <w:name w:val="List Table 5 Dark - Accent 3"/>
-    <w:basedOn w:val="1319"/>
+    <w:basedOn w:val="1333"/>
     <w:uiPriority w:val="99"/>
     <w:pPr>
       <w:spacing w:after="0" w:line="240" w:lineRule="auto"/>
@@ -28815,9 +29834,9 @@
       </w:rPr>
     </w:tblStylePr>
   </w:style>
-  <w:style w:type="table" w:styleId="1423">
+  <w:style w:type="table" w:styleId="1437">
     <w:name w:val="List Table 5 Dark - Accent 4"/>
-    <w:basedOn w:val="1319"/>
+    <w:basedOn w:val="1333"/>
     <w:uiPriority w:val="99"/>
     <w:pPr>
       <w:spacing w:after="0" w:line="240" w:lineRule="auto"/>
@@ -28922,9 +29941,9 @@
       </w:rPr>
     </w:tblStylePr>
   </w:style>
-  <w:style w:type="table" w:styleId="1424">
+  <w:style w:type="table" w:styleId="1438">
     <w:name w:val="List Table 5 Dark - Accent 5"/>
-    <w:basedOn w:val="1319"/>
+    <w:basedOn w:val="1333"/>
     <w:uiPriority w:val="99"/>
     <w:pPr>
       <w:spacing w:after="0" w:line="240" w:lineRule="auto"/>
@@ -29029,9 +30048,9 @@
       </w:rPr>
     </w:tblStylePr>
   </w:style>
-  <w:style w:type="table" w:styleId="1425">
+  <w:style w:type="table" w:styleId="1439">
     <w:name w:val="List Table 5 Dark - Accent 6"/>
-    <w:basedOn w:val="1319"/>
+    <w:basedOn w:val="1333"/>
     <w:uiPriority w:val="99"/>
     <w:pPr>
       <w:spacing w:after="0" w:line="240" w:lineRule="auto"/>
@@ -29136,9 +30155,9 @@
       </w:rPr>
     </w:tblStylePr>
   </w:style>
-  <w:style w:type="table" w:styleId="1426">
+  <w:style w:type="table" w:styleId="1440">
     <w:name w:val="List Table 6 Colorful"/>
-    <w:basedOn w:val="1319"/>
+    <w:basedOn w:val="1333"/>
     <w:uiPriority w:val="99"/>
     <w:pPr>
       <w:spacing w:after="0" w:line="240" w:lineRule="auto"/>
@@ -29209,9 +30228,9 @@
       </w:tcPr>
     </w:tblStylePr>
   </w:style>
-  <w:style w:type="table" w:styleId="1427">
+  <w:style w:type="table" w:styleId="1441">
     <w:name w:val="List Table 6 Colorful - Accent 1"/>
-    <w:basedOn w:val="1319"/>
+    <w:basedOn w:val="1333"/>
     <w:uiPriority w:val="99"/>
     <w:pPr>
       <w:spacing w:after="0" w:line="240" w:lineRule="auto"/>
@@ -29282,9 +30301,9 @@
       </w:tcPr>
     </w:tblStylePr>
   </w:style>
-  <w:style w:type="table" w:styleId="1428">
+  <w:style w:type="table" w:styleId="1442">
     <w:name w:val="List Table 6 Colorful - Accent 2"/>
-    <w:basedOn w:val="1319"/>
+    <w:basedOn w:val="1333"/>
     <w:uiPriority w:val="99"/>
     <w:pPr>
       <w:spacing w:after="0" w:line="240" w:lineRule="auto"/>
@@ -29355,9 +30374,9 @@
       </w:tcPr>
     </w:tblStylePr>
   </w:style>
-  <w:style w:type="table" w:styleId="1429">
+  <w:style w:type="table" w:styleId="1443">
     <w:name w:val="List Table 6 Colorful - Accent 3"/>
-    <w:basedOn w:val="1319"/>
+    <w:basedOn w:val="1333"/>
     <w:uiPriority w:val="99"/>
     <w:pPr>
       <w:spacing w:after="0" w:line="240" w:lineRule="auto"/>
@@ -29428,9 +30447,9 @@
       </w:tcPr>
     </w:tblStylePr>
   </w:style>
-  <w:style w:type="table" w:styleId="1430">
+  <w:style w:type="table" w:styleId="1444">
     <w:name w:val="List Table 6 Colorful - Accent 4"/>
-    <w:basedOn w:val="1319"/>
+    <w:basedOn w:val="1333"/>
     <w:uiPriority w:val="99"/>
     <w:pPr>
       <w:spacing w:after="0" w:line="240" w:lineRule="auto"/>
@@ -29501,9 +30520,9 @@
       </w:tcPr>
     </w:tblStylePr>
   </w:style>
-  <w:style w:type="table" w:styleId="1431">
+  <w:style w:type="table" w:styleId="1445">
     <w:name w:val="List Table 6 Colorful - Accent 5"/>
-    <w:basedOn w:val="1319"/>
+    <w:basedOn w:val="1333"/>
     <w:uiPriority w:val="99"/>
     <w:pPr>
       <w:spacing w:after="0" w:line="240" w:lineRule="auto"/>
@@ -29574,9 +30593,9 @@
       </w:tcPr>
     </w:tblStylePr>
   </w:style>
-  <w:style w:type="table" w:styleId="1432">
+  <w:style w:type="table" w:styleId="1446">
     <w:name w:val="List Table 6 Colorful - Accent 6"/>
-    <w:basedOn w:val="1319"/>
+    <w:basedOn w:val="1333"/>
     <w:uiPriority w:val="99"/>
     <w:pPr>
       <w:spacing w:after="0" w:line="240" w:lineRule="auto"/>
@@ -29647,9 +30666,9 @@
       </w:tcPr>
     </w:tblStylePr>
   </w:style>
-  <w:style w:type="table" w:styleId="1433">
+  <w:style w:type="table" w:styleId="1447">
     <w:name w:val="List Table 7 Colorful"/>
-    <w:basedOn w:val="1319"/>
+    <w:basedOn w:val="1333"/>
     <w:uiPriority w:val="99"/>
     <w:pPr>
       <w:spacing w:after="0" w:line="240" w:lineRule="auto"/>
@@ -29763,9 +30782,9 @@
       </w:rPr>
     </w:tblStylePr>
   </w:style>
-  <w:style w:type="table" w:styleId="1434">
+  <w:style w:type="table" w:styleId="1448">
     <w:name w:val="List Table 7 Colorful - Accent 1"/>
-    <w:basedOn w:val="1319"/>
+    <w:basedOn w:val="1333"/>
     <w:uiPriority w:val="99"/>
     <w:pPr>
       <w:spacing w:after="0" w:line="240" w:lineRule="auto"/>
@@ -29879,9 +30898,9 @@
       </w:rPr>
     </w:tblStylePr>
   </w:style>
-  <w:style w:type="table" w:styleId="1435">
+  <w:style w:type="table" w:styleId="1449">
     <w:name w:val="List Table 7 Colorful - Accent 2"/>
-    <w:basedOn w:val="1319"/>
+    <w:basedOn w:val="1333"/>
     <w:uiPriority w:val="99"/>
     <w:pPr>
       <w:spacing w:after="0" w:line="240" w:lineRule="auto"/>
@@ -29995,9 +31014,9 @@
       </w:rPr>
     </w:tblStylePr>
   </w:style>
-  <w:style w:type="table" w:styleId="1436">
+  <w:style w:type="table" w:styleId="1450">
     <w:name w:val="List Table 7 Colorful - Accent 3"/>
-    <w:basedOn w:val="1319"/>
+    <w:basedOn w:val="1333"/>
     <w:uiPriority w:val="99"/>
     <w:pPr>
       <w:spacing w:after="0" w:line="240" w:lineRule="auto"/>
@@ -30111,9 +31130,9 @@
       </w:rPr>
     </w:tblStylePr>
   </w:style>
-  <w:style w:type="table" w:styleId="1437">
+  <w:style w:type="table" w:styleId="1451">
     <w:name w:val="List Table 7 Colorful - Accent 4"/>
-    <w:basedOn w:val="1319"/>
+    <w:basedOn w:val="1333"/>
     <w:uiPriority w:val="99"/>
     <w:pPr>
       <w:spacing w:after="0" w:line="240" w:lineRule="auto"/>
@@ -30227,9 +31246,9 @@
       </w:rPr>
     </w:tblStylePr>
   </w:style>
-  <w:style w:type="table" w:styleId="1438">
+  <w:style w:type="table" w:styleId="1452">
     <w:name w:val="List Table 7 Colorful - Accent 5"/>
-    <w:basedOn w:val="1319"/>
+    <w:basedOn w:val="1333"/>
     <w:uiPriority w:val="99"/>
     <w:pPr>
       <w:spacing w:after="0" w:line="240" w:lineRule="auto"/>
@@ -30343,9 +31362,9 @@
       </w:rPr>
     </w:tblStylePr>
   </w:style>
-  <w:style w:type="table" w:styleId="1439">
+  <w:style w:type="table" w:styleId="1453">
     <w:name w:val="List Table 7 Colorful - Accent 6"/>
-    <w:basedOn w:val="1319"/>
+    <w:basedOn w:val="1333"/>
     <w:uiPriority w:val="99"/>
     <w:pPr>
       <w:spacing w:after="0" w:line="240" w:lineRule="auto"/>
@@ -30459,9 +31478,9 @@
       </w:rPr>
     </w:tblStylePr>
   </w:style>
-  <w:style w:type="table" w:styleId="1440">
+  <w:style w:type="table" w:styleId="1454">
     <w:name w:val="Lined - Accent"/>
-    <w:basedOn w:val="1319"/>
+    <w:basedOn w:val="1333"/>
     <w:uiPriority w:val="99"/>
     <w:pPr>
       <w:spacing w:after="0" w:line="240" w:lineRule="auto"/>
@@ -30549,9 +31568,9 @@
       </w:tcPr>
     </w:tblStylePr>
   </w:style>
-  <w:style w:type="table" w:styleId="1441">
+  <w:style w:type="table" w:styleId="1455">
     <w:name w:val="Lined - Accent 1"/>
-    <w:basedOn w:val="1319"/>
+    <w:basedOn w:val="1333"/>
     <w:uiPriority w:val="99"/>
     <w:pPr>
       <w:spacing w:after="0" w:line="240" w:lineRule="auto"/>
@@ -30639,9 +31658,9 @@
       </w:tcPr>
     </w:tblStylePr>
   </w:style>
-  <w:style w:type="table" w:styleId="1442">
+  <w:style w:type="table" w:styleId="1456">
     <w:name w:val="Lined - Accent 2"/>
-    <w:basedOn w:val="1319"/>
+    <w:basedOn w:val="1333"/>
     <w:uiPriority w:val="99"/>
     <w:pPr>
       <w:spacing w:after="0" w:line="240" w:lineRule="auto"/>
@@ -30729,9 +31748,9 @@
       </w:tcPr>
     </w:tblStylePr>
   </w:style>
-  <w:style w:type="table" w:styleId="1443">
+  <w:style w:type="table" w:styleId="1457">
     <w:name w:val="Lined - Accent 3"/>
-    <w:basedOn w:val="1319"/>
+    <w:basedOn w:val="1333"/>
     <w:uiPriority w:val="99"/>
     <w:pPr>
       <w:spacing w:after="0" w:line="240" w:lineRule="auto"/>
@@ -30819,9 +31838,9 @@
       </w:tcPr>
     </w:tblStylePr>
   </w:style>
-  <w:style w:type="table" w:styleId="1444">
+  <w:style w:type="table" w:styleId="1458">
     <w:name w:val="Lined - Accent 4"/>
-    <w:basedOn w:val="1319"/>
+    <w:basedOn w:val="1333"/>
     <w:uiPriority w:val="99"/>
     <w:pPr>
       <w:spacing w:after="0" w:line="240" w:lineRule="auto"/>
@@ -30909,9 +31928,9 @@
       </w:tcPr>
     </w:tblStylePr>
   </w:style>
-  <w:style w:type="table" w:styleId="1445">
+  <w:style w:type="table" w:styleId="1459">
     <w:name w:val="Lined - Accent 5"/>
-    <w:basedOn w:val="1319"/>
+    <w:basedOn w:val="1333"/>
     <w:uiPriority w:val="99"/>
     <w:pPr>
       <w:spacing w:after="0" w:line="240" w:lineRule="auto"/>
@@ -30999,9 +32018,9 @@
       </w:tcPr>
     </w:tblStylePr>
   </w:style>
-  <w:style w:type="table" w:styleId="1446">
+  <w:style w:type="table" w:styleId="1460">
     <w:name w:val="Lined - Accent 6"/>
-    <w:basedOn w:val="1319"/>
+    <w:basedOn w:val="1333"/>
     <w:uiPriority w:val="99"/>
     <w:pPr>
       <w:spacing w:after="0" w:line="240" w:lineRule="auto"/>
@@ -31089,9 +32108,9 @@
       </w:tcPr>
     </w:tblStylePr>
   </w:style>
-  <w:style w:type="table" w:styleId="1447">
+  <w:style w:type="table" w:styleId="1461">
     <w:name w:val="Bordered &amp; Lined - Accent"/>
-    <w:basedOn w:val="1319"/>
+    <w:basedOn w:val="1333"/>
     <w:uiPriority w:val="99"/>
     <w:pPr>
       <w:spacing w:after="0" w:line="240" w:lineRule="auto"/>
@@ -31187,9 +32206,9 @@
       </w:tcPr>
     </w:tblStylePr>
   </w:style>
-  <w:style w:type="table" w:styleId="1448">
+  <w:style w:type="table" w:styleId="1462">
     <w:name w:val="Bordered &amp; Lined - Accent 1"/>
-    <w:basedOn w:val="1319"/>
+    <w:basedOn w:val="1333"/>
     <w:uiPriority w:val="99"/>
     <w:pPr>
       <w:spacing w:after="0" w:line="240" w:lineRule="auto"/>
@@ -31285,9 +32304,9 @@
       </w:tcPr>
     </w:tblStylePr>
   </w:style>
-  <w:style w:type="table" w:styleId="1449">
+  <w:style w:type="table" w:styleId="1463">
     <w:name w:val="Bordered &amp; Lined - Accent 2"/>
-    <w:basedOn w:val="1319"/>
+    <w:basedOn w:val="1333"/>
     <w:uiPriority w:val="99"/>
     <w:pPr>
       <w:spacing w:after="0" w:line="240" w:lineRule="auto"/>
@@ -31383,9 +32402,9 @@
       </w:tcPr>
     </w:tblStylePr>
   </w:style>
-  <w:style w:type="table" w:styleId="1450">
+  <w:style w:type="table" w:styleId="1464">
     <w:name w:val="Bordered &amp; Lined - Accent 3"/>
-    <w:basedOn w:val="1319"/>
+    <w:basedOn w:val="1333"/>
     <w:uiPriority w:val="99"/>
     <w:pPr>
       <w:spacing w:after="0" w:line="240" w:lineRule="auto"/>
@@ -31481,9 +32500,9 @@
       </w:tcPr>
     </w:tblStylePr>
   </w:style>
-  <w:style w:type="table" w:styleId="1451">
+  <w:style w:type="table" w:styleId="1465">
     <w:name w:val="Bordered &amp; Lined - Accent 4"/>
-    <w:basedOn w:val="1319"/>
+    <w:basedOn w:val="1333"/>
     <w:uiPriority w:val="99"/>
     <w:pPr>
       <w:spacing w:after="0" w:line="240" w:lineRule="auto"/>
@@ -31579,9 +32598,9 @@
       </w:tcPr>
     </w:tblStylePr>
   </w:style>
-  <w:style w:type="table" w:styleId="1452">
+  <w:style w:type="table" w:styleId="1466">
     <w:name w:val="Bordered &amp; Lined - Accent 5"/>
-    <w:basedOn w:val="1319"/>
+    <w:basedOn w:val="1333"/>
     <w:uiPriority w:val="99"/>
     <w:pPr>
       <w:spacing w:after="0" w:line="240" w:lineRule="auto"/>
@@ -31677,9 +32696,9 @@
       </w:tcPr>
     </w:tblStylePr>
   </w:style>
-  <w:style w:type="table" w:styleId="1453">
+  <w:style w:type="table" w:styleId="1467">
     <w:name w:val="Bordered &amp; Lined - Accent 6"/>
-    <w:basedOn w:val="1319"/>
+    <w:basedOn w:val="1333"/>
     <w:uiPriority w:val="99"/>
     <w:pPr>
       <w:spacing w:after="0" w:line="240" w:lineRule="auto"/>
@@ -31775,9 +32794,9 @@
       </w:tcPr>
     </w:tblStylePr>
   </w:style>
-  <w:style w:type="table" w:styleId="1454">
+  <w:style w:type="table" w:styleId="1468">
     <w:name w:val="Bordered"/>
-    <w:basedOn w:val="1319"/>
+    <w:basedOn w:val="1333"/>
     <w:uiPriority w:val="99"/>
     <w:pPr>
       <w:spacing w:after="0" w:line="240" w:lineRule="auto"/>
@@ -31854,9 +32873,9 @@
       </w:tcPr>
     </w:tblStylePr>
   </w:style>
-  <w:style w:type="table" w:styleId="1455">
+  <w:style w:type="table" w:styleId="1469">
     <w:name w:val="Bordered - Accent 1"/>
-    <w:basedOn w:val="1319"/>
+    <w:basedOn w:val="1333"/>
     <w:uiPriority w:val="99"/>
     <w:pPr>
       <w:spacing w:after="0" w:line="240" w:lineRule="auto"/>
@@ -31933,9 +32952,9 @@
       </w:tcPr>
     </w:tblStylePr>
   </w:style>
-  <w:style w:type="table" w:styleId="1456">
+  <w:style w:type="table" w:styleId="1470">
     <w:name w:val="Bordered - Accent 2"/>
-    <w:basedOn w:val="1319"/>
+    <w:basedOn w:val="1333"/>
     <w:uiPriority w:val="99"/>
     <w:pPr>
       <w:spacing w:after="0" w:line="240" w:lineRule="auto"/>
@@ -32012,9 +33031,9 @@
       </w:tcPr>
     </w:tblStylePr>
   </w:style>
-  <w:style w:type="table" w:styleId="1457">
+  <w:style w:type="table" w:styleId="1471">
     <w:name w:val="Bordered - Accent 3"/>
-    <w:basedOn w:val="1319"/>
+    <w:basedOn w:val="1333"/>
     <w:uiPriority w:val="99"/>
     <w:pPr>
       <w:spacing w:after="0" w:line="240" w:lineRule="auto"/>
@@ -32091,9 +33110,9 @@
       </w:tcPr>
     </w:tblStylePr>
   </w:style>
-  <w:style w:type="table" w:styleId="1458">
+  <w:style w:type="table" w:styleId="1472">
     <w:name w:val="Bordered - Accent 4"/>
-    <w:basedOn w:val="1319"/>
+    <w:basedOn w:val="1333"/>
     <w:uiPriority w:val="99"/>
     <w:pPr>
       <w:spacing w:after="0" w:line="240" w:lineRule="auto"/>
@@ -32170,9 +33189,9 @@
       </w:tcPr>
     </w:tblStylePr>
   </w:style>
-  <w:style w:type="table" w:styleId="1459">
+  <w:style w:type="table" w:styleId="1473">
     <w:name w:val="Bordered - Accent 5"/>
-    <w:basedOn w:val="1319"/>
+    <w:basedOn w:val="1333"/>
     <w:uiPriority w:val="99"/>
     <w:pPr>
       <w:spacing w:after="0" w:line="240" w:lineRule="auto"/>
@@ -32249,9 +33268,9 @@
       </w:tcPr>
     </w:tblStylePr>
   </w:style>
-  <w:style w:type="table" w:styleId="1460">
+  <w:style w:type="table" w:styleId="1474">
     <w:name w:val="Bordered - Accent 6"/>
-    <w:basedOn w:val="1319"/>
+    <w:basedOn w:val="1333"/>
     <w:uiPriority w:val="99"/>
     <w:pPr>
       <w:spacing w:after="0" w:line="240" w:lineRule="auto"/>
@@ -32328,7 +33347,7 @@
       </w:tcPr>
     </w:tblStylePr>
   </w:style>
-  <w:style w:type="character" w:styleId="1461">
+  <w:style w:type="character" w:styleId="1475">
     <w:name w:val="Hyperlink"/>
     <w:uiPriority w:val="99"/>
     <w:unhideWhenUsed/>
@@ -32337,10 +33356,10 @@
       <w:u w:val="single"/>
     </w:rPr>
   </w:style>
-  <w:style w:type="paragraph" w:styleId="1462">
+  <w:style w:type="paragraph" w:styleId="1476">
     <w:name w:val="footnote text"/>
-    <w:basedOn w:val="1297"/>
-    <w:link w:val="1463"/>
+    <w:basedOn w:val="1311"/>
+    <w:link w:val="1477"/>
     <w:uiPriority w:val="99"/>
     <w:semiHidden/>
     <w:unhideWhenUsed/>
@@ -32351,27 +33370,27 @@
       <w:sz w:val="18"/>
     </w:rPr>
   </w:style>
-  <w:style w:type="character" w:styleId="1463">
+  <w:style w:type="character" w:styleId="1477">
     <w:name w:val="Footnote Text Char"/>
-    <w:link w:val="1462"/>
+    <w:link w:val="1476"/>
     <w:uiPriority w:val="99"/>
     <w:rPr>
       <w:sz w:val="18"/>
     </w:rPr>
   </w:style>
-  <w:style w:type="character" w:styleId="1464">
+  <w:style w:type="character" w:styleId="1478">
     <w:name w:val="footnote reference"/>
-    <w:basedOn w:val="1298"/>
+    <w:basedOn w:val="1312"/>
     <w:uiPriority w:val="99"/>
     <w:unhideWhenUsed/>
     <w:rPr>
       <w:vertAlign w:val="superscript"/>
     </w:rPr>
   </w:style>
-  <w:style w:type="paragraph" w:styleId="1465">
+  <w:style w:type="paragraph" w:styleId="1479">
     <w:name w:val="endnote text"/>
-    <w:basedOn w:val="1297"/>
-    <w:link w:val="1466"/>
+    <w:basedOn w:val="1311"/>
+    <w:link w:val="1480"/>
     <w:uiPriority w:val="99"/>
     <w:semiHidden/>
     <w:unhideWhenUsed/>
@@ -32382,17 +33401,17 @@
       <w:sz w:val="20"/>
     </w:rPr>
   </w:style>
-  <w:style w:type="character" w:styleId="1466">
+  <w:style w:type="character" w:styleId="1480">
     <w:name w:val="Endnote Text Char"/>
-    <w:link w:val="1465"/>
+    <w:link w:val="1479"/>
     <w:uiPriority w:val="99"/>
     <w:rPr>
       <w:sz w:val="20"/>
     </w:rPr>
   </w:style>
-  <w:style w:type="character" w:styleId="1467">
+  <w:style w:type="character" w:styleId="1481">
     <w:name w:val="endnote reference"/>
-    <w:basedOn w:val="1298"/>
+    <w:basedOn w:val="1312"/>
     <w:uiPriority w:val="99"/>
     <w:semiHidden/>
     <w:unhideWhenUsed/>
@@ -32400,10 +33419,10 @@
       <w:vertAlign w:val="superscript"/>
     </w:rPr>
   </w:style>
-  <w:style w:type="paragraph" w:styleId="1468">
+  <w:style w:type="paragraph" w:styleId="1482">
     <w:name w:val="toc 1"/>
-    <w:basedOn w:val="1297"/>
-    <w:next w:val="1297"/>
+    <w:basedOn w:val="1311"/>
+    <w:next w:val="1311"/>
     <w:uiPriority w:val="39"/>
     <w:unhideWhenUsed/>
     <w:pPr>
@@ -32411,10 +33430,10 @@
       <w:spacing w:after="57"/>
     </w:pPr>
   </w:style>
-  <w:style w:type="paragraph" w:styleId="1469">
+  <w:style w:type="paragraph" w:styleId="1483">
     <w:name w:val="toc 2"/>
-    <w:basedOn w:val="1297"/>
-    <w:next w:val="1297"/>
+    <w:basedOn w:val="1311"/>
+    <w:next w:val="1311"/>
     <w:uiPriority w:val="39"/>
     <w:unhideWhenUsed/>
     <w:pPr>
@@ -32422,10 +33441,10 @@
       <w:spacing w:after="57"/>
     </w:pPr>
   </w:style>
-  <w:style w:type="paragraph" w:styleId="1470">
+  <w:style w:type="paragraph" w:styleId="1484">
     <w:name w:val="toc 3"/>
-    <w:basedOn w:val="1297"/>
-    <w:next w:val="1297"/>
+    <w:basedOn w:val="1311"/>
+    <w:next w:val="1311"/>
     <w:uiPriority w:val="39"/>
     <w:unhideWhenUsed/>
     <w:pPr>
@@ -32433,10 +33452,10 @@
       <w:spacing w:after="57"/>
     </w:pPr>
   </w:style>
-  <w:style w:type="paragraph" w:styleId="1471">
+  <w:style w:type="paragraph" w:styleId="1485">
     <w:name w:val="toc 4"/>
-    <w:basedOn w:val="1297"/>
-    <w:next w:val="1297"/>
+    <w:basedOn w:val="1311"/>
+    <w:next w:val="1311"/>
     <w:uiPriority w:val="39"/>
     <w:unhideWhenUsed/>
     <w:pPr>
@@ -32444,10 +33463,10 @@
       <w:spacing w:after="57"/>
     </w:pPr>
   </w:style>
-  <w:style w:type="paragraph" w:styleId="1472">
+  <w:style w:type="paragraph" w:styleId="1486">
     <w:name w:val="toc 5"/>
-    <w:basedOn w:val="1297"/>
-    <w:next w:val="1297"/>
+    <w:basedOn w:val="1311"/>
+    <w:next w:val="1311"/>
     <w:uiPriority w:val="39"/>
     <w:unhideWhenUsed/>
     <w:pPr>
@@ -32455,10 +33474,10 @@
       <w:spacing w:after="57"/>
     </w:pPr>
   </w:style>
-  <w:style w:type="paragraph" w:styleId="1473">
+  <w:style w:type="paragraph" w:styleId="1487">
     <w:name w:val="toc 6"/>
-    <w:basedOn w:val="1297"/>
-    <w:next w:val="1297"/>
+    <w:basedOn w:val="1311"/>
+    <w:next w:val="1311"/>
     <w:uiPriority w:val="39"/>
     <w:unhideWhenUsed/>
     <w:pPr>
@@ -32466,10 +33485,10 @@
       <w:spacing w:after="57"/>
     </w:pPr>
   </w:style>
-  <w:style w:type="paragraph" w:styleId="1474">
+  <w:style w:type="paragraph" w:styleId="1488">
     <w:name w:val="toc 7"/>
-    <w:basedOn w:val="1297"/>
-    <w:next w:val="1297"/>
+    <w:basedOn w:val="1311"/>
+    <w:next w:val="1311"/>
     <w:uiPriority w:val="39"/>
     <w:unhideWhenUsed/>
     <w:pPr>
@@ -32477,10 +33496,10 @@
       <w:spacing w:after="57"/>
     </w:pPr>
   </w:style>
-  <w:style w:type="paragraph" w:styleId="1475">
+  <w:style w:type="paragraph" w:styleId="1489">
     <w:name w:val="toc 8"/>
-    <w:basedOn w:val="1297"/>
-    <w:next w:val="1297"/>
+    <w:basedOn w:val="1311"/>
+    <w:next w:val="1311"/>
     <w:uiPriority w:val="39"/>
     <w:unhideWhenUsed/>
     <w:pPr>
@@ -32488,10 +33507,10 @@
       <w:spacing w:after="57"/>
     </w:pPr>
   </w:style>
-  <w:style w:type="paragraph" w:styleId="1476">
+  <w:style w:type="paragraph" w:styleId="1490">
     <w:name w:val="toc 9"/>
-    <w:basedOn w:val="1297"/>
-    <w:next w:val="1297"/>
+    <w:basedOn w:val="1311"/>
+    <w:next w:val="1311"/>
     <w:uiPriority w:val="39"/>
     <w:unhideWhenUsed/>
     <w:pPr>
@@ -32499,15 +33518,15 @@
       <w:spacing w:after="57"/>
     </w:pPr>
   </w:style>
-  <w:style w:type="paragraph" w:styleId="1477">
+  <w:style w:type="paragraph" w:styleId="1491">
     <w:name w:val="TOC Heading"/>
     <w:uiPriority w:val="39"/>
     <w:unhideWhenUsed/>
   </w:style>
-  <w:style w:type="paragraph" w:styleId="1478">
+  <w:style w:type="paragraph" w:styleId="1492">
     <w:name w:val="table of figures"/>
-    <w:basedOn w:val="1297"/>
-    <w:next w:val="1297"/>
+    <w:basedOn w:val="1311"/>
+    <w:next w:val="1311"/>
     <w:uiPriority w:val="99"/>
     <w:unhideWhenUsed/>
     <w:pPr>
